--- a/fra/docx/54.content.docx
+++ b/fra/docx/54.content.docx
@@ -28,49 +28,15 @@
       </w:r>
     </w:p>
     <w:p>
-      <w:pPr>
-        <w:pStyle w:val="Heading2"/>
-      </w:pPr>
-      <w:r>
-        <w:rPr>
-          <w:lang w:val="fr_FR" w:bidi="fr_FR"/>
-        </w:rPr>
-        <w:t>License Information</w:t>
-      </w:r>
-      <w:r>
-        <w:rPr>
-          <w:lang w:val="fr_FR" w:bidi="fr_FR"/>
-        </w:rPr>
-      </w:r>
-    </w:p>
-    <w:p>
-      <w:pPr/>
-      <w:r>
-        <w:rPr>
-          <w:lang w:val="fr_FR" w:bidi="fr_FR"/>
-        </w:rPr>
-      </w:r>
-      <w:r>
-        <w:rPr>
-          <w:b/>
-          <w:lang w:val="fr_FR" w:bidi="fr_FR"/>
-        </w:rPr>
-        <w:t>Notes de traduction (unfoldingWord)</w:t>
-      </w:r>
-      <w:r>
-        <w:rPr>
-          <w:lang w:val="fr_FR" w:bidi="fr_FR"/>
-        </w:rPr>
-        <w:t xml:space="preserve"> (French) is based on</w:t>
-      </w:r>
-      <w:r>
-        <w:rPr>
-          <w:lang w:val="fr_FR" w:bidi="fr_FR"/>
-        </w:rPr>
-        <w:t xml:space="preserve">: </w:t>
-      </w:r>
-      <w:r>
-        <w:rPr>
+      <w:pPr/>
+      <w:r>
+        <w:rPr>
+          <w:lang w:val="fr_FR" w:bidi="fr_FR"/>
+        </w:rPr>
+      </w:r>
+      <w:r>
+        <w:rPr>
+          <w:b/>
           <w:lang w:val="fr_FR" w:bidi="fr_FR"/>
         </w:rPr>
         <w:t>unfoldingWord® Translation Notes</w:t>
@@ -79,62 +45,31 @@
         <w:rPr>
           <w:lang w:val="fr_FR" w:bidi="fr_FR"/>
         </w:rPr>
-        <w:t xml:space="preserve">, </w:t>
-      </w:r>
-      <w:hyperlink r:id="rId13">
-        <w:r>
-          <w:rPr>
-            <w:lang w:val="fr_FR" w:bidi="fr_FR"/>
-          </w:rPr>
-          <w:rPr>
-            <w:color w:val="0000EE"/>
-            <w:u w:val="single"/>
-          </w:rPr>
-          <w:t>unfoldingWord</w:t>
-        </w:r>
-      </w:hyperlink>
-      <w:r>
-        <w:rPr>
-          <w:lang w:val="fr_FR" w:bidi="fr_FR"/>
-        </w:rPr>
-        <w:t xml:space="preserve">, 2022, which is licensed under a </w:t>
-      </w:r>
-      <w:hyperlink r:id="rId14">
-        <w:r>
-          <w:rPr>
-            <w:lang w:val="fr_FR" w:bidi="fr_FR"/>
-          </w:rPr>
-          <w:rPr>
-            <w:color w:val="0000EE"/>
-            <w:u w:val="single"/>
-          </w:rPr>
-          <w:t>CC BY-SA 4.0 license</w:t>
-        </w:r>
-      </w:hyperlink>
-      <w:r>
-        <w:rPr>
-          <w:lang w:val="fr_FR" w:bidi="fr_FR"/>
-        </w:rPr>
-        <w:t>.</w:t>
-      </w:r>
-      <w:r>
-        <w:rPr>
-          <w:lang w:val="fr_FR" w:bidi="fr_FR"/>
-        </w:rPr>
-      </w:r>
-    </w:p>
-    <w:p>
-      <w:pPr/>
-      <w:r>
-        <w:rPr>
-          <w:lang w:val="fr_FR" w:bidi="fr_FR"/>
-        </w:rPr>
-      </w:r>
-      <w:r>
-        <w:rPr>
-          <w:lang w:val="fr_FR" w:bidi="fr_FR"/>
-        </w:rPr>
-        <w:t>This PDF version is provided under the same license.</w:t>
+        <w:t xml:space="preserve"> © 2022 unfoldingWord. Released under CC BY-SA 4.0 license. </w:t>
+      </w:r>
+      <w:r>
+        <w:rPr>
+          <w:lang w:val="fr_FR" w:bidi="fr_FR"/>
+        </w:rPr>
+        <w:t>unfoldingWord® Translation Notes</w:t>
+      </w:r>
+      <w:r>
+        <w:rPr>
+          <w:lang w:val="fr_FR" w:bidi="fr_FR"/>
+        </w:rPr>
+        <w:t xml:space="preserve"> has been adapted in the following languages: Tok Pisin, Arabic (عربي), French (Français), Hindi (हिंदी), Indonesian (Bahasa Indonesia), Portuguese (Português), Russian (Русский), Spanish (Español), Swahili (Kiswahili), and Simplified Chinese (简体中文) from </w:t>
+      </w:r>
+      <w:r>
+        <w:rPr>
+          <w:lang w:val="fr_FR" w:bidi="fr_FR"/>
+        </w:rPr>
+        <w:t>unfoldingWord® Translation Notes</w:t>
+      </w:r>
+      <w:r>
+        <w:rPr>
+          <w:lang w:val="fr_FR" w:bidi="fr_FR"/>
+        </w:rPr>
+        <w:t xml:space="preserve"> © 2022 unfoldingWord. Released under CC BY-SA 4.0 license by Mission Mutual</w:t>
       </w:r>
       <w:r>
         <w:rPr>
@@ -2088,7 +2023,7 @@
         </w:rPr>
         <w:t xml:space="preserve"> et « t' » désignent Timothée et sont donc au singulier. Une note traitera de l'exception au verset </w:t>
       </w:r>
-      <w:hyperlink r:id="rId15">
+      <w:hyperlink r:id="rId13">
         <w:r>
           <w:rPr>
             <w:lang w:val="fr_FR" w:bidi="fr_FR"/>
@@ -3243,7 +3178,7 @@
         </w:rPr>
         <w:t xml:space="preserve"> renvoie à ce que Paul a demandé à Timothée de dire à « certaines personnes » à Éphèse (voir </w:t>
       </w:r>
-      <w:hyperlink r:id="rId16">
+      <w:hyperlink r:id="rId14">
         <w:r>
           <w:rPr>
             <w:lang w:val="fr_FR" w:bidi="fr_FR"/>
@@ -4283,7 +4218,7 @@
         </w:rPr>
         <w:t xml:space="preserve"> au verset </w:t>
       </w:r>
-      <w:hyperlink r:id="rId17">
+      <w:hyperlink r:id="rId15">
         <w:r>
           <w:rPr>
             <w:lang w:val="fr_FR" w:bidi="fr_FR"/>
@@ -4564,7 +4499,7 @@
         </w:rPr>
         <w:t xml:space="preserve"> introduit la raison pour laquelle Paul et d'autres croyants savent que « la loi est bonne » (voir </w:t>
       </w:r>
-      <w:hyperlink r:id="rId18">
+      <w:hyperlink r:id="rId16">
         <w:r>
           <w:rPr>
             <w:lang w:val="fr_FR" w:bidi="fr_FR"/>
@@ -9961,7 +9896,7 @@
         </w:rPr>
         <w:t xml:space="preserve"> d'une série. Consultez votre expression de cette idée au verset </w:t>
       </w:r>
-      <w:hyperlink r:id="rId19">
+      <w:hyperlink r:id="rId17">
         <w:r>
           <w:rPr>
             <w:lang w:val="fr_FR" w:bidi="fr_FR"/>
@@ -10726,7 +10661,7 @@
         </w:rPr>
         <w:t xml:space="preserve">. L'ULT se conforme à cette interprétation. Dans d'autres manuscrits anciens, il est écrit « le seul Dieu sage ». Il est probable que les personnes qui ont copié ces manuscrits ont accidentellement ou intentionnellement inclus le mot « sage » ici à cause de l'expression similaire « le seul Dieu sage » au verset </w:t>
       </w:r>
-      <w:hyperlink r:id="rId20">
+      <w:hyperlink r:id="rId18">
         <w:r>
           <w:rPr>
             <w:lang w:val="fr_FR" w:bidi="fr_FR"/>
@@ -11006,7 +10941,7 @@
         </w:rPr>
         <w:t xml:space="preserve"> peut désigner : (1) l'ordre que Paul a adressé à Timothée au verset </w:t>
       </w:r>
-      <w:hyperlink r:id="rId21">
+      <w:hyperlink r:id="rId19">
         <w:r>
           <w:rPr>
             <w:lang w:val="fr_FR" w:bidi="fr_FR"/>
@@ -11135,7 +11070,7 @@
         </w:rPr>
         <w:t xml:space="preserve">. Paul sous-entend qu'il est le père spirituel de Timothée et qu'il aime Timothée comme un père aime son enfant. Consultez votre formulation d'une idée similaire au verset </w:t>
       </w:r>
-      <w:hyperlink r:id="rId22">
+      <w:hyperlink r:id="rId20">
         <w:r>
           <w:rPr>
             <w:lang w:val="fr_FR" w:bidi="fr_FR"/>
@@ -13641,7 +13576,7 @@
         </w:rPr>
         <w:t xml:space="preserve"> se rapporte à la prière, comme Paul y a exhorté en </w:t>
       </w:r>
-      <w:hyperlink r:id="rId23">
+      <w:hyperlink r:id="rId21">
         <w:r>
           <w:rPr>
             <w:lang w:val="fr_FR" w:bidi="fr_FR"/>
@@ -14266,7 +14201,7 @@
         </w:rPr>
         <w:t xml:space="preserve"> pourrait principalement introduire : (1) une description supplémentaire de Dieu, qui est « notre Sauveur » (voir </w:t>
       </w:r>
-      <w:hyperlink r:id="rId24">
+      <w:hyperlink r:id="rId22">
         <w:r>
           <w:rPr>
             <w:lang w:val="fr_FR" w:bidi="fr_FR"/>
@@ -14284,7 +14219,7 @@
         </w:rPr>
         <w:t xml:space="preserve">). Traduction alternative : « celui qui » ; (2) une raison pour laquelle prier pour tous les hommes est « bon et agréable » pour Dieu (voir </w:t>
       </w:r>
-      <w:hyperlink r:id="rId24">
+      <w:hyperlink r:id="rId22">
         <w:r>
           <w:rPr>
             <w:lang w:val="fr_FR" w:bidi="fr_FR"/>
@@ -17013,7 +16948,7 @@
         </w:rPr>
         <w:t xml:space="preserve"> introduit un développement supplémentaire de ce que Paul a dit au sujet de la prière pour les gens en </w:t>
       </w:r>
-      <w:hyperlink r:id="rId25">
+      <w:hyperlink r:id="rId23">
         <w:r>
           <w:rPr>
             <w:lang w:val="fr_FR" w:bidi="fr_FR"/>
@@ -18914,7 +18849,7 @@
         </w:rPr>
         <w:t xml:space="preserve">peut décrire : (1) le fait d'apprendre discrètement et paisiblement. Paul a utilisé un mot similaire (« tranquille ») en </w:t>
       </w:r>
-      <w:hyperlink r:id="rId26">
+      <w:hyperlink r:id="rId24">
         <w:r>
           <w:rPr>
             <w:lang w:val="fr_FR" w:bidi="fr_FR"/>
@@ -19539,7 +19474,7 @@
         </w:rPr>
         <w:t xml:space="preserve"> représente les femmes chrétiennes en général, pas une femme en particulier. Reportez-vous à la manière dont vous avez exprimé l'idée en </w:t>
       </w:r>
-      <w:hyperlink r:id="rId27">
+      <w:hyperlink r:id="rId25">
         <w:r>
           <w:rPr>
             <w:lang w:val="fr_FR" w:bidi="fr_FR"/>
@@ -19668,7 +19603,7 @@
         </w:rPr>
         <w:t xml:space="preserve">Ici, tout comme en </w:t>
       </w:r>
-      <w:hyperlink r:id="rId27">
+      <w:hyperlink r:id="rId25">
         <w:r>
           <w:rPr>
             <w:lang w:val="fr_FR" w:bidi="fr_FR"/>
@@ -19712,7 +19647,7 @@
         </w:rPr>
         <w:t xml:space="preserve"> désigne tout croyant masculin. Traduction alternative : « les femmes qui croient … les hommes qui croient » ; (2) spécifiquement, toute femme mariée. Cela est indiqué par le passage du pluriel « femmes » en </w:t>
       </w:r>
-      <w:hyperlink r:id="rId28">
+      <w:hyperlink r:id="rId26">
         <w:r>
           <w:rPr>
             <w:lang w:val="fr_FR" w:bidi="fr_FR"/>
@@ -19730,7 +19665,7 @@
         </w:rPr>
         <w:t xml:space="preserve"> au singulier « femme » en </w:t>
       </w:r>
-      <w:hyperlink r:id="rId27">
+      <w:hyperlink r:id="rId25">
         <w:r>
           <w:rPr>
             <w:lang w:val="fr_FR" w:bidi="fr_FR"/>
@@ -20179,7 +20114,7 @@
         </w:rPr>
         <w:t xml:space="preserve">Ici, tout comme en </w:t>
       </w:r>
-      <w:hyperlink r:id="rId27">
+      <w:hyperlink r:id="rId25">
         <w:r>
           <w:rPr>
             <w:lang w:val="fr_FR" w:bidi="fr_FR"/>
@@ -20210,7 +20145,7 @@
         </w:rPr>
         <w:t xml:space="preserve">pourrait décrire : (1) le fait d'être discret et paisible. Paul a utilisé un mot similaire (« tranquille ») en </w:t>
       </w:r>
-      <w:hyperlink r:id="rId26">
+      <w:hyperlink r:id="rId24">
         <w:r>
           <w:rPr>
             <w:lang w:val="fr_FR" w:bidi="fr_FR"/>
@@ -20548,7 +20483,7 @@
         </w:rPr>
         <w:t xml:space="preserve">Ici, Paul fait référence à une histoire qui se trouve en </w:t>
       </w:r>
-      <w:hyperlink r:id="rId29">
+      <w:hyperlink r:id="rId27">
         <w:r>
           <w:rPr>
             <w:lang w:val="fr_FR" w:bidi="fr_FR"/>
@@ -20900,7 +20835,7 @@
         </w:rPr>
         <w:t xml:space="preserve">Ici, Paul renvoie à une histoire qui se trouve en </w:t>
       </w:r>
-      <w:hyperlink r:id="rId30">
+      <w:hyperlink r:id="rId28">
         <w:r>
           <w:rPr>
             <w:lang w:val="fr_FR" w:bidi="fr_FR"/>
@@ -22449,7 +22384,7 @@
         </w:rPr>
         <w:t xml:space="preserve">Dans ce passage, tout comme au verset </w:t>
       </w:r>
-      <w:hyperlink r:id="rId19">
+      <w:hyperlink r:id="rId17">
         <w:r>
           <w:rPr>
             <w:lang w:val="fr_FR" w:bidi="fr_FR"/>
@@ -27871,7 +27806,7 @@
         </w:rPr>
         <w:t xml:space="preserve">Paul a utilisé une formulation très similaire au verset </w:t>
       </w:r>
-      <w:hyperlink r:id="rId31">
+      <w:hyperlink r:id="rId29">
         <w:r>
           <w:rPr>
             <w:lang w:val="fr_FR" w:bidi="fr_FR"/>
@@ -28294,7 +28229,7 @@
         </w:rPr>
         <w:t xml:space="preserve"> introduit une raison pour laquelle les diacres doivent être conformes au type de personnes que Paul a décrit dans </w:t>
       </w:r>
-      <w:hyperlink r:id="rId32">
+      <w:hyperlink r:id="rId30">
         <w:r>
           <w:rPr>
             <w:lang w:val="fr_FR" w:bidi="fr_FR"/>
@@ -28436,7 +28371,7 @@
         </w:rPr>
         <w:t xml:space="preserve"> peut désigner : (1) uniquement les diacres, qu'il a évoqués aux versets </w:t>
       </w:r>
-      <w:hyperlink r:id="rId32">
+      <w:hyperlink r:id="rId30">
         <w:r>
           <w:rPr>
             <w:lang w:val="fr_FR" w:bidi="fr_FR"/>
@@ -28454,7 +28389,7 @@
         </w:rPr>
         <w:t xml:space="preserve">. Traduction alternative : « les diacres qui servent » (2) à la fois les diacres et les évêques, qu'il a évoqués aux versets </w:t>
       </w:r>
-      <w:hyperlink r:id="rId33">
+      <w:hyperlink r:id="rId31">
         <w:r>
           <w:rPr>
             <w:lang w:val="fr_FR" w:bidi="fr_FR"/>
@@ -35210,7 +35145,7 @@
         </w:rPr>
         <w:t xml:space="preserve"> contient les actions de grâce à laquelle il faisait référence en </w:t>
       </w:r>
-      <w:hyperlink r:id="rId34">
+      <w:hyperlink r:id="rId32">
         <w:r>
           <w:rPr>
             <w:lang w:val="fr_FR" w:bidi="fr_FR"/>
@@ -35437,7 +35372,7 @@
         </w:rPr>
         <w:t xml:space="preserve"> peut faire référence aux instructions que Paul a données dans </w:t>
       </w:r>
-      <w:hyperlink r:id="rId35">
+      <w:hyperlink r:id="rId33">
         <w:r>
           <w:rPr>
             <w:lang w:val="fr_FR" w:bidi="fr_FR"/>
@@ -35455,7 +35390,7 @@
         </w:rPr>
         <w:t xml:space="preserve">, </w:t>
       </w:r>
-      <w:hyperlink r:id="rId36">
+      <w:hyperlink r:id="rId34">
         <w:r>
           <w:rPr>
             <w:lang w:val="fr_FR" w:bidi="fr_FR"/>
@@ -36754,7 +36689,7 @@
         </w:rPr>
         <w:t xml:space="preserve">désigne un certain type d'histoire généralement considéré comme peu fiable. Ce type d'histoire concerne souvent ce que des personnes fictives ont fait il y a longtemps. Souvent, de nombreuses personnes dans une culture connaissent ces histoires, mais ne les considèrent pas comme des récits historiques fiables. Voyez comment vous avez traduit ce mot dans </w:t>
       </w:r>
-      <w:hyperlink r:id="rId37">
+      <w:hyperlink r:id="rId35">
         <w:r>
           <w:rPr>
             <w:lang w:val="fr_FR" w:bidi="fr_FR"/>
@@ -38051,7 +37986,7 @@
         </w:rPr>
         <w:t xml:space="preserve">Ce verset est identique à la première proposition de </w:t>
       </w:r>
-      <w:hyperlink r:id="rId19">
+      <w:hyperlink r:id="rId17">
         <w:r>
           <w:rPr>
             <w:lang w:val="fr_FR" w:bidi="fr_FR"/>
@@ -38160,7 +38095,7 @@
         </w:rPr>
         <w:t xml:space="preserve">pourrait faire référence : (1) à ce que Paul est sur le point d'écrire en </w:t>
       </w:r>
-      <w:hyperlink r:id="rId38">
+      <w:hyperlink r:id="rId36">
         <w:r>
           <w:rPr>
             <w:lang w:val="fr_FR" w:bidi="fr_FR"/>
@@ -38178,7 +38113,7 @@
         </w:rPr>
         <w:t xml:space="preserve">. Traduction alternative : « La parole suivante » (2) à ce que Paul a écrit en </w:t>
       </w:r>
-      <w:hyperlink r:id="rId39">
+      <w:hyperlink r:id="rId37">
         <w:r>
           <w:rPr>
             <w:lang w:val="fr_FR" w:bidi="fr_FR"/>
@@ -38307,7 +38242,7 @@
         </w:rPr>
         <w:t xml:space="preserve">introduisent une raison pour laquelle l'affirmation est fiable et doit être acceptée (voir </w:t>
       </w:r>
-      <w:hyperlink r:id="rId40">
+      <w:hyperlink r:id="rId38">
         <w:r>
           <w:rPr>
             <w:lang w:val="fr_FR" w:bidi="fr_FR"/>
@@ -38711,7 +38646,7 @@
         </w:rPr>
         <w:t xml:space="preserve"> identifie Dieu comme celui qui « existe ». Le principal point est que Dieu « existe » réellement, contrairement aux idoles et autres choses que les gens appellent « dieu ». Voyez comment vous avez traduit cette expression en </w:t>
       </w:r>
-      <w:hyperlink r:id="rId41">
+      <w:hyperlink r:id="rId39">
         <w:r>
           <w:rPr>
             <w:lang w:val="fr_FR" w:bidi="fr_FR"/>
@@ -39114,7 +39049,7 @@
         </w:rPr>
         <w:t xml:space="preserve"> peut renvoyer aux instructions que Paul a données dans </w:t>
       </w:r>
-      <w:hyperlink r:id="rId42">
+      <w:hyperlink r:id="rId40">
         <w:r>
           <w:rPr>
             <w:lang w:val="fr_FR" w:bidi="fr_FR"/>
@@ -39132,7 +39067,7 @@
         </w:rPr>
         <w:t xml:space="preserve">, </w:t>
       </w:r>
-      <w:hyperlink r:id="rId43">
+      <w:hyperlink r:id="rId41">
         <w:r>
           <w:rPr>
             <w:lang w:val="fr_FR" w:bidi="fr_FR"/>
@@ -40994,7 +40929,7 @@
         </w:rPr>
         <w:t xml:space="preserve"> pourrait renvoyer aux enseignements que Paul a donnés dans </w:t>
       </w:r>
-      <w:hyperlink r:id="rId44">
+      <w:hyperlink r:id="rId42">
         <w:r>
           <w:rPr>
             <w:lang w:val="fr_FR" w:bidi="fr_FR"/>
@@ -41012,7 +40947,7 @@
         </w:rPr>
         <w:t xml:space="preserve">, </w:t>
       </w:r>
-      <w:hyperlink r:id="rId45">
+      <w:hyperlink r:id="rId43">
         <w:r>
           <w:rPr>
             <w:lang w:val="fr_FR" w:bidi="fr_FR"/>
@@ -41836,7 +41771,7 @@
         </w:rPr>
         <w:t xml:space="preserve"> pourrait faire référence à : (1) « ces choses » dans </w:t>
       </w:r>
-      <w:hyperlink r:id="rId46">
+      <w:hyperlink r:id="rId44">
         <w:r>
           <w:rPr>
             <w:lang w:val="fr_FR" w:bidi="fr_FR"/>
@@ -44685,7 +44620,7 @@
         </w:rPr>
         <w:t xml:space="preserve"> dont il parle spécifiquement. Comme en </w:t>
       </w:r>
-      <w:hyperlink r:id="rId47">
+      <w:hyperlink r:id="rId45">
         <w:r>
           <w:rPr>
             <w:lang w:val="fr_FR" w:bidi="fr_FR"/>
@@ -46550,7 +46485,7 @@
         </w:rPr>
         <w:t xml:space="preserve">Paul a utilisé une expression très similaire en </w:t>
       </w:r>
-      <w:hyperlink r:id="rId31">
+      <w:hyperlink r:id="rId29">
         <w:r>
           <w:rPr>
             <w:lang w:val="fr_FR" w:bidi="fr_FR"/>
@@ -47299,7 +47234,7 @@
         </w:rPr>
         <w:t xml:space="preserve"> sur la liste des veuves que l'église soutiendrait (voir </w:t>
       </w:r>
-      <w:hyperlink r:id="rId48">
+      <w:hyperlink r:id="rId46">
         <w:r>
           <w:rPr>
             <w:lang w:val="fr_FR" w:bidi="fr_FR"/>
@@ -47540,7 +47475,7 @@
         </w:rPr>
         <w:t xml:space="preserve">Étant donné qu'en Timothée </w:t>
       </w:r>
-      <w:hyperlink r:id="rId49">
+      <w:hyperlink r:id="rId47">
         <w:r>
           <w:rPr>
             <w:lang w:val="fr_FR" w:bidi="fr_FR"/>
@@ -48433,6 +48368,2579 @@
         </w:rPr>
         <w:t xml:space="preserve"> signifie expérimenter quelque chose en le faisant de manière répétée. Si c'est utile dans votre langue, vous pouvez utiliser une expression équivalente ou formuler la chose de manière explicite. Reportez-vous à la manière dont vous avez traduit l'idée similaire en </w:t>
       </w:r>
+      <w:hyperlink r:id="rId48">
+        <w:r>
+          <w:rPr>
+            <w:lang w:val="fr_FR" w:bidi="fr_FR"/>
+          </w:rPr>
+          <w:rPr>
+            <w:color w:val="0000EE"/>
+            <w:u w:val="single"/>
+          </w:rPr>
+          <w:t>5.4</w:t>
+        </w:r>
+      </w:hyperlink>
+      <w:r>
+        <w:rPr>
+          <w:lang w:val="fr_FR" w:bidi="fr_FR"/>
+        </w:rPr>
+        <w:t>. Traduction alternative : « elles sont également constamment » ou « elles découvrent comment être »</w:t>
+      </w:r>
+    </w:p>
+    <w:p>
+      <w:pPr/>
+      <w:r>
+        <w:rPr>
+          <w:lang w:val="fr_FR" w:bidi="fr_FR"/>
+        </w:rPr>
+      </w:r>
+      <w:r>
+        <w:rPr>
+          <w:lang w:val="fr_FR" w:bidi="fr_FR"/>
+        </w:rPr>
+        <w:t xml:space="preserve">Voir : </w:t>
+      </w:r>
+      <w:r>
+        <w:rPr>
+          <w:lang w:val="fr_FR" w:bidi="fr_FR"/>
+        </w:rPr>
+        <w:t>Métonymie</w:t>
+      </w:r>
+      <w:r>
+        <w:rPr>
+          <w:lang w:val="fr_FR" w:bidi="fr_FR"/>
+        </w:rPr>
+      </w:r>
+      <w:r>
+        <w:rPr>
+          <w:lang w:val="fr_FR" w:bidi="fr_FR"/>
+        </w:rPr>
+      </w:r>
+    </w:p>
+    <w:p>
+      <w:pPr/>
+      <w:r>
+        <w:rPr>
+          <w:lang w:val="fr_FR" w:bidi="fr_FR"/>
+        </w:rPr>
+      </w:r>
+    </w:p>
+    <w:p>
+      <w:pPr>
+        <w:pStyle w:val="Heading2"/>
+      </w:pPr>
+      <w:r>
+        <w:rPr>
+          <w:lang w:val="fr_FR" w:bidi="fr_FR"/>
+        </w:rPr>
+        <w:t>1 Timothée 5.13 (#3)</w:t>
+      </w:r>
+      <w:r>
+        <w:rPr>
+          <w:lang w:val="fr_FR" w:bidi="fr_FR"/>
+        </w:rPr>
+      </w:r>
+    </w:p>
+    <w:p>
+      <w:pPr/>
+      <w:r>
+        <w:rPr>
+          <w:lang w:val="fr_FR" w:bidi="fr_FR"/>
+        </w:rPr>
+      </w:r>
+      <w:r>
+        <w:rPr>
+          <w:b/>
+          <w:lang w:val="fr_FR" w:bidi="fr_FR"/>
+        </w:rPr>
+        <w:t>περιερχόμεναι τὰς οἰκίας</w:t>
+      </w:r>
+    </w:p>
+    <w:p>
+      <w:pPr/>
+      <w:r>
+        <w:rPr>
+          <w:lang w:val="fr_FR" w:bidi="fr_FR"/>
+        </w:rPr>
+      </w:r>
+      <w:r>
+        <w:rPr>
+          <w:b/>
+          <w:lang w:val="fr_FR" w:bidi="fr_FR"/>
+        </w:rPr>
+        <w:t xml:space="preserve">« </w:t>
+      </w:r>
+      <w:r>
+        <w:rPr>
+          <w:b/>
+          <w:lang w:val="fr_FR" w:bidi="fr_FR"/>
+        </w:rPr>
+        <w:t>à aller de maison en maison</w:t>
+      </w:r>
+      <w:r>
+        <w:rPr>
+          <w:b/>
+          <w:lang w:val="fr_FR" w:bidi="fr_FR"/>
+        </w:rPr>
+        <w:t xml:space="preserve"> »</w:t>
+      </w:r>
+    </w:p>
+    <w:p>
+      <w:pPr/>
+      <w:r>
+        <w:rPr>
+          <w:lang w:val="fr_FR" w:bidi="fr_FR"/>
+        </w:rPr>
+      </w:r>
+      <w:r>
+        <w:rPr>
+          <w:lang w:val="fr_FR" w:bidi="fr_FR"/>
+        </w:rPr>
+        <w:t>Ici, Paul laisse entendre que ces jeunes veuves pourraient se rendre de maison en maison, dans le but de cancaner et d'apprendre ce que font les autres. Si c'est utile dans votre langue, vous pouvez rendre cette idée plus explicite. Traduction alternative : « allant de maison en maison »</w:t>
+      </w:r>
+    </w:p>
+    <w:p>
+      <w:pPr/>
+      <w:r>
+        <w:rPr>
+          <w:lang w:val="fr_FR" w:bidi="fr_FR"/>
+        </w:rPr>
+      </w:r>
+      <w:r>
+        <w:rPr>
+          <w:lang w:val="fr_FR" w:bidi="fr_FR"/>
+        </w:rPr>
+        <w:t xml:space="preserve">Voir : </w:t>
+      </w:r>
+      <w:r>
+        <w:rPr>
+          <w:lang w:val="fr_FR" w:bidi="fr_FR"/>
+        </w:rPr>
+        <w:t>Connaissances présumées et informations sous-entendues</w:t>
+      </w:r>
+      <w:r>
+        <w:rPr>
+          <w:lang w:val="fr_FR" w:bidi="fr_FR"/>
+        </w:rPr>
+      </w:r>
+      <w:r>
+        <w:rPr>
+          <w:lang w:val="fr_FR" w:bidi="fr_FR"/>
+        </w:rPr>
+      </w:r>
+    </w:p>
+    <w:p>
+      <w:pPr/>
+      <w:r>
+        <w:rPr>
+          <w:lang w:val="fr_FR" w:bidi="fr_FR"/>
+        </w:rPr>
+      </w:r>
+    </w:p>
+    <w:p>
+      <w:pPr>
+        <w:pStyle w:val="Heading2"/>
+      </w:pPr>
+      <w:r>
+        <w:rPr>
+          <w:lang w:val="fr_FR" w:bidi="fr_FR"/>
+        </w:rPr>
+        <w:t>1 Timothée 5.14 (#1)</w:t>
+      </w:r>
+      <w:r>
+        <w:rPr>
+          <w:lang w:val="fr_FR" w:bidi="fr_FR"/>
+        </w:rPr>
+      </w:r>
+    </w:p>
+    <w:p>
+      <w:pPr/>
+      <w:r>
+        <w:rPr>
+          <w:lang w:val="fr_FR" w:bidi="fr_FR"/>
+        </w:rPr>
+      </w:r>
+      <w:r>
+        <w:rPr>
+          <w:b/>
+          <w:lang w:val="fr_FR" w:bidi="fr_FR"/>
+        </w:rPr>
+        <w:t>νεωτέρας</w:t>
+      </w:r>
+    </w:p>
+    <w:p>
+      <w:pPr/>
+      <w:r>
+        <w:rPr>
+          <w:lang w:val="fr_FR" w:bidi="fr_FR"/>
+        </w:rPr>
+      </w:r>
+      <w:r>
+        <w:rPr>
+          <w:b/>
+          <w:lang w:val="fr_FR" w:bidi="fr_FR"/>
+        </w:rPr>
+        <w:t>« les jeunes »</w:t>
+      </w:r>
+    </w:p>
+    <w:p>
+      <w:pPr/>
+      <w:r>
+        <w:rPr>
+          <w:lang w:val="fr_FR" w:bidi="fr_FR"/>
+        </w:rPr>
+      </w:r>
+      <w:r>
+        <w:rPr>
+          <w:lang w:val="fr_FR" w:bidi="fr_FR"/>
+        </w:rPr>
+        <w:t xml:space="preserve">Ici, Paul parle des </w:t>
+      </w:r>
+      <w:r>
+        <w:rPr>
+          <w:b/>
+          <w:lang w:val="fr_FR" w:bidi="fr_FR"/>
+        </w:rPr>
+        <w:t>jeunes</w:t>
+      </w:r>
+      <w:r>
+        <w:rPr>
+          <w:lang w:val="fr_FR" w:bidi="fr_FR"/>
+        </w:rPr>
+        <w:t xml:space="preserve"> veuves dont il a parlé en </w:t>
+      </w:r>
+      <w:hyperlink r:id="rId49">
+        <w:r>
+          <w:rPr>
+            <w:lang w:val="fr_FR" w:bidi="fr_FR"/>
+          </w:rPr>
+          <w:rPr>
+            <w:color w:val="0000EE"/>
+            <w:u w:val="single"/>
+          </w:rPr>
+          <w:t>5.11–13</w:t>
+        </w:r>
+      </w:hyperlink>
+      <w:r>
+        <w:rPr>
+          <w:lang w:val="fr_FR" w:bidi="fr_FR"/>
+        </w:rPr>
+        <w:t>. Si c'est utile dans votre langue, vous pouvez rendre cette idée plus explicite. Traduction alternative : « ces jeunes veuves »</w:t>
+      </w:r>
+    </w:p>
+    <w:p>
+      <w:pPr/>
+      <w:r>
+        <w:rPr>
+          <w:lang w:val="fr_FR" w:bidi="fr_FR"/>
+        </w:rPr>
+      </w:r>
+      <w:r>
+        <w:rPr>
+          <w:lang w:val="fr_FR" w:bidi="fr_FR"/>
+        </w:rPr>
+        <w:t xml:space="preserve">Voir : </w:t>
+      </w:r>
+      <w:r>
+        <w:rPr>
+          <w:lang w:val="fr_FR" w:bidi="fr_FR"/>
+        </w:rPr>
+        <w:t>Connaissances présumées et informations sous-entendues</w:t>
+      </w:r>
+      <w:r>
+        <w:rPr>
+          <w:lang w:val="fr_FR" w:bidi="fr_FR"/>
+        </w:rPr>
+      </w:r>
+      <w:r>
+        <w:rPr>
+          <w:lang w:val="fr_FR" w:bidi="fr_FR"/>
+        </w:rPr>
+      </w:r>
+    </w:p>
+    <w:p>
+      <w:pPr/>
+      <w:r>
+        <w:rPr>
+          <w:lang w:val="fr_FR" w:bidi="fr_FR"/>
+        </w:rPr>
+      </w:r>
+    </w:p>
+    <w:p>
+      <w:pPr>
+        <w:pStyle w:val="Heading2"/>
+      </w:pPr>
+      <w:r>
+        <w:rPr>
+          <w:lang w:val="fr_FR" w:bidi="fr_FR"/>
+        </w:rPr>
+        <w:t>1 Timothée 5.14 (#2)</w:t>
+      </w:r>
+      <w:r>
+        <w:rPr>
+          <w:lang w:val="fr_FR" w:bidi="fr_FR"/>
+        </w:rPr>
+      </w:r>
+    </w:p>
+    <w:p>
+      <w:pPr/>
+      <w:r>
+        <w:rPr>
+          <w:lang w:val="fr_FR" w:bidi="fr_FR"/>
+        </w:rPr>
+      </w:r>
+      <w:r>
+        <w:rPr>
+          <w:b/>
+          <w:lang w:val="fr_FR" w:bidi="fr_FR"/>
+        </w:rPr>
+        <w:t>μηδεμίαν ἀφορμὴν διδόναι τῷ ἀντικειμένῳ λοιδορίας χάριν</w:t>
+      </w:r>
+    </w:p>
+    <w:p>
+      <w:pPr/>
+      <w:r>
+        <w:rPr>
+          <w:lang w:val="fr_FR" w:bidi="fr_FR"/>
+        </w:rPr>
+      </w:r>
+      <w:r>
+        <w:rPr>
+          <w:b/>
+          <w:lang w:val="fr_FR" w:bidi="fr_FR"/>
+        </w:rPr>
+        <w:t xml:space="preserve">« </w:t>
+      </w:r>
+      <w:r>
+        <w:rPr>
+          <w:b/>
+          <w:lang w:val="fr_FR" w:bidi="fr_FR"/>
+        </w:rPr>
+        <w:t xml:space="preserve">qu'elles ne donnent à l'adversaire aucune occasion de médire </w:t>
+      </w:r>
+      <w:r>
+        <w:rPr>
+          <w:b/>
+          <w:lang w:val="fr_FR" w:bidi="fr_FR"/>
+        </w:rPr>
+        <w:t>»</w:t>
+      </w:r>
+    </w:p>
+    <w:p>
+      <w:pPr/>
+      <w:r>
+        <w:rPr>
+          <w:lang w:val="fr_FR" w:bidi="fr_FR"/>
+        </w:rPr>
+      </w:r>
+      <w:r>
+        <w:rPr>
+          <w:lang w:val="fr_FR" w:bidi="fr_FR"/>
+        </w:rPr>
+        <w:t>Si votre langue n'utilise pas de nom abstrait pour l'idée d'</w:t>
+      </w:r>
+      <w:r>
+        <w:rPr>
+          <w:b/>
+          <w:lang w:val="fr_FR" w:bidi="fr_FR"/>
+        </w:rPr>
+        <w:t>occasion</w:t>
+      </w:r>
+      <w:r>
+        <w:rPr>
+          <w:lang w:val="fr_FR" w:bidi="fr_FR"/>
+        </w:rPr>
+        <w:t>, vous pouvez exprimer la même idée d'une autre manière. Traduction alternative : « qu'elles ne fassent rien qui permettrait à l'adversaire de médire »</w:t>
+      </w:r>
+    </w:p>
+    <w:p>
+      <w:pPr/>
+      <w:r>
+        <w:rPr>
+          <w:lang w:val="fr_FR" w:bidi="fr_FR"/>
+        </w:rPr>
+      </w:r>
+      <w:r>
+        <w:rPr>
+          <w:lang w:val="fr_FR" w:bidi="fr_FR"/>
+        </w:rPr>
+        <w:t xml:space="preserve">Voir : </w:t>
+      </w:r>
+      <w:r>
+        <w:rPr>
+          <w:lang w:val="fr_FR" w:bidi="fr_FR"/>
+        </w:rPr>
+        <w:t>Les noms abstraits</w:t>
+      </w:r>
+      <w:r>
+        <w:rPr>
+          <w:lang w:val="fr_FR" w:bidi="fr_FR"/>
+        </w:rPr>
+      </w:r>
+      <w:r>
+        <w:rPr>
+          <w:lang w:val="fr_FR" w:bidi="fr_FR"/>
+        </w:rPr>
+      </w:r>
+    </w:p>
+    <w:p>
+      <w:pPr/>
+      <w:r>
+        <w:rPr>
+          <w:lang w:val="fr_FR" w:bidi="fr_FR"/>
+        </w:rPr>
+      </w:r>
+    </w:p>
+    <w:p>
+      <w:pPr>
+        <w:pStyle w:val="Heading2"/>
+      </w:pPr>
+      <w:r>
+        <w:rPr>
+          <w:lang w:val="fr_FR" w:bidi="fr_FR"/>
+        </w:rPr>
+        <w:t>1 Timothée 5.14 (#3)</w:t>
+      </w:r>
+      <w:r>
+        <w:rPr>
+          <w:lang w:val="fr_FR" w:bidi="fr_FR"/>
+        </w:rPr>
+      </w:r>
+    </w:p>
+    <w:p>
+      <w:pPr/>
+      <w:r>
+        <w:rPr>
+          <w:lang w:val="fr_FR" w:bidi="fr_FR"/>
+        </w:rPr>
+      </w:r>
+      <w:r>
+        <w:rPr>
+          <w:b/>
+          <w:lang w:val="fr_FR" w:bidi="fr_FR"/>
+        </w:rPr>
+        <w:t>λοιδορίας χάριν</w:t>
+      </w:r>
+    </w:p>
+    <w:p>
+      <w:pPr/>
+      <w:r>
+        <w:rPr>
+          <w:lang w:val="fr_FR" w:bidi="fr_FR"/>
+        </w:rPr>
+      </w:r>
+      <w:r>
+        <w:rPr>
+          <w:b/>
+          <w:lang w:val="fr_FR" w:bidi="fr_FR"/>
+        </w:rPr>
+        <w:t>« de médire »</w:t>
+      </w:r>
+    </w:p>
+    <w:p>
+      <w:pPr/>
+      <w:r>
+        <w:rPr>
+          <w:lang w:val="fr_FR" w:bidi="fr_FR"/>
+        </w:rPr>
+      </w:r>
+      <w:r>
+        <w:rPr>
+          <w:lang w:val="fr_FR" w:bidi="fr_FR"/>
+        </w:rPr>
+        <w:t xml:space="preserve">Ici, le mot </w:t>
+      </w:r>
+      <w:r>
+        <w:rPr>
+          <w:b/>
+          <w:lang w:val="fr_FR" w:bidi="fr_FR"/>
+        </w:rPr>
+        <w:t xml:space="preserve">médire </w:t>
+      </w:r>
+      <w:r>
+        <w:rPr>
+          <w:lang w:val="fr_FR" w:bidi="fr_FR"/>
+        </w:rPr>
+        <w:t>pourrait viser : (1) les croyants en général. Traduction alternative : « de médire de nous » ; (2) seulement les veuves. Traduction alternative : « de médire à leur sujet »</w:t>
+      </w:r>
+    </w:p>
+    <w:p>
+      <w:pPr/>
+      <w:r>
+        <w:rPr>
+          <w:lang w:val="fr_FR" w:bidi="fr_FR"/>
+        </w:rPr>
+      </w:r>
+      <w:r>
+        <w:rPr>
+          <w:lang w:val="fr_FR" w:bidi="fr_FR"/>
+        </w:rPr>
+        <w:t xml:space="preserve">Voir : </w:t>
+      </w:r>
+      <w:r>
+        <w:rPr>
+          <w:lang w:val="fr_FR" w:bidi="fr_FR"/>
+        </w:rPr>
+        <w:t>Connaissances présumées et informations sous-entendues</w:t>
+      </w:r>
+      <w:r>
+        <w:rPr>
+          <w:lang w:val="fr_FR" w:bidi="fr_FR"/>
+        </w:rPr>
+      </w:r>
+      <w:r>
+        <w:rPr>
+          <w:lang w:val="fr_FR" w:bidi="fr_FR"/>
+        </w:rPr>
+      </w:r>
+    </w:p>
+    <w:p>
+      <w:pPr/>
+      <w:r>
+        <w:rPr>
+          <w:lang w:val="fr_FR" w:bidi="fr_FR"/>
+        </w:rPr>
+      </w:r>
+    </w:p>
+    <w:p>
+      <w:pPr>
+        <w:pStyle w:val="Heading2"/>
+      </w:pPr>
+      <w:r>
+        <w:rPr>
+          <w:lang w:val="fr_FR" w:bidi="fr_FR"/>
+        </w:rPr>
+        <w:t>1 Timothée 5.14 (#4)</w:t>
+      </w:r>
+      <w:r>
+        <w:rPr>
+          <w:lang w:val="fr_FR" w:bidi="fr_FR"/>
+        </w:rPr>
+      </w:r>
+    </w:p>
+    <w:p>
+      <w:pPr/>
+      <w:r>
+        <w:rPr>
+          <w:lang w:val="fr_FR" w:bidi="fr_FR"/>
+        </w:rPr>
+      </w:r>
+      <w:r>
+        <w:rPr>
+          <w:b/>
+          <w:lang w:val="fr_FR" w:bidi="fr_FR"/>
+        </w:rPr>
+        <w:t>τῷ ἀντικειμένῳ</w:t>
+      </w:r>
+    </w:p>
+    <w:p>
+      <w:pPr/>
+      <w:r>
+        <w:rPr>
+          <w:lang w:val="fr_FR" w:bidi="fr_FR"/>
+        </w:rPr>
+      </w:r>
+      <w:r>
+        <w:rPr>
+          <w:b/>
+          <w:lang w:val="fr_FR" w:bidi="fr_FR"/>
+        </w:rPr>
+        <w:t>« à l'adversaire »</w:t>
+      </w:r>
+    </w:p>
+    <w:p>
+      <w:pPr/>
+      <w:r>
+        <w:rPr>
+          <w:lang w:val="fr_FR" w:bidi="fr_FR"/>
+        </w:rPr>
+      </w:r>
+      <w:r>
+        <w:rPr>
+          <w:lang w:val="fr_FR" w:bidi="fr_FR"/>
+        </w:rPr>
+        <w:t xml:space="preserve">Ici, le terme </w:t>
+      </w:r>
+      <w:r>
+        <w:rPr>
+          <w:b/>
+          <w:lang w:val="fr_FR" w:bidi="fr_FR"/>
+        </w:rPr>
+        <w:t>à l'adversaire</w:t>
+      </w:r>
+      <w:r>
+        <w:rPr>
+          <w:lang w:val="fr_FR" w:bidi="fr_FR"/>
+        </w:rPr>
+        <w:t xml:space="preserve"> peut désigner : (1) Satan. Dans ce cas, Satan utiliserait probablement d'autres personnes pour insulter les croyants. Traduction alternative : « au diable » ; (2) toute personne qui s'oppose ou attaque les croyants. Traduction alternative : « aux personnes qui s'opposent à nous » ou « aux ennemis des croyants »</w:t>
+      </w:r>
+    </w:p>
+    <w:p>
+      <w:pPr/>
+      <w:r>
+        <w:rPr>
+          <w:lang w:val="fr_FR" w:bidi="fr_FR"/>
+        </w:rPr>
+      </w:r>
+      <w:r>
+        <w:rPr>
+          <w:lang w:val="fr_FR" w:bidi="fr_FR"/>
+        </w:rPr>
+        <w:t xml:space="preserve">Voir : </w:t>
+      </w:r>
+      <w:r>
+        <w:rPr>
+          <w:lang w:val="fr_FR" w:bidi="fr_FR"/>
+        </w:rPr>
+        <w:t>Connaissances présumées et informations sous-entendues</w:t>
+      </w:r>
+      <w:r>
+        <w:rPr>
+          <w:lang w:val="fr_FR" w:bidi="fr_FR"/>
+        </w:rPr>
+      </w:r>
+      <w:r>
+        <w:rPr>
+          <w:lang w:val="fr_FR" w:bidi="fr_FR"/>
+        </w:rPr>
+      </w:r>
+    </w:p>
+    <w:p>
+      <w:pPr/>
+      <w:r>
+        <w:rPr>
+          <w:lang w:val="fr_FR" w:bidi="fr_FR"/>
+        </w:rPr>
+      </w:r>
+    </w:p>
+    <w:p>
+      <w:pPr>
+        <w:pStyle w:val="Heading2"/>
+      </w:pPr>
+      <w:r>
+        <w:rPr>
+          <w:lang w:val="fr_FR" w:bidi="fr_FR"/>
+        </w:rPr>
+        <w:t>1 Timothée 5.15 (#1)</w:t>
+      </w:r>
+      <w:r>
+        <w:rPr>
+          <w:lang w:val="fr_FR" w:bidi="fr_FR"/>
+        </w:rPr>
+      </w:r>
+    </w:p>
+    <w:p>
+      <w:pPr/>
+      <w:r>
+        <w:rPr>
+          <w:lang w:val="fr_FR" w:bidi="fr_FR"/>
+        </w:rPr>
+      </w:r>
+      <w:r>
+        <w:rPr>
+          <w:b/>
+          <w:lang w:val="fr_FR" w:bidi="fr_FR"/>
+        </w:rPr>
+        <w:t>γάρ</w:t>
+      </w:r>
+    </w:p>
+    <w:p>
+      <w:pPr/>
+      <w:r>
+        <w:rPr>
+          <w:lang w:val="fr_FR" w:bidi="fr_FR"/>
+        </w:rPr>
+      </w:r>
+      <w:r>
+        <w:rPr>
+          <w:b/>
+          <w:lang w:val="fr_FR" w:bidi="fr_FR"/>
+        </w:rPr>
+        <w:t>« car »</w:t>
+      </w:r>
+    </w:p>
+    <w:p>
+      <w:pPr/>
+      <w:r>
+        <w:rPr>
+          <w:lang w:val="fr_FR" w:bidi="fr_FR"/>
+        </w:rPr>
+      </w:r>
+      <w:r>
+        <w:rPr>
+          <w:lang w:val="fr_FR" w:bidi="fr_FR"/>
+        </w:rPr>
+        <w:t xml:space="preserve">Ici, le mot </w:t>
+      </w:r>
+      <w:r>
+        <w:rPr>
+          <w:b/>
+          <w:lang w:val="fr_FR" w:bidi="fr_FR"/>
+        </w:rPr>
+        <w:t>car</w:t>
+      </w:r>
+      <w:r>
+        <w:rPr>
+          <w:lang w:val="fr_FR" w:bidi="fr_FR"/>
+        </w:rPr>
+        <w:t xml:space="preserve"> introduit la raison pour laquelle Paul a donné les instructions dans les versets précédents. Si c'est utile dans votre langue, vous pouvez utiliser un mot ou une expression qui introduit la raison ou la justification des instructions, ou vous pouvez laisser </w:t>
+      </w:r>
+      <w:r>
+        <w:rPr>
+          <w:b/>
+          <w:lang w:val="fr_FR" w:bidi="fr_FR"/>
+        </w:rPr>
+        <w:t>car</w:t>
+      </w:r>
+      <w:r>
+        <w:rPr>
+          <w:lang w:val="fr_FR" w:bidi="fr_FR"/>
+        </w:rPr>
+        <w:t xml:space="preserve"> non traduit. Traduction alternative : « En fait » ou « Voici pourquoi j'ai inclus ces instructions »</w:t>
+      </w:r>
+    </w:p>
+    <w:p>
+      <w:pPr/>
+      <w:r>
+        <w:rPr>
+          <w:lang w:val="fr_FR" w:bidi="fr_FR"/>
+        </w:rPr>
+      </w:r>
+      <w:r>
+        <w:rPr>
+          <w:lang w:val="fr_FR" w:bidi="fr_FR"/>
+        </w:rPr>
+        <w:t xml:space="preserve">Voir : </w:t>
+      </w:r>
+      <w:r>
+        <w:rPr>
+          <w:lang w:val="fr_FR" w:bidi="fr_FR"/>
+        </w:rPr>
+        <w:t>Connecteur : relation de cause à effet</w:t>
+      </w:r>
+      <w:r>
+        <w:rPr>
+          <w:lang w:val="fr_FR" w:bidi="fr_FR"/>
+        </w:rPr>
+      </w:r>
+      <w:r>
+        <w:rPr>
+          <w:lang w:val="fr_FR" w:bidi="fr_FR"/>
+        </w:rPr>
+      </w:r>
+    </w:p>
+    <w:p>
+      <w:pPr/>
+      <w:r>
+        <w:rPr>
+          <w:lang w:val="fr_FR" w:bidi="fr_FR"/>
+        </w:rPr>
+      </w:r>
+    </w:p>
+    <w:p>
+      <w:pPr>
+        <w:pStyle w:val="Heading2"/>
+      </w:pPr>
+      <w:r>
+        <w:rPr>
+          <w:lang w:val="fr_FR" w:bidi="fr_FR"/>
+        </w:rPr>
+        <w:t>1 Timothée 5.15 (#2)</w:t>
+      </w:r>
+      <w:r>
+        <w:rPr>
+          <w:lang w:val="fr_FR" w:bidi="fr_FR"/>
+        </w:rPr>
+      </w:r>
+    </w:p>
+    <w:p>
+      <w:pPr/>
+      <w:r>
+        <w:rPr>
+          <w:lang w:val="fr_FR" w:bidi="fr_FR"/>
+        </w:rPr>
+      </w:r>
+      <w:r>
+        <w:rPr>
+          <w:b/>
+          <w:lang w:val="fr_FR" w:bidi="fr_FR"/>
+        </w:rPr>
+        <w:t>ἐξετράπησαν ὀπίσω τοῦ Σατανᾶ</w:t>
+      </w:r>
+    </w:p>
+    <w:p>
+      <w:pPr/>
+      <w:r>
+        <w:rPr>
+          <w:lang w:val="fr_FR" w:bidi="fr_FR"/>
+        </w:rPr>
+      </w:r>
+      <w:r>
+        <w:rPr>
+          <w:b/>
+          <w:lang w:val="fr_FR" w:bidi="fr_FR"/>
+        </w:rPr>
+        <w:t>« se sont détournés pour suivre Satan »</w:t>
+      </w:r>
+    </w:p>
+    <w:p>
+      <w:pPr/>
+      <w:r>
+        <w:rPr>
+          <w:lang w:val="fr_FR" w:bidi="fr_FR"/>
+        </w:rPr>
+      </w:r>
+      <w:r>
+        <w:rPr>
+          <w:lang w:val="fr_FR" w:bidi="fr_FR"/>
+        </w:rPr>
+        <w:t>Paul parle du fait que certains croyants ont cessé de suivre ce que Dieu attend d'eux et se sont tournés vers ce que Satan désire qu'ils fassent, comme s'ils se détournaient de Dieu pour suivre Satan. Il veut dire que ces personnes ont cessé de faire ce que Dieu veut et font maintenant ce que Satan veut. Si cela peut être utile dans votre langue, vous pouvez utiliser une expression comparable ou simplement énoncer le sens clairement. Si c'est utile dans votre langue, vous pouvez utiliser une figure de style comparable ou formuler la chose de manière explicite. Traduction alternative : « ont dévié de l'obéissance à Dieu pour se tourner vers l'obéissance à Satan » ou « ont commencé à obéir à Satan au lieu d'obéir à Dieu »</w:t>
+      </w:r>
+    </w:p>
+    <w:p>
+      <w:pPr/>
+      <w:r>
+        <w:rPr>
+          <w:lang w:val="fr_FR" w:bidi="fr_FR"/>
+        </w:rPr>
+      </w:r>
+      <w:r>
+        <w:rPr>
+          <w:lang w:val="fr_FR" w:bidi="fr_FR"/>
+        </w:rPr>
+        <w:t xml:space="preserve">Voir : </w:t>
+      </w:r>
+      <w:r>
+        <w:rPr>
+          <w:lang w:val="fr_FR" w:bidi="fr_FR"/>
+        </w:rPr>
+        <w:t>Métaphore</w:t>
+      </w:r>
+      <w:r>
+        <w:rPr>
+          <w:lang w:val="fr_FR" w:bidi="fr_FR"/>
+        </w:rPr>
+      </w:r>
+      <w:r>
+        <w:rPr>
+          <w:lang w:val="fr_FR" w:bidi="fr_FR"/>
+        </w:rPr>
+      </w:r>
+    </w:p>
+    <w:p>
+      <w:pPr/>
+      <w:r>
+        <w:rPr>
+          <w:lang w:val="fr_FR" w:bidi="fr_FR"/>
+        </w:rPr>
+      </w:r>
+    </w:p>
+    <w:p>
+      <w:pPr>
+        <w:pStyle w:val="Heading2"/>
+      </w:pPr>
+      <w:r>
+        <w:rPr>
+          <w:lang w:val="fr_FR" w:bidi="fr_FR"/>
+        </w:rPr>
+        <w:t>1 Timothée 5.16 (#1)</w:t>
+      </w:r>
+      <w:r>
+        <w:rPr>
+          <w:lang w:val="fr_FR" w:bidi="fr_FR"/>
+        </w:rPr>
+      </w:r>
+    </w:p>
+    <w:p>
+      <w:pPr/>
+      <w:r>
+        <w:rPr>
+          <w:lang w:val="fr_FR" w:bidi="fr_FR"/>
+        </w:rPr>
+      </w:r>
+      <w:r>
+        <w:rPr>
+          <w:b/>
+          <w:lang w:val="fr_FR" w:bidi="fr_FR"/>
+        </w:rPr>
+        <w:t>πιστὴ</w:t>
+      </w:r>
+    </w:p>
+    <w:p>
+      <w:pPr/>
+      <w:r>
+        <w:rPr>
+          <w:lang w:val="fr_FR" w:bidi="fr_FR"/>
+        </w:rPr>
+      </w:r>
+      <w:r>
+        <w:rPr>
+          <w:b/>
+          <w:lang w:val="fr_FR" w:bidi="fr_FR"/>
+        </w:rPr>
+        <w:t xml:space="preserve">« </w:t>
+      </w:r>
+      <w:r>
+        <w:rPr>
+          <w:b/>
+          <w:lang w:val="fr_FR" w:bidi="fr_FR"/>
+        </w:rPr>
+        <w:t>Si quelque fidèle, homme ou femme</w:t>
+      </w:r>
+      <w:r>
+        <w:rPr>
+          <w:b/>
+          <w:lang w:val="fr_FR" w:bidi="fr_FR"/>
+        </w:rPr>
+        <w:t xml:space="preserve"> »</w:t>
+      </w:r>
+    </w:p>
+    <w:p>
+      <w:pPr/>
+      <w:r>
+        <w:rPr>
+          <w:lang w:val="fr_FR" w:bidi="fr_FR"/>
+        </w:rPr>
+      </w:r>
+      <w:r>
+        <w:rPr>
+          <w:lang w:val="fr_FR" w:bidi="fr_FR"/>
+        </w:rPr>
+        <w:t xml:space="preserve">De nombreux manuscrits anciens mentionnent </w:t>
+      </w:r>
+      <w:r>
+        <w:rPr>
+          <w:b/>
+          <w:lang w:val="fr_FR" w:bidi="fr_FR"/>
+        </w:rPr>
+        <w:t>femme croyante</w:t>
+      </w:r>
+      <w:r>
+        <w:rPr>
+          <w:lang w:val="fr_FR" w:bidi="fr_FR"/>
+        </w:rPr>
+        <w:t xml:space="preserve">. D'autres manuscrits anciens mentionnent « homme ou femme croyant ». Si une traduction de la Bible existe dans votre région, vous pouvez envisager d'utiliser l'interprétation qu'elle propose. </w:t>
+      </w:r>
+    </w:p>
+    <w:p>
+      <w:pPr/>
+      <w:r>
+        <w:rPr>
+          <w:lang w:val="fr_FR" w:bidi="fr_FR"/>
+        </w:rPr>
+      </w:r>
+      <w:r>
+        <w:rPr>
+          <w:lang w:val="fr_FR" w:bidi="fr_FR"/>
+        </w:rPr>
+        <w:t xml:space="preserve">Voir : </w:t>
+      </w:r>
+      <w:r>
+        <w:rPr>
+          <w:lang w:val="fr_FR" w:bidi="fr_FR"/>
+        </w:rPr>
+        <w:t>Variantes textuelles</w:t>
+      </w:r>
+      <w:r>
+        <w:rPr>
+          <w:lang w:val="fr_FR" w:bidi="fr_FR"/>
+        </w:rPr>
+      </w:r>
+      <w:r>
+        <w:rPr>
+          <w:lang w:val="fr_FR" w:bidi="fr_FR"/>
+        </w:rPr>
+      </w:r>
+    </w:p>
+    <w:p>
+      <w:pPr/>
+      <w:r>
+        <w:rPr>
+          <w:lang w:val="fr_FR" w:bidi="fr_FR"/>
+        </w:rPr>
+      </w:r>
+    </w:p>
+    <w:p>
+      <w:pPr>
+        <w:pStyle w:val="Heading2"/>
+      </w:pPr>
+      <w:r>
+        <w:rPr>
+          <w:lang w:val="fr_FR" w:bidi="fr_FR"/>
+        </w:rPr>
+        <w:t>1 Timothée 5.16 (#2)</w:t>
+      </w:r>
+      <w:r>
+        <w:rPr>
+          <w:lang w:val="fr_FR" w:bidi="fr_FR"/>
+        </w:rPr>
+      </w:r>
+    </w:p>
+    <w:p>
+      <w:pPr/>
+      <w:r>
+        <w:rPr>
+          <w:lang w:val="fr_FR" w:bidi="fr_FR"/>
+        </w:rPr>
+      </w:r>
+      <w:r>
+        <w:rPr>
+          <w:b/>
+          <w:lang w:val="fr_FR" w:bidi="fr_FR"/>
+        </w:rPr>
+        <w:t>ἔχει χήρας</w:t>
+      </w:r>
+    </w:p>
+    <w:p>
+      <w:pPr/>
+      <w:r>
+        <w:rPr>
+          <w:lang w:val="fr_FR" w:bidi="fr_FR"/>
+        </w:rPr>
+      </w:r>
+      <w:r>
+        <w:rPr>
+          <w:b/>
+          <w:lang w:val="fr_FR" w:bidi="fr_FR"/>
+        </w:rPr>
+        <w:t>« a des veuves »</w:t>
+      </w:r>
+    </w:p>
+    <w:p>
+      <w:pPr/>
+      <w:r>
+        <w:rPr>
+          <w:lang w:val="fr_FR" w:bidi="fr_FR"/>
+        </w:rPr>
+      </w:r>
+      <w:r>
+        <w:rPr>
+          <w:lang w:val="fr_FR" w:bidi="fr_FR"/>
+        </w:rPr>
+        <w:t xml:space="preserve">Il est sous-entendue ici qu'elle </w:t>
+      </w:r>
+      <w:r>
+        <w:rPr>
+          <w:b/>
+          <w:lang w:val="fr_FR" w:bidi="fr_FR"/>
+        </w:rPr>
+        <w:t>a des veuves</w:t>
+      </w:r>
+      <w:r>
+        <w:rPr>
+          <w:lang w:val="fr_FR" w:bidi="fr_FR"/>
+        </w:rPr>
+        <w:t xml:space="preserve"> dans sa famille élargie. Si c'est utile pour vos lecteurs, vous pouvez rendre cette idée plus explicite. Traduction alternative : « a des proches qui sont veuves »</w:t>
+      </w:r>
+    </w:p>
+    <w:p>
+      <w:pPr/>
+      <w:r>
+        <w:rPr>
+          <w:lang w:val="fr_FR" w:bidi="fr_FR"/>
+        </w:rPr>
+      </w:r>
+      <w:r>
+        <w:rPr>
+          <w:lang w:val="fr_FR" w:bidi="fr_FR"/>
+        </w:rPr>
+        <w:t xml:space="preserve">Voir : </w:t>
+      </w:r>
+      <w:r>
+        <w:rPr>
+          <w:lang w:val="fr_FR" w:bidi="fr_FR"/>
+        </w:rPr>
+        <w:t>Connaissances présumées et informations sous-entendues</w:t>
+      </w:r>
+      <w:r>
+        <w:rPr>
+          <w:lang w:val="fr_FR" w:bidi="fr_FR"/>
+        </w:rPr>
+      </w:r>
+      <w:r>
+        <w:rPr>
+          <w:lang w:val="fr_FR" w:bidi="fr_FR"/>
+        </w:rPr>
+      </w:r>
+    </w:p>
+    <w:p>
+      <w:pPr/>
+      <w:r>
+        <w:rPr>
+          <w:lang w:val="fr_FR" w:bidi="fr_FR"/>
+        </w:rPr>
+      </w:r>
+    </w:p>
+    <w:p>
+      <w:pPr>
+        <w:pStyle w:val="Heading2"/>
+      </w:pPr>
+      <w:r>
+        <w:rPr>
+          <w:lang w:val="fr_FR" w:bidi="fr_FR"/>
+        </w:rPr>
+        <w:t>1 Timothée 5.16 (#3)</w:t>
+      </w:r>
+      <w:r>
+        <w:rPr>
+          <w:lang w:val="fr_FR" w:bidi="fr_FR"/>
+        </w:rPr>
+      </w:r>
+    </w:p>
+    <w:p>
+      <w:pPr/>
+      <w:r>
+        <w:rPr>
+          <w:lang w:val="fr_FR" w:bidi="fr_FR"/>
+        </w:rPr>
+      </w:r>
+      <w:r>
+        <w:rPr>
+          <w:b/>
+          <w:lang w:val="fr_FR" w:bidi="fr_FR"/>
+        </w:rPr>
+        <w:t>ἐπαρκείτω</w:t>
+      </w:r>
+    </w:p>
+    <w:p>
+      <w:pPr/>
+      <w:r>
+        <w:rPr>
+          <w:lang w:val="fr_FR" w:bidi="fr_FR"/>
+        </w:rPr>
+      </w:r>
+      <w:r>
+        <w:rPr>
+          <w:b/>
+          <w:lang w:val="fr_FR" w:bidi="fr_FR"/>
+        </w:rPr>
+        <w:t xml:space="preserve">« </w:t>
+      </w:r>
+      <w:r>
+        <w:rPr>
+          <w:b/>
+          <w:lang w:val="fr_FR" w:bidi="fr_FR"/>
+        </w:rPr>
+        <w:t>qu'il les assiste</w:t>
+      </w:r>
+      <w:r>
+        <w:rPr>
+          <w:b/>
+          <w:lang w:val="fr_FR" w:bidi="fr_FR"/>
+        </w:rPr>
+        <w:t xml:space="preserve"> »</w:t>
+      </w:r>
+    </w:p>
+    <w:p>
+      <w:pPr/>
+      <w:r>
+        <w:rPr>
+          <w:lang w:val="fr_FR" w:bidi="fr_FR"/>
+        </w:rPr>
+      </w:r>
+      <w:r>
+        <w:rPr>
+          <w:lang w:val="fr_FR" w:bidi="fr_FR"/>
+        </w:rPr>
+        <w:t>Si votre langue n'utilise pas l'impératif à la troisième personne de cette manière, vous pouvez l'exprimer d'une autre manière naturelle dans votre langue. Traduction alternative : « il doit les assister. »</w:t>
+      </w:r>
+    </w:p>
+    <w:p>
+      <w:pPr/>
+      <w:r>
+        <w:rPr>
+          <w:lang w:val="fr_FR" w:bidi="fr_FR"/>
+        </w:rPr>
+      </w:r>
+      <w:r>
+        <w:rPr>
+          <w:lang w:val="fr_FR" w:bidi="fr_FR"/>
+        </w:rPr>
+        <w:t xml:space="preserve">Voir : </w:t>
+      </w:r>
+      <w:r>
+        <w:rPr>
+          <w:lang w:val="fr_FR" w:bidi="fr_FR"/>
+        </w:rPr>
+        <w:t>Impératifs à la troisième personne</w:t>
+      </w:r>
+      <w:r>
+        <w:rPr>
+          <w:lang w:val="fr_FR" w:bidi="fr_FR"/>
+        </w:rPr>
+      </w:r>
+      <w:r>
+        <w:rPr>
+          <w:lang w:val="fr_FR" w:bidi="fr_FR"/>
+        </w:rPr>
+      </w:r>
+    </w:p>
+    <w:p>
+      <w:pPr/>
+      <w:r>
+        <w:rPr>
+          <w:lang w:val="fr_FR" w:bidi="fr_FR"/>
+        </w:rPr>
+      </w:r>
+    </w:p>
+    <w:p>
+      <w:pPr>
+        <w:pStyle w:val="Heading2"/>
+      </w:pPr>
+      <w:r>
+        <w:rPr>
+          <w:lang w:val="fr_FR" w:bidi="fr_FR"/>
+        </w:rPr>
+        <w:t>1 Timothée 5.16 (#4)</w:t>
+      </w:r>
+      <w:r>
+        <w:rPr>
+          <w:lang w:val="fr_FR" w:bidi="fr_FR"/>
+        </w:rPr>
+      </w:r>
+    </w:p>
+    <w:p>
+      <w:pPr/>
+      <w:r>
+        <w:rPr>
+          <w:lang w:val="fr_FR" w:bidi="fr_FR"/>
+        </w:rPr>
+      </w:r>
+      <w:r>
+        <w:rPr>
+          <w:b/>
+          <w:lang w:val="fr_FR" w:bidi="fr_FR"/>
+        </w:rPr>
+        <w:t>καὶ</w:t>
+      </w:r>
+    </w:p>
+    <w:p>
+      <w:pPr/>
+      <w:r>
+        <w:rPr>
+          <w:lang w:val="fr_FR" w:bidi="fr_FR"/>
+        </w:rPr>
+      </w:r>
+      <w:r>
+        <w:rPr>
+          <w:b/>
+          <w:lang w:val="fr_FR" w:bidi="fr_FR"/>
+        </w:rPr>
+        <w:t>« et »</w:t>
+      </w:r>
+    </w:p>
+    <w:p>
+      <w:pPr/>
+      <w:r>
+        <w:rPr>
+          <w:lang w:val="fr_FR" w:bidi="fr_FR"/>
+        </w:rPr>
+      </w:r>
+      <w:r>
+        <w:rPr>
+          <w:lang w:val="fr_FR" w:bidi="fr_FR"/>
+        </w:rPr>
+        <w:t xml:space="preserve">Ici, le mot </w:t>
+      </w:r>
+      <w:r>
+        <w:rPr>
+          <w:b/>
+          <w:lang w:val="fr_FR" w:bidi="fr_FR"/>
+        </w:rPr>
+        <w:t>et</w:t>
+      </w:r>
+      <w:r>
+        <w:rPr>
+          <w:lang w:val="fr_FR" w:bidi="fr_FR"/>
+        </w:rPr>
+        <w:t xml:space="preserve"> introduit le résultat attendu lorsque les femmes croyantes aident les veuves de leurs propres familles. Si c'est utile dans votre langue, vous pouvez utiliser un mot ou une expression qui introduit un résultat attendu. Traduction alternative : « et donc » ou « et ainsi »</w:t>
+      </w:r>
+    </w:p>
+    <w:p>
+      <w:pPr/>
+      <w:r>
+        <w:rPr>
+          <w:lang w:val="fr_FR" w:bidi="fr_FR"/>
+        </w:rPr>
+      </w:r>
+      <w:r>
+        <w:rPr>
+          <w:lang w:val="fr_FR" w:bidi="fr_FR"/>
+        </w:rPr>
+        <w:t xml:space="preserve">Voir : </w:t>
+      </w:r>
+      <w:r>
+        <w:rPr>
+          <w:lang w:val="fr_FR" w:bidi="fr_FR"/>
+        </w:rPr>
+        <w:t>Connecteur : relier des phrases entre elles</w:t>
+      </w:r>
+      <w:r>
+        <w:rPr>
+          <w:lang w:val="fr_FR" w:bidi="fr_FR"/>
+        </w:rPr>
+      </w:r>
+      <w:r>
+        <w:rPr>
+          <w:lang w:val="fr_FR" w:bidi="fr_FR"/>
+        </w:rPr>
+      </w:r>
+    </w:p>
+    <w:p>
+      <w:pPr/>
+      <w:r>
+        <w:rPr>
+          <w:lang w:val="fr_FR" w:bidi="fr_FR"/>
+        </w:rPr>
+      </w:r>
+    </w:p>
+    <w:p>
+      <w:pPr>
+        <w:pStyle w:val="Heading2"/>
+      </w:pPr>
+      <w:r>
+        <w:rPr>
+          <w:lang w:val="fr_FR" w:bidi="fr_FR"/>
+        </w:rPr>
+        <w:t>1 Timothée 5.16 (#5)</w:t>
+      </w:r>
+      <w:r>
+        <w:rPr>
+          <w:lang w:val="fr_FR" w:bidi="fr_FR"/>
+        </w:rPr>
+      </w:r>
+    </w:p>
+    <w:p>
+      <w:pPr/>
+      <w:r>
+        <w:rPr>
+          <w:lang w:val="fr_FR" w:bidi="fr_FR"/>
+        </w:rPr>
+      </w:r>
+      <w:r>
+        <w:rPr>
+          <w:b/>
+          <w:lang w:val="fr_FR" w:bidi="fr_FR"/>
+        </w:rPr>
+        <w:t>μὴ βαρείσθω ἡ ἐκκλησία</w:t>
+      </w:r>
+    </w:p>
+    <w:p>
+      <w:pPr/>
+      <w:r>
+        <w:rPr>
+          <w:lang w:val="fr_FR" w:bidi="fr_FR"/>
+        </w:rPr>
+      </w:r>
+      <w:r>
+        <w:rPr>
+          <w:b/>
+          <w:lang w:val="fr_FR" w:bidi="fr_FR"/>
+        </w:rPr>
+        <w:t xml:space="preserve">« que </w:t>
+      </w:r>
+      <w:r>
+        <w:rPr>
+          <w:b/>
+          <w:lang w:val="fr_FR" w:bidi="fr_FR"/>
+        </w:rPr>
+        <w:t>l'Église n'en soit point chargée</w:t>
+      </w:r>
+      <w:r>
+        <w:rPr>
+          <w:b/>
+          <w:lang w:val="fr_FR" w:bidi="fr_FR"/>
+        </w:rPr>
+        <w:t xml:space="preserve"> »</w:t>
+      </w:r>
+    </w:p>
+    <w:p>
+      <w:pPr/>
+      <w:r>
+        <w:rPr>
+          <w:lang w:val="fr_FR" w:bidi="fr_FR"/>
+        </w:rPr>
+      </w:r>
+      <w:r>
+        <w:rPr>
+          <w:lang w:val="fr_FR" w:bidi="fr_FR"/>
+        </w:rPr>
+        <w:t>Paul parle de l'</w:t>
+      </w:r>
+      <w:r>
+        <w:rPr>
+          <w:b/>
+          <w:lang w:val="fr_FR" w:bidi="fr_FR"/>
+        </w:rPr>
+        <w:t>église</w:t>
+      </w:r>
+      <w:r>
+        <w:rPr>
+          <w:lang w:val="fr_FR" w:bidi="fr_FR"/>
+        </w:rPr>
+        <w:t xml:space="preserve"> qui doit aider plus de veuves qu'elle ne peut en aider, comme si elle portait un poids trop lourd. Si c'est utile dans votre langue, vous pouvez formuler la chose de manière explicite. Traductions alternatives : « que l'Église n'ait pas plus de travail qu'elle ne peut en faire » ou « que l'Église n'ait pas à soutenir des veuves dont les familles pourraient subvenir à leurs besoins »</w:t>
+      </w:r>
+    </w:p>
+    <w:p>
+      <w:pPr/>
+      <w:r>
+        <w:rPr>
+          <w:lang w:val="fr_FR" w:bidi="fr_FR"/>
+        </w:rPr>
+      </w:r>
+      <w:r>
+        <w:rPr>
+          <w:lang w:val="fr_FR" w:bidi="fr_FR"/>
+        </w:rPr>
+        <w:t xml:space="preserve">Voir : </w:t>
+      </w:r>
+      <w:r>
+        <w:rPr>
+          <w:lang w:val="fr_FR" w:bidi="fr_FR"/>
+        </w:rPr>
+        <w:t>Métaphore</w:t>
+      </w:r>
+      <w:r>
+        <w:rPr>
+          <w:lang w:val="fr_FR" w:bidi="fr_FR"/>
+        </w:rPr>
+      </w:r>
+      <w:r>
+        <w:rPr>
+          <w:lang w:val="fr_FR" w:bidi="fr_FR"/>
+        </w:rPr>
+      </w:r>
+    </w:p>
+    <w:p>
+      <w:pPr/>
+      <w:r>
+        <w:rPr>
+          <w:lang w:val="fr_FR" w:bidi="fr_FR"/>
+        </w:rPr>
+      </w:r>
+    </w:p>
+    <w:p>
+      <w:pPr>
+        <w:pStyle w:val="Heading2"/>
+      </w:pPr>
+      <w:r>
+        <w:rPr>
+          <w:lang w:val="fr_FR" w:bidi="fr_FR"/>
+        </w:rPr>
+        <w:t>1 Timothée 5.16 (#6)</w:t>
+      </w:r>
+      <w:r>
+        <w:rPr>
+          <w:lang w:val="fr_FR" w:bidi="fr_FR"/>
+        </w:rPr>
+      </w:r>
+    </w:p>
+    <w:p>
+      <w:pPr/>
+      <w:r>
+        <w:rPr>
+          <w:lang w:val="fr_FR" w:bidi="fr_FR"/>
+        </w:rPr>
+      </w:r>
+      <w:r>
+        <w:rPr>
+          <w:b/>
+          <w:lang w:val="fr_FR" w:bidi="fr_FR"/>
+        </w:rPr>
+        <w:t>μὴ βαρείσθω ἡ ἐκκλησία</w:t>
+      </w:r>
+    </w:p>
+    <w:p>
+      <w:pPr/>
+      <w:r>
+        <w:rPr>
+          <w:lang w:val="fr_FR" w:bidi="fr_FR"/>
+        </w:rPr>
+      </w:r>
+      <w:r>
+        <w:rPr>
+          <w:b/>
+          <w:lang w:val="fr_FR" w:bidi="fr_FR"/>
+        </w:rPr>
+        <w:t>« que l'Église n'en soit point chargée »</w:t>
+      </w:r>
+    </w:p>
+    <w:p>
+      <w:pPr/>
+      <w:r>
+        <w:rPr>
+          <w:lang w:val="fr_FR" w:bidi="fr_FR"/>
+        </w:rPr>
+      </w:r>
+      <w:r>
+        <w:rPr>
+          <w:lang w:val="fr_FR" w:bidi="fr_FR"/>
+        </w:rPr>
+        <w:t>Si votre langue n'utilise pas la voix passive, vous pouvez exprimer l'idée à la voix active ou d'une autre manière naturelle dans votre langue. Si vous devez préciser de quelle action il s'agit, il est clair, d'après le contexte, qu'il s'agit de venir en aide aux veuves ayant des membres de la famille capables de les soutenir à leur place. Traduction alternative : « que le soutien de ces veuves ne pèse pas sur l'Église »</w:t>
+      </w:r>
+    </w:p>
+    <w:p>
+      <w:pPr/>
+      <w:r>
+        <w:rPr>
+          <w:lang w:val="fr_FR" w:bidi="fr_FR"/>
+        </w:rPr>
+      </w:r>
+      <w:r>
+        <w:rPr>
+          <w:lang w:val="fr_FR" w:bidi="fr_FR"/>
+        </w:rPr>
+        <w:t xml:space="preserve">Voir : </w:t>
+      </w:r>
+      <w:r>
+        <w:rPr>
+          <w:lang w:val="fr_FR" w:bidi="fr_FR"/>
+        </w:rPr>
+        <w:t>L'actif et le passif</w:t>
+      </w:r>
+      <w:r>
+        <w:rPr>
+          <w:lang w:val="fr_FR" w:bidi="fr_FR"/>
+        </w:rPr>
+      </w:r>
+      <w:r>
+        <w:rPr>
+          <w:lang w:val="fr_FR" w:bidi="fr_FR"/>
+        </w:rPr>
+      </w:r>
+    </w:p>
+    <w:p>
+      <w:pPr/>
+      <w:r>
+        <w:rPr>
+          <w:lang w:val="fr_FR" w:bidi="fr_FR"/>
+        </w:rPr>
+      </w:r>
+    </w:p>
+    <w:p>
+      <w:pPr>
+        <w:pStyle w:val="Heading2"/>
+      </w:pPr>
+      <w:r>
+        <w:rPr>
+          <w:lang w:val="fr_FR" w:bidi="fr_FR"/>
+        </w:rPr>
+        <w:t>1 Timothée 5.16 (#7)</w:t>
+      </w:r>
+      <w:r>
+        <w:rPr>
+          <w:lang w:val="fr_FR" w:bidi="fr_FR"/>
+        </w:rPr>
+      </w:r>
+    </w:p>
+    <w:p>
+      <w:pPr/>
+      <w:r>
+        <w:rPr>
+          <w:lang w:val="fr_FR" w:bidi="fr_FR"/>
+        </w:rPr>
+      </w:r>
+      <w:r>
+        <w:rPr>
+          <w:b/>
+          <w:lang w:val="fr_FR" w:bidi="fr_FR"/>
+        </w:rPr>
+        <w:t>μὴ βαρείσθω ἡ ἐκκλησία</w:t>
+      </w:r>
+    </w:p>
+    <w:p>
+      <w:pPr/>
+      <w:r>
+        <w:rPr>
+          <w:lang w:val="fr_FR" w:bidi="fr_FR"/>
+        </w:rPr>
+      </w:r>
+      <w:r>
+        <w:rPr>
+          <w:b/>
+          <w:lang w:val="fr_FR" w:bidi="fr_FR"/>
+        </w:rPr>
+        <w:t>« que l'Église n'en soit pas chargée »</w:t>
+      </w:r>
+    </w:p>
+    <w:p>
+      <w:pPr/>
+      <w:r>
+        <w:rPr>
+          <w:lang w:val="fr_FR" w:bidi="fr_FR"/>
+        </w:rPr>
+      </w:r>
+      <w:r>
+        <w:rPr>
+          <w:lang w:val="fr_FR" w:bidi="fr_FR"/>
+        </w:rPr>
+        <w:t>Si votre langue n'utilise pas l'impératif à la troisième personne de cette manière, vous pouvez l'exprimer d'une autre manière naturelle dans votre langue. Traduction alternative : « l'Église ne doit pas être accablée »</w:t>
+      </w:r>
+    </w:p>
+    <w:p>
+      <w:pPr/>
+      <w:r>
+        <w:rPr>
+          <w:lang w:val="fr_FR" w:bidi="fr_FR"/>
+        </w:rPr>
+      </w:r>
+      <w:r>
+        <w:rPr>
+          <w:lang w:val="fr_FR" w:bidi="fr_FR"/>
+        </w:rPr>
+        <w:t xml:space="preserve">Voir : </w:t>
+      </w:r>
+      <w:r>
+        <w:rPr>
+          <w:lang w:val="fr_FR" w:bidi="fr_FR"/>
+        </w:rPr>
+        <w:t>Impératifs à la troisième personne</w:t>
+      </w:r>
+      <w:r>
+        <w:rPr>
+          <w:lang w:val="fr_FR" w:bidi="fr_FR"/>
+        </w:rPr>
+      </w:r>
+      <w:r>
+        <w:rPr>
+          <w:lang w:val="fr_FR" w:bidi="fr_FR"/>
+        </w:rPr>
+      </w:r>
+    </w:p>
+    <w:p>
+      <w:pPr/>
+      <w:r>
+        <w:rPr>
+          <w:lang w:val="fr_FR" w:bidi="fr_FR"/>
+        </w:rPr>
+      </w:r>
+    </w:p>
+    <w:p>
+      <w:pPr>
+        <w:pStyle w:val="Heading2"/>
+      </w:pPr>
+      <w:r>
+        <w:rPr>
+          <w:lang w:val="fr_FR" w:bidi="fr_FR"/>
+        </w:rPr>
+        <w:t>1 Timothée 5.16 (#8)</w:t>
+      </w:r>
+      <w:r>
+        <w:rPr>
+          <w:lang w:val="fr_FR" w:bidi="fr_FR"/>
+        </w:rPr>
+      </w:r>
+    </w:p>
+    <w:p>
+      <w:pPr/>
+      <w:r>
+        <w:rPr>
+          <w:lang w:val="fr_FR" w:bidi="fr_FR"/>
+        </w:rPr>
+      </w:r>
+      <w:r>
+        <w:rPr>
+          <w:b/>
+          <w:lang w:val="fr_FR" w:bidi="fr_FR"/>
+        </w:rPr>
+        <w:t>ταῖς ὄντως χήραις</w:t>
+      </w:r>
+    </w:p>
+    <w:p>
+      <w:pPr/>
+      <w:r>
+        <w:rPr>
+          <w:lang w:val="fr_FR" w:bidi="fr_FR"/>
+        </w:rPr>
+      </w:r>
+      <w:r>
+        <w:rPr>
+          <w:b/>
+          <w:lang w:val="fr_FR" w:bidi="fr_FR"/>
+        </w:rPr>
+        <w:t>« véritablement veuves »</w:t>
+      </w:r>
+    </w:p>
+    <w:p>
+      <w:pPr/>
+      <w:r>
+        <w:rPr>
+          <w:lang w:val="fr_FR" w:bidi="fr_FR"/>
+        </w:rPr>
+      </w:r>
+      <w:r>
+        <w:rPr>
+          <w:lang w:val="fr_FR" w:bidi="fr_FR"/>
+        </w:rPr>
+        <w:t xml:space="preserve">Ici, Paul définit à nouveau le type de veuve dont il parle en particulier. Comme en </w:t>
+      </w:r>
+      <w:hyperlink r:id="rId45">
+        <w:r>
+          <w:rPr>
+            <w:lang w:val="fr_FR" w:bidi="fr_FR"/>
+          </w:rPr>
+          <w:rPr>
+            <w:color w:val="0000EE"/>
+            <w:u w:val="single"/>
+          </w:rPr>
+          <w:t>5.3</w:t>
+        </w:r>
+      </w:hyperlink>
+      <w:r>
+        <w:rPr>
+          <w:lang w:val="fr_FR" w:bidi="fr_FR"/>
+        </w:rPr>
+        <w:t xml:space="preserve">, le mot </w:t>
+      </w:r>
+      <w:r>
+        <w:rPr>
+          <w:b/>
+          <w:lang w:val="fr_FR" w:bidi="fr_FR"/>
+        </w:rPr>
+        <w:t>véritablement</w:t>
+      </w:r>
+      <w:r>
+        <w:rPr>
+          <w:lang w:val="fr_FR" w:bidi="fr_FR"/>
+        </w:rPr>
+        <w:t xml:space="preserve"> indique que ces femmes ne sont pas seulement veuves, mais qu'elles n'ont également aucun proche pour les soutenir. Si c'est utile dans votre langue, vous pouvez rendre cette idée plus explicite. Traduction alternative : « les veuves qui n'ont plus personne pour subvenir à leurs besoins » ou « les veuves qui n'ont plus de famille. »</w:t>
+      </w:r>
+    </w:p>
+    <w:p>
+      <w:pPr/>
+      <w:r>
+        <w:rPr>
+          <w:lang w:val="fr_FR" w:bidi="fr_FR"/>
+        </w:rPr>
+      </w:r>
+      <w:r>
+        <w:rPr>
+          <w:lang w:val="fr_FR" w:bidi="fr_FR"/>
+        </w:rPr>
+        <w:t xml:space="preserve">Voir : </w:t>
+      </w:r>
+      <w:r>
+        <w:rPr>
+          <w:lang w:val="fr_FR" w:bidi="fr_FR"/>
+        </w:rPr>
+        <w:t>Connaissances présumées et informations sous-entendues</w:t>
+      </w:r>
+      <w:r>
+        <w:rPr>
+          <w:lang w:val="fr_FR" w:bidi="fr_FR"/>
+        </w:rPr>
+      </w:r>
+      <w:r>
+        <w:rPr>
+          <w:lang w:val="fr_FR" w:bidi="fr_FR"/>
+        </w:rPr>
+      </w:r>
+    </w:p>
+    <w:p>
+      <w:pPr/>
+      <w:r>
+        <w:rPr>
+          <w:lang w:val="fr_FR" w:bidi="fr_FR"/>
+        </w:rPr>
+      </w:r>
+    </w:p>
+    <w:p>
+      <w:pPr>
+        <w:pStyle w:val="Heading2"/>
+      </w:pPr>
+      <w:r>
+        <w:rPr>
+          <w:lang w:val="fr_FR" w:bidi="fr_FR"/>
+        </w:rPr>
+        <w:t>1 Timothée 5.17 (#1)</w:t>
+      </w:r>
+      <w:r>
+        <w:rPr>
+          <w:lang w:val="fr_FR" w:bidi="fr_FR"/>
+        </w:rPr>
+      </w:r>
+    </w:p>
+    <w:p>
+      <w:pPr/>
+      <w:r>
+        <w:rPr>
+          <w:lang w:val="fr_FR" w:bidi="fr_FR"/>
+        </w:rPr>
+      </w:r>
+      <w:r>
+        <w:rPr>
+          <w:b/>
+          <w:lang w:val="fr_FR" w:bidi="fr_FR"/>
+        </w:rPr>
+        <w:t>οἱ καλῶς προεστῶτες πρεσβύτεροι &amp; ἀξιούσθωσαν</w:t>
+      </w:r>
+    </w:p>
+    <w:p>
+      <w:pPr/>
+      <w:r>
+        <w:rPr>
+          <w:lang w:val="fr_FR" w:bidi="fr_FR"/>
+        </w:rPr>
+      </w:r>
+      <w:r>
+        <w:rPr>
+          <w:b/>
+          <w:lang w:val="fr_FR" w:bidi="fr_FR"/>
+        </w:rPr>
+        <w:t>« Que les anciens qui dirigent bien soient jugés dignes d'un double honneur »</w:t>
+      </w:r>
+    </w:p>
+    <w:p>
+      <w:pPr/>
+      <w:r>
+        <w:rPr>
+          <w:lang w:val="fr_FR" w:bidi="fr_FR"/>
+        </w:rPr>
+      </w:r>
+      <w:r>
+        <w:rPr>
+          <w:lang w:val="fr_FR" w:bidi="fr_FR"/>
+        </w:rPr>
+        <w:t>Si votre langue n'utilise pas l'impératif à la troisième personne de cette manière, vous pouvez l'exprimer d'une autre manière naturelle dans votre langue. Traduction alternative : « Les anciens qui dirigent bien doivent être considérés comme dignes »</w:t>
+      </w:r>
+    </w:p>
+    <w:p>
+      <w:pPr/>
+      <w:r>
+        <w:rPr>
+          <w:lang w:val="fr_FR" w:bidi="fr_FR"/>
+        </w:rPr>
+      </w:r>
+      <w:r>
+        <w:rPr>
+          <w:lang w:val="fr_FR" w:bidi="fr_FR"/>
+        </w:rPr>
+        <w:t xml:space="preserve">Voir : </w:t>
+      </w:r>
+      <w:r>
+        <w:rPr>
+          <w:lang w:val="fr_FR" w:bidi="fr_FR"/>
+        </w:rPr>
+        <w:t>Impératifs à la troisième personne</w:t>
+      </w:r>
+      <w:r>
+        <w:rPr>
+          <w:lang w:val="fr_FR" w:bidi="fr_FR"/>
+        </w:rPr>
+      </w:r>
+      <w:r>
+        <w:rPr>
+          <w:lang w:val="fr_FR" w:bidi="fr_FR"/>
+        </w:rPr>
+      </w:r>
+    </w:p>
+    <w:p>
+      <w:pPr/>
+      <w:r>
+        <w:rPr>
+          <w:lang w:val="fr_FR" w:bidi="fr_FR"/>
+        </w:rPr>
+      </w:r>
+    </w:p>
+    <w:p>
+      <w:pPr>
+        <w:pStyle w:val="Heading2"/>
+      </w:pPr>
+      <w:r>
+        <w:rPr>
+          <w:lang w:val="fr_FR" w:bidi="fr_FR"/>
+        </w:rPr>
+        <w:t>1 Timothée 5.17 (#2)</w:t>
+      </w:r>
+      <w:r>
+        <w:rPr>
+          <w:lang w:val="fr_FR" w:bidi="fr_FR"/>
+        </w:rPr>
+      </w:r>
+    </w:p>
+    <w:p>
+      <w:pPr/>
+      <w:r>
+        <w:rPr>
+          <w:lang w:val="fr_FR" w:bidi="fr_FR"/>
+        </w:rPr>
+      </w:r>
+      <w:r>
+        <w:rPr>
+          <w:b/>
+          <w:lang w:val="fr_FR" w:bidi="fr_FR"/>
+        </w:rPr>
+        <w:t>οἱ καλῶς προεστῶτες πρεσβύτεροι &amp; ἀξιούσθωσαν</w:t>
+      </w:r>
+    </w:p>
+    <w:p>
+      <w:pPr/>
+      <w:r>
+        <w:rPr>
+          <w:lang w:val="fr_FR" w:bidi="fr_FR"/>
+        </w:rPr>
+      </w:r>
+      <w:r>
+        <w:rPr>
+          <w:b/>
+          <w:lang w:val="fr_FR" w:bidi="fr_FR"/>
+        </w:rPr>
+        <w:t xml:space="preserve">« </w:t>
+      </w:r>
+      <w:r>
+        <w:rPr>
+          <w:b/>
+          <w:lang w:val="fr_FR" w:bidi="fr_FR"/>
+        </w:rPr>
+        <w:t>Que les anciens qui dirigent bien soient jugés dignes d'un double honneur</w:t>
+      </w:r>
+      <w:r>
+        <w:rPr>
+          <w:b/>
+          <w:lang w:val="fr_FR" w:bidi="fr_FR"/>
+        </w:rPr>
+        <w:t xml:space="preserve"> »</w:t>
+      </w:r>
+    </w:p>
+    <w:p>
+      <w:pPr/>
+      <w:r>
+        <w:rPr>
+          <w:lang w:val="fr_FR" w:bidi="fr_FR"/>
+        </w:rPr>
+      </w:r>
+      <w:r>
+        <w:rPr>
+          <w:lang w:val="fr_FR" w:bidi="fr_FR"/>
+        </w:rPr>
+        <w:t xml:space="preserve">Si votre langue n'utilise pas la voix passive, vous pouvez exprimer l'idée à la voix active ou d'une autre manière naturelle dans votre langue. Si vous devez préciser qui fait l'action, il est clair, d'après le contexte, qu'il s'agit des croyants que ces </w:t>
+      </w:r>
+      <w:r>
+        <w:rPr>
+          <w:b/>
+          <w:lang w:val="fr_FR" w:bidi="fr_FR"/>
+        </w:rPr>
+        <w:t>anciens</w:t>
+      </w:r>
+      <w:r>
+        <w:rPr>
+          <w:lang w:val="fr_FR" w:bidi="fr_FR"/>
+        </w:rPr>
+        <w:t xml:space="preserve"> ont </w:t>
+      </w:r>
+      <w:r>
+        <w:rPr>
+          <w:b/>
+          <w:lang w:val="fr_FR" w:bidi="fr_FR"/>
+        </w:rPr>
+        <w:t>dirigés</w:t>
+      </w:r>
+      <w:r>
+        <w:rPr>
+          <w:lang w:val="fr_FR" w:bidi="fr_FR"/>
+        </w:rPr>
+        <w:t>. Traduction alternative : « Les croyants doivent considérer que les anciens qui les dirigent sont dignes. »</w:t>
+      </w:r>
+    </w:p>
+    <w:p>
+      <w:pPr/>
+      <w:r>
+        <w:rPr>
+          <w:lang w:val="fr_FR" w:bidi="fr_FR"/>
+        </w:rPr>
+      </w:r>
+      <w:r>
+        <w:rPr>
+          <w:lang w:val="fr_FR" w:bidi="fr_FR"/>
+        </w:rPr>
+        <w:t xml:space="preserve">Voir : </w:t>
+      </w:r>
+      <w:r>
+        <w:rPr>
+          <w:lang w:val="fr_FR" w:bidi="fr_FR"/>
+        </w:rPr>
+        <w:t>L'actif et le passif</w:t>
+      </w:r>
+      <w:r>
+        <w:rPr>
+          <w:lang w:val="fr_FR" w:bidi="fr_FR"/>
+        </w:rPr>
+      </w:r>
+      <w:r>
+        <w:rPr>
+          <w:lang w:val="fr_FR" w:bidi="fr_FR"/>
+        </w:rPr>
+      </w:r>
+    </w:p>
+    <w:p>
+      <w:pPr/>
+      <w:r>
+        <w:rPr>
+          <w:lang w:val="fr_FR" w:bidi="fr_FR"/>
+        </w:rPr>
+      </w:r>
+    </w:p>
+    <w:p>
+      <w:pPr>
+        <w:pStyle w:val="Heading2"/>
+      </w:pPr>
+      <w:r>
+        <w:rPr>
+          <w:lang w:val="fr_FR" w:bidi="fr_FR"/>
+        </w:rPr>
+        <w:t>1 Timothée 5.17 (#3)</w:t>
+      </w:r>
+      <w:r>
+        <w:rPr>
+          <w:lang w:val="fr_FR" w:bidi="fr_FR"/>
+        </w:rPr>
+      </w:r>
+    </w:p>
+    <w:p>
+      <w:pPr/>
+      <w:r>
+        <w:rPr>
+          <w:lang w:val="fr_FR" w:bidi="fr_FR"/>
+        </w:rPr>
+      </w:r>
+      <w:r>
+        <w:rPr>
+          <w:b/>
+          <w:lang w:val="fr_FR" w:bidi="fr_FR"/>
+        </w:rPr>
+        <w:t>προεστῶτες</w:t>
+      </w:r>
+    </w:p>
+    <w:p>
+      <w:pPr/>
+      <w:r>
+        <w:rPr>
+          <w:lang w:val="fr_FR" w:bidi="fr_FR"/>
+        </w:rPr>
+      </w:r>
+      <w:r>
+        <w:rPr>
+          <w:b/>
+          <w:lang w:val="fr_FR" w:bidi="fr_FR"/>
+        </w:rPr>
+        <w:t>« qui dirigent »</w:t>
+      </w:r>
+    </w:p>
+    <w:p>
+      <w:pPr/>
+      <w:r>
+        <w:rPr>
+          <w:lang w:val="fr_FR" w:bidi="fr_FR"/>
+        </w:rPr>
+      </w:r>
+      <w:r>
+        <w:rPr>
+          <w:lang w:val="fr_FR" w:bidi="fr_FR"/>
+        </w:rPr>
+        <w:t>Traduction alternative : « qui contrôlent » ou « qui s'occupent »</w:t>
+      </w:r>
+      <w:r>
+        <w:rPr>
+          <w:lang w:val="fr_FR" w:bidi="fr_FR"/>
+        </w:rPr>
+      </w:r>
+      <w:r>
+        <w:rPr>
+          <w:lang w:val="fr_FR" w:bidi="fr_FR"/>
+        </w:rPr>
+      </w:r>
+    </w:p>
+    <w:p>
+      <w:pPr/>
+      <w:r>
+        <w:rPr>
+          <w:lang w:val="fr_FR" w:bidi="fr_FR"/>
+        </w:rPr>
+      </w:r>
+    </w:p>
+    <w:p>
+      <w:pPr>
+        <w:pStyle w:val="Heading2"/>
+      </w:pPr>
+      <w:r>
+        <w:rPr>
+          <w:lang w:val="fr_FR" w:bidi="fr_FR"/>
+        </w:rPr>
+        <w:t>1 Timothée 5.17 (#4)</w:t>
+      </w:r>
+      <w:r>
+        <w:rPr>
+          <w:lang w:val="fr_FR" w:bidi="fr_FR"/>
+        </w:rPr>
+      </w:r>
+    </w:p>
+    <w:p>
+      <w:pPr/>
+      <w:r>
+        <w:rPr>
+          <w:lang w:val="fr_FR" w:bidi="fr_FR"/>
+        </w:rPr>
+      </w:r>
+      <w:r>
+        <w:rPr>
+          <w:b/>
+          <w:lang w:val="fr_FR" w:bidi="fr_FR"/>
+        </w:rPr>
+        <w:t>διπλῆς τιμῆς</w:t>
+      </w:r>
+    </w:p>
+    <w:p>
+      <w:pPr/>
+      <w:r>
+        <w:rPr>
+          <w:lang w:val="fr_FR" w:bidi="fr_FR"/>
+        </w:rPr>
+      </w:r>
+      <w:r>
+        <w:rPr>
+          <w:b/>
+          <w:lang w:val="fr_FR" w:bidi="fr_FR"/>
+        </w:rPr>
+        <w:t>« d'un double honneur »</w:t>
+      </w:r>
+    </w:p>
+    <w:p>
+      <w:pPr/>
+      <w:r>
+        <w:rPr>
+          <w:lang w:val="fr_FR" w:bidi="fr_FR"/>
+        </w:rPr>
+      </w:r>
+      <w:r>
+        <w:rPr>
+          <w:lang w:val="fr_FR" w:bidi="fr_FR"/>
+        </w:rPr>
+        <w:t xml:space="preserve">Ici, l'expression </w:t>
+      </w:r>
+      <w:r>
+        <w:rPr>
+          <w:b/>
+          <w:lang w:val="fr_FR" w:bidi="fr_FR"/>
+        </w:rPr>
+        <w:t>double honneur</w:t>
+      </w:r>
+      <w:r>
+        <w:rPr>
+          <w:lang w:val="fr_FR" w:bidi="fr_FR"/>
+        </w:rPr>
+        <w:t xml:space="preserve"> pourrait désigner : (1) deux différents types d'</w:t>
+      </w:r>
+      <w:r>
+        <w:rPr>
+          <w:b/>
+          <w:lang w:val="fr_FR" w:bidi="fr_FR"/>
+        </w:rPr>
+        <w:t>honneur</w:t>
+      </w:r>
+      <w:r>
+        <w:rPr>
+          <w:lang w:val="fr_FR" w:bidi="fr_FR"/>
+        </w:rPr>
+        <w:t xml:space="preserve">, respect et paiement. Traduction alternative : « à la fois d'honneur et de paiement » ; (2) un très grand </w:t>
+      </w:r>
+      <w:r>
+        <w:rPr>
+          <w:b/>
+          <w:lang w:val="fr_FR" w:bidi="fr_FR"/>
+        </w:rPr>
+        <w:t>honneur</w:t>
+      </w:r>
+      <w:r>
+        <w:rPr>
+          <w:lang w:val="fr_FR" w:bidi="fr_FR"/>
+        </w:rPr>
+        <w:t xml:space="preserve">. Traduction alternative : « de beaucoup d'honneur » ; (3) </w:t>
+      </w:r>
+      <w:r>
+        <w:rPr>
+          <w:b/>
+          <w:lang w:val="fr_FR" w:bidi="fr_FR"/>
+        </w:rPr>
+        <w:t>le double</w:t>
+      </w:r>
+      <w:r>
+        <w:rPr>
+          <w:lang w:val="fr_FR" w:bidi="fr_FR"/>
+        </w:rPr>
+        <w:t xml:space="preserve"> de l'</w:t>
+      </w:r>
+      <w:r>
+        <w:rPr>
+          <w:b/>
+          <w:lang w:val="fr_FR" w:bidi="fr_FR"/>
+        </w:rPr>
+        <w:t>honneur</w:t>
+      </w:r>
+      <w:r>
+        <w:rPr>
+          <w:lang w:val="fr_FR" w:bidi="fr_FR"/>
+        </w:rPr>
+        <w:t xml:space="preserve"> ou du paiement donné à d'autres personnes soutenues par l'église. Traduction alternative : « du double de l'honneur donné aux autres » ou « du double du paiement qui est donné aux autres »</w:t>
+      </w:r>
+    </w:p>
+    <w:p>
+      <w:pPr/>
+      <w:r>
+        <w:rPr>
+          <w:lang w:val="fr_FR" w:bidi="fr_FR"/>
+        </w:rPr>
+      </w:r>
+      <w:r>
+        <w:rPr>
+          <w:lang w:val="fr_FR" w:bidi="fr_FR"/>
+        </w:rPr>
+        <w:t xml:space="preserve">Voir : </w:t>
+      </w:r>
+      <w:r>
+        <w:rPr>
+          <w:lang w:val="fr_FR" w:bidi="fr_FR"/>
+        </w:rPr>
+        <w:t>Connaissances présumées et informations sous-entendues</w:t>
+      </w:r>
+      <w:r>
+        <w:rPr>
+          <w:lang w:val="fr_FR" w:bidi="fr_FR"/>
+        </w:rPr>
+      </w:r>
+      <w:r>
+        <w:rPr>
+          <w:lang w:val="fr_FR" w:bidi="fr_FR"/>
+        </w:rPr>
+      </w:r>
+    </w:p>
+    <w:p>
+      <w:pPr/>
+      <w:r>
+        <w:rPr>
+          <w:lang w:val="fr_FR" w:bidi="fr_FR"/>
+        </w:rPr>
+      </w:r>
+    </w:p>
+    <w:p>
+      <w:pPr>
+        <w:pStyle w:val="Heading2"/>
+      </w:pPr>
+      <w:r>
+        <w:rPr>
+          <w:lang w:val="fr_FR" w:bidi="fr_FR"/>
+        </w:rPr>
+        <w:t>1 Timothée 5.17 (#5)</w:t>
+      </w:r>
+      <w:r>
+        <w:rPr>
+          <w:lang w:val="fr_FR" w:bidi="fr_FR"/>
+        </w:rPr>
+      </w:r>
+    </w:p>
+    <w:p>
+      <w:pPr/>
+      <w:r>
+        <w:rPr>
+          <w:lang w:val="fr_FR" w:bidi="fr_FR"/>
+        </w:rPr>
+      </w:r>
+      <w:r>
+        <w:rPr>
+          <w:b/>
+          <w:lang w:val="fr_FR" w:bidi="fr_FR"/>
+        </w:rPr>
+        <w:t>διπλῆς τιμῆς</w:t>
+      </w:r>
+    </w:p>
+    <w:p>
+      <w:pPr/>
+      <w:r>
+        <w:rPr>
+          <w:lang w:val="fr_FR" w:bidi="fr_FR"/>
+        </w:rPr>
+      </w:r>
+      <w:r>
+        <w:rPr>
+          <w:b/>
+          <w:lang w:val="fr_FR" w:bidi="fr_FR"/>
+        </w:rPr>
+        <w:t>« d'un double honneur »</w:t>
+      </w:r>
+    </w:p>
+    <w:p>
+      <w:pPr/>
+      <w:r>
+        <w:rPr>
+          <w:lang w:val="fr_FR" w:bidi="fr_FR"/>
+        </w:rPr>
+      </w:r>
+      <w:r>
+        <w:rPr>
+          <w:lang w:val="fr_FR" w:bidi="fr_FR"/>
+        </w:rPr>
+        <w:t>Si votre langue n'utilise pas de nom abstrait pour l'idée d'</w:t>
+      </w:r>
+      <w:r>
+        <w:rPr>
+          <w:b/>
+          <w:lang w:val="fr_FR" w:bidi="fr_FR"/>
+        </w:rPr>
+        <w:t>honneur</w:t>
+      </w:r>
+      <w:r>
+        <w:rPr>
+          <w:lang w:val="fr_FR" w:bidi="fr_FR"/>
+        </w:rPr>
+        <w:t>, vous pouvez exprimer la même idée d'une autre manière. Assurez-vous que votre traduction correspond à l'option que vous avez choisie dans la note précédente. Traduction alternative : « d'être honorés de deux manières » ou « d'être à la fois honorés et payés »</w:t>
+      </w:r>
+    </w:p>
+    <w:p>
+      <w:pPr/>
+      <w:r>
+        <w:rPr>
+          <w:lang w:val="fr_FR" w:bidi="fr_FR"/>
+        </w:rPr>
+      </w:r>
+      <w:r>
+        <w:rPr>
+          <w:lang w:val="fr_FR" w:bidi="fr_FR"/>
+        </w:rPr>
+        <w:t xml:space="preserve">Voir : </w:t>
+      </w:r>
+      <w:r>
+        <w:rPr>
+          <w:lang w:val="fr_FR" w:bidi="fr_FR"/>
+        </w:rPr>
+        <w:t>Les noms abstraits</w:t>
+      </w:r>
+      <w:r>
+        <w:rPr>
+          <w:lang w:val="fr_FR" w:bidi="fr_FR"/>
+        </w:rPr>
+      </w:r>
+      <w:r>
+        <w:rPr>
+          <w:lang w:val="fr_FR" w:bidi="fr_FR"/>
+        </w:rPr>
+      </w:r>
+    </w:p>
+    <w:p>
+      <w:pPr/>
+      <w:r>
+        <w:rPr>
+          <w:lang w:val="fr_FR" w:bidi="fr_FR"/>
+        </w:rPr>
+      </w:r>
+    </w:p>
+    <w:p>
+      <w:pPr>
+        <w:pStyle w:val="Heading2"/>
+      </w:pPr>
+      <w:r>
+        <w:rPr>
+          <w:lang w:val="fr_FR" w:bidi="fr_FR"/>
+        </w:rPr>
+        <w:t>1 Timothée 5.18 (#1)</w:t>
+      </w:r>
+      <w:r>
+        <w:rPr>
+          <w:lang w:val="fr_FR" w:bidi="fr_FR"/>
+        </w:rPr>
+      </w:r>
+    </w:p>
+    <w:p>
+      <w:pPr/>
+      <w:r>
+        <w:rPr>
+          <w:lang w:val="fr_FR" w:bidi="fr_FR"/>
+        </w:rPr>
+      </w:r>
+      <w:r>
+        <w:rPr>
+          <w:b/>
+          <w:lang w:val="fr_FR" w:bidi="fr_FR"/>
+        </w:rPr>
+        <w:t>γὰρ</w:t>
+      </w:r>
+    </w:p>
+    <w:p>
+      <w:pPr/>
+      <w:r>
+        <w:rPr>
+          <w:lang w:val="fr_FR" w:bidi="fr_FR"/>
+        </w:rPr>
+      </w:r>
+      <w:r>
+        <w:rPr>
+          <w:b/>
+          <w:lang w:val="fr_FR" w:bidi="fr_FR"/>
+        </w:rPr>
+        <w:t>« Car »</w:t>
+      </w:r>
+    </w:p>
+    <w:p>
+      <w:pPr/>
+      <w:r>
+        <w:rPr>
+          <w:lang w:val="fr_FR" w:bidi="fr_FR"/>
+        </w:rPr>
+      </w:r>
+      <w:r>
+        <w:rPr>
+          <w:lang w:val="fr_FR" w:bidi="fr_FR"/>
+        </w:rPr>
+        <w:t xml:space="preserve">Ici, le mot </w:t>
+      </w:r>
+      <w:r>
+        <w:rPr>
+          <w:b/>
+          <w:lang w:val="fr_FR" w:bidi="fr_FR"/>
+        </w:rPr>
+        <w:t>Car</w:t>
+      </w:r>
+      <w:r>
+        <w:rPr>
+          <w:lang w:val="fr_FR" w:bidi="fr_FR"/>
+        </w:rPr>
+        <w:t xml:space="preserve"> introduit la justification sur laquelle repose l'ordre que Paul a donné dans le verset précédent. Si c'est utile dans votre langue, vous pouvez utiliser un mot ou un terme qui introduit la justification d'un ordre ou vous pouvez laisser </w:t>
+      </w:r>
+      <w:r>
+        <w:rPr>
+          <w:b/>
+          <w:lang w:val="fr_FR" w:bidi="fr_FR"/>
+        </w:rPr>
+        <w:t>Car</w:t>
+      </w:r>
+      <w:r>
+        <w:rPr>
+          <w:lang w:val="fr_FR" w:bidi="fr_FR"/>
+        </w:rPr>
+        <w:t xml:space="preserve"> non traduit. Traduction alternative : « En fait » ou « Voici pourquoi »</w:t>
+      </w:r>
+    </w:p>
+    <w:p>
+      <w:pPr/>
+      <w:r>
+        <w:rPr>
+          <w:lang w:val="fr_FR" w:bidi="fr_FR"/>
+        </w:rPr>
+      </w:r>
+      <w:r>
+        <w:rPr>
+          <w:lang w:val="fr_FR" w:bidi="fr_FR"/>
+        </w:rPr>
+        <w:t xml:space="preserve">Voir : </w:t>
+      </w:r>
+      <w:r>
+        <w:rPr>
+          <w:lang w:val="fr_FR" w:bidi="fr_FR"/>
+        </w:rPr>
+        <w:t>Connecteur : relation de cause à effet</w:t>
+      </w:r>
+      <w:r>
+        <w:rPr>
+          <w:lang w:val="fr_FR" w:bidi="fr_FR"/>
+        </w:rPr>
+      </w:r>
+      <w:r>
+        <w:rPr>
+          <w:lang w:val="fr_FR" w:bidi="fr_FR"/>
+        </w:rPr>
+      </w:r>
+    </w:p>
+    <w:p>
+      <w:pPr/>
+      <w:r>
+        <w:rPr>
+          <w:lang w:val="fr_FR" w:bidi="fr_FR"/>
+        </w:rPr>
+      </w:r>
+    </w:p>
+    <w:p>
+      <w:pPr>
+        <w:pStyle w:val="Heading2"/>
+      </w:pPr>
+      <w:r>
+        <w:rPr>
+          <w:lang w:val="fr_FR" w:bidi="fr_FR"/>
+        </w:rPr>
+        <w:t>1 Timothée 5.18 (#2)</w:t>
+      </w:r>
+      <w:r>
+        <w:rPr>
+          <w:lang w:val="fr_FR" w:bidi="fr_FR"/>
+        </w:rPr>
+      </w:r>
+    </w:p>
+    <w:p>
+      <w:pPr/>
+      <w:r>
+        <w:rPr>
+          <w:lang w:val="fr_FR" w:bidi="fr_FR"/>
+        </w:rPr>
+      </w:r>
+      <w:r>
+        <w:rPr>
+          <w:b/>
+          <w:lang w:val="fr_FR" w:bidi="fr_FR"/>
+        </w:rPr>
+        <w:t>λέγει &amp; ἡ Γραφή, βοῦν ἀλοῶντα οὐ φιμώσεις, καί, ἄξιος ὁ ἐργάτης τοῦ μισθοῦ αὐτοῦ</w:t>
+      </w:r>
+    </w:p>
+    <w:p>
+      <w:pPr/>
+      <w:r>
+        <w:rPr>
+          <w:lang w:val="fr_FR" w:bidi="fr_FR"/>
+        </w:rPr>
+      </w:r>
+      <w:r>
+        <w:rPr>
+          <w:b/>
+          <w:lang w:val="fr_FR" w:bidi="fr_FR"/>
+        </w:rPr>
+        <w:t xml:space="preserve">« Car l'Écriture dit : « Tu </w:t>
+      </w:r>
+      <w:r>
+        <w:rPr>
+          <w:b/>
+          <w:lang w:val="fr_FR" w:bidi="fr_FR"/>
+        </w:rPr>
+        <w:t>n'emmuselleras point le bœuf quand il foule le grain</w:t>
+      </w:r>
+      <w:r>
+        <w:rPr>
+          <w:b/>
+          <w:lang w:val="fr_FR" w:bidi="fr_FR"/>
+        </w:rPr>
+        <w:t xml:space="preserve"> », et « l'ouvrier mérite son salaire » »</w:t>
+      </w:r>
+    </w:p>
+    <w:p>
+      <w:pPr/>
+      <w:r>
+        <w:rPr>
+          <w:lang w:val="fr_FR" w:bidi="fr_FR"/>
+        </w:rPr>
+      </w:r>
+      <w:r>
+        <w:rPr>
+          <w:lang w:val="fr_FR" w:bidi="fr_FR"/>
+        </w:rPr>
+        <w:t xml:space="preserve">Ici, Paul cite les Écritures de l'Ancien Testament, spécifiquement </w:t>
+      </w:r>
+      <w:hyperlink r:id="rId50">
+        <w:r>
+          <w:rPr>
+            <w:lang w:val="fr_FR" w:bidi="fr_FR"/>
+          </w:rPr>
+          <w:rPr>
+            <w:color w:val="0000EE"/>
+            <w:u w:val="single"/>
+          </w:rPr>
+          <w:t>Deutéronome 2</w:t>
+        </w:r>
+      </w:hyperlink>
       <w:hyperlink r:id="rId50">
         <w:r>
           <w:rPr>
@@ -48449,2582 +50957,9 @@
         <w:rPr>
           <w:lang w:val="fr_FR" w:bidi="fr_FR"/>
         </w:rPr>
-        <w:t>. Traduction alternative : « elles sont également constamment » ou « elles découvrent comment être »</w:t>
-      </w:r>
-    </w:p>
-    <w:p>
-      <w:pPr/>
-      <w:r>
-        <w:rPr>
-          <w:lang w:val="fr_FR" w:bidi="fr_FR"/>
-        </w:rPr>
-      </w:r>
-      <w:r>
-        <w:rPr>
-          <w:lang w:val="fr_FR" w:bidi="fr_FR"/>
-        </w:rPr>
-        <w:t xml:space="preserve">Voir : </w:t>
-      </w:r>
-      <w:r>
-        <w:rPr>
-          <w:lang w:val="fr_FR" w:bidi="fr_FR"/>
-        </w:rPr>
-        <w:t>Métonymie</w:t>
-      </w:r>
-      <w:r>
-        <w:rPr>
-          <w:lang w:val="fr_FR" w:bidi="fr_FR"/>
-        </w:rPr>
-      </w:r>
-      <w:r>
-        <w:rPr>
-          <w:lang w:val="fr_FR" w:bidi="fr_FR"/>
-        </w:rPr>
-      </w:r>
-    </w:p>
-    <w:p>
-      <w:pPr/>
-      <w:r>
-        <w:rPr>
-          <w:lang w:val="fr_FR" w:bidi="fr_FR"/>
-        </w:rPr>
-      </w:r>
-    </w:p>
-    <w:p>
-      <w:pPr>
-        <w:pStyle w:val="Heading2"/>
-      </w:pPr>
-      <w:r>
-        <w:rPr>
-          <w:lang w:val="fr_FR" w:bidi="fr_FR"/>
-        </w:rPr>
-        <w:t>1 Timothée 5.13 (#3)</w:t>
-      </w:r>
-      <w:r>
-        <w:rPr>
-          <w:lang w:val="fr_FR" w:bidi="fr_FR"/>
-        </w:rPr>
-      </w:r>
-    </w:p>
-    <w:p>
-      <w:pPr/>
-      <w:r>
-        <w:rPr>
-          <w:lang w:val="fr_FR" w:bidi="fr_FR"/>
-        </w:rPr>
-      </w:r>
-      <w:r>
-        <w:rPr>
-          <w:b/>
-          <w:lang w:val="fr_FR" w:bidi="fr_FR"/>
-        </w:rPr>
-        <w:t>περιερχόμεναι τὰς οἰκίας</w:t>
-      </w:r>
-    </w:p>
-    <w:p>
-      <w:pPr/>
-      <w:r>
-        <w:rPr>
-          <w:lang w:val="fr_FR" w:bidi="fr_FR"/>
-        </w:rPr>
-      </w:r>
-      <w:r>
-        <w:rPr>
-          <w:b/>
-          <w:lang w:val="fr_FR" w:bidi="fr_FR"/>
-        </w:rPr>
-        <w:t xml:space="preserve">« </w:t>
-      </w:r>
-      <w:r>
-        <w:rPr>
-          <w:b/>
-          <w:lang w:val="fr_FR" w:bidi="fr_FR"/>
-        </w:rPr>
-        <w:t>à aller de maison en maison</w:t>
-      </w:r>
-      <w:r>
-        <w:rPr>
-          <w:b/>
-          <w:lang w:val="fr_FR" w:bidi="fr_FR"/>
-        </w:rPr>
-        <w:t xml:space="preserve"> »</w:t>
-      </w:r>
-    </w:p>
-    <w:p>
-      <w:pPr/>
-      <w:r>
-        <w:rPr>
-          <w:lang w:val="fr_FR" w:bidi="fr_FR"/>
-        </w:rPr>
-      </w:r>
-      <w:r>
-        <w:rPr>
-          <w:lang w:val="fr_FR" w:bidi="fr_FR"/>
-        </w:rPr>
-        <w:t>Ici, Paul laisse entendre que ces jeunes veuves pourraient se rendre de maison en maison, dans le but de cancaner et d'apprendre ce que font les autres. Si c'est utile dans votre langue, vous pouvez rendre cette idée plus explicite. Traduction alternative : « allant de maison en maison »</w:t>
-      </w:r>
-    </w:p>
-    <w:p>
-      <w:pPr/>
-      <w:r>
-        <w:rPr>
-          <w:lang w:val="fr_FR" w:bidi="fr_FR"/>
-        </w:rPr>
-      </w:r>
-      <w:r>
-        <w:rPr>
-          <w:lang w:val="fr_FR" w:bidi="fr_FR"/>
-        </w:rPr>
-        <w:t xml:space="preserve">Voir : </w:t>
-      </w:r>
-      <w:r>
-        <w:rPr>
-          <w:lang w:val="fr_FR" w:bidi="fr_FR"/>
-        </w:rPr>
-        <w:t>Connaissances présumées et informations sous-entendues</w:t>
-      </w:r>
-      <w:r>
-        <w:rPr>
-          <w:lang w:val="fr_FR" w:bidi="fr_FR"/>
-        </w:rPr>
-      </w:r>
-      <w:r>
-        <w:rPr>
-          <w:lang w:val="fr_FR" w:bidi="fr_FR"/>
-        </w:rPr>
-      </w:r>
-    </w:p>
-    <w:p>
-      <w:pPr/>
-      <w:r>
-        <w:rPr>
-          <w:lang w:val="fr_FR" w:bidi="fr_FR"/>
-        </w:rPr>
-      </w:r>
-    </w:p>
-    <w:p>
-      <w:pPr>
-        <w:pStyle w:val="Heading2"/>
-      </w:pPr>
-      <w:r>
-        <w:rPr>
-          <w:lang w:val="fr_FR" w:bidi="fr_FR"/>
-        </w:rPr>
-        <w:t>1 Timothée 5.14 (#1)</w:t>
-      </w:r>
-      <w:r>
-        <w:rPr>
-          <w:lang w:val="fr_FR" w:bidi="fr_FR"/>
-        </w:rPr>
-      </w:r>
-    </w:p>
-    <w:p>
-      <w:pPr/>
-      <w:r>
-        <w:rPr>
-          <w:lang w:val="fr_FR" w:bidi="fr_FR"/>
-        </w:rPr>
-      </w:r>
-      <w:r>
-        <w:rPr>
-          <w:b/>
-          <w:lang w:val="fr_FR" w:bidi="fr_FR"/>
-        </w:rPr>
-        <w:t>νεωτέρας</w:t>
-      </w:r>
-    </w:p>
-    <w:p>
-      <w:pPr/>
-      <w:r>
-        <w:rPr>
-          <w:lang w:val="fr_FR" w:bidi="fr_FR"/>
-        </w:rPr>
-      </w:r>
-      <w:r>
-        <w:rPr>
-          <w:b/>
-          <w:lang w:val="fr_FR" w:bidi="fr_FR"/>
-        </w:rPr>
-        <w:t>« les jeunes »</w:t>
-      </w:r>
-    </w:p>
-    <w:p>
-      <w:pPr/>
-      <w:r>
-        <w:rPr>
-          <w:lang w:val="fr_FR" w:bidi="fr_FR"/>
-        </w:rPr>
-      </w:r>
-      <w:r>
-        <w:rPr>
-          <w:lang w:val="fr_FR" w:bidi="fr_FR"/>
-        </w:rPr>
-        <w:t xml:space="preserve">Ici, Paul parle des </w:t>
-      </w:r>
-      <w:r>
-        <w:rPr>
-          <w:b/>
-          <w:lang w:val="fr_FR" w:bidi="fr_FR"/>
-        </w:rPr>
-        <w:t>jeunes</w:t>
-      </w:r>
-      <w:r>
-        <w:rPr>
-          <w:lang w:val="fr_FR" w:bidi="fr_FR"/>
-        </w:rPr>
-        <w:t xml:space="preserve"> veuves dont il a parlé en </w:t>
+        <w:t xml:space="preserve">. Puis il cite des paroles prononcées par Jésus telles que rapportées en </w:t>
       </w:r>
       <w:hyperlink r:id="rId51">
-        <w:r>
-          <w:rPr>
-            <w:lang w:val="fr_FR" w:bidi="fr_FR"/>
-          </w:rPr>
-          <w:rPr>
-            <w:color w:val="0000EE"/>
-            <w:u w:val="single"/>
-          </w:rPr>
-          <w:t>5.11–13</w:t>
-        </w:r>
-      </w:hyperlink>
-      <w:r>
-        <w:rPr>
-          <w:lang w:val="fr_FR" w:bidi="fr_FR"/>
-        </w:rPr>
-        <w:t>. Si c'est utile dans votre langue, vous pouvez rendre cette idée plus explicite. Traduction alternative : « ces jeunes veuves »</w:t>
-      </w:r>
-    </w:p>
-    <w:p>
-      <w:pPr/>
-      <w:r>
-        <w:rPr>
-          <w:lang w:val="fr_FR" w:bidi="fr_FR"/>
-        </w:rPr>
-      </w:r>
-      <w:r>
-        <w:rPr>
-          <w:lang w:val="fr_FR" w:bidi="fr_FR"/>
-        </w:rPr>
-        <w:t xml:space="preserve">Voir : </w:t>
-      </w:r>
-      <w:r>
-        <w:rPr>
-          <w:lang w:val="fr_FR" w:bidi="fr_FR"/>
-        </w:rPr>
-        <w:t>Connaissances présumées et informations sous-entendues</w:t>
-      </w:r>
-      <w:r>
-        <w:rPr>
-          <w:lang w:val="fr_FR" w:bidi="fr_FR"/>
-        </w:rPr>
-      </w:r>
-      <w:r>
-        <w:rPr>
-          <w:lang w:val="fr_FR" w:bidi="fr_FR"/>
-        </w:rPr>
-      </w:r>
-    </w:p>
-    <w:p>
-      <w:pPr/>
-      <w:r>
-        <w:rPr>
-          <w:lang w:val="fr_FR" w:bidi="fr_FR"/>
-        </w:rPr>
-      </w:r>
-    </w:p>
-    <w:p>
-      <w:pPr>
-        <w:pStyle w:val="Heading2"/>
-      </w:pPr>
-      <w:r>
-        <w:rPr>
-          <w:lang w:val="fr_FR" w:bidi="fr_FR"/>
-        </w:rPr>
-        <w:t>1 Timothée 5.14 (#2)</w:t>
-      </w:r>
-      <w:r>
-        <w:rPr>
-          <w:lang w:val="fr_FR" w:bidi="fr_FR"/>
-        </w:rPr>
-      </w:r>
-    </w:p>
-    <w:p>
-      <w:pPr/>
-      <w:r>
-        <w:rPr>
-          <w:lang w:val="fr_FR" w:bidi="fr_FR"/>
-        </w:rPr>
-      </w:r>
-      <w:r>
-        <w:rPr>
-          <w:b/>
-          <w:lang w:val="fr_FR" w:bidi="fr_FR"/>
-        </w:rPr>
-        <w:t>μηδεμίαν ἀφορμὴν διδόναι τῷ ἀντικειμένῳ λοιδορίας χάριν</w:t>
-      </w:r>
-    </w:p>
-    <w:p>
-      <w:pPr/>
-      <w:r>
-        <w:rPr>
-          <w:lang w:val="fr_FR" w:bidi="fr_FR"/>
-        </w:rPr>
-      </w:r>
-      <w:r>
-        <w:rPr>
-          <w:b/>
-          <w:lang w:val="fr_FR" w:bidi="fr_FR"/>
-        </w:rPr>
-        <w:t xml:space="preserve">« </w:t>
-      </w:r>
-      <w:r>
-        <w:rPr>
-          <w:b/>
-          <w:lang w:val="fr_FR" w:bidi="fr_FR"/>
-        </w:rPr>
-        <w:t xml:space="preserve">qu'elles ne donnent à l'adversaire aucune occasion de médire </w:t>
-      </w:r>
-      <w:r>
-        <w:rPr>
-          <w:b/>
-          <w:lang w:val="fr_FR" w:bidi="fr_FR"/>
-        </w:rPr>
-        <w:t>»</w:t>
-      </w:r>
-    </w:p>
-    <w:p>
-      <w:pPr/>
-      <w:r>
-        <w:rPr>
-          <w:lang w:val="fr_FR" w:bidi="fr_FR"/>
-        </w:rPr>
-      </w:r>
-      <w:r>
-        <w:rPr>
-          <w:lang w:val="fr_FR" w:bidi="fr_FR"/>
-        </w:rPr>
-        <w:t>Si votre langue n'utilise pas de nom abstrait pour l'idée d'</w:t>
-      </w:r>
-      <w:r>
-        <w:rPr>
-          <w:b/>
-          <w:lang w:val="fr_FR" w:bidi="fr_FR"/>
-        </w:rPr>
-        <w:t>occasion</w:t>
-      </w:r>
-      <w:r>
-        <w:rPr>
-          <w:lang w:val="fr_FR" w:bidi="fr_FR"/>
-        </w:rPr>
-        <w:t>, vous pouvez exprimer la même idée d'une autre manière. Traduction alternative : « qu'elles ne fassent rien qui permettrait à l'adversaire de médire »</w:t>
-      </w:r>
-    </w:p>
-    <w:p>
-      <w:pPr/>
-      <w:r>
-        <w:rPr>
-          <w:lang w:val="fr_FR" w:bidi="fr_FR"/>
-        </w:rPr>
-      </w:r>
-      <w:r>
-        <w:rPr>
-          <w:lang w:val="fr_FR" w:bidi="fr_FR"/>
-        </w:rPr>
-        <w:t xml:space="preserve">Voir : </w:t>
-      </w:r>
-      <w:r>
-        <w:rPr>
-          <w:lang w:val="fr_FR" w:bidi="fr_FR"/>
-        </w:rPr>
-        <w:t>Les noms abstraits</w:t>
-      </w:r>
-      <w:r>
-        <w:rPr>
-          <w:lang w:val="fr_FR" w:bidi="fr_FR"/>
-        </w:rPr>
-      </w:r>
-      <w:r>
-        <w:rPr>
-          <w:lang w:val="fr_FR" w:bidi="fr_FR"/>
-        </w:rPr>
-      </w:r>
-    </w:p>
-    <w:p>
-      <w:pPr/>
-      <w:r>
-        <w:rPr>
-          <w:lang w:val="fr_FR" w:bidi="fr_FR"/>
-        </w:rPr>
-      </w:r>
-    </w:p>
-    <w:p>
-      <w:pPr>
-        <w:pStyle w:val="Heading2"/>
-      </w:pPr>
-      <w:r>
-        <w:rPr>
-          <w:lang w:val="fr_FR" w:bidi="fr_FR"/>
-        </w:rPr>
-        <w:t>1 Timothée 5.14 (#3)</w:t>
-      </w:r>
-      <w:r>
-        <w:rPr>
-          <w:lang w:val="fr_FR" w:bidi="fr_FR"/>
-        </w:rPr>
-      </w:r>
-    </w:p>
-    <w:p>
-      <w:pPr/>
-      <w:r>
-        <w:rPr>
-          <w:lang w:val="fr_FR" w:bidi="fr_FR"/>
-        </w:rPr>
-      </w:r>
-      <w:r>
-        <w:rPr>
-          <w:b/>
-          <w:lang w:val="fr_FR" w:bidi="fr_FR"/>
-        </w:rPr>
-        <w:t>λοιδορίας χάριν</w:t>
-      </w:r>
-    </w:p>
-    <w:p>
-      <w:pPr/>
-      <w:r>
-        <w:rPr>
-          <w:lang w:val="fr_FR" w:bidi="fr_FR"/>
-        </w:rPr>
-      </w:r>
-      <w:r>
-        <w:rPr>
-          <w:b/>
-          <w:lang w:val="fr_FR" w:bidi="fr_FR"/>
-        </w:rPr>
-        <w:t>« de médire »</w:t>
-      </w:r>
-    </w:p>
-    <w:p>
-      <w:pPr/>
-      <w:r>
-        <w:rPr>
-          <w:lang w:val="fr_FR" w:bidi="fr_FR"/>
-        </w:rPr>
-      </w:r>
-      <w:r>
-        <w:rPr>
-          <w:lang w:val="fr_FR" w:bidi="fr_FR"/>
-        </w:rPr>
-        <w:t xml:space="preserve">Ici, le mot </w:t>
-      </w:r>
-      <w:r>
-        <w:rPr>
-          <w:b/>
-          <w:lang w:val="fr_FR" w:bidi="fr_FR"/>
-        </w:rPr>
-        <w:t xml:space="preserve">médire </w:t>
-      </w:r>
-      <w:r>
-        <w:rPr>
-          <w:lang w:val="fr_FR" w:bidi="fr_FR"/>
-        </w:rPr>
-        <w:t>pourrait viser : (1) les croyants en général. Traduction alternative : « de médire de nous » ; (2) seulement les veuves. Traduction alternative : « de médire à leur sujet »</w:t>
-      </w:r>
-    </w:p>
-    <w:p>
-      <w:pPr/>
-      <w:r>
-        <w:rPr>
-          <w:lang w:val="fr_FR" w:bidi="fr_FR"/>
-        </w:rPr>
-      </w:r>
-      <w:r>
-        <w:rPr>
-          <w:lang w:val="fr_FR" w:bidi="fr_FR"/>
-        </w:rPr>
-        <w:t xml:space="preserve">Voir : </w:t>
-      </w:r>
-      <w:r>
-        <w:rPr>
-          <w:lang w:val="fr_FR" w:bidi="fr_FR"/>
-        </w:rPr>
-        <w:t>Connaissances présumées et informations sous-entendues</w:t>
-      </w:r>
-      <w:r>
-        <w:rPr>
-          <w:lang w:val="fr_FR" w:bidi="fr_FR"/>
-        </w:rPr>
-      </w:r>
-      <w:r>
-        <w:rPr>
-          <w:lang w:val="fr_FR" w:bidi="fr_FR"/>
-        </w:rPr>
-      </w:r>
-    </w:p>
-    <w:p>
-      <w:pPr/>
-      <w:r>
-        <w:rPr>
-          <w:lang w:val="fr_FR" w:bidi="fr_FR"/>
-        </w:rPr>
-      </w:r>
-    </w:p>
-    <w:p>
-      <w:pPr>
-        <w:pStyle w:val="Heading2"/>
-      </w:pPr>
-      <w:r>
-        <w:rPr>
-          <w:lang w:val="fr_FR" w:bidi="fr_FR"/>
-        </w:rPr>
-        <w:t>1 Timothée 5.14 (#4)</w:t>
-      </w:r>
-      <w:r>
-        <w:rPr>
-          <w:lang w:val="fr_FR" w:bidi="fr_FR"/>
-        </w:rPr>
-      </w:r>
-    </w:p>
-    <w:p>
-      <w:pPr/>
-      <w:r>
-        <w:rPr>
-          <w:lang w:val="fr_FR" w:bidi="fr_FR"/>
-        </w:rPr>
-      </w:r>
-      <w:r>
-        <w:rPr>
-          <w:b/>
-          <w:lang w:val="fr_FR" w:bidi="fr_FR"/>
-        </w:rPr>
-        <w:t>τῷ ἀντικειμένῳ</w:t>
-      </w:r>
-    </w:p>
-    <w:p>
-      <w:pPr/>
-      <w:r>
-        <w:rPr>
-          <w:lang w:val="fr_FR" w:bidi="fr_FR"/>
-        </w:rPr>
-      </w:r>
-      <w:r>
-        <w:rPr>
-          <w:b/>
-          <w:lang w:val="fr_FR" w:bidi="fr_FR"/>
-        </w:rPr>
-        <w:t>« à l'adversaire »</w:t>
-      </w:r>
-    </w:p>
-    <w:p>
-      <w:pPr/>
-      <w:r>
-        <w:rPr>
-          <w:lang w:val="fr_FR" w:bidi="fr_FR"/>
-        </w:rPr>
-      </w:r>
-      <w:r>
-        <w:rPr>
-          <w:lang w:val="fr_FR" w:bidi="fr_FR"/>
-        </w:rPr>
-        <w:t xml:space="preserve">Ici, le terme </w:t>
-      </w:r>
-      <w:r>
-        <w:rPr>
-          <w:b/>
-          <w:lang w:val="fr_FR" w:bidi="fr_FR"/>
-        </w:rPr>
-        <w:t>à l'adversaire</w:t>
-      </w:r>
-      <w:r>
-        <w:rPr>
-          <w:lang w:val="fr_FR" w:bidi="fr_FR"/>
-        </w:rPr>
-        <w:t xml:space="preserve"> peut désigner : (1) Satan. Dans ce cas, Satan utiliserait probablement d'autres personnes pour insulter les croyants. Traduction alternative : « au diable » ; (2) toute personne qui s'oppose ou attaque les croyants. Traduction alternative : « aux personnes qui s'opposent à nous » ou « aux ennemis des croyants »</w:t>
-      </w:r>
-    </w:p>
-    <w:p>
-      <w:pPr/>
-      <w:r>
-        <w:rPr>
-          <w:lang w:val="fr_FR" w:bidi="fr_FR"/>
-        </w:rPr>
-      </w:r>
-      <w:r>
-        <w:rPr>
-          <w:lang w:val="fr_FR" w:bidi="fr_FR"/>
-        </w:rPr>
-        <w:t xml:space="preserve">Voir : </w:t>
-      </w:r>
-      <w:r>
-        <w:rPr>
-          <w:lang w:val="fr_FR" w:bidi="fr_FR"/>
-        </w:rPr>
-        <w:t>Connaissances présumées et informations sous-entendues</w:t>
-      </w:r>
-      <w:r>
-        <w:rPr>
-          <w:lang w:val="fr_FR" w:bidi="fr_FR"/>
-        </w:rPr>
-      </w:r>
-      <w:r>
-        <w:rPr>
-          <w:lang w:val="fr_FR" w:bidi="fr_FR"/>
-        </w:rPr>
-      </w:r>
-    </w:p>
-    <w:p>
-      <w:pPr/>
-      <w:r>
-        <w:rPr>
-          <w:lang w:val="fr_FR" w:bidi="fr_FR"/>
-        </w:rPr>
-      </w:r>
-    </w:p>
-    <w:p>
-      <w:pPr>
-        <w:pStyle w:val="Heading2"/>
-      </w:pPr>
-      <w:r>
-        <w:rPr>
-          <w:lang w:val="fr_FR" w:bidi="fr_FR"/>
-        </w:rPr>
-        <w:t>1 Timothée 5.15 (#1)</w:t>
-      </w:r>
-      <w:r>
-        <w:rPr>
-          <w:lang w:val="fr_FR" w:bidi="fr_FR"/>
-        </w:rPr>
-      </w:r>
-    </w:p>
-    <w:p>
-      <w:pPr/>
-      <w:r>
-        <w:rPr>
-          <w:lang w:val="fr_FR" w:bidi="fr_FR"/>
-        </w:rPr>
-      </w:r>
-      <w:r>
-        <w:rPr>
-          <w:b/>
-          <w:lang w:val="fr_FR" w:bidi="fr_FR"/>
-        </w:rPr>
-        <w:t>γάρ</w:t>
-      </w:r>
-    </w:p>
-    <w:p>
-      <w:pPr/>
-      <w:r>
-        <w:rPr>
-          <w:lang w:val="fr_FR" w:bidi="fr_FR"/>
-        </w:rPr>
-      </w:r>
-      <w:r>
-        <w:rPr>
-          <w:b/>
-          <w:lang w:val="fr_FR" w:bidi="fr_FR"/>
-        </w:rPr>
-        <w:t>« car »</w:t>
-      </w:r>
-    </w:p>
-    <w:p>
-      <w:pPr/>
-      <w:r>
-        <w:rPr>
-          <w:lang w:val="fr_FR" w:bidi="fr_FR"/>
-        </w:rPr>
-      </w:r>
-      <w:r>
-        <w:rPr>
-          <w:lang w:val="fr_FR" w:bidi="fr_FR"/>
-        </w:rPr>
-        <w:t xml:space="preserve">Ici, le mot </w:t>
-      </w:r>
-      <w:r>
-        <w:rPr>
-          <w:b/>
-          <w:lang w:val="fr_FR" w:bidi="fr_FR"/>
-        </w:rPr>
-        <w:t>car</w:t>
-      </w:r>
-      <w:r>
-        <w:rPr>
-          <w:lang w:val="fr_FR" w:bidi="fr_FR"/>
-        </w:rPr>
-        <w:t xml:space="preserve"> introduit la raison pour laquelle Paul a donné les instructions dans les versets précédents. Si c'est utile dans votre langue, vous pouvez utiliser un mot ou une expression qui introduit la raison ou la justification des instructions, ou vous pouvez laisser </w:t>
-      </w:r>
-      <w:r>
-        <w:rPr>
-          <w:b/>
-          <w:lang w:val="fr_FR" w:bidi="fr_FR"/>
-        </w:rPr>
-        <w:t>car</w:t>
-      </w:r>
-      <w:r>
-        <w:rPr>
-          <w:lang w:val="fr_FR" w:bidi="fr_FR"/>
-        </w:rPr>
-        <w:t xml:space="preserve"> non traduit. Traduction alternative : « En fait » ou « Voici pourquoi j'ai inclus ces instructions »</w:t>
-      </w:r>
-    </w:p>
-    <w:p>
-      <w:pPr/>
-      <w:r>
-        <w:rPr>
-          <w:lang w:val="fr_FR" w:bidi="fr_FR"/>
-        </w:rPr>
-      </w:r>
-      <w:r>
-        <w:rPr>
-          <w:lang w:val="fr_FR" w:bidi="fr_FR"/>
-        </w:rPr>
-        <w:t xml:space="preserve">Voir : </w:t>
-      </w:r>
-      <w:r>
-        <w:rPr>
-          <w:lang w:val="fr_FR" w:bidi="fr_FR"/>
-        </w:rPr>
-        <w:t>Connecteur : relation de cause à effet</w:t>
-      </w:r>
-      <w:r>
-        <w:rPr>
-          <w:lang w:val="fr_FR" w:bidi="fr_FR"/>
-        </w:rPr>
-      </w:r>
-      <w:r>
-        <w:rPr>
-          <w:lang w:val="fr_FR" w:bidi="fr_FR"/>
-        </w:rPr>
-      </w:r>
-    </w:p>
-    <w:p>
-      <w:pPr/>
-      <w:r>
-        <w:rPr>
-          <w:lang w:val="fr_FR" w:bidi="fr_FR"/>
-        </w:rPr>
-      </w:r>
-    </w:p>
-    <w:p>
-      <w:pPr>
-        <w:pStyle w:val="Heading2"/>
-      </w:pPr>
-      <w:r>
-        <w:rPr>
-          <w:lang w:val="fr_FR" w:bidi="fr_FR"/>
-        </w:rPr>
-        <w:t>1 Timothée 5.15 (#2)</w:t>
-      </w:r>
-      <w:r>
-        <w:rPr>
-          <w:lang w:val="fr_FR" w:bidi="fr_FR"/>
-        </w:rPr>
-      </w:r>
-    </w:p>
-    <w:p>
-      <w:pPr/>
-      <w:r>
-        <w:rPr>
-          <w:lang w:val="fr_FR" w:bidi="fr_FR"/>
-        </w:rPr>
-      </w:r>
-      <w:r>
-        <w:rPr>
-          <w:b/>
-          <w:lang w:val="fr_FR" w:bidi="fr_FR"/>
-        </w:rPr>
-        <w:t>ἐξετράπησαν ὀπίσω τοῦ Σατανᾶ</w:t>
-      </w:r>
-    </w:p>
-    <w:p>
-      <w:pPr/>
-      <w:r>
-        <w:rPr>
-          <w:lang w:val="fr_FR" w:bidi="fr_FR"/>
-        </w:rPr>
-      </w:r>
-      <w:r>
-        <w:rPr>
-          <w:b/>
-          <w:lang w:val="fr_FR" w:bidi="fr_FR"/>
-        </w:rPr>
-        <w:t>« se sont détournés pour suivre Satan »</w:t>
-      </w:r>
-    </w:p>
-    <w:p>
-      <w:pPr/>
-      <w:r>
-        <w:rPr>
-          <w:lang w:val="fr_FR" w:bidi="fr_FR"/>
-        </w:rPr>
-      </w:r>
-      <w:r>
-        <w:rPr>
-          <w:lang w:val="fr_FR" w:bidi="fr_FR"/>
-        </w:rPr>
-        <w:t>Paul parle du fait que certains croyants ont cessé de suivre ce que Dieu attend d'eux et se sont tournés vers ce que Satan désire qu'ils fassent, comme s'ils se détournaient de Dieu pour suivre Satan. Il veut dire que ces personnes ont cessé de faire ce que Dieu veut et font maintenant ce que Satan veut. Si cela peut être utile dans votre langue, vous pouvez utiliser une expression comparable ou simplement énoncer le sens clairement. Si c'est utile dans votre langue, vous pouvez utiliser une figure de style comparable ou formuler la chose de manière explicite. Traduction alternative : « ont dévié de l'obéissance à Dieu pour se tourner vers l'obéissance à Satan » ou « ont commencé à obéir à Satan au lieu d'obéir à Dieu »</w:t>
-      </w:r>
-    </w:p>
-    <w:p>
-      <w:pPr/>
-      <w:r>
-        <w:rPr>
-          <w:lang w:val="fr_FR" w:bidi="fr_FR"/>
-        </w:rPr>
-      </w:r>
-      <w:r>
-        <w:rPr>
-          <w:lang w:val="fr_FR" w:bidi="fr_FR"/>
-        </w:rPr>
-        <w:t xml:space="preserve">Voir : </w:t>
-      </w:r>
-      <w:r>
-        <w:rPr>
-          <w:lang w:val="fr_FR" w:bidi="fr_FR"/>
-        </w:rPr>
-        <w:t>Métaphore</w:t>
-      </w:r>
-      <w:r>
-        <w:rPr>
-          <w:lang w:val="fr_FR" w:bidi="fr_FR"/>
-        </w:rPr>
-      </w:r>
-      <w:r>
-        <w:rPr>
-          <w:lang w:val="fr_FR" w:bidi="fr_FR"/>
-        </w:rPr>
-      </w:r>
-    </w:p>
-    <w:p>
-      <w:pPr/>
-      <w:r>
-        <w:rPr>
-          <w:lang w:val="fr_FR" w:bidi="fr_FR"/>
-        </w:rPr>
-      </w:r>
-    </w:p>
-    <w:p>
-      <w:pPr>
-        <w:pStyle w:val="Heading2"/>
-      </w:pPr>
-      <w:r>
-        <w:rPr>
-          <w:lang w:val="fr_FR" w:bidi="fr_FR"/>
-        </w:rPr>
-        <w:t>1 Timothée 5.16 (#1)</w:t>
-      </w:r>
-      <w:r>
-        <w:rPr>
-          <w:lang w:val="fr_FR" w:bidi="fr_FR"/>
-        </w:rPr>
-      </w:r>
-    </w:p>
-    <w:p>
-      <w:pPr/>
-      <w:r>
-        <w:rPr>
-          <w:lang w:val="fr_FR" w:bidi="fr_FR"/>
-        </w:rPr>
-      </w:r>
-      <w:r>
-        <w:rPr>
-          <w:b/>
-          <w:lang w:val="fr_FR" w:bidi="fr_FR"/>
-        </w:rPr>
-        <w:t>πιστὴ</w:t>
-      </w:r>
-    </w:p>
-    <w:p>
-      <w:pPr/>
-      <w:r>
-        <w:rPr>
-          <w:lang w:val="fr_FR" w:bidi="fr_FR"/>
-        </w:rPr>
-      </w:r>
-      <w:r>
-        <w:rPr>
-          <w:b/>
-          <w:lang w:val="fr_FR" w:bidi="fr_FR"/>
-        </w:rPr>
-        <w:t xml:space="preserve">« </w:t>
-      </w:r>
-      <w:r>
-        <w:rPr>
-          <w:b/>
-          <w:lang w:val="fr_FR" w:bidi="fr_FR"/>
-        </w:rPr>
-        <w:t>Si quelque fidèle, homme ou femme</w:t>
-      </w:r>
-      <w:r>
-        <w:rPr>
-          <w:b/>
-          <w:lang w:val="fr_FR" w:bidi="fr_FR"/>
-        </w:rPr>
-        <w:t xml:space="preserve"> »</w:t>
-      </w:r>
-    </w:p>
-    <w:p>
-      <w:pPr/>
-      <w:r>
-        <w:rPr>
-          <w:lang w:val="fr_FR" w:bidi="fr_FR"/>
-        </w:rPr>
-      </w:r>
-      <w:r>
-        <w:rPr>
-          <w:lang w:val="fr_FR" w:bidi="fr_FR"/>
-        </w:rPr>
-        <w:t xml:space="preserve">De nombreux manuscrits anciens mentionnent </w:t>
-      </w:r>
-      <w:r>
-        <w:rPr>
-          <w:b/>
-          <w:lang w:val="fr_FR" w:bidi="fr_FR"/>
-        </w:rPr>
-        <w:t>femme croyante</w:t>
-      </w:r>
-      <w:r>
-        <w:rPr>
-          <w:lang w:val="fr_FR" w:bidi="fr_FR"/>
-        </w:rPr>
-        <w:t xml:space="preserve">. D'autres manuscrits anciens mentionnent « homme ou femme croyant ». Si une traduction de la Bible existe dans votre région, vous pouvez envisager d'utiliser l'interprétation qu'elle propose. </w:t>
-      </w:r>
-    </w:p>
-    <w:p>
-      <w:pPr/>
-      <w:r>
-        <w:rPr>
-          <w:lang w:val="fr_FR" w:bidi="fr_FR"/>
-        </w:rPr>
-      </w:r>
-      <w:r>
-        <w:rPr>
-          <w:lang w:val="fr_FR" w:bidi="fr_FR"/>
-        </w:rPr>
-        <w:t xml:space="preserve">Voir : </w:t>
-      </w:r>
-      <w:r>
-        <w:rPr>
-          <w:lang w:val="fr_FR" w:bidi="fr_FR"/>
-        </w:rPr>
-        <w:t>Variantes textuelles</w:t>
-      </w:r>
-      <w:r>
-        <w:rPr>
-          <w:lang w:val="fr_FR" w:bidi="fr_FR"/>
-        </w:rPr>
-      </w:r>
-      <w:r>
-        <w:rPr>
-          <w:lang w:val="fr_FR" w:bidi="fr_FR"/>
-        </w:rPr>
-      </w:r>
-    </w:p>
-    <w:p>
-      <w:pPr/>
-      <w:r>
-        <w:rPr>
-          <w:lang w:val="fr_FR" w:bidi="fr_FR"/>
-        </w:rPr>
-      </w:r>
-    </w:p>
-    <w:p>
-      <w:pPr>
-        <w:pStyle w:val="Heading2"/>
-      </w:pPr>
-      <w:r>
-        <w:rPr>
-          <w:lang w:val="fr_FR" w:bidi="fr_FR"/>
-        </w:rPr>
-        <w:t>1 Timothée 5.16 (#2)</w:t>
-      </w:r>
-      <w:r>
-        <w:rPr>
-          <w:lang w:val="fr_FR" w:bidi="fr_FR"/>
-        </w:rPr>
-      </w:r>
-    </w:p>
-    <w:p>
-      <w:pPr/>
-      <w:r>
-        <w:rPr>
-          <w:lang w:val="fr_FR" w:bidi="fr_FR"/>
-        </w:rPr>
-      </w:r>
-      <w:r>
-        <w:rPr>
-          <w:b/>
-          <w:lang w:val="fr_FR" w:bidi="fr_FR"/>
-        </w:rPr>
-        <w:t>ἔχει χήρας</w:t>
-      </w:r>
-    </w:p>
-    <w:p>
-      <w:pPr/>
-      <w:r>
-        <w:rPr>
-          <w:lang w:val="fr_FR" w:bidi="fr_FR"/>
-        </w:rPr>
-      </w:r>
-      <w:r>
-        <w:rPr>
-          <w:b/>
-          <w:lang w:val="fr_FR" w:bidi="fr_FR"/>
-        </w:rPr>
-        <w:t>« a des veuves »</w:t>
-      </w:r>
-    </w:p>
-    <w:p>
-      <w:pPr/>
-      <w:r>
-        <w:rPr>
-          <w:lang w:val="fr_FR" w:bidi="fr_FR"/>
-        </w:rPr>
-      </w:r>
-      <w:r>
-        <w:rPr>
-          <w:lang w:val="fr_FR" w:bidi="fr_FR"/>
-        </w:rPr>
-        <w:t xml:space="preserve">Il est sous-entendue ici qu'elle </w:t>
-      </w:r>
-      <w:r>
-        <w:rPr>
-          <w:b/>
-          <w:lang w:val="fr_FR" w:bidi="fr_FR"/>
-        </w:rPr>
-        <w:t>a des veuves</w:t>
-      </w:r>
-      <w:r>
-        <w:rPr>
-          <w:lang w:val="fr_FR" w:bidi="fr_FR"/>
-        </w:rPr>
-        <w:t xml:space="preserve"> dans sa famille élargie. Si c'est utile pour vos lecteurs, vous pouvez rendre cette idée plus explicite. Traduction alternative : « a des proches qui sont veuves »</w:t>
-      </w:r>
-    </w:p>
-    <w:p>
-      <w:pPr/>
-      <w:r>
-        <w:rPr>
-          <w:lang w:val="fr_FR" w:bidi="fr_FR"/>
-        </w:rPr>
-      </w:r>
-      <w:r>
-        <w:rPr>
-          <w:lang w:val="fr_FR" w:bidi="fr_FR"/>
-        </w:rPr>
-        <w:t xml:space="preserve">Voir : </w:t>
-      </w:r>
-      <w:r>
-        <w:rPr>
-          <w:lang w:val="fr_FR" w:bidi="fr_FR"/>
-        </w:rPr>
-        <w:t>Connaissances présumées et informations sous-entendues</w:t>
-      </w:r>
-      <w:r>
-        <w:rPr>
-          <w:lang w:val="fr_FR" w:bidi="fr_FR"/>
-        </w:rPr>
-      </w:r>
-      <w:r>
-        <w:rPr>
-          <w:lang w:val="fr_FR" w:bidi="fr_FR"/>
-        </w:rPr>
-      </w:r>
-    </w:p>
-    <w:p>
-      <w:pPr/>
-      <w:r>
-        <w:rPr>
-          <w:lang w:val="fr_FR" w:bidi="fr_FR"/>
-        </w:rPr>
-      </w:r>
-    </w:p>
-    <w:p>
-      <w:pPr>
-        <w:pStyle w:val="Heading2"/>
-      </w:pPr>
-      <w:r>
-        <w:rPr>
-          <w:lang w:val="fr_FR" w:bidi="fr_FR"/>
-        </w:rPr>
-        <w:t>1 Timothée 5.16 (#3)</w:t>
-      </w:r>
-      <w:r>
-        <w:rPr>
-          <w:lang w:val="fr_FR" w:bidi="fr_FR"/>
-        </w:rPr>
-      </w:r>
-    </w:p>
-    <w:p>
-      <w:pPr/>
-      <w:r>
-        <w:rPr>
-          <w:lang w:val="fr_FR" w:bidi="fr_FR"/>
-        </w:rPr>
-      </w:r>
-      <w:r>
-        <w:rPr>
-          <w:b/>
-          <w:lang w:val="fr_FR" w:bidi="fr_FR"/>
-        </w:rPr>
-        <w:t>ἐπαρκείτω</w:t>
-      </w:r>
-    </w:p>
-    <w:p>
-      <w:pPr/>
-      <w:r>
-        <w:rPr>
-          <w:lang w:val="fr_FR" w:bidi="fr_FR"/>
-        </w:rPr>
-      </w:r>
-      <w:r>
-        <w:rPr>
-          <w:b/>
-          <w:lang w:val="fr_FR" w:bidi="fr_FR"/>
-        </w:rPr>
-        <w:t xml:space="preserve">« </w:t>
-      </w:r>
-      <w:r>
-        <w:rPr>
-          <w:b/>
-          <w:lang w:val="fr_FR" w:bidi="fr_FR"/>
-        </w:rPr>
-        <w:t>qu'il les assiste</w:t>
-      </w:r>
-      <w:r>
-        <w:rPr>
-          <w:b/>
-          <w:lang w:val="fr_FR" w:bidi="fr_FR"/>
-        </w:rPr>
-        <w:t xml:space="preserve"> »</w:t>
-      </w:r>
-    </w:p>
-    <w:p>
-      <w:pPr/>
-      <w:r>
-        <w:rPr>
-          <w:lang w:val="fr_FR" w:bidi="fr_FR"/>
-        </w:rPr>
-      </w:r>
-      <w:r>
-        <w:rPr>
-          <w:lang w:val="fr_FR" w:bidi="fr_FR"/>
-        </w:rPr>
-        <w:t>Si votre langue n'utilise pas l'impératif à la troisième personne de cette manière, vous pouvez l'exprimer d'une autre manière naturelle dans votre langue. Traduction alternative : « il doit les assister. »</w:t>
-      </w:r>
-    </w:p>
-    <w:p>
-      <w:pPr/>
-      <w:r>
-        <w:rPr>
-          <w:lang w:val="fr_FR" w:bidi="fr_FR"/>
-        </w:rPr>
-      </w:r>
-      <w:r>
-        <w:rPr>
-          <w:lang w:val="fr_FR" w:bidi="fr_FR"/>
-        </w:rPr>
-        <w:t xml:space="preserve">Voir : </w:t>
-      </w:r>
-      <w:r>
-        <w:rPr>
-          <w:lang w:val="fr_FR" w:bidi="fr_FR"/>
-        </w:rPr>
-        <w:t>Impératifs à la troisième personne</w:t>
-      </w:r>
-      <w:r>
-        <w:rPr>
-          <w:lang w:val="fr_FR" w:bidi="fr_FR"/>
-        </w:rPr>
-      </w:r>
-      <w:r>
-        <w:rPr>
-          <w:lang w:val="fr_FR" w:bidi="fr_FR"/>
-        </w:rPr>
-      </w:r>
-    </w:p>
-    <w:p>
-      <w:pPr/>
-      <w:r>
-        <w:rPr>
-          <w:lang w:val="fr_FR" w:bidi="fr_FR"/>
-        </w:rPr>
-      </w:r>
-    </w:p>
-    <w:p>
-      <w:pPr>
-        <w:pStyle w:val="Heading2"/>
-      </w:pPr>
-      <w:r>
-        <w:rPr>
-          <w:lang w:val="fr_FR" w:bidi="fr_FR"/>
-        </w:rPr>
-        <w:t>1 Timothée 5.16 (#4)</w:t>
-      </w:r>
-      <w:r>
-        <w:rPr>
-          <w:lang w:val="fr_FR" w:bidi="fr_FR"/>
-        </w:rPr>
-      </w:r>
-    </w:p>
-    <w:p>
-      <w:pPr/>
-      <w:r>
-        <w:rPr>
-          <w:lang w:val="fr_FR" w:bidi="fr_FR"/>
-        </w:rPr>
-      </w:r>
-      <w:r>
-        <w:rPr>
-          <w:b/>
-          <w:lang w:val="fr_FR" w:bidi="fr_FR"/>
-        </w:rPr>
-        <w:t>καὶ</w:t>
-      </w:r>
-    </w:p>
-    <w:p>
-      <w:pPr/>
-      <w:r>
-        <w:rPr>
-          <w:lang w:val="fr_FR" w:bidi="fr_FR"/>
-        </w:rPr>
-      </w:r>
-      <w:r>
-        <w:rPr>
-          <w:b/>
-          <w:lang w:val="fr_FR" w:bidi="fr_FR"/>
-        </w:rPr>
-        <w:t>« et »</w:t>
-      </w:r>
-    </w:p>
-    <w:p>
-      <w:pPr/>
-      <w:r>
-        <w:rPr>
-          <w:lang w:val="fr_FR" w:bidi="fr_FR"/>
-        </w:rPr>
-      </w:r>
-      <w:r>
-        <w:rPr>
-          <w:lang w:val="fr_FR" w:bidi="fr_FR"/>
-        </w:rPr>
-        <w:t xml:space="preserve">Ici, le mot </w:t>
-      </w:r>
-      <w:r>
-        <w:rPr>
-          <w:b/>
-          <w:lang w:val="fr_FR" w:bidi="fr_FR"/>
-        </w:rPr>
-        <w:t>et</w:t>
-      </w:r>
-      <w:r>
-        <w:rPr>
-          <w:lang w:val="fr_FR" w:bidi="fr_FR"/>
-        </w:rPr>
-        <w:t xml:space="preserve"> introduit le résultat attendu lorsque les femmes croyantes aident les veuves de leurs propres familles. Si c'est utile dans votre langue, vous pouvez utiliser un mot ou une expression qui introduit un résultat attendu. Traduction alternative : « et donc » ou « et ainsi »</w:t>
-      </w:r>
-    </w:p>
-    <w:p>
-      <w:pPr/>
-      <w:r>
-        <w:rPr>
-          <w:lang w:val="fr_FR" w:bidi="fr_FR"/>
-        </w:rPr>
-      </w:r>
-      <w:r>
-        <w:rPr>
-          <w:lang w:val="fr_FR" w:bidi="fr_FR"/>
-        </w:rPr>
-        <w:t xml:space="preserve">Voir : </w:t>
-      </w:r>
-      <w:r>
-        <w:rPr>
-          <w:lang w:val="fr_FR" w:bidi="fr_FR"/>
-        </w:rPr>
-        <w:t>Connecteur : relier des phrases entre elles</w:t>
-      </w:r>
-      <w:r>
-        <w:rPr>
-          <w:lang w:val="fr_FR" w:bidi="fr_FR"/>
-        </w:rPr>
-      </w:r>
-      <w:r>
-        <w:rPr>
-          <w:lang w:val="fr_FR" w:bidi="fr_FR"/>
-        </w:rPr>
-      </w:r>
-    </w:p>
-    <w:p>
-      <w:pPr/>
-      <w:r>
-        <w:rPr>
-          <w:lang w:val="fr_FR" w:bidi="fr_FR"/>
-        </w:rPr>
-      </w:r>
-    </w:p>
-    <w:p>
-      <w:pPr>
-        <w:pStyle w:val="Heading2"/>
-      </w:pPr>
-      <w:r>
-        <w:rPr>
-          <w:lang w:val="fr_FR" w:bidi="fr_FR"/>
-        </w:rPr>
-        <w:t>1 Timothée 5.16 (#5)</w:t>
-      </w:r>
-      <w:r>
-        <w:rPr>
-          <w:lang w:val="fr_FR" w:bidi="fr_FR"/>
-        </w:rPr>
-      </w:r>
-    </w:p>
-    <w:p>
-      <w:pPr/>
-      <w:r>
-        <w:rPr>
-          <w:lang w:val="fr_FR" w:bidi="fr_FR"/>
-        </w:rPr>
-      </w:r>
-      <w:r>
-        <w:rPr>
-          <w:b/>
-          <w:lang w:val="fr_FR" w:bidi="fr_FR"/>
-        </w:rPr>
-        <w:t>μὴ βαρείσθω ἡ ἐκκλησία</w:t>
-      </w:r>
-    </w:p>
-    <w:p>
-      <w:pPr/>
-      <w:r>
-        <w:rPr>
-          <w:lang w:val="fr_FR" w:bidi="fr_FR"/>
-        </w:rPr>
-      </w:r>
-      <w:r>
-        <w:rPr>
-          <w:b/>
-          <w:lang w:val="fr_FR" w:bidi="fr_FR"/>
-        </w:rPr>
-        <w:t xml:space="preserve">« que </w:t>
-      </w:r>
-      <w:r>
-        <w:rPr>
-          <w:b/>
-          <w:lang w:val="fr_FR" w:bidi="fr_FR"/>
-        </w:rPr>
-        <w:t>l'Église n'en soit point chargée</w:t>
-      </w:r>
-      <w:r>
-        <w:rPr>
-          <w:b/>
-          <w:lang w:val="fr_FR" w:bidi="fr_FR"/>
-        </w:rPr>
-        <w:t xml:space="preserve"> »</w:t>
-      </w:r>
-    </w:p>
-    <w:p>
-      <w:pPr/>
-      <w:r>
-        <w:rPr>
-          <w:lang w:val="fr_FR" w:bidi="fr_FR"/>
-        </w:rPr>
-      </w:r>
-      <w:r>
-        <w:rPr>
-          <w:lang w:val="fr_FR" w:bidi="fr_FR"/>
-        </w:rPr>
-        <w:t>Paul parle de l'</w:t>
-      </w:r>
-      <w:r>
-        <w:rPr>
-          <w:b/>
-          <w:lang w:val="fr_FR" w:bidi="fr_FR"/>
-        </w:rPr>
-        <w:t>église</w:t>
-      </w:r>
-      <w:r>
-        <w:rPr>
-          <w:lang w:val="fr_FR" w:bidi="fr_FR"/>
-        </w:rPr>
-        <w:t xml:space="preserve"> qui doit aider plus de veuves qu'elle ne peut en aider, comme si elle portait un poids trop lourd. Si c'est utile dans votre langue, vous pouvez formuler la chose de manière explicite. Traductions alternatives : « que l'Église n'ait pas plus de travail qu'elle ne peut en faire » ou « que l'Église n'ait pas à soutenir des veuves dont les familles pourraient subvenir à leurs besoins »</w:t>
-      </w:r>
-    </w:p>
-    <w:p>
-      <w:pPr/>
-      <w:r>
-        <w:rPr>
-          <w:lang w:val="fr_FR" w:bidi="fr_FR"/>
-        </w:rPr>
-      </w:r>
-      <w:r>
-        <w:rPr>
-          <w:lang w:val="fr_FR" w:bidi="fr_FR"/>
-        </w:rPr>
-        <w:t xml:space="preserve">Voir : </w:t>
-      </w:r>
-      <w:r>
-        <w:rPr>
-          <w:lang w:val="fr_FR" w:bidi="fr_FR"/>
-        </w:rPr>
-        <w:t>Métaphore</w:t>
-      </w:r>
-      <w:r>
-        <w:rPr>
-          <w:lang w:val="fr_FR" w:bidi="fr_FR"/>
-        </w:rPr>
-      </w:r>
-      <w:r>
-        <w:rPr>
-          <w:lang w:val="fr_FR" w:bidi="fr_FR"/>
-        </w:rPr>
-      </w:r>
-    </w:p>
-    <w:p>
-      <w:pPr/>
-      <w:r>
-        <w:rPr>
-          <w:lang w:val="fr_FR" w:bidi="fr_FR"/>
-        </w:rPr>
-      </w:r>
-    </w:p>
-    <w:p>
-      <w:pPr>
-        <w:pStyle w:val="Heading2"/>
-      </w:pPr>
-      <w:r>
-        <w:rPr>
-          <w:lang w:val="fr_FR" w:bidi="fr_FR"/>
-        </w:rPr>
-        <w:t>1 Timothée 5.16 (#6)</w:t>
-      </w:r>
-      <w:r>
-        <w:rPr>
-          <w:lang w:val="fr_FR" w:bidi="fr_FR"/>
-        </w:rPr>
-      </w:r>
-    </w:p>
-    <w:p>
-      <w:pPr/>
-      <w:r>
-        <w:rPr>
-          <w:lang w:val="fr_FR" w:bidi="fr_FR"/>
-        </w:rPr>
-      </w:r>
-      <w:r>
-        <w:rPr>
-          <w:b/>
-          <w:lang w:val="fr_FR" w:bidi="fr_FR"/>
-        </w:rPr>
-        <w:t>μὴ βαρείσθω ἡ ἐκκλησία</w:t>
-      </w:r>
-    </w:p>
-    <w:p>
-      <w:pPr/>
-      <w:r>
-        <w:rPr>
-          <w:lang w:val="fr_FR" w:bidi="fr_FR"/>
-        </w:rPr>
-      </w:r>
-      <w:r>
-        <w:rPr>
-          <w:b/>
-          <w:lang w:val="fr_FR" w:bidi="fr_FR"/>
-        </w:rPr>
-        <w:t>« que l'Église n'en soit point chargée »</w:t>
-      </w:r>
-    </w:p>
-    <w:p>
-      <w:pPr/>
-      <w:r>
-        <w:rPr>
-          <w:lang w:val="fr_FR" w:bidi="fr_FR"/>
-        </w:rPr>
-      </w:r>
-      <w:r>
-        <w:rPr>
-          <w:lang w:val="fr_FR" w:bidi="fr_FR"/>
-        </w:rPr>
-        <w:t>Si votre langue n'utilise pas la voix passive, vous pouvez exprimer l'idée à la voix active ou d'une autre manière naturelle dans votre langue. Si vous devez préciser de quelle action il s'agit, il est clair, d'après le contexte, qu'il s'agit de venir en aide aux veuves ayant des membres de la famille capables de les soutenir à leur place. Traduction alternative : « que le soutien de ces veuves ne pèse pas sur l'Église »</w:t>
-      </w:r>
-    </w:p>
-    <w:p>
-      <w:pPr/>
-      <w:r>
-        <w:rPr>
-          <w:lang w:val="fr_FR" w:bidi="fr_FR"/>
-        </w:rPr>
-      </w:r>
-      <w:r>
-        <w:rPr>
-          <w:lang w:val="fr_FR" w:bidi="fr_FR"/>
-        </w:rPr>
-        <w:t xml:space="preserve">Voir : </w:t>
-      </w:r>
-      <w:r>
-        <w:rPr>
-          <w:lang w:val="fr_FR" w:bidi="fr_FR"/>
-        </w:rPr>
-        <w:t>L'actif et le passif</w:t>
-      </w:r>
-      <w:r>
-        <w:rPr>
-          <w:lang w:val="fr_FR" w:bidi="fr_FR"/>
-        </w:rPr>
-      </w:r>
-      <w:r>
-        <w:rPr>
-          <w:lang w:val="fr_FR" w:bidi="fr_FR"/>
-        </w:rPr>
-      </w:r>
-    </w:p>
-    <w:p>
-      <w:pPr/>
-      <w:r>
-        <w:rPr>
-          <w:lang w:val="fr_FR" w:bidi="fr_FR"/>
-        </w:rPr>
-      </w:r>
-    </w:p>
-    <w:p>
-      <w:pPr>
-        <w:pStyle w:val="Heading2"/>
-      </w:pPr>
-      <w:r>
-        <w:rPr>
-          <w:lang w:val="fr_FR" w:bidi="fr_FR"/>
-        </w:rPr>
-        <w:t>1 Timothée 5.16 (#7)</w:t>
-      </w:r>
-      <w:r>
-        <w:rPr>
-          <w:lang w:val="fr_FR" w:bidi="fr_FR"/>
-        </w:rPr>
-      </w:r>
-    </w:p>
-    <w:p>
-      <w:pPr/>
-      <w:r>
-        <w:rPr>
-          <w:lang w:val="fr_FR" w:bidi="fr_FR"/>
-        </w:rPr>
-      </w:r>
-      <w:r>
-        <w:rPr>
-          <w:b/>
-          <w:lang w:val="fr_FR" w:bidi="fr_FR"/>
-        </w:rPr>
-        <w:t>μὴ βαρείσθω ἡ ἐκκλησία</w:t>
-      </w:r>
-    </w:p>
-    <w:p>
-      <w:pPr/>
-      <w:r>
-        <w:rPr>
-          <w:lang w:val="fr_FR" w:bidi="fr_FR"/>
-        </w:rPr>
-      </w:r>
-      <w:r>
-        <w:rPr>
-          <w:b/>
-          <w:lang w:val="fr_FR" w:bidi="fr_FR"/>
-        </w:rPr>
-        <w:t>« que l'Église n'en soit pas chargée »</w:t>
-      </w:r>
-    </w:p>
-    <w:p>
-      <w:pPr/>
-      <w:r>
-        <w:rPr>
-          <w:lang w:val="fr_FR" w:bidi="fr_FR"/>
-        </w:rPr>
-      </w:r>
-      <w:r>
-        <w:rPr>
-          <w:lang w:val="fr_FR" w:bidi="fr_FR"/>
-        </w:rPr>
-        <w:t>Si votre langue n'utilise pas l'impératif à la troisième personne de cette manière, vous pouvez l'exprimer d'une autre manière naturelle dans votre langue. Traduction alternative : « l'Église ne doit pas être accablée »</w:t>
-      </w:r>
-    </w:p>
-    <w:p>
-      <w:pPr/>
-      <w:r>
-        <w:rPr>
-          <w:lang w:val="fr_FR" w:bidi="fr_FR"/>
-        </w:rPr>
-      </w:r>
-      <w:r>
-        <w:rPr>
-          <w:lang w:val="fr_FR" w:bidi="fr_FR"/>
-        </w:rPr>
-        <w:t xml:space="preserve">Voir : </w:t>
-      </w:r>
-      <w:r>
-        <w:rPr>
-          <w:lang w:val="fr_FR" w:bidi="fr_FR"/>
-        </w:rPr>
-        <w:t>Impératifs à la troisième personne</w:t>
-      </w:r>
-      <w:r>
-        <w:rPr>
-          <w:lang w:val="fr_FR" w:bidi="fr_FR"/>
-        </w:rPr>
-      </w:r>
-      <w:r>
-        <w:rPr>
-          <w:lang w:val="fr_FR" w:bidi="fr_FR"/>
-        </w:rPr>
-      </w:r>
-    </w:p>
-    <w:p>
-      <w:pPr/>
-      <w:r>
-        <w:rPr>
-          <w:lang w:val="fr_FR" w:bidi="fr_FR"/>
-        </w:rPr>
-      </w:r>
-    </w:p>
-    <w:p>
-      <w:pPr>
-        <w:pStyle w:val="Heading2"/>
-      </w:pPr>
-      <w:r>
-        <w:rPr>
-          <w:lang w:val="fr_FR" w:bidi="fr_FR"/>
-        </w:rPr>
-        <w:t>1 Timothée 5.16 (#8)</w:t>
-      </w:r>
-      <w:r>
-        <w:rPr>
-          <w:lang w:val="fr_FR" w:bidi="fr_FR"/>
-        </w:rPr>
-      </w:r>
-    </w:p>
-    <w:p>
-      <w:pPr/>
-      <w:r>
-        <w:rPr>
-          <w:lang w:val="fr_FR" w:bidi="fr_FR"/>
-        </w:rPr>
-      </w:r>
-      <w:r>
-        <w:rPr>
-          <w:b/>
-          <w:lang w:val="fr_FR" w:bidi="fr_FR"/>
-        </w:rPr>
-        <w:t>ταῖς ὄντως χήραις</w:t>
-      </w:r>
-    </w:p>
-    <w:p>
-      <w:pPr/>
-      <w:r>
-        <w:rPr>
-          <w:lang w:val="fr_FR" w:bidi="fr_FR"/>
-        </w:rPr>
-      </w:r>
-      <w:r>
-        <w:rPr>
-          <w:b/>
-          <w:lang w:val="fr_FR" w:bidi="fr_FR"/>
-        </w:rPr>
-        <w:t>« véritablement veuves »</w:t>
-      </w:r>
-    </w:p>
-    <w:p>
-      <w:pPr/>
-      <w:r>
-        <w:rPr>
-          <w:lang w:val="fr_FR" w:bidi="fr_FR"/>
-        </w:rPr>
-      </w:r>
-      <w:r>
-        <w:rPr>
-          <w:lang w:val="fr_FR" w:bidi="fr_FR"/>
-        </w:rPr>
-        <w:t xml:space="preserve">Ici, Paul définit à nouveau le type de veuve dont il parle en particulier. Comme en </w:t>
-      </w:r>
-      <w:hyperlink r:id="rId47">
-        <w:r>
-          <w:rPr>
-            <w:lang w:val="fr_FR" w:bidi="fr_FR"/>
-          </w:rPr>
-          <w:rPr>
-            <w:color w:val="0000EE"/>
-            <w:u w:val="single"/>
-          </w:rPr>
-          <w:t>5.3</w:t>
-        </w:r>
-      </w:hyperlink>
-      <w:r>
-        <w:rPr>
-          <w:lang w:val="fr_FR" w:bidi="fr_FR"/>
-        </w:rPr>
-        <w:t xml:space="preserve">, le mot </w:t>
-      </w:r>
-      <w:r>
-        <w:rPr>
-          <w:b/>
-          <w:lang w:val="fr_FR" w:bidi="fr_FR"/>
-        </w:rPr>
-        <w:t>véritablement</w:t>
-      </w:r>
-      <w:r>
-        <w:rPr>
-          <w:lang w:val="fr_FR" w:bidi="fr_FR"/>
-        </w:rPr>
-        <w:t xml:space="preserve"> indique que ces femmes ne sont pas seulement veuves, mais qu'elles n'ont également aucun proche pour les soutenir. Si c'est utile dans votre langue, vous pouvez rendre cette idée plus explicite. Traduction alternative : « les veuves qui n'ont plus personne pour subvenir à leurs besoins » ou « les veuves qui n'ont plus de famille. »</w:t>
-      </w:r>
-    </w:p>
-    <w:p>
-      <w:pPr/>
-      <w:r>
-        <w:rPr>
-          <w:lang w:val="fr_FR" w:bidi="fr_FR"/>
-        </w:rPr>
-      </w:r>
-      <w:r>
-        <w:rPr>
-          <w:lang w:val="fr_FR" w:bidi="fr_FR"/>
-        </w:rPr>
-        <w:t xml:space="preserve">Voir : </w:t>
-      </w:r>
-      <w:r>
-        <w:rPr>
-          <w:lang w:val="fr_FR" w:bidi="fr_FR"/>
-        </w:rPr>
-        <w:t>Connaissances présumées et informations sous-entendues</w:t>
-      </w:r>
-      <w:r>
-        <w:rPr>
-          <w:lang w:val="fr_FR" w:bidi="fr_FR"/>
-        </w:rPr>
-      </w:r>
-      <w:r>
-        <w:rPr>
-          <w:lang w:val="fr_FR" w:bidi="fr_FR"/>
-        </w:rPr>
-      </w:r>
-    </w:p>
-    <w:p>
-      <w:pPr/>
-      <w:r>
-        <w:rPr>
-          <w:lang w:val="fr_FR" w:bidi="fr_FR"/>
-        </w:rPr>
-      </w:r>
-    </w:p>
-    <w:p>
-      <w:pPr>
-        <w:pStyle w:val="Heading2"/>
-      </w:pPr>
-      <w:r>
-        <w:rPr>
-          <w:lang w:val="fr_FR" w:bidi="fr_FR"/>
-        </w:rPr>
-        <w:t>1 Timothée 5.17 (#1)</w:t>
-      </w:r>
-      <w:r>
-        <w:rPr>
-          <w:lang w:val="fr_FR" w:bidi="fr_FR"/>
-        </w:rPr>
-      </w:r>
-    </w:p>
-    <w:p>
-      <w:pPr/>
-      <w:r>
-        <w:rPr>
-          <w:lang w:val="fr_FR" w:bidi="fr_FR"/>
-        </w:rPr>
-      </w:r>
-      <w:r>
-        <w:rPr>
-          <w:b/>
-          <w:lang w:val="fr_FR" w:bidi="fr_FR"/>
-        </w:rPr>
-        <w:t>οἱ καλῶς προεστῶτες πρεσβύτεροι &amp; ἀξιούσθωσαν</w:t>
-      </w:r>
-    </w:p>
-    <w:p>
-      <w:pPr/>
-      <w:r>
-        <w:rPr>
-          <w:lang w:val="fr_FR" w:bidi="fr_FR"/>
-        </w:rPr>
-      </w:r>
-      <w:r>
-        <w:rPr>
-          <w:b/>
-          <w:lang w:val="fr_FR" w:bidi="fr_FR"/>
-        </w:rPr>
-        <w:t>« Que les anciens qui dirigent bien soient jugés dignes d'un double honneur »</w:t>
-      </w:r>
-    </w:p>
-    <w:p>
-      <w:pPr/>
-      <w:r>
-        <w:rPr>
-          <w:lang w:val="fr_FR" w:bidi="fr_FR"/>
-        </w:rPr>
-      </w:r>
-      <w:r>
-        <w:rPr>
-          <w:lang w:val="fr_FR" w:bidi="fr_FR"/>
-        </w:rPr>
-        <w:t>Si votre langue n'utilise pas l'impératif à la troisième personne de cette manière, vous pouvez l'exprimer d'une autre manière naturelle dans votre langue. Traduction alternative : « Les anciens qui dirigent bien doivent être considérés comme dignes »</w:t>
-      </w:r>
-    </w:p>
-    <w:p>
-      <w:pPr/>
-      <w:r>
-        <w:rPr>
-          <w:lang w:val="fr_FR" w:bidi="fr_FR"/>
-        </w:rPr>
-      </w:r>
-      <w:r>
-        <w:rPr>
-          <w:lang w:val="fr_FR" w:bidi="fr_FR"/>
-        </w:rPr>
-        <w:t xml:space="preserve">Voir : </w:t>
-      </w:r>
-      <w:r>
-        <w:rPr>
-          <w:lang w:val="fr_FR" w:bidi="fr_FR"/>
-        </w:rPr>
-        <w:t>Impératifs à la troisième personne</w:t>
-      </w:r>
-      <w:r>
-        <w:rPr>
-          <w:lang w:val="fr_FR" w:bidi="fr_FR"/>
-        </w:rPr>
-      </w:r>
-      <w:r>
-        <w:rPr>
-          <w:lang w:val="fr_FR" w:bidi="fr_FR"/>
-        </w:rPr>
-      </w:r>
-    </w:p>
-    <w:p>
-      <w:pPr/>
-      <w:r>
-        <w:rPr>
-          <w:lang w:val="fr_FR" w:bidi="fr_FR"/>
-        </w:rPr>
-      </w:r>
-    </w:p>
-    <w:p>
-      <w:pPr>
-        <w:pStyle w:val="Heading2"/>
-      </w:pPr>
-      <w:r>
-        <w:rPr>
-          <w:lang w:val="fr_FR" w:bidi="fr_FR"/>
-        </w:rPr>
-        <w:t>1 Timothée 5.17 (#2)</w:t>
-      </w:r>
-      <w:r>
-        <w:rPr>
-          <w:lang w:val="fr_FR" w:bidi="fr_FR"/>
-        </w:rPr>
-      </w:r>
-    </w:p>
-    <w:p>
-      <w:pPr/>
-      <w:r>
-        <w:rPr>
-          <w:lang w:val="fr_FR" w:bidi="fr_FR"/>
-        </w:rPr>
-      </w:r>
-      <w:r>
-        <w:rPr>
-          <w:b/>
-          <w:lang w:val="fr_FR" w:bidi="fr_FR"/>
-        </w:rPr>
-        <w:t>οἱ καλῶς προεστῶτες πρεσβύτεροι &amp; ἀξιούσθωσαν</w:t>
-      </w:r>
-    </w:p>
-    <w:p>
-      <w:pPr/>
-      <w:r>
-        <w:rPr>
-          <w:lang w:val="fr_FR" w:bidi="fr_FR"/>
-        </w:rPr>
-      </w:r>
-      <w:r>
-        <w:rPr>
-          <w:b/>
-          <w:lang w:val="fr_FR" w:bidi="fr_FR"/>
-        </w:rPr>
-        <w:t xml:space="preserve">« </w:t>
-      </w:r>
-      <w:r>
-        <w:rPr>
-          <w:b/>
-          <w:lang w:val="fr_FR" w:bidi="fr_FR"/>
-        </w:rPr>
-        <w:t>Que les anciens qui dirigent bien soient jugés dignes d'un double honneur</w:t>
-      </w:r>
-      <w:r>
-        <w:rPr>
-          <w:b/>
-          <w:lang w:val="fr_FR" w:bidi="fr_FR"/>
-        </w:rPr>
-        <w:t xml:space="preserve"> »</w:t>
-      </w:r>
-    </w:p>
-    <w:p>
-      <w:pPr/>
-      <w:r>
-        <w:rPr>
-          <w:lang w:val="fr_FR" w:bidi="fr_FR"/>
-        </w:rPr>
-      </w:r>
-      <w:r>
-        <w:rPr>
-          <w:lang w:val="fr_FR" w:bidi="fr_FR"/>
-        </w:rPr>
-        <w:t xml:space="preserve">Si votre langue n'utilise pas la voix passive, vous pouvez exprimer l'idée à la voix active ou d'une autre manière naturelle dans votre langue. Si vous devez préciser qui fait l'action, il est clair, d'après le contexte, qu'il s'agit des croyants que ces </w:t>
-      </w:r>
-      <w:r>
-        <w:rPr>
-          <w:b/>
-          <w:lang w:val="fr_FR" w:bidi="fr_FR"/>
-        </w:rPr>
-        <w:t>anciens</w:t>
-      </w:r>
-      <w:r>
-        <w:rPr>
-          <w:lang w:val="fr_FR" w:bidi="fr_FR"/>
-        </w:rPr>
-        <w:t xml:space="preserve"> ont </w:t>
-      </w:r>
-      <w:r>
-        <w:rPr>
-          <w:b/>
-          <w:lang w:val="fr_FR" w:bidi="fr_FR"/>
-        </w:rPr>
-        <w:t>dirigés</w:t>
-      </w:r>
-      <w:r>
-        <w:rPr>
-          <w:lang w:val="fr_FR" w:bidi="fr_FR"/>
-        </w:rPr>
-        <w:t>. Traduction alternative : « Les croyants doivent considérer que les anciens qui les dirigent sont dignes. »</w:t>
-      </w:r>
-    </w:p>
-    <w:p>
-      <w:pPr/>
-      <w:r>
-        <w:rPr>
-          <w:lang w:val="fr_FR" w:bidi="fr_FR"/>
-        </w:rPr>
-      </w:r>
-      <w:r>
-        <w:rPr>
-          <w:lang w:val="fr_FR" w:bidi="fr_FR"/>
-        </w:rPr>
-        <w:t xml:space="preserve">Voir : </w:t>
-      </w:r>
-      <w:r>
-        <w:rPr>
-          <w:lang w:val="fr_FR" w:bidi="fr_FR"/>
-        </w:rPr>
-        <w:t>L'actif et le passif</w:t>
-      </w:r>
-      <w:r>
-        <w:rPr>
-          <w:lang w:val="fr_FR" w:bidi="fr_FR"/>
-        </w:rPr>
-      </w:r>
-      <w:r>
-        <w:rPr>
-          <w:lang w:val="fr_FR" w:bidi="fr_FR"/>
-        </w:rPr>
-      </w:r>
-    </w:p>
-    <w:p>
-      <w:pPr/>
-      <w:r>
-        <w:rPr>
-          <w:lang w:val="fr_FR" w:bidi="fr_FR"/>
-        </w:rPr>
-      </w:r>
-    </w:p>
-    <w:p>
-      <w:pPr>
-        <w:pStyle w:val="Heading2"/>
-      </w:pPr>
-      <w:r>
-        <w:rPr>
-          <w:lang w:val="fr_FR" w:bidi="fr_FR"/>
-        </w:rPr>
-        <w:t>1 Timothée 5.17 (#3)</w:t>
-      </w:r>
-      <w:r>
-        <w:rPr>
-          <w:lang w:val="fr_FR" w:bidi="fr_FR"/>
-        </w:rPr>
-      </w:r>
-    </w:p>
-    <w:p>
-      <w:pPr/>
-      <w:r>
-        <w:rPr>
-          <w:lang w:val="fr_FR" w:bidi="fr_FR"/>
-        </w:rPr>
-      </w:r>
-      <w:r>
-        <w:rPr>
-          <w:b/>
-          <w:lang w:val="fr_FR" w:bidi="fr_FR"/>
-        </w:rPr>
-        <w:t>προεστῶτες</w:t>
-      </w:r>
-    </w:p>
-    <w:p>
-      <w:pPr/>
-      <w:r>
-        <w:rPr>
-          <w:lang w:val="fr_FR" w:bidi="fr_FR"/>
-        </w:rPr>
-      </w:r>
-      <w:r>
-        <w:rPr>
-          <w:b/>
-          <w:lang w:val="fr_FR" w:bidi="fr_FR"/>
-        </w:rPr>
-        <w:t>« qui dirigent »</w:t>
-      </w:r>
-    </w:p>
-    <w:p>
-      <w:pPr/>
-      <w:r>
-        <w:rPr>
-          <w:lang w:val="fr_FR" w:bidi="fr_FR"/>
-        </w:rPr>
-      </w:r>
-      <w:r>
-        <w:rPr>
-          <w:lang w:val="fr_FR" w:bidi="fr_FR"/>
-        </w:rPr>
-        <w:t>Traduction alternative : « qui contrôlent » ou « qui s'occupent »</w:t>
-      </w:r>
-      <w:r>
-        <w:rPr>
-          <w:lang w:val="fr_FR" w:bidi="fr_FR"/>
-        </w:rPr>
-      </w:r>
-      <w:r>
-        <w:rPr>
-          <w:lang w:val="fr_FR" w:bidi="fr_FR"/>
-        </w:rPr>
-      </w:r>
-    </w:p>
-    <w:p>
-      <w:pPr/>
-      <w:r>
-        <w:rPr>
-          <w:lang w:val="fr_FR" w:bidi="fr_FR"/>
-        </w:rPr>
-      </w:r>
-    </w:p>
-    <w:p>
-      <w:pPr>
-        <w:pStyle w:val="Heading2"/>
-      </w:pPr>
-      <w:r>
-        <w:rPr>
-          <w:lang w:val="fr_FR" w:bidi="fr_FR"/>
-        </w:rPr>
-        <w:t>1 Timothée 5.17 (#4)</w:t>
-      </w:r>
-      <w:r>
-        <w:rPr>
-          <w:lang w:val="fr_FR" w:bidi="fr_FR"/>
-        </w:rPr>
-      </w:r>
-    </w:p>
-    <w:p>
-      <w:pPr/>
-      <w:r>
-        <w:rPr>
-          <w:lang w:val="fr_FR" w:bidi="fr_FR"/>
-        </w:rPr>
-      </w:r>
-      <w:r>
-        <w:rPr>
-          <w:b/>
-          <w:lang w:val="fr_FR" w:bidi="fr_FR"/>
-        </w:rPr>
-        <w:t>διπλῆς τιμῆς</w:t>
-      </w:r>
-    </w:p>
-    <w:p>
-      <w:pPr/>
-      <w:r>
-        <w:rPr>
-          <w:lang w:val="fr_FR" w:bidi="fr_FR"/>
-        </w:rPr>
-      </w:r>
-      <w:r>
-        <w:rPr>
-          <w:b/>
-          <w:lang w:val="fr_FR" w:bidi="fr_FR"/>
-        </w:rPr>
-        <w:t>« d'un double honneur »</w:t>
-      </w:r>
-    </w:p>
-    <w:p>
-      <w:pPr/>
-      <w:r>
-        <w:rPr>
-          <w:lang w:val="fr_FR" w:bidi="fr_FR"/>
-        </w:rPr>
-      </w:r>
-      <w:r>
-        <w:rPr>
-          <w:lang w:val="fr_FR" w:bidi="fr_FR"/>
-        </w:rPr>
-        <w:t xml:space="preserve">Ici, l'expression </w:t>
-      </w:r>
-      <w:r>
-        <w:rPr>
-          <w:b/>
-          <w:lang w:val="fr_FR" w:bidi="fr_FR"/>
-        </w:rPr>
-        <w:t>double honneur</w:t>
-      </w:r>
-      <w:r>
-        <w:rPr>
-          <w:lang w:val="fr_FR" w:bidi="fr_FR"/>
-        </w:rPr>
-        <w:t xml:space="preserve"> pourrait désigner : (1) deux différents types d'</w:t>
-      </w:r>
-      <w:r>
-        <w:rPr>
-          <w:b/>
-          <w:lang w:val="fr_FR" w:bidi="fr_FR"/>
-        </w:rPr>
-        <w:t>honneur</w:t>
-      </w:r>
-      <w:r>
-        <w:rPr>
-          <w:lang w:val="fr_FR" w:bidi="fr_FR"/>
-        </w:rPr>
-        <w:t xml:space="preserve">, respect et paiement. Traduction alternative : « à la fois d'honneur et de paiement » ; (2) un très grand </w:t>
-      </w:r>
-      <w:r>
-        <w:rPr>
-          <w:b/>
-          <w:lang w:val="fr_FR" w:bidi="fr_FR"/>
-        </w:rPr>
-        <w:t>honneur</w:t>
-      </w:r>
-      <w:r>
-        <w:rPr>
-          <w:lang w:val="fr_FR" w:bidi="fr_FR"/>
-        </w:rPr>
-        <w:t xml:space="preserve">. Traduction alternative : « de beaucoup d'honneur » ; (3) </w:t>
-      </w:r>
-      <w:r>
-        <w:rPr>
-          <w:b/>
-          <w:lang w:val="fr_FR" w:bidi="fr_FR"/>
-        </w:rPr>
-        <w:t>le double</w:t>
-      </w:r>
-      <w:r>
-        <w:rPr>
-          <w:lang w:val="fr_FR" w:bidi="fr_FR"/>
-        </w:rPr>
-        <w:t xml:space="preserve"> de l'</w:t>
-      </w:r>
-      <w:r>
-        <w:rPr>
-          <w:b/>
-          <w:lang w:val="fr_FR" w:bidi="fr_FR"/>
-        </w:rPr>
-        <w:t>honneur</w:t>
-      </w:r>
-      <w:r>
-        <w:rPr>
-          <w:lang w:val="fr_FR" w:bidi="fr_FR"/>
-        </w:rPr>
-        <w:t xml:space="preserve"> ou du paiement donné à d'autres personnes soutenues par l'église. Traduction alternative : « du double de l'honneur donné aux autres » ou « du double du paiement qui est donné aux autres »</w:t>
-      </w:r>
-    </w:p>
-    <w:p>
-      <w:pPr/>
-      <w:r>
-        <w:rPr>
-          <w:lang w:val="fr_FR" w:bidi="fr_FR"/>
-        </w:rPr>
-      </w:r>
-      <w:r>
-        <w:rPr>
-          <w:lang w:val="fr_FR" w:bidi="fr_FR"/>
-        </w:rPr>
-        <w:t xml:space="preserve">Voir : </w:t>
-      </w:r>
-      <w:r>
-        <w:rPr>
-          <w:lang w:val="fr_FR" w:bidi="fr_FR"/>
-        </w:rPr>
-        <w:t>Connaissances présumées et informations sous-entendues</w:t>
-      </w:r>
-      <w:r>
-        <w:rPr>
-          <w:lang w:val="fr_FR" w:bidi="fr_FR"/>
-        </w:rPr>
-      </w:r>
-      <w:r>
-        <w:rPr>
-          <w:lang w:val="fr_FR" w:bidi="fr_FR"/>
-        </w:rPr>
-      </w:r>
-    </w:p>
-    <w:p>
-      <w:pPr/>
-      <w:r>
-        <w:rPr>
-          <w:lang w:val="fr_FR" w:bidi="fr_FR"/>
-        </w:rPr>
-      </w:r>
-    </w:p>
-    <w:p>
-      <w:pPr>
-        <w:pStyle w:val="Heading2"/>
-      </w:pPr>
-      <w:r>
-        <w:rPr>
-          <w:lang w:val="fr_FR" w:bidi="fr_FR"/>
-        </w:rPr>
-        <w:t>1 Timothée 5.17 (#5)</w:t>
-      </w:r>
-      <w:r>
-        <w:rPr>
-          <w:lang w:val="fr_FR" w:bidi="fr_FR"/>
-        </w:rPr>
-      </w:r>
-    </w:p>
-    <w:p>
-      <w:pPr/>
-      <w:r>
-        <w:rPr>
-          <w:lang w:val="fr_FR" w:bidi="fr_FR"/>
-        </w:rPr>
-      </w:r>
-      <w:r>
-        <w:rPr>
-          <w:b/>
-          <w:lang w:val="fr_FR" w:bidi="fr_FR"/>
-        </w:rPr>
-        <w:t>διπλῆς τιμῆς</w:t>
-      </w:r>
-    </w:p>
-    <w:p>
-      <w:pPr/>
-      <w:r>
-        <w:rPr>
-          <w:lang w:val="fr_FR" w:bidi="fr_FR"/>
-        </w:rPr>
-      </w:r>
-      <w:r>
-        <w:rPr>
-          <w:b/>
-          <w:lang w:val="fr_FR" w:bidi="fr_FR"/>
-        </w:rPr>
-        <w:t>« d'un double honneur »</w:t>
-      </w:r>
-    </w:p>
-    <w:p>
-      <w:pPr/>
-      <w:r>
-        <w:rPr>
-          <w:lang w:val="fr_FR" w:bidi="fr_FR"/>
-        </w:rPr>
-      </w:r>
-      <w:r>
-        <w:rPr>
-          <w:lang w:val="fr_FR" w:bidi="fr_FR"/>
-        </w:rPr>
-        <w:t>Si votre langue n'utilise pas de nom abstrait pour l'idée d'</w:t>
-      </w:r>
-      <w:r>
-        <w:rPr>
-          <w:b/>
-          <w:lang w:val="fr_FR" w:bidi="fr_FR"/>
-        </w:rPr>
-        <w:t>honneur</w:t>
-      </w:r>
-      <w:r>
-        <w:rPr>
-          <w:lang w:val="fr_FR" w:bidi="fr_FR"/>
-        </w:rPr>
-        <w:t>, vous pouvez exprimer la même idée d'une autre manière. Assurez-vous que votre traduction correspond à l'option que vous avez choisie dans la note précédente. Traduction alternative : « d'être honorés de deux manières » ou « d'être à la fois honorés et payés »</w:t>
-      </w:r>
-    </w:p>
-    <w:p>
-      <w:pPr/>
-      <w:r>
-        <w:rPr>
-          <w:lang w:val="fr_FR" w:bidi="fr_FR"/>
-        </w:rPr>
-      </w:r>
-      <w:r>
-        <w:rPr>
-          <w:lang w:val="fr_FR" w:bidi="fr_FR"/>
-        </w:rPr>
-        <w:t xml:space="preserve">Voir : </w:t>
-      </w:r>
-      <w:r>
-        <w:rPr>
-          <w:lang w:val="fr_FR" w:bidi="fr_FR"/>
-        </w:rPr>
-        <w:t>Les noms abstraits</w:t>
-      </w:r>
-      <w:r>
-        <w:rPr>
-          <w:lang w:val="fr_FR" w:bidi="fr_FR"/>
-        </w:rPr>
-      </w:r>
-      <w:r>
-        <w:rPr>
-          <w:lang w:val="fr_FR" w:bidi="fr_FR"/>
-        </w:rPr>
-      </w:r>
-    </w:p>
-    <w:p>
-      <w:pPr/>
-      <w:r>
-        <w:rPr>
-          <w:lang w:val="fr_FR" w:bidi="fr_FR"/>
-        </w:rPr>
-      </w:r>
-    </w:p>
-    <w:p>
-      <w:pPr>
-        <w:pStyle w:val="Heading2"/>
-      </w:pPr>
-      <w:r>
-        <w:rPr>
-          <w:lang w:val="fr_FR" w:bidi="fr_FR"/>
-        </w:rPr>
-        <w:t>1 Timothée 5.18 (#1)</w:t>
-      </w:r>
-      <w:r>
-        <w:rPr>
-          <w:lang w:val="fr_FR" w:bidi="fr_FR"/>
-        </w:rPr>
-      </w:r>
-    </w:p>
-    <w:p>
-      <w:pPr/>
-      <w:r>
-        <w:rPr>
-          <w:lang w:val="fr_FR" w:bidi="fr_FR"/>
-        </w:rPr>
-      </w:r>
-      <w:r>
-        <w:rPr>
-          <w:b/>
-          <w:lang w:val="fr_FR" w:bidi="fr_FR"/>
-        </w:rPr>
-        <w:t>γὰρ</w:t>
-      </w:r>
-    </w:p>
-    <w:p>
-      <w:pPr/>
-      <w:r>
-        <w:rPr>
-          <w:lang w:val="fr_FR" w:bidi="fr_FR"/>
-        </w:rPr>
-      </w:r>
-      <w:r>
-        <w:rPr>
-          <w:b/>
-          <w:lang w:val="fr_FR" w:bidi="fr_FR"/>
-        </w:rPr>
-        <w:t>« Car »</w:t>
-      </w:r>
-    </w:p>
-    <w:p>
-      <w:pPr/>
-      <w:r>
-        <w:rPr>
-          <w:lang w:val="fr_FR" w:bidi="fr_FR"/>
-        </w:rPr>
-      </w:r>
-      <w:r>
-        <w:rPr>
-          <w:lang w:val="fr_FR" w:bidi="fr_FR"/>
-        </w:rPr>
-        <w:t xml:space="preserve">Ici, le mot </w:t>
-      </w:r>
-      <w:r>
-        <w:rPr>
-          <w:b/>
-          <w:lang w:val="fr_FR" w:bidi="fr_FR"/>
-        </w:rPr>
-        <w:t>Car</w:t>
-      </w:r>
-      <w:r>
-        <w:rPr>
-          <w:lang w:val="fr_FR" w:bidi="fr_FR"/>
-        </w:rPr>
-        <w:t xml:space="preserve"> introduit la justification sur laquelle repose l'ordre que Paul a donné dans le verset précédent. Si c'est utile dans votre langue, vous pouvez utiliser un mot ou un terme qui introduit la justification d'un ordre ou vous pouvez laisser </w:t>
-      </w:r>
-      <w:r>
-        <w:rPr>
-          <w:b/>
-          <w:lang w:val="fr_FR" w:bidi="fr_FR"/>
-        </w:rPr>
-        <w:t>Car</w:t>
-      </w:r>
-      <w:r>
-        <w:rPr>
-          <w:lang w:val="fr_FR" w:bidi="fr_FR"/>
-        </w:rPr>
-        <w:t xml:space="preserve"> non traduit. Traduction alternative : « En fait » ou « Voici pourquoi »</w:t>
-      </w:r>
-    </w:p>
-    <w:p>
-      <w:pPr/>
-      <w:r>
-        <w:rPr>
-          <w:lang w:val="fr_FR" w:bidi="fr_FR"/>
-        </w:rPr>
-      </w:r>
-      <w:r>
-        <w:rPr>
-          <w:lang w:val="fr_FR" w:bidi="fr_FR"/>
-        </w:rPr>
-        <w:t xml:space="preserve">Voir : </w:t>
-      </w:r>
-      <w:r>
-        <w:rPr>
-          <w:lang w:val="fr_FR" w:bidi="fr_FR"/>
-        </w:rPr>
-        <w:t>Connecteur : relation de cause à effet</w:t>
-      </w:r>
-      <w:r>
-        <w:rPr>
-          <w:lang w:val="fr_FR" w:bidi="fr_FR"/>
-        </w:rPr>
-      </w:r>
-      <w:r>
-        <w:rPr>
-          <w:lang w:val="fr_FR" w:bidi="fr_FR"/>
-        </w:rPr>
-      </w:r>
-    </w:p>
-    <w:p>
-      <w:pPr/>
-      <w:r>
-        <w:rPr>
-          <w:lang w:val="fr_FR" w:bidi="fr_FR"/>
-        </w:rPr>
-      </w:r>
-    </w:p>
-    <w:p>
-      <w:pPr>
-        <w:pStyle w:val="Heading2"/>
-      </w:pPr>
-      <w:r>
-        <w:rPr>
-          <w:lang w:val="fr_FR" w:bidi="fr_FR"/>
-        </w:rPr>
-        <w:t>1 Timothée 5.18 (#2)</w:t>
-      </w:r>
-      <w:r>
-        <w:rPr>
-          <w:lang w:val="fr_FR" w:bidi="fr_FR"/>
-        </w:rPr>
-      </w:r>
-    </w:p>
-    <w:p>
-      <w:pPr/>
-      <w:r>
-        <w:rPr>
-          <w:lang w:val="fr_FR" w:bidi="fr_FR"/>
-        </w:rPr>
-      </w:r>
-      <w:r>
-        <w:rPr>
-          <w:b/>
-          <w:lang w:val="fr_FR" w:bidi="fr_FR"/>
-        </w:rPr>
-        <w:t>λέγει &amp; ἡ Γραφή, βοῦν ἀλοῶντα οὐ φιμώσεις, καί, ἄξιος ὁ ἐργάτης τοῦ μισθοῦ αὐτοῦ</w:t>
-      </w:r>
-    </w:p>
-    <w:p>
-      <w:pPr/>
-      <w:r>
-        <w:rPr>
-          <w:lang w:val="fr_FR" w:bidi="fr_FR"/>
-        </w:rPr>
-      </w:r>
-      <w:r>
-        <w:rPr>
-          <w:b/>
-          <w:lang w:val="fr_FR" w:bidi="fr_FR"/>
-        </w:rPr>
-        <w:t xml:space="preserve">« Car l'Écriture dit : « Tu </w:t>
-      </w:r>
-      <w:r>
-        <w:rPr>
-          <w:b/>
-          <w:lang w:val="fr_FR" w:bidi="fr_FR"/>
-        </w:rPr>
-        <w:t>n'emmuselleras point le bœuf quand il foule le grain</w:t>
-      </w:r>
-      <w:r>
-        <w:rPr>
-          <w:b/>
-          <w:lang w:val="fr_FR" w:bidi="fr_FR"/>
-        </w:rPr>
-        <w:t xml:space="preserve"> », et « l'ouvrier mérite son salaire » »</w:t>
-      </w:r>
-    </w:p>
-    <w:p>
-      <w:pPr/>
-      <w:r>
-        <w:rPr>
-          <w:lang w:val="fr_FR" w:bidi="fr_FR"/>
-        </w:rPr>
-      </w:r>
-      <w:r>
-        <w:rPr>
-          <w:lang w:val="fr_FR" w:bidi="fr_FR"/>
-        </w:rPr>
-        <w:t xml:space="preserve">Ici, Paul cite les Écritures de l'Ancien Testament, spécifiquement </w:t>
-      </w:r>
-      <w:hyperlink r:id="rId52">
-        <w:r>
-          <w:rPr>
-            <w:lang w:val="fr_FR" w:bidi="fr_FR"/>
-          </w:rPr>
-          <w:rPr>
-            <w:color w:val="0000EE"/>
-            <w:u w:val="single"/>
-          </w:rPr>
-          <w:t>Deutéronome 2</w:t>
-        </w:r>
-      </w:hyperlink>
-      <w:hyperlink r:id="rId52">
-        <w:r>
-          <w:rPr>
-            <w:lang w:val="fr_FR" w:bidi="fr_FR"/>
-          </w:rPr>
-          <w:rPr>
-            <w:color w:val="0000EE"/>
-            <w:u w:val="single"/>
-          </w:rPr>
-          <w:t>5.4</w:t>
-        </w:r>
-      </w:hyperlink>
-      <w:r>
-        <w:rPr>
-          <w:lang w:val="fr_FR" w:bidi="fr_FR"/>
-        </w:rPr>
-        <w:t xml:space="preserve">. Puis il cite des paroles prononcées par Jésus telles que rapportées en </w:t>
-      </w:r>
-      <w:hyperlink r:id="rId53">
         <w:r>
           <w:rPr>
             <w:lang w:val="fr_FR" w:bidi="fr_FR"/>
@@ -52947,7 +52882,7 @@
         </w:rPr>
         <w:t xml:space="preserve"> désigne les instructions que Paul a données à Timothée sur la manière de traiter les anciens (voir </w:t>
       </w:r>
-      <w:hyperlink r:id="rId54">
+      <w:hyperlink r:id="rId52">
         <w:r>
           <w:rPr>
             <w:lang w:val="fr_FR" w:bidi="fr_FR"/>
@@ -56086,7 +56021,7 @@
         </w:rPr>
         <w:t xml:space="preserve"> fait référence aux instructions que Paul a données à Timothée. Ces instructions pourraient être celles de </w:t>
       </w:r>
-      <w:hyperlink r:id="rId55">
+      <w:hyperlink r:id="rId53">
         <w:r>
           <w:rPr>
             <w:lang w:val="fr_FR" w:bidi="fr_FR"/>
@@ -56104,7 +56039,7 @@
         </w:rPr>
         <w:t xml:space="preserve">, </w:t>
       </w:r>
-      <w:hyperlink r:id="rId56">
+      <w:hyperlink r:id="rId54">
         <w:r>
           <w:rPr>
             <w:lang w:val="fr_FR" w:bidi="fr_FR"/>
@@ -56533,7 +56468,7 @@
         </w:rPr>
         <w:t xml:space="preserve">sont bonnes et fiables à tous égards, sans défaut, et non corrompues. Si c'est utile dans votre langue, vous pouvez exprimer cette idée sous forme de comparaison ou clarifier le sens. Regardez comment vous avez traduit la même phrase en </w:t>
       </w:r>
-      <w:hyperlink r:id="rId57">
+      <w:hyperlink r:id="rId55">
         <w:r>
           <w:rPr>
             <w:lang w:val="fr_FR" w:bidi="fr_FR"/>
@@ -57120,7 +57055,7 @@
         </w:rPr>
         <w:t xml:space="preserve"> d'air. Si c'est utile dans votre langue, vous pouvez utiliser une figure de style comparable ou clarifier le sens. Regardez comment vous avez exprimé l'idée en </w:t>
       </w:r>
-      <w:hyperlink r:id="rId58">
+      <w:hyperlink r:id="rId56">
         <w:r>
           <w:rPr>
             <w:lang w:val="fr_FR" w:bidi="fr_FR"/>
@@ -58966,7 +58901,7 @@
         </w:rPr>
         <w:t xml:space="preserve"> est le même que celui utilisé par Paul en </w:t>
       </w:r>
-      <w:hyperlink r:id="rId59">
+      <w:hyperlink r:id="rId57">
         <w:r>
           <w:rPr>
             <w:lang w:val="fr_FR" w:bidi="fr_FR"/>
@@ -58997,7 +58932,7 @@
         </w:rPr>
         <w:t xml:space="preserve"> de ce verset et celui en </w:t>
       </w:r>
-      <w:hyperlink r:id="rId59">
+      <w:hyperlink r:id="rId57">
         <w:r>
           <w:rPr>
             <w:lang w:val="fr_FR" w:bidi="fr_FR"/>
@@ -59805,7 +59740,7 @@
         </w:rPr>
         <w:t xml:space="preserve"> introduit ce que certaines personnes désirent, par opposition à celles qui se contentent de ce qu'elles ont (voir </w:t>
       </w:r>
-      <w:hyperlink r:id="rId60">
+      <w:hyperlink r:id="rId58">
         <w:r>
           <w:rPr>
             <w:lang w:val="fr_FR" w:bidi="fr_FR"/>
@@ -60222,7 +60157,7 @@
         </w:rPr>
         <w:t xml:space="preserve">. Si c'est utile dans votre langue, vous pouvez exprimer l'idée sous forme de comparaison ou énoncer clairement le sens. Regardez comment vous avez traduit la même figure de style en </w:t>
       </w:r>
-      <w:hyperlink r:id="rId61">
+      <w:hyperlink r:id="rId59">
         <w:r>
           <w:rPr>
             <w:lang w:val="fr_FR" w:bidi="fr_FR"/>
@@ -64079,7 +64014,7 @@
         </w:rPr>
         <w:t xml:space="preserve"> en lui donnant un ordre. Utilisez une manière plus naturelle dans votre langue pour exprimer un serment. Regardez comment vous avez exprimé le même serment en </w:t>
       </w:r>
-      <w:hyperlink r:id="rId62">
+      <w:hyperlink r:id="rId60">
         <w:r>
           <w:rPr>
             <w:lang w:val="fr_FR" w:bidi="fr_FR"/>
@@ -65383,7 +65318,7 @@
         </w:rPr>
         <w:t xml:space="preserve"> indique que l'apparition de Jésus se produira à un moment précis. Regardez comment vous avez traduit cette expression en </w:t>
       </w:r>
-      <w:hyperlink r:id="rId63">
+      <w:hyperlink r:id="rId61">
         <w:r>
           <w:rPr>
             <w:lang w:val="fr_FR" w:bidi="fr_FR"/>
@@ -67294,7 +67229,7 @@
         </w:rPr>
         <w:t xml:space="preserve">, qui s'oppose au « présent siècle » auquel il fait référence dans </w:t>
       </w:r>
-      <w:hyperlink r:id="rId64">
+      <w:hyperlink r:id="rId62">
         <w:r>
           <w:rPr>
             <w:lang w:val="fr_FR" w:bidi="fr_FR"/>
@@ -67547,7 +67482,7 @@
         </w:rPr>
         <w:t xml:space="preserve">comme s'ils la tenaient fermement dans leurs mains. Si c'est utile dans votre langue, vous pouvez utiliser une figure de style similaire ou formuler la chose de façon plus explicite. Regardez comment vous avez exprimé la même figure de style en </w:t>
       </w:r>
-      <w:hyperlink r:id="rId65">
+      <w:hyperlink r:id="rId63">
         <w:r>
           <w:rPr>
             <w:lang w:val="fr_FR" w:bidi="fr_FR"/>
@@ -68433,7 +68368,7 @@
         </w:rPr>
         <w:t xml:space="preserve">. Si c'est utile dans votre langue, vous pouvez utiliser une figure de style similaire ou formuler la chose de façon plus explicite. Regardez comment vous avez traduit la même phrase en </w:t>
       </w:r>
-      <w:hyperlink r:id="rId66">
+      <w:hyperlink r:id="rId64">
         <w:r>
           <w:rPr>
             <w:lang w:val="fr_FR" w:bidi="fr_FR"/>

--- a/fra/docx/54.content.docx
+++ b/fra/docx/54.content.docx
@@ -144,13 +144,6 @@
       </w:r>
       <w:r>
         <w:rPr>
-          <w:i/>
-          <w:lang w:val="fr_FR" w:bidi="fr_FR"/>
-        </w:rPr>
-        <w:t>1 Timothée 1.1 (#1), 1 Timothée 1.1 (#2), 1 Timothée 1.1 (#3), 1 Timothée 1.1 (#4), 1 Timothée 1.1 (#5), 1 Timothée 1.1 (#6), 1 Timothée 1.2 (#1), 1 Timothée 1.2 (#2), 1 Timothée 1.2 (#3), 1 Timothée 1.2 (#4), 1 Timothée 1.2 (#5), 1 Timothée 1.2 (#6), 1 Timothée 1.2 (#7), 1 Timothée 1.3 (#1), 1 Timothée 1.3 (#3), 1 Timothée 1.3 (#4), 1 Timothée 1.4 (#1), 1 Timothée 1.4 (#2), 1 Timothée 1.4 (#3), 1 Timothée 1.4 (#4), 1 Timothée 1.4 (#5), 1 Timothée 1.4 (#6), 1 Timothée 1.4 (#7), 1 Timothée 1.4 (#8), 1 Timothée 1.5 (#2), 1 Timothée 1.5 (#3), 1 Timothée 1.5 (#4), 1 Timothée 1.5 (#6), 1 Timothée 1.6 (#3), 1 Timothée 1.7 (#1), 1 Timothée 1.7 (#2), 1 Timothée 1.7 (#3), 1 Timothée 1.8 (#2), 1 Timothée 1.8 (#3), 1 Timothée 1.9 (#2), 1 Timothée 1.9 (#3), 1 Timothée 1.9 (#4), 1 Timothée 1.9 (#5), 1 Timothée 1.9 (#7), 1 Timothée 1.10 (#1), 1 Timothée 1.10 (#2), 1 Timothée 1.10 (#3), 1 Timothée 1.10 (#4), 1 Timothée 1.10 (#5), 1 Timothée 1.11 (#1), 1 Timothée 1.11 (#2), 1 Timothée 1.11 (#3), 1 Timothée 1.11 (#4), 1 Timothée 1.12 (#1), 1 Timothée 1.12 (#2), 1 Timothée 1.12 (#3), 1 Timothée 1.12 (#4), 1 Timothée 1.13 (#1), 1 Timothée 1.13 (#2), 1 Timothée 1.13 (#3), 1 Timothée 1.13 (#4), 1 Timothée 1.13 (#5), 1 Timothée 1.13 (#6), 1 Timothée 1.13 (#7), 1 Timothée 1.13 (#8), 1 Timothée 1.13 (#9), 1 Timothée 1.14 (#1), 1 Timothée 1.14 (#2), 1 Timothée 1.14 (#3), 1 Timothée 1.14 (#4), 1 Timothée 1.14 (#5), 1 Timothée 1.14 (#6), 1 Timothée 1.14 (#7), 1 Timothée 1.15 (#1), 1 Timothée 1.15 (#2), 1 Timothée 1.15 (#3), 1 Timothée 1.15 (#4), 1 Timothée 1.15 (#5), 1 Timothée 1.15 (#6), 1 Timothée 1.15 (#7), 1 Timothée 1.16 (#2), 1 Timothée 1.16 (#3), 1 Timothée 1.16 (#4), 1 Timothée 1.16 (#5), 1 Timothée 1.16 (#6), 1 Timothée 1.16 (#7), 1 Timothée 1.17 (#2), 1 Timothée 1.17 (#3), 1 Timothée 1.17 (#4), 1 Timothée 1.17 (#5), 1 Timothée 1.18 (#1), 1 Timothée 1.18 (#3), 1 Timothée 1.18 (#4), 1 Timothée 1.18 (#5), 1 Timothée 1.18 (#6), 1 Timothée 1.18 (#7), 1 Timothée 1.19 (#1), 1 Timothée 1.19 (#5), 1 Timothée 1.19 (#6), 1 Timothée 1.19 (#7), 1 Timothée 1.20 (#1), 1 Timothée 1.20 (#2), 1 Timothée 2.1 (#1), 1 Timothée 2.1 (#2), 1 Timothée 2.1 (#5), 1 Timothée 2.1 (#6), 1 Timothée 2.1 (#7), 1 Timothée 2.2 (#1), 1 Timothée 2.2 (#2), 1 Timothée 2.2 (#3), 1 Timothée 2.2 (#4), 1 Timothée 2.3 (#1), 1 Timothée 2.3 (#2), 1 Timothée 2.3 (#3), 1 Timothée 2.3 (#4), 1 Timothée 2.3 (#5), 1 Timothée 2.4 (#1), 1 Timothée 2.4 (#2), 1 Timothée 2.4 (#3), 1 Timothée 2.4 (#4), 1 Timothée 2.4 (#5), 1 Timothée 2.5 (#1), 1 Timothée 2.5 (#2), 1 Timothée 2.5 (#3), 1 Timothée 2.5 (#4), 1 Timothée 2.6 (#1), 1 Timothée 2.6 (#2), 1 Timothée 2.6 (#3), 1 Timothée 2.6 (#4), 1 Timothée 2.6 (#5), 1 Timothée 2.6 (#6), 1 Timothée 2.7 (#1), 1 Timothée 2.7 (#2), 1 Timothée 2.7 (#3), 1 Timothée 2.7 (#5), 1 Timothée 2.7 (#6), 1 Timothée 2.7 (#9), 1 Timothée 2.7 (#10), 1 Timothée 2.7 (#11), 1 Timothée 2.8 (#1), 1 Timothée 2.8 (#2), 1 Timothée 2.8 (#3), 1 Timothée 2.8 (#4), 1 Timothée 2.8 (#5), 1 Timothée 2.8 (#6), 1 Timothée 2.8 (#7), 1 Timothée 2.9 (#2), 1 Timothée 2.9 (#3), 1 Timothée 2.9 (#4), 1 Timothée 2.9 (#5), 1 Timothée 2.9 (#6), 1 Timothée 2.10 (#3), 1 Timothée 2.11 (#1), 1 Timothée 2.11 (#2), 1 Timothée 2.11 (#3), 1 Timothée 2.11 (#4), 1 Timothée 2.11 (#5), 1 Timothée 2.11 (#6), 1 Timothée 2.11 (#7), 1 Timothée 2.12 (#1), 1 Timothée 2.12 (#2), 1 Timothée 2.12 (#3), 1 Timothée 2.12 (#4), 1 Timothée 2.12 (#5), 1 Timothée 2.12 (#6), 1 Timothée 2.12 (#7), 1 Timothée 2.12 (#8), 1 Timothée 2.13 (#1), 1 Timothée 2.13 (#2), 1 Timothée 2.13 (#3), 1 Timothée 2.13 (#4), 1 Timothée 2.14 (#1), 1 Timothée 2.14 (#2), 1 Timothée 2.14 (#4), 1 Timothée 2.15 (#1), 1 Timothée 2.15 (#3), 1 Timothée 2.15 (#4), 1 Timothée 2.15 (#5), 1 Timothée 2.15 (#6), 1 Timothée 2.15 (#7), 1 Timothée 2.15 (#8), 1 Timothée 3.1 (#1), 1 Timothée 3.1 (#2), 1 Timothée 3.1 (#3), 1 Timothée 3.1 (#4), 1 Timothée 3.1 (#5), 1 Timothée 3.1 (#6), 1 Timothée 3.2 (#1), 1 Timothée 3.2 (#2), 1 Timothée 3.2 (#3), 1 Timothée 3.2 (#4), 1 Timothée 3.3 (#1), 1 Timothée 3.3 (#2), 1 Timothée 3.3 (#3), 1 Timothée 3.3 (#4), 1 Timothée 3.4 (#1), 1 Timothée 3.4 (#2), 1 Timothée 3.4 (#3), 1 Timothée 3.5 (#1), 1 Timothée 3.5 (#2), 1 Timothée 3.5 (#3), 1 Timothée 3.5 (#4), 1 Timothée 3.5 (#5), 1 Timothée 3.5 (#6), 1 Timothée 3.6 (#1), 1 Timothée 3.6 (#2), 1 Timothée 3.6 (#3), 1 Timothée 3.6 (#4), 1 Timothée 3.6 (#5), 1 Timothée 3.6 (#6), 1 Timothée 3.7 (#2), 1 Timothée 3.7 (#3), 1 Timothée 3.7 (#5), 1 Timothée 3.7 (#6), 1 Timothée 3.7 (#7), 1 Timothée 3.8 (#1), 1 Timothée 3.8 (#2), 1 Timothée 3.8 (#3), 1 Timothée 3.9 (#1), 1 Timothée 3.9 (#2), 1 Timothée 3.9 (#3), 1 Timothée 3.9 (#4), 1 Timothée 3.10 (#2), 1 Timothée 3.10 (#4), 1 Timothée 3.11 (#1), 1 Timothée 3.11 (#2), 1 Timothée 3.12 (#2), 1 Timothée 3.12 (#3), 1 Timothée 3.12 (#4), 1 Timothée 3.12 (#5), 1 Timothée 3.13 (#1), 1 Timothée 3.13 (#2), 1 Timothée 3.13 (#3), 1 Timothée 3.13 (#4), 1 Timothée 3.13 (#5), 1 Timothée 3.13 (#6), 1 Timothée 3.14 (#1), 1 Timothée 3.14 (#2), 1 Timothée 3.14 (#3), 1 Timothée 3.14 (#4), 1 Timothée 3.14 (#5), 1 Timothée 3.15 (#1), 1 Timothée 3.15 (#2), 1 Timothée 3.15 (#3), 1 Timothée 3.15 (#4), 1 Timothée 3.15 (#5), 1 Timothée 3.15 (#6), 1 Timothée 3.15 (#8), 1 Timothée 3.15 (#9), 1 Timothée 3.15 (#10), 1 Timothée 3.16 (#1), 1 Timothée 3.16 (#2), 1 Timothée 3.16 (#3), 1 Timothée 3.16 (#4), 1 Timothée 3.16 (#5), 1 Timothée 3.16 (#6), 1 Timothée 3.16 (#7), 1 Timothée 3.16 (#8), 1 Timothée 3.16 (#9), 1 Timothée 3.16 (#10), 1 Timothée 3.16 (#11), 1 Timothée 3.16 (#12), 1 Timothée 3.16 (#13), 1 Timothée 4.1 (#1), 1 Timothée 4.1 (#2), 1 Timothée 4.1 (#3), 1 Timothée 4.1 (#5), 1 Timothée 4.1 (#6), 1 Timothée 4.1 (#7), 1 Timothée 4.1 (#8), 1 Timothée 4.1 (#9), 1 Timothée 4.2 (#1), 1 Timothée 4.2 (#2), 1 Timothée 4.2 (#3), 1 Timothée 4.2 (#5), 1 Timothée 4.3 (#2), 1 Timothée 4.3 (#3), 1 Timothée 4.3 (#4), 1 Timothée 4.3 (#5), 1 Timothée 4.4 (#1), 1 Timothée 4.4 (#4), 1 Timothée 4.4 (#5), 1 Timothée 4.5 (#1), 1 Timothée 4.5 (#2), 1 Timothée 4.5 (#3), 1 Timothée 4.5 (#4), 1 Timothée 4.5 (#5), 1 Timothée 4.6 (#1), 1 Timothée 4.6 (#2), 1 Timothée 4.6 (#3), 1 Timothée 4.6 (#4), 1 Timothée 4.6 (#5), 1 Timothée 4.6 (#6), 1 Timothée 4.6 (#7), 1 Timothée 4.6 (#8), 1 Timothée 4.6 (#9), 1 Timothée 4.6 (#10), 1 Timothée 4.6 (#11), 1 Timothée 4.7 (#3), 1 Timothée 4.7 (#5), 1 Timothée 4.7 (#6), 1 Timothée 4.8 (#1), 1 Timothée 4.8 (#2), 1 Timothée 4.8 (#3), 1 Timothée 4.8 (#4), 1 Timothée 4.8 (#5), 1 Timothée 4.8 (#6), 1 Timothée 4.8–10 (#1), 1 Timothée 4.9 (#1), 1 Timothée 4.9 (#2), 1 Timothée 4.10 (#1), 1 Timothée 4.10 (#3), 1 Timothée 4.10 (#4), 1 Timothée 4.10 (#5), 1 Timothée 4.10 (#6), 1 Timothée 4.10 (#7), 1 Timothée 4.11 (#1), 1 Timothée 4.12 (#1), 1 Timothée 4.12 (#2), 1 Timothée 4.12 (#3), 1 Timothée 4.12 (#4), 1 Timothée 4.12 (#5), 1 Timothée 4.12 (#6), 1 Timothée 4.13 (#1), 1 Timothée 4.13 (#2), 1 Timothée 4.13 (#3), 1 Timothée 4.14 (#1), 1 Timothée 4.14 (#2), 1 Timothée 4.14 (#3), 1 Timothée 4.14 (#4), 1 Timothée 4.14 (#5), 1 Timothée 4.14 (#6), 1 Timothée 4.15 (#1), 1 Timothée 4.15 (#2), 1 Timothée 4.15 (#3), 1 Timothée 4.15 (#4), 1 Timothée 4.15 (#5), 1 Timothée 4.16 (#1), 1 Timothée 4.16 (#2), 1 Timothée 4.16 (#3), 1 Timothée 5.1 (#1), 1 Timothée 5.1 (#3), 1 Timothée 5.2 (#1), 1 Timothée 5.2 (#2), 1 Timothée 5.2 (#3), 1 Timothée 5.2 (#4), 1 Timothée 5.2 (#5), 1 Timothée 5.3 (#1), 1 Timothée 5.3 (#2), 1 Timothée 5.3 (#3), 1 Timothée 5.4 (#1), 1 Timothée 5.4 (#2), 1 Timothée 5.4 (#3), 1 Timothée 5.4 (#4), 1 Timothée 5.4 (#5), 1 Timothée 5.4 (#7), 1 Timothée 5.4 (#8), 1 Timothée 5.4 (#9), 1 Timothée 5.5 (#2), 1 Timothée 5.5 (#3), 1 Timothée 5.5 (#4), 1 Timothée 5.5 (#6), 1 Timothée 5.5 (#7), 1 Timothée 5.6 (#1), 1 Timothée 5.6 (#2), 1 Timothée 5.6 (#3), 1 Timothée 5.8 (#2), 1 Timothée 5.8 (#3), 1 Timothée 5.8 (#4), 1 Timothée 5.8 (#5), 1 Timothée 5.8 (#6), 1 Timothée 5.8 (#7), 1 Timothée 5.9 (#1), 1 Timothée 5.9 (#2), 1 Timothée 5.9 (#3), 1 Timothée 5.9 (#4), 1 Timothée 5.9 (#5), 1 Timothée 5.10 (#1), 1 Timothée 5.10 (#3), 1 Timothée 5.10 (#4), 1 Timothée 5.10 (#5), 1 Timothée 5.10 (#6), 1 Timothée 5.10 (#9), 1 Timothée 5.11 (#1), 1 Timothée 5.11 (#2), 1 Timothée 5.11 (#3), 1 Timothée 5.12 (#1), 1 Timothée 5.12 (#2), 1 Timothée 5.12 (#3), 1 Timothée 5.12 (#4), 1 Timothée 5.12 (#5), 1 Timothée 5.13 (#1), 1 Timothée 5.13 (#2), 1 Timothée 5.13 (#3), 1 Timothée 5.14 (#1), 1 Timothée 5.14 (#2), 1 Timothée 5.14 (#3), 1 Timothée 5.14 (#4), 1 Timothée 5.15 (#1), 1 Timothée 5.15 (#2), 1 Timothée 5.16 (#1), 1 Timothée 5.16 (#2), 1 Timothée 5.16 (#3), 1 Timothée 5.16 (#4), 1 Timothée 5.16 (#5), 1 Timothée 5.16 (#6), 1 Timothée 5.16 (#7), 1 Timothée 5.16 (#8), 1 Timothée 5.17 (#1), 1 Timothée 5.17 (#2), 1 Timothée 5.17 (#3), 1 Timothée 5.17 (#4), 1 Timothée 5.17 (#5), 1 Timothée 5.18 (#1), 1 Timothée 5.18 (#2), 1 Timothée 5.18 (#3), 1 Timothée 5.18 (#4), 1 Timothée 5.18 (#5), 1 Timothée 5.18 (#6), 1 Timothée 5.18 (#7), 1 Timothée 5.19 (#1), 1 Timothée 5.19 (#2), 1 Timothée 5.19 (#3), 1 Timothée 5.19 (#4), 1 Timothée 5.20 (#1), 1 Timothée 5.20 (#2), 1 Timothée 5.20 (#3), 1 Timothée 5.20 (#4), 1 Timothée 5.20 (#5), 1 Timothée 5.21 (#1), 1 Timothée 5.21 (#2), 1 Timothée 5.21 (#3), 1 Timothée 5.21 (#4), 1 Timothée 5.21 (#5), 1 Timothée 5.22 (#1), 1 Timothée 5.22 (#2), 1 Timothée 5.23 (#1), 1 Timothée 5.23 (#2), 1 Timothée 5.24 (#1), 1 Timothée 5.24 (#3), 1 Timothée 5.24 (#4), 1 Timothée 5.25 (#1), 1 Timothée 5.25 (#2), 1 Timothée 5.25 (#3), 1 Timothée 6.1 (#1), 1 Timothée 6.1 (#2), 1 Timothée 6.1 (#4), 1 Timothée 6.1 (#5), 1 Timothée 6.1 (#6), 1 Timothée 6.2 (#1), 1 Timothée 6.2 (#2), 1 Timothée 6.2 (#3), 1 Timothée 6.2 (#4), 1 Timothée 6.2 (#5), 1 Timothée 6.2 (#6), 1 Timothée 6.2 (#7), 1 Timothée 6.2 (#10), 1 Timothée 6.2 (#11), 1 Timothée 6.3 (#1), 1 Timothée 6.3 (#3), 1 Timothée 6.3 (#4), 1 Timothée 6.3 (#5), 1 Timothée 6.3 (#6), 1 Timothée 6.3 (#7), 1 Timothée 6.4 (#1), 1 Timothée 6.4 (#2), 1 Timothée 6.4 (#3), 1 Timothée 6.4 (#4), 1 Timothée 6.4 (#5), 1 Timothée 6.4 (#6), 1 Timothée 6.4 (#7), 1 Timothée 6.4 (#1), 1 Timothée 6.4–5 (#1), 1 Timothée 6.5 (#2), 1 Timothée 6.5 (#3), 1 Timothée 6.5 (#5), 1 Timothée 6.5 (#6), 1 Timothée 6.5 (#7), 1 Timothée 6.6 (#1), 1 Timothée 6.6 (#2), 1 Timothée 6.6 (#3), 1 Timothée 6.7 (#1), 1 Timothée 6.7 (#2), 1 Timothée 6.7 (#5), 1 Timothée 6.7 (#6), 1 Timothée 6.8 (#1), 1 Timothée 6.8 (#3), 1 Timothée 6.9 (#1), 1 Timothée 6.9 (#2), 1 Timothée 6.9 (#3), 1 Timothée 6.9 (#4), 1 Timothée 6.9 (#5), 1 Timothée 6.9 (#6), 1 Timothée 6.9 (#7), 1 Timothée 6.9 (#8), 1 Timothée 6.9 (#9), 1 Timothée 6.10 (#1), 1 Timothée 6.10 (#2), 1 Timothée 6.10 (#3), 1 Timothée 6.10 (#4), 1 Timothée 6.10 (#6), 1 Timothée 6.10 (#7), 1 Timothée 6.10 (#8), 1 Timothée 6.10 (#9), 1 Timothée 6.10 (#10), 1 Timothée 6.10 (#11), 1 Timothée 6.11 (#1), 1 Timothée 6.11 (#2), 1 Timothée 6.11 (#3), 1 Timothée 6.11 (#4), 1 Timothée 6.11 (#5), 1 Timothée 6.12 (#1), 1 Timothée 6.12 (#2), 1 Timothée 6.12 (#3), 1 Timothée 6.12 (#4), 1 Timothée 6.12 (#5), 1 Timothée 6.12 (#6), 1 Timothée 6.12 (#7), 1 Timothée 6.12 (#8), 1 Timothée 6.12 (#9), 1 Timothée 6.12 (#10), 1 Timothée 6.12 (#11), 1 Timothée 6.13 (#1), 1 Timothée 6.13 (#2), 1 Timothée 6.13 (#3), 1 Timothée 6.13 (#4), 1 Timothée 6.14 (#1), 1 Timothée 6.14 (#2), 1 Timothée 6.14 (#3), 1 Timothée 6.14 (#4), 1 Timothée 6.14 (#5), 1 Timothée 6.14 (#6), 1 Timothée 6.15 (#1), 1 Timothée 6.15 (#2), 1 Timothée 6.15 (#4), 1 Timothée 6.15 (#5), 1 Timothée 6.16 (#1), 1 Timothée 6.16 (#2), 1 Timothée 6.16 (#3), 1 Timothée 6.16 (#4), 1 Timothée 6.16 (#6), 1 Timothée 6.17 (#1), 1 Timothée 6.17 (#2), 1 Timothée 6.17 (#6), 1 Timothée 6.17 (#7), 1 Timothée 6.18 (#1), 1 Timothée 6.18 (#2), 1 Timothée 6.18 (#3), 1 Timothée 6.19 (#1), 1 Timothée 6.19 (#2), 1 Timothée 6.19 (#3), 1 Timothée 6.19 (#4), 1 Timothée 6.19 (#5), 1 Timothée 6.19 (#6), 1 Timothée 6.20 (#1), 1 Timothée 6.20 (#2), 1 Timothée 6.20 (#3), 1 Timothée 6.20 (#4), 1 Timothée 6.21 (#1), 1 Timothée 6.21 (#2), 1 Timothée 6.21 (#3), 1 Timothée 6.21 (#4), 1 Timothée 6.21 (#5), 1 Timothée 6.21 (#6), 1 Timothée 6.21 (#7)</w:t>
-      </w:r>
-      <w:r>
-        <w:rPr>
           <w:lang w:val="fr_FR" w:bidi="fr_FR"/>
         </w:rPr>
       </w:r>
@@ -33322,69 +33315,41 @@
         <w:rPr>
           <w:lang w:val="fr_FR" w:bidi="fr_FR"/>
         </w:rPr>
-        <w:t>1 Timothée 4.2 (#1)</w:t>
-      </w:r>
-      <w:r>
-        <w:rPr>
-          <w:lang w:val="fr_FR" w:bidi="fr_FR"/>
-        </w:rPr>
-      </w:r>
-    </w:p>
-    <w:p>
-      <w:pPr/>
-      <w:r>
-        <w:rPr>
-          <w:lang w:val="fr_FR" w:bidi="fr_FR"/>
-        </w:rPr>
-      </w:r>
-      <w:r>
-        <w:rPr>
-          <w:b/>
-          <w:lang w:val="fr_FR" w:bidi="fr_FR"/>
-        </w:rPr>
-        <w:t>ἐν ὑποκρίσει ψευδολόγων</w:t>
-      </w:r>
-    </w:p>
-    <w:p>
-      <w:pPr/>
-      <w:r>
-        <w:rPr>
-          <w:lang w:val="fr_FR" w:bidi="fr_FR"/>
-        </w:rPr>
-      </w:r>
-      <w:r>
-        <w:rPr>
-          <w:b/>
-          <w:lang w:val="fr_FR" w:bidi="fr_FR"/>
-        </w:rPr>
-        <w:t>« par l'hypocrisie de faux docteurs »</w:t>
-      </w:r>
-    </w:p>
-    <w:p>
-      <w:pPr/>
-      <w:r>
-        <w:rPr>
-          <w:lang w:val="fr_FR" w:bidi="fr_FR"/>
-        </w:rPr>
-      </w:r>
-      <w:r>
-        <w:rPr>
-          <w:lang w:val="fr_FR" w:bidi="fr_FR"/>
-        </w:rPr>
-        <w:t xml:space="preserve">Ici, le mot </w:t>
-      </w:r>
-      <w:r>
-        <w:rPr>
-          <w:b/>
-          <w:lang w:val="fr_FR" w:bidi="fr_FR"/>
-        </w:rPr>
-        <w:t xml:space="preserve">par </w:t>
-      </w:r>
-      <w:r>
-        <w:rPr>
-          <w:lang w:val="fr_FR" w:bidi="fr_FR"/>
-        </w:rPr>
-        <w:t>pourrait introduire : (1) le moyen ou la cause par lesquels certaines personnes s'attacheront aux esprits séducteurs et aux doctrines de démons. Traduction alternative : « à cause de l'hypocrisie des faux docteurs » (2) le moyen par lequel ils apprennent les doctrines de démons. Traduction alternative : « qui sont enseignés par l'hypocrisie des faux docteurs »</w:t>
+        <w:t>1 Timothée 4.1 (#4)</w:t>
+      </w:r>
+      <w:r>
+        <w:rPr>
+          <w:lang w:val="fr_FR" w:bidi="fr_FR"/>
+        </w:rPr>
+      </w:r>
+    </w:p>
+    <w:p>
+      <w:pPr/>
+      <w:r>
+        <w:rPr>
+          <w:lang w:val="fr_FR" w:bidi="fr_FR"/>
+        </w:rPr>
+      </w:r>
+      <w:r>
+        <w:rPr>
+          <w:b/>
+          <w:lang w:val="fr_FR" w:bidi="fr_FR"/>
+        </w:rPr>
+        <w:t>« abandonneront la foi »</w:t>
+      </w:r>
+    </w:p>
+    <w:p>
+      <w:pPr/>
+      <w:r>
+        <w:rPr>
+          <w:lang w:val="fr_FR" w:bidi="fr_FR"/>
+        </w:rPr>
+      </w:r>
+      <w:r>
+        <w:rPr>
+          <w:lang w:val="fr_FR" w:bidi="fr_FR"/>
+        </w:rPr>
+        <w:t>Quand Paul parle d'abandonner la foi, il décrit des gens qui la rejetteront. Traduction alternative : « se détourneront de la foi » (Bible Annotée, Ostervald), « se retireront de la foi » (Lausanne), « s'éloigneront de la foi » (Nouvelle Bible Segond), « renieront la foi » (Bible juive complète, Traduction Œcuménique) ou « rejetteront la foi ».</w:t>
       </w:r>
     </w:p>
     <w:p>
@@ -33404,7 +33369,7 @@
         <w:rPr>
           <w:lang w:val="fr_FR" w:bidi="fr_FR"/>
         </w:rPr>
-        <w:t>Connaissances présumées et informations sous-entendues</w:t>
+        <w:t>Métaphore</w:t>
       </w:r>
       <w:r>
         <w:rPr>
@@ -33433,7 +33398,7 @@
         <w:rPr>
           <w:lang w:val="fr_FR" w:bidi="fr_FR"/>
         </w:rPr>
-        <w:t>1 Timothée 4.2 (#2)</w:t>
+        <w:t>1 Timothée 4.2 (#1)</w:t>
       </w:r>
       <w:r>
         <w:rPr>
@@ -33468,48 +33433,34 @@
           <w:b/>
           <w:lang w:val="fr_FR" w:bidi="fr_FR"/>
         </w:rPr>
-        <w:t xml:space="preserve">« </w:t>
-      </w:r>
-      <w:r>
-        <w:rPr>
-          <w:b/>
-          <w:lang w:val="fr_FR" w:bidi="fr_FR"/>
-        </w:rPr>
-        <w:t>par l'hypocrisie de faux docteur</w:t>
-      </w:r>
-      <w:r>
-        <w:rPr>
-          <w:b/>
-          <w:lang w:val="fr_FR" w:bidi="fr_FR"/>
-        </w:rPr>
-        <w:t>s »</w:t>
-      </w:r>
-    </w:p>
-    <w:p>
-      <w:pPr/>
-      <w:r>
-        <w:rPr>
-          <w:lang w:val="fr_FR" w:bidi="fr_FR"/>
-        </w:rPr>
-      </w:r>
-      <w:r>
-        <w:rPr>
-          <w:lang w:val="fr_FR" w:bidi="fr_FR"/>
-        </w:rPr>
-        <w:t>Si votre langue n'utilise pas de nom abstrait pour l'idée d</w:t>
-      </w:r>
-      <w:r>
-        <w:rPr>
-          <w:b/>
-          <w:lang w:val="fr_FR" w:bidi="fr_FR"/>
-        </w:rPr>
-        <w:t>'hypocrisie</w:t>
-      </w:r>
-      <w:r>
-        <w:rPr>
-          <w:lang w:val="fr_FR" w:bidi="fr_FR"/>
-        </w:rPr>
-        <w:t>, vous pourriez exprimer la même idée d'une autre manière. Traduction alternative : « par des faux docteurs qui agissent de manière hypocrite »</w:t>
+        <w:t>« par l'hypocrisie de faux docteurs »</w:t>
+      </w:r>
+    </w:p>
+    <w:p>
+      <w:pPr/>
+      <w:r>
+        <w:rPr>
+          <w:lang w:val="fr_FR" w:bidi="fr_FR"/>
+        </w:rPr>
+      </w:r>
+      <w:r>
+        <w:rPr>
+          <w:lang w:val="fr_FR" w:bidi="fr_FR"/>
+        </w:rPr>
+        <w:t xml:space="preserve">Ici, le mot </w:t>
+      </w:r>
+      <w:r>
+        <w:rPr>
+          <w:b/>
+          <w:lang w:val="fr_FR" w:bidi="fr_FR"/>
+        </w:rPr>
+        <w:t xml:space="preserve">par </w:t>
+      </w:r>
+      <w:r>
+        <w:rPr>
+          <w:lang w:val="fr_FR" w:bidi="fr_FR"/>
+        </w:rPr>
+        <w:t>pourrait introduire : (1) le moyen ou la cause par lesquels certaines personnes s'attacheront aux esprits séducteurs et aux doctrines de démons. Traduction alternative : « à cause de l'hypocrisie des faux docteurs » (2) le moyen par lequel ils apprennent les doctrines de démons. Traduction alternative : « qui sont enseignés par l'hypocrisie des faux docteurs »</w:t>
       </w:r>
     </w:p>
     <w:p>
@@ -33529,7 +33480,7 @@
         <w:rPr>
           <w:lang w:val="fr_FR" w:bidi="fr_FR"/>
         </w:rPr>
-        <w:t>Les noms abstraits</w:t>
+        <w:t>Connaissances présumées et informations sous-entendues</w:t>
       </w:r>
       <w:r>
         <w:rPr>
@@ -33558,27 +33509,27 @@
         <w:rPr>
           <w:lang w:val="fr_FR" w:bidi="fr_FR"/>
         </w:rPr>
-        <w:t>1 Timothée 4.2 (#3)</w:t>
-      </w:r>
-      <w:r>
-        <w:rPr>
-          <w:lang w:val="fr_FR" w:bidi="fr_FR"/>
-        </w:rPr>
-      </w:r>
-    </w:p>
-    <w:p>
-      <w:pPr/>
-      <w:r>
-        <w:rPr>
-          <w:lang w:val="fr_FR" w:bidi="fr_FR"/>
-        </w:rPr>
-      </w:r>
-      <w:r>
-        <w:rPr>
-          <w:b/>
-          <w:lang w:val="fr_FR" w:bidi="fr_FR"/>
-        </w:rPr>
-        <w:t>κεκαυστηριασμένων τὴν ἰδίαν συνείδησιν</w:t>
+        <w:t>1 Timothée 4.2 (#2)</w:t>
+      </w:r>
+      <w:r>
+        <w:rPr>
+          <w:lang w:val="fr_FR" w:bidi="fr_FR"/>
+        </w:rPr>
+      </w:r>
+    </w:p>
+    <w:p>
+      <w:pPr/>
+      <w:r>
+        <w:rPr>
+          <w:lang w:val="fr_FR" w:bidi="fr_FR"/>
+        </w:rPr>
+      </w:r>
+      <w:r>
+        <w:rPr>
+          <w:b/>
+          <w:lang w:val="fr_FR" w:bidi="fr_FR"/>
+        </w:rPr>
+        <w:t>ἐν ὑποκρίσει ψευδολόγων</w:t>
       </w:r>
     </w:p>
     <w:p>
@@ -33600,54 +33551,41 @@
           <w:b/>
           <w:lang w:val="fr_FR" w:bidi="fr_FR"/>
         </w:rPr>
-        <w:t>portant la marque de la flétrissure dans leur propre conscience</w:t>
-      </w:r>
-      <w:r>
-        <w:rPr>
-          <w:b/>
-          <w:lang w:val="fr_FR" w:bidi="fr_FR"/>
-        </w:rPr>
-        <w:t xml:space="preserve"> »</w:t>
-      </w:r>
-    </w:p>
-    <w:p>
-      <w:pPr/>
-      <w:r>
-        <w:rPr>
-          <w:lang w:val="fr_FR" w:bidi="fr_FR"/>
-        </w:rPr>
-      </w:r>
-      <w:r>
-        <w:rPr>
-          <w:lang w:val="fr_FR" w:bidi="fr_FR"/>
-        </w:rPr>
-        <w:t xml:space="preserve">Ici, Paul pourrait parler de la </w:t>
-      </w:r>
-      <w:r>
-        <w:rPr>
-          <w:b/>
-          <w:lang w:val="fr_FR" w:bidi="fr_FR"/>
-        </w:rPr>
-        <w:t>conscience</w:t>
-      </w:r>
-      <w:r>
-        <w:rPr>
-          <w:lang w:val="fr_FR" w:bidi="fr_FR"/>
-        </w:rPr>
-        <w:t xml:space="preserve"> de ces personnes comme : (1) portant </w:t>
-      </w:r>
-      <w:r>
-        <w:rPr>
-          <w:b/>
-          <w:lang w:val="fr_FR" w:bidi="fr_FR"/>
-        </w:rPr>
-        <w:t>la marque de la flétrissure</w:t>
-      </w:r>
-      <w:r>
-        <w:rPr>
-          <w:lang w:val="fr_FR" w:bidi="fr_FR"/>
-        </w:rPr>
-        <w:t>, de sorte qu'elle ne peut plus rien ressentir. Dans ce cas, il veut dire qu'elles ne sont plus convaincues de ce qui est bien ou mal. Traduction alternative : « qui vivent comme si leur conscience portait la marque de la flétrissure » ou « n'étant plus convaincues de ce qui est bien ou mal » (2) ayant été marquée et donc identifiée soit comme appartenant à Satan, soit comme pécheur. Traduction alternative : « qui vivent selon une conscience marquée comme appartenant à Satan » ou « ayant été identifiés comme pécheurs »</w:t>
+        <w:t>par l'hypocrisie de faux docteur</w:t>
+      </w:r>
+      <w:r>
+        <w:rPr>
+          <w:b/>
+          <w:lang w:val="fr_FR" w:bidi="fr_FR"/>
+        </w:rPr>
+        <w:t>s »</w:t>
+      </w:r>
+    </w:p>
+    <w:p>
+      <w:pPr/>
+      <w:r>
+        <w:rPr>
+          <w:lang w:val="fr_FR" w:bidi="fr_FR"/>
+        </w:rPr>
+      </w:r>
+      <w:r>
+        <w:rPr>
+          <w:lang w:val="fr_FR" w:bidi="fr_FR"/>
+        </w:rPr>
+        <w:t>Si votre langue n'utilise pas de nom abstrait pour l'idée d</w:t>
+      </w:r>
+      <w:r>
+        <w:rPr>
+          <w:b/>
+          <w:lang w:val="fr_FR" w:bidi="fr_FR"/>
+        </w:rPr>
+        <w:t>'hypocrisie</w:t>
+      </w:r>
+      <w:r>
+        <w:rPr>
+          <w:lang w:val="fr_FR" w:bidi="fr_FR"/>
+        </w:rPr>
+        <w:t>, vous pourriez exprimer la même idée d'une autre manière. Traduction alternative : « par des faux docteurs qui agissent de manière hypocrite »</w:t>
       </w:r>
     </w:p>
     <w:p>
@@ -33667,7 +33605,7 @@
         <w:rPr>
           <w:lang w:val="fr_FR" w:bidi="fr_FR"/>
         </w:rPr>
-        <w:t>Métaphore</w:t>
+        <w:t>Les noms abstraits</w:t>
       </w:r>
       <w:r>
         <w:rPr>
@@ -33696,6 +33634,144 @@
         <w:rPr>
           <w:lang w:val="fr_FR" w:bidi="fr_FR"/>
         </w:rPr>
+        <w:t>1 Timothée 4.2 (#3)</w:t>
+      </w:r>
+      <w:r>
+        <w:rPr>
+          <w:lang w:val="fr_FR" w:bidi="fr_FR"/>
+        </w:rPr>
+      </w:r>
+    </w:p>
+    <w:p>
+      <w:pPr/>
+      <w:r>
+        <w:rPr>
+          <w:lang w:val="fr_FR" w:bidi="fr_FR"/>
+        </w:rPr>
+      </w:r>
+      <w:r>
+        <w:rPr>
+          <w:b/>
+          <w:lang w:val="fr_FR" w:bidi="fr_FR"/>
+        </w:rPr>
+        <w:t>κεκαυστηριασμένων τὴν ἰδίαν συνείδησιν</w:t>
+      </w:r>
+    </w:p>
+    <w:p>
+      <w:pPr/>
+      <w:r>
+        <w:rPr>
+          <w:lang w:val="fr_FR" w:bidi="fr_FR"/>
+        </w:rPr>
+      </w:r>
+      <w:r>
+        <w:rPr>
+          <w:b/>
+          <w:lang w:val="fr_FR" w:bidi="fr_FR"/>
+        </w:rPr>
+        <w:t xml:space="preserve">« </w:t>
+      </w:r>
+      <w:r>
+        <w:rPr>
+          <w:b/>
+          <w:lang w:val="fr_FR" w:bidi="fr_FR"/>
+        </w:rPr>
+        <w:t>portant la marque de la flétrissure dans leur propre conscience</w:t>
+      </w:r>
+      <w:r>
+        <w:rPr>
+          <w:b/>
+          <w:lang w:val="fr_FR" w:bidi="fr_FR"/>
+        </w:rPr>
+        <w:t xml:space="preserve"> »</w:t>
+      </w:r>
+    </w:p>
+    <w:p>
+      <w:pPr/>
+      <w:r>
+        <w:rPr>
+          <w:lang w:val="fr_FR" w:bidi="fr_FR"/>
+        </w:rPr>
+      </w:r>
+      <w:r>
+        <w:rPr>
+          <w:lang w:val="fr_FR" w:bidi="fr_FR"/>
+        </w:rPr>
+        <w:t xml:space="preserve">Ici, Paul pourrait parler de la </w:t>
+      </w:r>
+      <w:r>
+        <w:rPr>
+          <w:b/>
+          <w:lang w:val="fr_FR" w:bidi="fr_FR"/>
+        </w:rPr>
+        <w:t>conscience</w:t>
+      </w:r>
+      <w:r>
+        <w:rPr>
+          <w:lang w:val="fr_FR" w:bidi="fr_FR"/>
+        </w:rPr>
+        <w:t xml:space="preserve"> de ces personnes comme : (1) portant </w:t>
+      </w:r>
+      <w:r>
+        <w:rPr>
+          <w:b/>
+          <w:lang w:val="fr_FR" w:bidi="fr_FR"/>
+        </w:rPr>
+        <w:t>la marque de la flétrissure</w:t>
+      </w:r>
+      <w:r>
+        <w:rPr>
+          <w:lang w:val="fr_FR" w:bidi="fr_FR"/>
+        </w:rPr>
+        <w:t>, de sorte qu'elle ne peut plus rien ressentir. Dans ce cas, il veut dire qu'elles ne sont plus convaincues de ce qui est bien ou mal. Traduction alternative : « qui vivent comme si leur conscience portait la marque de la flétrissure » ou « n'étant plus convaincues de ce qui est bien ou mal » (2) ayant été marquée et donc identifiée soit comme appartenant à Satan, soit comme pécheur. Traduction alternative : « qui vivent selon une conscience marquée comme appartenant à Satan » ou « ayant été identifiés comme pécheurs »</w:t>
+      </w:r>
+    </w:p>
+    <w:p>
+      <w:pPr/>
+      <w:r>
+        <w:rPr>
+          <w:lang w:val="fr_FR" w:bidi="fr_FR"/>
+        </w:rPr>
+      </w:r>
+      <w:r>
+        <w:rPr>
+          <w:lang w:val="fr_FR" w:bidi="fr_FR"/>
+        </w:rPr>
+        <w:t xml:space="preserve">Voir : </w:t>
+      </w:r>
+      <w:r>
+        <w:rPr>
+          <w:lang w:val="fr_FR" w:bidi="fr_FR"/>
+        </w:rPr>
+        <w:t>Métaphore</w:t>
+      </w:r>
+      <w:r>
+        <w:rPr>
+          <w:lang w:val="fr_FR" w:bidi="fr_FR"/>
+        </w:rPr>
+      </w:r>
+      <w:r>
+        <w:rPr>
+          <w:lang w:val="fr_FR" w:bidi="fr_FR"/>
+        </w:rPr>
+      </w:r>
+    </w:p>
+    <w:p>
+      <w:pPr/>
+      <w:r>
+        <w:rPr>
+          <w:lang w:val="fr_FR" w:bidi="fr_FR"/>
+        </w:rPr>
+      </w:r>
+    </w:p>
+    <w:p>
+      <w:pPr>
+        <w:pStyle w:val="Heading2"/>
+      </w:pPr>
+      <w:r>
+        <w:rPr>
+          <w:lang w:val="fr_FR" w:bidi="fr_FR"/>
+        </w:rPr>
         <w:t>1 Timothée 4.2 (#5)</w:t>
       </w:r>
       <w:r>
@@ -33779,6 +33855,143 @@
           <w:lang w:val="fr_FR" w:bidi="fr_FR"/>
         </w:rPr>
         <w:t>Noms collectifs</w:t>
+      </w:r>
+      <w:r>
+        <w:rPr>
+          <w:lang w:val="fr_FR" w:bidi="fr_FR"/>
+        </w:rPr>
+      </w:r>
+      <w:r>
+        <w:rPr>
+          <w:lang w:val="fr_FR" w:bidi="fr_FR"/>
+        </w:rPr>
+      </w:r>
+    </w:p>
+    <w:p>
+      <w:pPr/>
+      <w:r>
+        <w:rPr>
+          <w:lang w:val="fr_FR" w:bidi="fr_FR"/>
+        </w:rPr>
+      </w:r>
+    </w:p>
+    <w:p>
+      <w:pPr>
+        <w:pStyle w:val="Heading2"/>
+      </w:pPr>
+      <w:r>
+        <w:rPr>
+          <w:lang w:val="fr_FR" w:bidi="fr_FR"/>
+        </w:rPr>
+        <w:t>1 Timothée 4.2 (#4)</w:t>
+      </w:r>
+      <w:r>
+        <w:rPr>
+          <w:lang w:val="fr_FR" w:bidi="fr_FR"/>
+        </w:rPr>
+      </w:r>
+    </w:p>
+    <w:p>
+      <w:pPr/>
+      <w:r>
+        <w:rPr>
+          <w:lang w:val="fr_FR" w:bidi="fr_FR"/>
+        </w:rPr>
+      </w:r>
+      <w:r>
+        <w:rPr>
+          <w:b/>
+          <w:lang w:val="fr_FR" w:bidi="fr_FR"/>
+        </w:rPr>
+        <w:t>« portant la marque de la flétrissure dans leur propre conscience »</w:t>
+      </w:r>
+    </w:p>
+    <w:p>
+      <w:pPr/>
+      <w:r>
+        <w:rPr>
+          <w:lang w:val="fr_FR" w:bidi="fr_FR"/>
+        </w:rPr>
+      </w:r>
+      <w:r>
+        <w:rPr>
+          <w:lang w:val="fr_FR" w:bidi="fr_FR"/>
+        </w:rPr>
+        <w:t>Littéralement en grec : « s'étant brûlé leur propre conscience ».</w:t>
+      </w:r>
+    </w:p>
+    <w:p>
+      <w:pPr/>
+      <w:r>
+        <w:rPr>
+          <w:lang w:val="fr_FR" w:bidi="fr_FR"/>
+        </w:rPr>
+      </w:r>
+      <w:r>
+        <w:rPr>
+          <w:lang w:val="fr_FR" w:bidi="fr_FR"/>
+        </w:rPr>
+        <w:t>La forme du mot grec traduit « s'étant brûlé la conscience » dans la traduction littérale est passive. Dans certaines langues, il sera préférable d'utiliser une forme passive pour traduire ce mot, tandis qu'une forme active sera préférable dans d'autres. Choisissez la forme la plus naturelle dans votre langue. Si vous choisissez une forme à l'actif et que vous devez indiquer qui fait l'action, vous pouvez indiquer :</w:t>
+      </w:r>
+    </w:p>
+    <w:p>
+      <w:pPr>
+        <w:pStyle w:val="ListNumber"/>
+        <w:numPr>
+          <w:ilvl w:val="0"/>
+          <w:numId w:val="14"/>
+        </w:numPr>
+        <w:spacing w:line="240" w:lineRule="auto"/>
+        <w:ind w:left="720"/>
+      </w:pPr>
+      <w:r>
+        <w:rPr>
+          <w:lang w:val="fr_FR" w:bidi="fr_FR"/>
+        </w:rPr>
+      </w:r>
+      <w:r>
+        <w:rPr>
+          <w:lang w:val="fr_FR" w:bidi="fr_FR"/>
+        </w:rPr>
+        <w:t>qu'ils l'ont fait eux-mêmes. Traduction alternative : « ayant brûlé leur propre conscience » ou « s'étant brûlé la conscience ».</w:t>
+      </w:r>
+    </w:p>
+    <w:p>
+      <w:pPr>
+        <w:pStyle w:val="ListNumber"/>
+        <w:spacing w:line="240" w:lineRule="auto"/>
+        <w:ind w:left="720"/>
+      </w:pPr>
+      <w:r>
+        <w:rPr>
+          <w:lang w:val="fr_FR" w:bidi="fr_FR"/>
+        </w:rPr>
+      </w:r>
+      <w:r>
+        <w:rPr>
+          <w:lang w:val="fr_FR" w:bidi="fr_FR"/>
+        </w:rPr>
+        <w:t>que leur hypocrisie et leurs mensonges l'ont fait. Traduction alternative : « dont l'hypocrisie a brûlé la conscience ».</w:t>
+      </w:r>
+    </w:p>
+    <w:p>
+      <w:pPr/>
+      <w:r>
+        <w:rPr>
+          <w:lang w:val="fr_FR" w:bidi="fr_FR"/>
+        </w:rPr>
+      </w:r>
+      <w:r>
+        <w:rPr>
+          <w:lang w:val="fr_FR" w:bidi="fr_FR"/>
+        </w:rPr>
+        <w:t xml:space="preserve">Voir : </w:t>
+      </w:r>
+      <w:r>
+        <w:rPr>
+          <w:lang w:val="fr_FR" w:bidi="fr_FR"/>
+        </w:rPr>
+        <w:t>Actif ou passif</w:t>
       </w:r>
       <w:r>
         <w:rPr>
@@ -55028,6 +55241,69 @@
         <w:rPr>
           <w:lang w:val="fr_FR" w:bidi="fr_FR"/>
         </w:rPr>
+        <w:t>1 Timothée 6.1 (#3)</w:t>
+      </w:r>
+      <w:r>
+        <w:rPr>
+          <w:lang w:val="fr_FR" w:bidi="fr_FR"/>
+        </w:rPr>
+      </w:r>
+    </w:p>
+    <w:p>
+      <w:pPr/>
+      <w:r>
+        <w:rPr>
+          <w:lang w:val="fr_FR" w:bidi="fr_FR"/>
+        </w:rPr>
+      </w:r>
+      <w:r>
+        <w:rPr>
+          <w:b/>
+          <w:lang w:val="fr_FR" w:bidi="fr_FR"/>
+        </w:rPr>
+        <w:t>« dignes de tout honneur »</w:t>
+      </w:r>
+    </w:p>
+    <w:p>
+      <w:pPr/>
+      <w:r>
+        <w:rPr>
+          <w:lang w:val="fr_FR" w:bidi="fr_FR"/>
+        </w:rPr>
+      </w:r>
+      <w:r>
+        <w:rPr>
+          <w:lang w:val="fr_FR" w:bidi="fr_FR"/>
+        </w:rPr>
+        <w:t>Traduction alternative : « dignes d'être honorés », « dignes de tout respect » (Ostervald, Oltramare), « méritant un grand respect », « dignes d'un grand respect », « méritant d'être pleinement respectés » ou « méritant de recevoir tout honneur ».</w:t>
+      </w:r>
+      <w:r>
+        <w:rPr>
+          <w:lang w:val="fr_FR" w:bidi="fr_FR"/>
+        </w:rPr>
+      </w:r>
+      <w:r>
+        <w:rPr>
+          <w:lang w:val="fr_FR" w:bidi="fr_FR"/>
+        </w:rPr>
+      </w:r>
+    </w:p>
+    <w:p>
+      <w:pPr/>
+      <w:r>
+        <w:rPr>
+          <w:lang w:val="fr_FR" w:bidi="fr_FR"/>
+        </w:rPr>
+      </w:r>
+    </w:p>
+    <w:p>
+      <w:pPr>
+        <w:pStyle w:val="Heading2"/>
+      </w:pPr>
+      <w:r>
+        <w:rPr>
+          <w:lang w:val="fr_FR" w:bidi="fr_FR"/>
+        </w:rPr>
         <w:t>1 Timothée 6.2 (#1)</w:t>
       </w:r>
       <w:r>
@@ -56104,6 +56380,336 @@
         <w:rPr>
           <w:lang w:val="fr_FR" w:bidi="fr_FR"/>
         </w:rPr>
+        <w:t>1 Timothée 6.2 (#9)</w:t>
+      </w:r>
+      <w:r>
+        <w:rPr>
+          <w:lang w:val="fr_FR" w:bidi="fr_FR"/>
+        </w:rPr>
+      </w:r>
+    </w:p>
+    <w:p>
+      <w:pPr/>
+      <w:r>
+        <w:rPr>
+          <w:lang w:val="fr_FR" w:bidi="fr_FR"/>
+        </w:rPr>
+      </w:r>
+      <w:r>
+        <w:rPr>
+          <w:b/>
+          <w:lang w:val="fr_FR" w:bidi="fr_FR"/>
+        </w:rPr>
+        <w:t>« qui s'attachent à leur faire du bien »</w:t>
+      </w:r>
+    </w:p>
+    <w:p>
+      <w:pPr/>
+      <w:r>
+        <w:rPr>
+          <w:lang w:val="fr_FR" w:bidi="fr_FR"/>
+        </w:rPr>
+      </w:r>
+      <w:r>
+        <w:rPr>
+          <w:lang w:val="fr_FR" w:bidi="fr_FR"/>
+        </w:rPr>
+        <w:t xml:space="preserve">Le terme traduit </w:t>
+      </w:r>
+      <w:r>
+        <w:rPr>
+          <w:b/>
+          <w:lang w:val="fr_FR" w:bidi="fr_FR"/>
+        </w:rPr>
+        <w:t>bien</w:t>
+      </w:r>
+      <w:r>
+        <w:rPr>
+          <w:lang w:val="fr_FR" w:bidi="fr_FR"/>
+        </w:rPr>
+        <w:t xml:space="preserve"> pourrait également désigner un bienfait, c'est-à-dire un bénéfice ou acte de bienfaisance. </w:t>
+      </w:r>
+    </w:p>
+    <w:p>
+      <w:pPr/>
+      <w:r>
+        <w:rPr>
+          <w:lang w:val="fr_FR" w:bidi="fr_FR"/>
+        </w:rPr>
+      </w:r>
+      <w:r>
+        <w:rPr>
+          <w:lang w:val="fr_FR" w:bidi="fr_FR"/>
+        </w:rPr>
+        <w:t xml:space="preserve">Si vous choisissez cette interprétation et que votre langue n'utilise pas de nom abstrait pour l'idée de </w:t>
+      </w:r>
+      <w:r>
+        <w:rPr>
+          <w:b/>
+          <w:lang w:val="fr_FR" w:bidi="fr_FR"/>
+        </w:rPr>
+        <w:t>bienfaisance</w:t>
+      </w:r>
+      <w:r>
+        <w:rPr>
+          <w:lang w:val="fr_FR" w:bidi="fr_FR"/>
+        </w:rPr>
+        <w:t>, vous pouvez exprimer la même idée d'une autre manière. Traduction alternative : « qui bénéficient de leurs services » ou « qui profitent de leurs services » (Parole de vie).</w:t>
+      </w:r>
+    </w:p>
+    <w:p>
+      <w:pPr/>
+      <w:r>
+        <w:rPr>
+          <w:lang w:val="fr_FR" w:bidi="fr_FR"/>
+        </w:rPr>
+      </w:r>
+      <w:r>
+        <w:rPr>
+          <w:lang w:val="fr_FR" w:bidi="fr_FR"/>
+        </w:rPr>
+        <w:t xml:space="preserve">Voir : </w:t>
+      </w:r>
+      <w:r>
+        <w:rPr>
+          <w:lang w:val="fr_FR" w:bidi="fr_FR"/>
+        </w:rPr>
+        <w:t>Noms abstraits</w:t>
+      </w:r>
+      <w:r>
+        <w:rPr>
+          <w:lang w:val="fr_FR" w:bidi="fr_FR"/>
+        </w:rPr>
+      </w:r>
+      <w:r>
+        <w:rPr>
+          <w:lang w:val="fr_FR" w:bidi="fr_FR"/>
+        </w:rPr>
+      </w:r>
+    </w:p>
+    <w:p>
+      <w:pPr/>
+      <w:r>
+        <w:rPr>
+          <w:lang w:val="fr_FR" w:bidi="fr_FR"/>
+        </w:rPr>
+      </w:r>
+    </w:p>
+    <w:p>
+      <w:pPr>
+        <w:pStyle w:val="Heading2"/>
+      </w:pPr>
+      <w:r>
+        <w:rPr>
+          <w:lang w:val="fr_FR" w:bidi="fr_FR"/>
+        </w:rPr>
+        <w:t>1 Timothée 6.2 (#8)</w:t>
+      </w:r>
+      <w:r>
+        <w:rPr>
+          <w:lang w:val="fr_FR" w:bidi="fr_FR"/>
+        </w:rPr>
+      </w:r>
+    </w:p>
+    <w:p>
+      <w:pPr/>
+      <w:r>
+        <w:rPr>
+          <w:lang w:val="fr_FR" w:bidi="fr_FR"/>
+        </w:rPr>
+      </w:r>
+      <w:r>
+        <w:rPr>
+          <w:b/>
+          <w:lang w:val="fr_FR" w:bidi="fr_FR"/>
+        </w:rPr>
+        <w:t>« qui s'attachent à leur faire du bien »</w:t>
+      </w:r>
+    </w:p>
+    <w:p>
+      <w:pPr/>
+      <w:r>
+        <w:rPr>
+          <w:lang w:val="fr_FR" w:bidi="fr_FR"/>
+        </w:rPr>
+      </w:r>
+      <w:r>
+        <w:rPr>
+          <w:lang w:val="fr_FR" w:bidi="fr_FR"/>
+        </w:rPr>
+        <w:t xml:space="preserve">Le terme traduit </w:t>
+      </w:r>
+      <w:r>
+        <w:rPr>
+          <w:b/>
+          <w:lang w:val="fr_FR" w:bidi="fr_FR"/>
+        </w:rPr>
+        <w:t>bien</w:t>
+      </w:r>
+      <w:r>
+        <w:rPr>
+          <w:lang w:val="fr_FR" w:bidi="fr_FR"/>
+        </w:rPr>
+        <w:t xml:space="preserve"> pourrait également désigner un bienfait (c'est-à-dire un bénéfice). </w:t>
+      </w:r>
+    </w:p>
+    <w:p>
+      <w:pPr/>
+      <w:r>
+        <w:rPr>
+          <w:lang w:val="fr_FR" w:bidi="fr_FR"/>
+        </w:rPr>
+      </w:r>
+      <w:r>
+        <w:rPr>
+          <w:lang w:val="fr_FR" w:bidi="fr_FR"/>
+        </w:rPr>
+        <w:t>Dans le texte grec, il n'est pas clair qui s'attache à faire du bien à qui. Paul pourrait vouloir dire que :</w:t>
+      </w:r>
+    </w:p>
+    <w:p>
+      <w:pPr>
+        <w:pStyle w:val="ListNumber"/>
+        <w:numPr>
+          <w:ilvl w:val="0"/>
+          <w:numId w:val="15"/>
+        </w:numPr>
+        <w:spacing w:line="240" w:lineRule="auto"/>
+        <w:ind w:left="720"/>
+      </w:pPr>
+      <w:r>
+        <w:rPr>
+          <w:lang w:val="fr_FR" w:bidi="fr_FR"/>
+        </w:rPr>
+      </w:r>
+      <w:r>
+        <w:rPr>
+          <w:lang w:val="fr_FR" w:bidi="fr_FR"/>
+        </w:rPr>
+        <w:t xml:space="preserve">Les esclaves sont ceux qui font du </w:t>
+      </w:r>
+      <w:r>
+        <w:rPr>
+          <w:b/>
+          <w:lang w:val="fr_FR" w:bidi="fr_FR"/>
+        </w:rPr>
+        <w:t>bien</w:t>
+      </w:r>
+      <w:r>
+        <w:rPr>
+          <w:lang w:val="fr_FR" w:bidi="fr_FR"/>
+        </w:rPr>
+        <w:t xml:space="preserve"> à leurs maîtres. Dans ce cas, puisqu'un bienfait était généralement un don financier, Paul indiquerait que les esclaves croyants sont comme des bienfaiteurs pour leurs maîtres croyants. Traduction alternative : « qui bénéficient de leurs services » (Segond 21, voir aussi Darby, Français courant, Parole vivante et Parole de vie).</w:t>
+      </w:r>
+    </w:p>
+    <w:p>
+      <w:pPr>
+        <w:pStyle w:val="ListNumber"/>
+        <w:spacing w:line="240" w:lineRule="auto"/>
+        <w:ind w:left="720"/>
+      </w:pPr>
+      <w:r>
+        <w:rPr>
+          <w:lang w:val="fr_FR" w:bidi="fr_FR"/>
+        </w:rPr>
+      </w:r>
+      <w:r>
+        <w:rPr>
+          <w:lang w:val="fr_FR" w:bidi="fr_FR"/>
+        </w:rPr>
+        <w:t xml:space="preserve">Les maîtres font du </w:t>
+      </w:r>
+      <w:r>
+        <w:rPr>
+          <w:b/>
+          <w:lang w:val="fr_FR" w:bidi="fr_FR"/>
+        </w:rPr>
+        <w:t>bien</w:t>
+      </w:r>
+      <w:r>
+        <w:rPr>
+          <w:lang w:val="fr_FR" w:bidi="fr_FR"/>
+        </w:rPr>
+        <w:t xml:space="preserve"> à leurs esclaves. Traduction alternative : « qui font du bien à leurs esclaves ».</w:t>
+      </w:r>
+    </w:p>
+    <w:p>
+      <w:pPr>
+        <w:pStyle w:val="ListNumber"/>
+        <w:spacing w:line="240" w:lineRule="auto"/>
+        <w:ind w:left="720"/>
+      </w:pPr>
+      <w:r>
+        <w:rPr>
+          <w:lang w:val="fr_FR" w:bidi="fr_FR"/>
+        </w:rPr>
+      </w:r>
+      <w:r>
+        <w:rPr>
+          <w:lang w:val="fr_FR" w:bidi="fr_FR"/>
+        </w:rPr>
+        <w:t xml:space="preserve">Les maîtres et les esclaves ensemble font du </w:t>
+      </w:r>
+      <w:r>
+        <w:rPr>
+          <w:b/>
+          <w:lang w:val="fr_FR" w:bidi="fr_FR"/>
+        </w:rPr>
+        <w:t>bien</w:t>
+      </w:r>
+      <w:r>
+        <w:rPr>
+          <w:lang w:val="fr_FR" w:bidi="fr_FR"/>
+        </w:rPr>
+        <w:t xml:space="preserve"> à d'autres. Traduction alternative : « ceux qui partagent avec eux un bénéfice ».</w:t>
+      </w:r>
+    </w:p>
+    <w:p>
+      <w:pPr/>
+      <w:r>
+        <w:rPr>
+          <w:lang w:val="fr_FR" w:bidi="fr_FR"/>
+        </w:rPr>
+      </w:r>
+      <w:r>
+        <w:rPr>
+          <w:lang w:val="fr_FR" w:bidi="fr_FR"/>
+        </w:rPr>
+        <w:t xml:space="preserve">Voir : </w:t>
+      </w:r>
+      <w:r>
+        <w:rPr>
+          <w:lang w:val="fr_FR" w:bidi="fr_FR"/>
+        </w:rPr>
+        <w:t>Connaissances présupposées et informations implicites</w:t>
+      </w:r>
+      <w:r>
+        <w:rPr>
+          <w:lang w:val="fr_FR" w:bidi="fr_FR"/>
+        </w:rPr>
+      </w:r>
+      <w:r>
+        <w:rPr>
+          <w:lang w:val="fr_FR" w:bidi="fr_FR"/>
+        </w:rPr>
+      </w:r>
+    </w:p>
+    <w:p>
+      <w:pPr/>
+      <w:r>
+        <w:rPr>
+          <w:lang w:val="fr_FR" w:bidi="fr_FR"/>
+        </w:rPr>
+      </w:r>
+    </w:p>
+    <w:p>
+      <w:pPr>
+        <w:pStyle w:val="Heading2"/>
+      </w:pPr>
+      <w:r>
+        <w:rPr>
+          <w:lang w:val="fr_FR" w:bidi="fr_FR"/>
+        </w:rPr>
         <w:t>1 Timothée 6.3 (#1)</w:t>
       </w:r>
       <w:r>
@@ -56880,69 +57486,125 @@
         <w:rPr>
           <w:lang w:val="fr_FR" w:bidi="fr_FR"/>
         </w:rPr>
-        <w:t>1 Timothée 6.4 (#1)</w:t>
-      </w:r>
-      <w:r>
-        <w:rPr>
-          <w:lang w:val="fr_FR" w:bidi="fr_FR"/>
-        </w:rPr>
-      </w:r>
-    </w:p>
-    <w:p>
-      <w:pPr/>
-      <w:r>
-        <w:rPr>
-          <w:lang w:val="fr_FR" w:bidi="fr_FR"/>
-        </w:rPr>
-      </w:r>
-      <w:r>
-        <w:rPr>
-          <w:b/>
-          <w:lang w:val="fr_FR" w:bidi="fr_FR"/>
-        </w:rPr>
-        <w:t>τετύφωται</w:t>
-      </w:r>
-    </w:p>
-    <w:p>
-      <w:pPr/>
-      <w:r>
-        <w:rPr>
-          <w:lang w:val="fr_FR" w:bidi="fr_FR"/>
-        </w:rPr>
-      </w:r>
-      <w:r>
-        <w:rPr>
-          <w:b/>
-          <w:lang w:val="fr_FR" w:bidi="fr_FR"/>
-        </w:rPr>
-        <w:t>« Il est enflé »</w:t>
-      </w:r>
-    </w:p>
-    <w:p>
-      <w:pPr/>
-      <w:r>
-        <w:rPr>
-          <w:lang w:val="fr_FR" w:bidi="fr_FR"/>
-        </w:rPr>
-      </w:r>
-      <w:r>
-        <w:rPr>
-          <w:lang w:val="fr_FR" w:bidi="fr_FR"/>
-        </w:rPr>
-        <w:t xml:space="preserve">Bien que le terme </w:t>
-      </w:r>
-      <w:r>
-        <w:rPr>
-          <w:b/>
-          <w:lang w:val="fr_FR" w:bidi="fr_FR"/>
-        </w:rPr>
-        <w:t>il</w:t>
-      </w:r>
-      <w:r>
-        <w:rPr>
-          <w:lang w:val="fr_FR" w:bidi="fr_FR"/>
-        </w:rPr>
-        <w:t xml:space="preserve"> soit masculin, Paul utilise le mot dans un sens générique qui inclut à la fois les hommes et les femmes. Si c'est utile dans votre langue, vous pouvez utiliser une expression plus claire. Traduction alternative : « cette personne est enflée d'orgueil » ou « il ou elle est enflé(e) d'orgueil »</w:t>
+        <w:t>1 Timothée 6.3 (#2)</w:t>
+      </w:r>
+      <w:r>
+        <w:rPr>
+          <w:lang w:val="fr_FR" w:bidi="fr_FR"/>
+        </w:rPr>
+      </w:r>
+    </w:p>
+    <w:p>
+      <w:pPr/>
+      <w:r>
+        <w:rPr>
+          <w:lang w:val="fr_FR" w:bidi="fr_FR"/>
+        </w:rPr>
+      </w:r>
+      <w:r>
+        <w:rPr>
+          <w:b/>
+          <w:lang w:val="fr_FR" w:bidi="fr_FR"/>
+        </w:rPr>
+        <w:t>« enseigne de fausses doctrines »</w:t>
+      </w:r>
+    </w:p>
+    <w:p>
+      <w:pPr/>
+      <w:r>
+        <w:rPr>
+          <w:lang w:val="fr_FR" w:bidi="fr_FR"/>
+        </w:rPr>
+      </w:r>
+      <w:r>
+        <w:rPr>
+          <w:lang w:val="fr_FR" w:bidi="fr_FR"/>
+        </w:rPr>
+        <w:t xml:space="preserve">Le verbe grec traduit </w:t>
+      </w:r>
+      <w:r>
+        <w:rPr>
+          <w:b/>
+          <w:lang w:val="fr_FR" w:bidi="fr_FR"/>
+        </w:rPr>
+        <w:t>enseigne de fausses doctrines</w:t>
+      </w:r>
+      <w:r>
+        <w:rPr>
+          <w:lang w:val="fr_FR" w:bidi="fr_FR"/>
+        </w:rPr>
+        <w:t xml:space="preserve"> signifie littéralement </w:t>
+      </w:r>
+      <w:r>
+        <w:rPr>
+          <w:i/>
+          <w:lang w:val="fr_FR" w:bidi="fr_FR"/>
+        </w:rPr>
+        <w:t>enseigner ce qui est différent</w:t>
+      </w:r>
+      <w:r>
+        <w:rPr>
+          <w:lang w:val="fr_FR" w:bidi="fr_FR"/>
+        </w:rPr>
+        <w:t xml:space="preserve">. Le sens est qu'une autre doctrine est enseignée que celle qui devrait l'être, c'est-à-dire une doctrine différente de celle de Paul et de Timothée. Il ne s'agit pas d'une </w:t>
+      </w:r>
+      <w:r>
+        <w:rPr>
+          <w:i/>
+          <w:lang w:val="fr_FR" w:bidi="fr_FR"/>
+        </w:rPr>
+        <w:t>manière</w:t>
+      </w:r>
+      <w:r>
+        <w:rPr>
+          <w:lang w:val="fr_FR" w:bidi="fr_FR"/>
+        </w:rPr>
+        <w:t xml:space="preserve"> différente d'enseigner, mais d'enseigner </w:t>
+      </w:r>
+      <w:r>
+        <w:rPr>
+          <w:i/>
+          <w:lang w:val="fr_FR" w:bidi="fr_FR"/>
+        </w:rPr>
+        <w:t>autre chose</w:t>
+      </w:r>
+      <w:r>
+        <w:rPr>
+          <w:lang w:val="fr_FR" w:bidi="fr_FR"/>
+        </w:rPr>
+        <w:t xml:space="preserve">. </w:t>
+      </w:r>
+    </w:p>
+    <w:p>
+      <w:pPr/>
+      <w:r>
+        <w:rPr>
+          <w:lang w:val="fr_FR" w:bidi="fr_FR"/>
+        </w:rPr>
+      </w:r>
+      <w:r>
+        <w:rPr>
+          <w:lang w:val="fr_FR" w:bidi="fr_FR"/>
+        </w:rPr>
+        <w:t xml:space="preserve">Selon ce qui est le plus naturel dans votre langue, choisisssez un mot, une expression ou une formulation qui permet d'exprimer ce sens clairement. Une idée similaire est présente dans </w:t>
+      </w:r>
+      <w:hyperlink r:id="rId56">
+        <w:r>
+          <w:rPr>
+            <w:lang w:val="fr_FR" w:bidi="fr_FR"/>
+          </w:rPr>
+          <w:rPr>
+            <w:color w:val="0000EE"/>
+            <w:u w:val="single"/>
+          </w:rPr>
+          <w:t xml:space="preserve">1.3 </w:t>
+        </w:r>
+      </w:hyperlink>
+      <w:r>
+        <w:rPr>
+          <w:lang w:val="fr_FR" w:bidi="fr_FR"/>
+        </w:rPr>
+        <w:t>; vérifiez comment vous l'avez traduite dans ce verset. Traduction alternative : « enseigne ce qui est différent de ce que nous enseignons », « donne un enseignement différent du nôtre », « enseigne une doctrine différente », « enseigne une autre doctrine » (Segond 21).</w:t>
       </w:r>
     </w:p>
     <w:p>
@@ -56962,7 +57624,7 @@
         <w:rPr>
           <w:lang w:val="fr_FR" w:bidi="fr_FR"/>
         </w:rPr>
-        <w:t>Quand des mots masculins incluent les femmes</w:t>
+        <w:t>Connaissances présupposées et informations implicites</w:t>
       </w:r>
       <w:r>
         <w:rPr>
@@ -56991,6 +57653,117 @@
         <w:rPr>
           <w:lang w:val="fr_FR" w:bidi="fr_FR"/>
         </w:rPr>
+        <w:t>1 Timothée 6.4 (#1)</w:t>
+      </w:r>
+      <w:r>
+        <w:rPr>
+          <w:lang w:val="fr_FR" w:bidi="fr_FR"/>
+        </w:rPr>
+      </w:r>
+    </w:p>
+    <w:p>
+      <w:pPr/>
+      <w:r>
+        <w:rPr>
+          <w:lang w:val="fr_FR" w:bidi="fr_FR"/>
+        </w:rPr>
+      </w:r>
+      <w:r>
+        <w:rPr>
+          <w:b/>
+          <w:lang w:val="fr_FR" w:bidi="fr_FR"/>
+        </w:rPr>
+        <w:t>τετύφωται</w:t>
+      </w:r>
+    </w:p>
+    <w:p>
+      <w:pPr/>
+      <w:r>
+        <w:rPr>
+          <w:lang w:val="fr_FR" w:bidi="fr_FR"/>
+        </w:rPr>
+      </w:r>
+      <w:r>
+        <w:rPr>
+          <w:b/>
+          <w:lang w:val="fr_FR" w:bidi="fr_FR"/>
+        </w:rPr>
+        <w:t>« Il est enflé »</w:t>
+      </w:r>
+    </w:p>
+    <w:p>
+      <w:pPr/>
+      <w:r>
+        <w:rPr>
+          <w:lang w:val="fr_FR" w:bidi="fr_FR"/>
+        </w:rPr>
+      </w:r>
+      <w:r>
+        <w:rPr>
+          <w:lang w:val="fr_FR" w:bidi="fr_FR"/>
+        </w:rPr>
+        <w:t xml:space="preserve">Bien que le terme </w:t>
+      </w:r>
+      <w:r>
+        <w:rPr>
+          <w:b/>
+          <w:lang w:val="fr_FR" w:bidi="fr_FR"/>
+        </w:rPr>
+        <w:t>il</w:t>
+      </w:r>
+      <w:r>
+        <w:rPr>
+          <w:lang w:val="fr_FR" w:bidi="fr_FR"/>
+        </w:rPr>
+        <w:t xml:space="preserve"> soit masculin, Paul utilise le mot dans un sens générique qui inclut à la fois les hommes et les femmes. Si c'est utile dans votre langue, vous pouvez utiliser une expression plus claire. Traduction alternative : « cette personne est enflée d'orgueil » ou « il ou elle est enflé(e) d'orgueil »</w:t>
+      </w:r>
+    </w:p>
+    <w:p>
+      <w:pPr/>
+      <w:r>
+        <w:rPr>
+          <w:lang w:val="fr_FR" w:bidi="fr_FR"/>
+        </w:rPr>
+      </w:r>
+      <w:r>
+        <w:rPr>
+          <w:lang w:val="fr_FR" w:bidi="fr_FR"/>
+        </w:rPr>
+        <w:t xml:space="preserve">Voir : </w:t>
+      </w:r>
+      <w:r>
+        <w:rPr>
+          <w:lang w:val="fr_FR" w:bidi="fr_FR"/>
+        </w:rPr>
+        <w:t>Quand des mots masculins incluent les femmes</w:t>
+      </w:r>
+      <w:r>
+        <w:rPr>
+          <w:lang w:val="fr_FR" w:bidi="fr_FR"/>
+        </w:rPr>
+      </w:r>
+      <w:r>
+        <w:rPr>
+          <w:lang w:val="fr_FR" w:bidi="fr_FR"/>
+        </w:rPr>
+      </w:r>
+    </w:p>
+    <w:p>
+      <w:pPr/>
+      <w:r>
+        <w:rPr>
+          <w:lang w:val="fr_FR" w:bidi="fr_FR"/>
+        </w:rPr>
+      </w:r>
+    </w:p>
+    <w:p>
+      <w:pPr>
+        <w:pStyle w:val="Heading2"/>
+      </w:pPr>
+      <w:r>
+        <w:rPr>
+          <w:lang w:val="fr_FR" w:bidi="fr_FR"/>
+        </w:rPr>
         <w:t>1 Timothée 6.4 (#2)</w:t>
       </w:r>
       <w:r>
@@ -57055,7 +57828,7 @@
         </w:rPr>
         <w:t xml:space="preserve"> d'air. Si c'est utile dans votre langue, vous pouvez utiliser une figure de style comparable ou clarifier le sens. Regardez comment vous avez exprimé l'idée en </w:t>
       </w:r>
-      <w:hyperlink r:id="rId56">
+      <w:hyperlink r:id="rId57">
         <w:r>
           <w:rPr>
             <w:lang w:val="fr_FR" w:bidi="fr_FR"/>
@@ -58627,64 +59400,74 @@
         <w:rPr>
           <w:lang w:val="fr_FR" w:bidi="fr_FR"/>
         </w:rPr>
-        <w:t>1 Timothée 6.6 (#1)</w:t>
-      </w:r>
-      <w:r>
-        <w:rPr>
-          <w:lang w:val="fr_FR" w:bidi="fr_FR"/>
-        </w:rPr>
-      </w:r>
-    </w:p>
-    <w:p>
-      <w:pPr/>
-      <w:r>
-        <w:rPr>
-          <w:lang w:val="fr_FR" w:bidi="fr_FR"/>
-        </w:rPr>
-      </w:r>
-      <w:r>
-        <w:rPr>
-          <w:b/>
-          <w:lang w:val="fr_FR" w:bidi="fr_FR"/>
-        </w:rPr>
-        <w:t>δὲ</w:t>
-      </w:r>
-    </w:p>
-    <w:p>
-      <w:pPr/>
-      <w:r>
-        <w:rPr>
-          <w:lang w:val="fr_FR" w:bidi="fr_FR"/>
-        </w:rPr>
-      </w:r>
-      <w:r>
-        <w:rPr>
-          <w:b/>
-          <w:lang w:val="fr_FR" w:bidi="fr_FR"/>
-        </w:rPr>
-        <w:t>« en effet »</w:t>
-      </w:r>
-    </w:p>
-    <w:p>
-      <w:pPr/>
-      <w:r>
-        <w:rPr>
-          <w:lang w:val="fr_FR" w:bidi="fr_FR"/>
-        </w:rPr>
-      </w:r>
-      <w:r>
-        <w:rPr>
-          <w:lang w:val="fr_FR" w:bidi="fr_FR"/>
-        </w:rPr>
-        <w:t>Traduction alternative : « Malgré ce qu'ils pensent » ou « pourtant »</w:t>
-      </w:r>
-    </w:p>
-    <w:p>
-      <w:pPr/>
-      <w:r>
-        <w:rPr>
-          <w:lang w:val="fr_FR" w:bidi="fr_FR"/>
-        </w:rPr>
+        <w:t>1 Timothée 6.5 (#4)</w:t>
+      </w:r>
+      <w:r>
+        <w:rPr>
+          <w:lang w:val="fr_FR" w:bidi="fr_FR"/>
+        </w:rPr>
+      </w:r>
+    </w:p>
+    <w:p>
+      <w:pPr/>
+      <w:r>
+        <w:rPr>
+          <w:lang w:val="fr_FR" w:bidi="fr_FR"/>
+        </w:rPr>
+      </w:r>
+      <w:r>
+        <w:rPr>
+          <w:b/>
+          <w:lang w:val="fr_FR" w:bidi="fr_FR"/>
+        </w:rPr>
+        <w:t>« corrompus d'entendement »</w:t>
+      </w:r>
+    </w:p>
+    <w:p>
+      <w:pPr/>
+      <w:r>
+        <w:rPr>
+          <w:lang w:val="fr_FR" w:bidi="fr_FR"/>
+        </w:rPr>
+      </w:r>
+      <w:r>
+        <w:rPr>
+          <w:lang w:val="fr_FR" w:bidi="fr_FR"/>
+        </w:rPr>
+        <w:t xml:space="preserve">Le mot grec traduit « entendement » désigne une certaine façon de penser, un état d'esprit. Ce mot est au singulier dans le texte grec, comme si tous ces hommes avaient un seul esprit, une seule intelligence ou une seule façon de penser. S'il n'est pas naturel dans votre langue de parler comme si un groupe de personnes pouvait n'avoir qu'un seul </w:t>
+      </w:r>
+      <w:r>
+        <w:rPr>
+          <w:b/>
+          <w:lang w:val="fr_FR" w:bidi="fr_FR"/>
+        </w:rPr>
+        <w:t>esprit</w:t>
+      </w:r>
+      <w:r>
+        <w:rPr>
+          <w:lang w:val="fr_FR" w:bidi="fr_FR"/>
+        </w:rPr>
+        <w:t>, vous pouvez utiliser la forme plurielle de ce mot dans votre traduction. Traduction alternative : « à l'intelligence corrompue », « corrompus dans leurs esprits », « qui ont l'esprit tordu », « corrompus dans leur façon de penser », « corrompus dans la manière dont ils pensent » ou « dont les esprits sont faussés » (voir aussi Français courant).</w:t>
+      </w:r>
+    </w:p>
+    <w:p>
+      <w:pPr/>
+      <w:r>
+        <w:rPr>
+          <w:lang w:val="fr_FR" w:bidi="fr_FR"/>
+        </w:rPr>
+      </w:r>
+      <w:r>
+        <w:rPr>
+          <w:lang w:val="fr_FR" w:bidi="fr_FR"/>
+        </w:rPr>
+        <w:t xml:space="preserve">Voir : </w:t>
+      </w:r>
+      <w:r>
+        <w:rPr>
+          <w:lang w:val="fr_FR" w:bidi="fr_FR"/>
+        </w:rPr>
+        <w:t>Noms collectifs</w:t>
       </w:r>
       <w:r>
         <w:rPr>
@@ -58713,82 +59496,41 @@
         <w:rPr>
           <w:lang w:val="fr_FR" w:bidi="fr_FR"/>
         </w:rPr>
-        <w:t>1 Timothée 6.6 (#2)</w:t>
-      </w:r>
-      <w:r>
-        <w:rPr>
-          <w:lang w:val="fr_FR" w:bidi="fr_FR"/>
-        </w:rPr>
-      </w:r>
-    </w:p>
-    <w:p>
-      <w:pPr/>
-      <w:r>
-        <w:rPr>
-          <w:lang w:val="fr_FR" w:bidi="fr_FR"/>
-        </w:rPr>
-      </w:r>
-      <w:r>
-        <w:rPr>
-          <w:b/>
-          <w:lang w:val="fr_FR" w:bidi="fr_FR"/>
-        </w:rPr>
-        <w:t>ἡ εὐσέβεια μετὰ αὐταρκείας</w:t>
-      </w:r>
-    </w:p>
-    <w:p>
-      <w:pPr/>
-      <w:r>
-        <w:rPr>
-          <w:lang w:val="fr_FR" w:bidi="fr_FR"/>
-        </w:rPr>
-      </w:r>
-      <w:r>
-        <w:rPr>
-          <w:b/>
-          <w:lang w:val="fr_FR" w:bidi="fr_FR"/>
-        </w:rPr>
-        <w:t>« la piété avec le contentement »</w:t>
-      </w:r>
-    </w:p>
-    <w:p>
-      <w:pPr/>
-      <w:r>
-        <w:rPr>
-          <w:lang w:val="fr_FR" w:bidi="fr_FR"/>
-        </w:rPr>
-      </w:r>
-      <w:r>
-        <w:rPr>
-          <w:lang w:val="fr_FR" w:bidi="fr_FR"/>
-        </w:rPr>
-        <w:t xml:space="preserve">Si votre langue n'utilise pas de noms abstraits pour les idées de </w:t>
-      </w:r>
-      <w:r>
-        <w:rPr>
-          <w:b/>
-          <w:lang w:val="fr_FR" w:bidi="fr_FR"/>
-        </w:rPr>
-        <w:t>piété</w:t>
-      </w:r>
-      <w:r>
-        <w:rPr>
-          <w:lang w:val="fr_FR" w:bidi="fr_FR"/>
-        </w:rPr>
-        <w:t xml:space="preserve"> et de </w:t>
-      </w:r>
-      <w:r>
-        <w:rPr>
-          <w:b/>
-          <w:lang w:val="fr_FR" w:bidi="fr_FR"/>
-        </w:rPr>
-        <w:t>contentement</w:t>
-      </w:r>
-      <w:r>
-        <w:rPr>
-          <w:lang w:val="fr_FR" w:bidi="fr_FR"/>
-        </w:rPr>
-        <w:t>, vous pouvez exprimer ces concepts autrement. Traduction alternative : « que d'être pieux et content »</w:t>
+        <w:t>1 Timothée 6.5 (#1)</w:t>
+      </w:r>
+      <w:r>
+        <w:rPr>
+          <w:lang w:val="fr_FR" w:bidi="fr_FR"/>
+        </w:rPr>
+      </w:r>
+    </w:p>
+    <w:p>
+      <w:pPr/>
+      <w:r>
+        <w:rPr>
+          <w:lang w:val="fr_FR" w:bidi="fr_FR"/>
+        </w:rPr>
+      </w:r>
+      <w:r>
+        <w:rPr>
+          <w:b/>
+          <w:lang w:val="fr_FR" w:bidi="fr_FR"/>
+        </w:rPr>
+        <w:t>« les vaines discussions »</w:t>
+      </w:r>
+    </w:p>
+    <w:p>
+      <w:pPr/>
+      <w:r>
+        <w:rPr>
+          <w:lang w:val="fr_FR" w:bidi="fr_FR"/>
+        </w:rPr>
+      </w:r>
+      <w:r>
+        <w:rPr>
+          <w:lang w:val="fr_FR" w:bidi="fr_FR"/>
+        </w:rPr>
+        <w:t>Le mot grec traduit « vaines discussions » désigne des disputes continuelles et répétées qui peuvent être violentes ; ce mot peut également être traduit « frictions ». Choisissez la façon la plus naturelle d'exprimer le sens de ce mot dans votre langue. Traduction alternative : « frictions sans fin », « discussions interminables », « disputes constantes », « querelles continuelles » ou « altercations répétées ».</w:t>
       </w:r>
     </w:p>
     <w:p>
@@ -58808,7 +59550,7 @@
         <w:rPr>
           <w:lang w:val="fr_FR" w:bidi="fr_FR"/>
         </w:rPr>
-        <w:t>Les noms abstraits</w:t>
+        <w:t>Métaphore</w:t>
       </w:r>
       <w:r>
         <w:rPr>
@@ -58837,6 +59579,216 @@
         <w:rPr>
           <w:lang w:val="fr_FR" w:bidi="fr_FR"/>
         </w:rPr>
+        <w:t>1 Timothée 6.6 (#1)</w:t>
+      </w:r>
+      <w:r>
+        <w:rPr>
+          <w:lang w:val="fr_FR" w:bidi="fr_FR"/>
+        </w:rPr>
+      </w:r>
+    </w:p>
+    <w:p>
+      <w:pPr/>
+      <w:r>
+        <w:rPr>
+          <w:lang w:val="fr_FR" w:bidi="fr_FR"/>
+        </w:rPr>
+      </w:r>
+      <w:r>
+        <w:rPr>
+          <w:b/>
+          <w:lang w:val="fr_FR" w:bidi="fr_FR"/>
+        </w:rPr>
+        <w:t>δὲ</w:t>
+      </w:r>
+    </w:p>
+    <w:p>
+      <w:pPr/>
+      <w:r>
+        <w:rPr>
+          <w:lang w:val="fr_FR" w:bidi="fr_FR"/>
+        </w:rPr>
+      </w:r>
+      <w:r>
+        <w:rPr>
+          <w:b/>
+          <w:lang w:val="fr_FR" w:bidi="fr_FR"/>
+        </w:rPr>
+        <w:t>« en effet »</w:t>
+      </w:r>
+    </w:p>
+    <w:p>
+      <w:pPr/>
+      <w:r>
+        <w:rPr>
+          <w:lang w:val="fr_FR" w:bidi="fr_FR"/>
+        </w:rPr>
+      </w:r>
+      <w:r>
+        <w:rPr>
+          <w:lang w:val="fr_FR" w:bidi="fr_FR"/>
+        </w:rPr>
+        <w:t>Traduction alternative : « Malgré ce qu'ils pensent » ou « pourtant »</w:t>
+      </w:r>
+    </w:p>
+    <w:p>
+      <w:pPr/>
+      <w:r>
+        <w:rPr>
+          <w:lang w:val="fr_FR" w:bidi="fr_FR"/>
+        </w:rPr>
+      </w:r>
+      <w:r>
+        <w:rPr>
+          <w:lang w:val="fr_FR" w:bidi="fr_FR"/>
+        </w:rPr>
+      </w:r>
+      <w:r>
+        <w:rPr>
+          <w:lang w:val="fr_FR" w:bidi="fr_FR"/>
+        </w:rPr>
+      </w:r>
+    </w:p>
+    <w:p>
+      <w:pPr/>
+      <w:r>
+        <w:rPr>
+          <w:lang w:val="fr_FR" w:bidi="fr_FR"/>
+        </w:rPr>
+      </w:r>
+    </w:p>
+    <w:p>
+      <w:pPr>
+        <w:pStyle w:val="Heading2"/>
+      </w:pPr>
+      <w:r>
+        <w:rPr>
+          <w:lang w:val="fr_FR" w:bidi="fr_FR"/>
+        </w:rPr>
+        <w:t>1 Timothée 6.6 (#2)</w:t>
+      </w:r>
+      <w:r>
+        <w:rPr>
+          <w:lang w:val="fr_FR" w:bidi="fr_FR"/>
+        </w:rPr>
+      </w:r>
+    </w:p>
+    <w:p>
+      <w:pPr/>
+      <w:r>
+        <w:rPr>
+          <w:lang w:val="fr_FR" w:bidi="fr_FR"/>
+        </w:rPr>
+      </w:r>
+      <w:r>
+        <w:rPr>
+          <w:b/>
+          <w:lang w:val="fr_FR" w:bidi="fr_FR"/>
+        </w:rPr>
+        <w:t>ἡ εὐσέβεια μετὰ αὐταρκείας</w:t>
+      </w:r>
+    </w:p>
+    <w:p>
+      <w:pPr/>
+      <w:r>
+        <w:rPr>
+          <w:lang w:val="fr_FR" w:bidi="fr_FR"/>
+        </w:rPr>
+      </w:r>
+      <w:r>
+        <w:rPr>
+          <w:b/>
+          <w:lang w:val="fr_FR" w:bidi="fr_FR"/>
+        </w:rPr>
+        <w:t>« la piété avec le contentement »</w:t>
+      </w:r>
+    </w:p>
+    <w:p>
+      <w:pPr/>
+      <w:r>
+        <w:rPr>
+          <w:lang w:val="fr_FR" w:bidi="fr_FR"/>
+        </w:rPr>
+      </w:r>
+      <w:r>
+        <w:rPr>
+          <w:lang w:val="fr_FR" w:bidi="fr_FR"/>
+        </w:rPr>
+        <w:t xml:space="preserve">Si votre langue n'utilise pas de noms abstraits pour les idées de </w:t>
+      </w:r>
+      <w:r>
+        <w:rPr>
+          <w:b/>
+          <w:lang w:val="fr_FR" w:bidi="fr_FR"/>
+        </w:rPr>
+        <w:t>piété</w:t>
+      </w:r>
+      <w:r>
+        <w:rPr>
+          <w:lang w:val="fr_FR" w:bidi="fr_FR"/>
+        </w:rPr>
+        <w:t xml:space="preserve"> et de </w:t>
+      </w:r>
+      <w:r>
+        <w:rPr>
+          <w:b/>
+          <w:lang w:val="fr_FR" w:bidi="fr_FR"/>
+        </w:rPr>
+        <w:t>contentement</w:t>
+      </w:r>
+      <w:r>
+        <w:rPr>
+          <w:lang w:val="fr_FR" w:bidi="fr_FR"/>
+        </w:rPr>
+        <w:t>, vous pouvez exprimer ces concepts autrement. Traduction alternative : « que d'être pieux et content »</w:t>
+      </w:r>
+    </w:p>
+    <w:p>
+      <w:pPr/>
+      <w:r>
+        <w:rPr>
+          <w:lang w:val="fr_FR" w:bidi="fr_FR"/>
+        </w:rPr>
+      </w:r>
+      <w:r>
+        <w:rPr>
+          <w:lang w:val="fr_FR" w:bidi="fr_FR"/>
+        </w:rPr>
+        <w:t xml:space="preserve">Voir : </w:t>
+      </w:r>
+      <w:r>
+        <w:rPr>
+          <w:lang w:val="fr_FR" w:bidi="fr_FR"/>
+        </w:rPr>
+        <w:t>Les noms abstraits</w:t>
+      </w:r>
+      <w:r>
+        <w:rPr>
+          <w:lang w:val="fr_FR" w:bidi="fr_FR"/>
+        </w:rPr>
+      </w:r>
+      <w:r>
+        <w:rPr>
+          <w:lang w:val="fr_FR" w:bidi="fr_FR"/>
+        </w:rPr>
+      </w:r>
+    </w:p>
+    <w:p>
+      <w:pPr/>
+      <w:r>
+        <w:rPr>
+          <w:lang w:val="fr_FR" w:bidi="fr_FR"/>
+        </w:rPr>
+      </w:r>
+    </w:p>
+    <w:p>
+      <w:pPr>
+        <w:pStyle w:val="Heading2"/>
+      </w:pPr>
+      <w:r>
+        <w:rPr>
+          <w:lang w:val="fr_FR" w:bidi="fr_FR"/>
+        </w:rPr>
         <w:t>1 Timothée 6.6 (#3)</w:t>
       </w:r>
       <w:r>
@@ -58901,7 +59853,7 @@
         </w:rPr>
         <w:t xml:space="preserve"> est le même que celui utilisé par Paul en </w:t>
       </w:r>
-      <w:hyperlink r:id="rId57">
+      <w:hyperlink r:id="rId58">
         <w:r>
           <w:rPr>
             <w:lang w:val="fr_FR" w:bidi="fr_FR"/>
@@ -58932,7 +59884,7 @@
         </w:rPr>
         <w:t xml:space="preserve"> de ce verset et celui en </w:t>
       </w:r>
-      <w:hyperlink r:id="rId57">
+      <w:hyperlink r:id="rId58">
         <w:r>
           <w:rPr>
             <w:lang w:val="fr_FR" w:bidi="fr_FR"/>
@@ -59454,82 +60406,41 @@
         <w:rPr>
           <w:lang w:val="fr_FR" w:bidi="fr_FR"/>
         </w:rPr>
-        <w:t>1 Timothée 6.8 (#1)</w:t>
-      </w:r>
-      <w:r>
-        <w:rPr>
-          <w:lang w:val="fr_FR" w:bidi="fr_FR"/>
-        </w:rPr>
-      </w:r>
-    </w:p>
-    <w:p>
-      <w:pPr/>
-      <w:r>
-        <w:rPr>
-          <w:lang w:val="fr_FR" w:bidi="fr_FR"/>
-        </w:rPr>
-      </w:r>
-      <w:r>
-        <w:rPr>
-          <w:b/>
-          <w:lang w:val="fr_FR" w:bidi="fr_FR"/>
-        </w:rPr>
-        <w:t>δὲ</w:t>
-      </w:r>
-    </w:p>
-    <w:p>
-      <w:pPr/>
-      <w:r>
-        <w:rPr>
-          <w:lang w:val="fr_FR" w:bidi="fr_FR"/>
-        </w:rPr>
-      </w:r>
-      <w:r>
-        <w:rPr>
-          <w:b/>
-          <w:lang w:val="fr_FR" w:bidi="fr_FR"/>
-        </w:rPr>
-        <w:t>« si donc »</w:t>
-      </w:r>
-    </w:p>
-    <w:p>
-      <w:pPr/>
-      <w:r>
-        <w:rPr>
-          <w:lang w:val="fr_FR" w:bidi="fr_FR"/>
-        </w:rPr>
-      </w:r>
-      <w:r>
-        <w:rPr>
-          <w:lang w:val="fr_FR" w:bidi="fr_FR"/>
-        </w:rPr>
-        <w:t xml:space="preserve">Ici, les mots </w:t>
-      </w:r>
-      <w:r>
-        <w:rPr>
-          <w:b/>
-          <w:lang w:val="fr_FR" w:bidi="fr_FR"/>
-        </w:rPr>
-        <w:t>si donc</w:t>
-      </w:r>
-      <w:r>
-        <w:rPr>
-          <w:lang w:val="fr_FR" w:bidi="fr_FR"/>
-        </w:rPr>
-        <w:t xml:space="preserve"> introduisent un développement des idées du verset précédent. Si c'est utile dans votre langue, vous pouvez utiliser un mot ou une expression introduisant un développement, ou vous pouvez laisser </w:t>
-      </w:r>
-      <w:r>
-        <w:rPr>
-          <w:b/>
-          <w:lang w:val="fr_FR" w:bidi="fr_FR"/>
-        </w:rPr>
-        <w:t xml:space="preserve">si donc </w:t>
-      </w:r>
-      <w:r>
-        <w:rPr>
-          <w:lang w:val="fr_FR" w:bidi="fr_FR"/>
-        </w:rPr>
-        <w:t>non traduit. Traduction alternative : « Puisque » ou « Étant donné que »</w:t>
+        <w:t>1 Timothée 6.7 (#3)</w:t>
+      </w:r>
+      <w:r>
+        <w:rPr>
+          <w:lang w:val="fr_FR" w:bidi="fr_FR"/>
+        </w:rPr>
+      </w:r>
+    </w:p>
+    <w:p>
+      <w:pPr/>
+      <w:r>
+        <w:rPr>
+          <w:lang w:val="fr_FR" w:bidi="fr_FR"/>
+        </w:rPr>
+      </w:r>
+      <w:r>
+        <w:rPr>
+          <w:b/>
+          <w:lang w:val="fr_FR" w:bidi="fr_FR"/>
+        </w:rPr>
+        <w:t>« il est évident »</w:t>
+      </w:r>
+    </w:p>
+    <w:p>
+      <w:pPr/>
+      <w:r>
+        <w:rPr>
+          <w:lang w:val="fr_FR" w:bidi="fr_FR"/>
+        </w:rPr>
+      </w:r>
+      <w:r>
+        <w:rPr>
+          <w:lang w:val="fr_FR" w:bidi="fr_FR"/>
+        </w:rPr>
+        <w:t xml:space="preserve">Certains manuscrits anciens n'incluent pas l'expression « il est évident ». D'autres manuscrits anciens l'incluent. Peut-être souhaiterez-vous consulter les traductions de la Bible qui existent dans votre région s'il y en a pour voir quelle variante elle suivent. Voir aussi la prochaine note concernant cette expression et sa traduction. </w:t>
       </w:r>
     </w:p>
     <w:p>
@@ -59549,7 +60460,7 @@
         <w:rPr>
           <w:lang w:val="fr_FR" w:bidi="fr_FR"/>
         </w:rPr>
-        <w:t>Connecteur : relier des phrases entre elles</w:t>
+        <w:t>Variantes textuelles</w:t>
       </w:r>
       <w:r>
         <w:rPr>
@@ -59578,56 +60489,113 @@
         <w:rPr>
           <w:lang w:val="fr_FR" w:bidi="fr_FR"/>
         </w:rPr>
-        <w:t>1 Timothée 6.8 (#3)</w:t>
-      </w:r>
-      <w:r>
-        <w:rPr>
-          <w:lang w:val="fr_FR" w:bidi="fr_FR"/>
-        </w:rPr>
-      </w:r>
-    </w:p>
-    <w:p>
-      <w:pPr/>
-      <w:r>
-        <w:rPr>
-          <w:lang w:val="fr_FR" w:bidi="fr_FR"/>
-        </w:rPr>
-      </w:r>
-      <w:r>
-        <w:rPr>
-          <w:b/>
-          <w:lang w:val="fr_FR" w:bidi="fr_FR"/>
-        </w:rPr>
-        <w:t>ἀρκεσθησόμεθα</w:t>
-      </w:r>
-    </w:p>
-    <w:p>
-      <w:pPr/>
-      <w:r>
-        <w:rPr>
-          <w:lang w:val="fr_FR" w:bidi="fr_FR"/>
-        </w:rPr>
-      </w:r>
-      <w:r>
-        <w:rPr>
-          <w:b/>
-          <w:lang w:val="fr_FR" w:bidi="fr_FR"/>
-        </w:rPr>
-        <w:t>« cela nous suffira »</w:t>
-      </w:r>
-    </w:p>
-    <w:p>
-      <w:pPr/>
-      <w:r>
-        <w:rPr>
-          <w:lang w:val="fr_FR" w:bidi="fr_FR"/>
-        </w:rPr>
-      </w:r>
-      <w:r>
-        <w:rPr>
-          <w:lang w:val="fr_FR" w:bidi="fr_FR"/>
-        </w:rPr>
-        <w:t>Ici, Paul utilise le futur pour : (1) donner un ordre ou une instruction. Traduction alternative : « cela doit nous suffire » (2) décrire un résultat. Traduction alternative : « cela nous suffira alors ».</w:t>
+        <w:t>1 Timothée 6.7 (#4)</w:t>
+      </w:r>
+      <w:r>
+        <w:rPr>
+          <w:lang w:val="fr_FR" w:bidi="fr_FR"/>
+        </w:rPr>
+      </w:r>
+    </w:p>
+    <w:p>
+      <w:pPr/>
+      <w:r>
+        <w:rPr>
+          <w:lang w:val="fr_FR" w:bidi="fr_FR"/>
+        </w:rPr>
+      </w:r>
+      <w:r>
+        <w:rPr>
+          <w:b/>
+          <w:lang w:val="fr_FR" w:bidi="fr_FR"/>
+        </w:rPr>
+        <w:t>« il est évident »</w:t>
+      </w:r>
+    </w:p>
+    <w:p>
+      <w:pPr/>
+      <w:r>
+        <w:rPr>
+          <w:lang w:val="fr_FR" w:bidi="fr_FR"/>
+        </w:rPr>
+      </w:r>
+      <w:r>
+        <w:rPr>
+          <w:lang w:val="fr_FR" w:bidi="fr_FR"/>
+        </w:rPr>
+        <w:t xml:space="preserve">Dans le texte grec, les mots « il est évident » n'apparaissent pas dans certains manuscrits (voir note précédente). Cependant, même si ces mots sont absents de certains manuscrits, un autre mot est utilisé ici qui peut être interprété de trois façons différentes, y compris comme incluant les mots en question. </w:t>
+      </w:r>
+    </w:p>
+    <w:p>
+      <w:pPr/>
+      <w:r>
+        <w:rPr>
+          <w:lang w:val="fr_FR" w:bidi="fr_FR"/>
+        </w:rPr>
+      </w:r>
+      <w:r>
+        <w:rPr>
+          <w:lang w:val="fr_FR" w:bidi="fr_FR"/>
+        </w:rPr>
+        <w:t xml:space="preserve">Voici les trois interprétations possible de ce mot: </w:t>
+      </w:r>
+    </w:p>
+    <w:p>
+      <w:pPr>
+        <w:pStyle w:val="ListNumber"/>
+        <w:numPr>
+          <w:ilvl w:val="0"/>
+          <w:numId w:val="16"/>
+        </w:numPr>
+        <w:spacing w:line="240" w:lineRule="auto"/>
+        <w:ind w:left="720"/>
+      </w:pPr>
+      <w:r>
+        <w:rPr>
+          <w:lang w:val="fr_FR" w:bidi="fr_FR"/>
+        </w:rPr>
+      </w:r>
+      <w:r>
+        <w:rPr>
+          <w:lang w:val="fr_FR" w:bidi="fr_FR"/>
+        </w:rPr>
+        <w:t>Ce mot peut indiquer que ce qui suit est logique ou évident. Dans ce cas, certains mots omis du texte grec, mais sont implicites. Dans certaines langues, il est nécessaire ou préférable d'inclure ces mots. Ce choix correspond à la fois à cette interprétation et à la deuxième variante textuelle mentionnée dans la note précédente. C'est donc le choix de presque toutes les versions françaises. Traduction alternative : « il est évident » (LSG et d'autres), « il est clair » (Oltramare), « nul doute que » (Grande Bible de Tours) ou « sans doute que ».</w:t>
+      </w:r>
+    </w:p>
+    <w:p>
+      <w:pPr>
+        <w:pStyle w:val="ListNumber"/>
+        <w:spacing w:line="240" w:lineRule="auto"/>
+        <w:ind w:left="720"/>
+      </w:pPr>
+      <w:r>
+        <w:rPr>
+          <w:lang w:val="fr_FR" w:bidi="fr_FR"/>
+        </w:rPr>
+      </w:r>
+      <w:r>
+        <w:rPr>
+          <w:lang w:val="fr_FR" w:bidi="fr_FR"/>
+        </w:rPr>
+        <w:t xml:space="preserve">Ce mot peut introduire une raison pour pour la première proposition. Dans ce cas, la raison pour laquelle les gens n'apportent rien dans le monde est qu'ils n'emporteront rien hors du monde. Traduction alternative : « parce que » (Perret-Gentil et Rilliet). </w:t>
+      </w:r>
+    </w:p>
+    <w:p>
+      <w:pPr>
+        <w:pStyle w:val="ListNumber"/>
+        <w:spacing w:line="240" w:lineRule="auto"/>
+        <w:ind w:left="720"/>
+      </w:pPr>
+      <w:r>
+        <w:rPr>
+          <w:lang w:val="fr_FR" w:bidi="fr_FR"/>
+        </w:rPr>
+      </w:r>
+      <w:r>
+        <w:rPr>
+          <w:lang w:val="fr_FR" w:bidi="fr_FR"/>
+        </w:rPr>
+        <w:t>Ce mot peut fonctionner comme un simple mot de liaison. Traduction alternative : « et ».</w:t>
       </w:r>
     </w:p>
     <w:p>
@@ -59647,7 +60615,7 @@
         <w:rPr>
           <w:lang w:val="fr_FR" w:bidi="fr_FR"/>
         </w:rPr>
-        <w:t>Affirmations : autres usages</w:t>
+        <w:t>Ellipse</w:t>
       </w:r>
       <w:r>
         <w:rPr>
@@ -59676,6 +60644,510 @@
         <w:rPr>
           <w:lang w:val="fr_FR" w:bidi="fr_FR"/>
         </w:rPr>
+        <w:t>1 Timothée 6.8 (#1)</w:t>
+      </w:r>
+      <w:r>
+        <w:rPr>
+          <w:lang w:val="fr_FR" w:bidi="fr_FR"/>
+        </w:rPr>
+      </w:r>
+    </w:p>
+    <w:p>
+      <w:pPr/>
+      <w:r>
+        <w:rPr>
+          <w:lang w:val="fr_FR" w:bidi="fr_FR"/>
+        </w:rPr>
+      </w:r>
+      <w:r>
+        <w:rPr>
+          <w:b/>
+          <w:lang w:val="fr_FR" w:bidi="fr_FR"/>
+        </w:rPr>
+        <w:t>δὲ</w:t>
+      </w:r>
+    </w:p>
+    <w:p>
+      <w:pPr/>
+      <w:r>
+        <w:rPr>
+          <w:lang w:val="fr_FR" w:bidi="fr_FR"/>
+        </w:rPr>
+      </w:r>
+      <w:r>
+        <w:rPr>
+          <w:b/>
+          <w:lang w:val="fr_FR" w:bidi="fr_FR"/>
+        </w:rPr>
+        <w:t>« si donc »</w:t>
+      </w:r>
+    </w:p>
+    <w:p>
+      <w:pPr/>
+      <w:r>
+        <w:rPr>
+          <w:lang w:val="fr_FR" w:bidi="fr_FR"/>
+        </w:rPr>
+      </w:r>
+      <w:r>
+        <w:rPr>
+          <w:lang w:val="fr_FR" w:bidi="fr_FR"/>
+        </w:rPr>
+        <w:t xml:space="preserve">Ici, les mots </w:t>
+      </w:r>
+      <w:r>
+        <w:rPr>
+          <w:b/>
+          <w:lang w:val="fr_FR" w:bidi="fr_FR"/>
+        </w:rPr>
+        <w:t>si donc</w:t>
+      </w:r>
+      <w:r>
+        <w:rPr>
+          <w:lang w:val="fr_FR" w:bidi="fr_FR"/>
+        </w:rPr>
+        <w:t xml:space="preserve"> introduisent un développement des idées du verset précédent. Si c'est utile dans votre langue, vous pouvez utiliser un mot ou une expression introduisant un développement, ou vous pouvez laisser </w:t>
+      </w:r>
+      <w:r>
+        <w:rPr>
+          <w:b/>
+          <w:lang w:val="fr_FR" w:bidi="fr_FR"/>
+        </w:rPr>
+        <w:t xml:space="preserve">si donc </w:t>
+      </w:r>
+      <w:r>
+        <w:rPr>
+          <w:lang w:val="fr_FR" w:bidi="fr_FR"/>
+        </w:rPr>
+        <w:t>non traduit. Traduction alternative : « Puisque » ou « Étant donné que »</w:t>
+      </w:r>
+    </w:p>
+    <w:p>
+      <w:pPr/>
+      <w:r>
+        <w:rPr>
+          <w:lang w:val="fr_FR" w:bidi="fr_FR"/>
+        </w:rPr>
+      </w:r>
+      <w:r>
+        <w:rPr>
+          <w:lang w:val="fr_FR" w:bidi="fr_FR"/>
+        </w:rPr>
+        <w:t xml:space="preserve">Voir : </w:t>
+      </w:r>
+      <w:r>
+        <w:rPr>
+          <w:lang w:val="fr_FR" w:bidi="fr_FR"/>
+        </w:rPr>
+        <w:t>Connecteur : relier des phrases entre elles</w:t>
+      </w:r>
+      <w:r>
+        <w:rPr>
+          <w:lang w:val="fr_FR" w:bidi="fr_FR"/>
+        </w:rPr>
+      </w:r>
+      <w:r>
+        <w:rPr>
+          <w:lang w:val="fr_FR" w:bidi="fr_FR"/>
+        </w:rPr>
+      </w:r>
+    </w:p>
+    <w:p>
+      <w:pPr/>
+      <w:r>
+        <w:rPr>
+          <w:lang w:val="fr_FR" w:bidi="fr_FR"/>
+        </w:rPr>
+      </w:r>
+    </w:p>
+    <w:p>
+      <w:pPr>
+        <w:pStyle w:val="Heading2"/>
+      </w:pPr>
+      <w:r>
+        <w:rPr>
+          <w:lang w:val="fr_FR" w:bidi="fr_FR"/>
+        </w:rPr>
+        <w:t>1 Timothée 6.8 (#3)</w:t>
+      </w:r>
+      <w:r>
+        <w:rPr>
+          <w:lang w:val="fr_FR" w:bidi="fr_FR"/>
+        </w:rPr>
+      </w:r>
+    </w:p>
+    <w:p>
+      <w:pPr/>
+      <w:r>
+        <w:rPr>
+          <w:lang w:val="fr_FR" w:bidi="fr_FR"/>
+        </w:rPr>
+      </w:r>
+      <w:r>
+        <w:rPr>
+          <w:b/>
+          <w:lang w:val="fr_FR" w:bidi="fr_FR"/>
+        </w:rPr>
+        <w:t>ἀρκεσθησόμεθα</w:t>
+      </w:r>
+    </w:p>
+    <w:p>
+      <w:pPr/>
+      <w:r>
+        <w:rPr>
+          <w:lang w:val="fr_FR" w:bidi="fr_FR"/>
+        </w:rPr>
+      </w:r>
+      <w:r>
+        <w:rPr>
+          <w:b/>
+          <w:lang w:val="fr_FR" w:bidi="fr_FR"/>
+        </w:rPr>
+        <w:t>« cela nous suffira »</w:t>
+      </w:r>
+    </w:p>
+    <w:p>
+      <w:pPr/>
+      <w:r>
+        <w:rPr>
+          <w:lang w:val="fr_FR" w:bidi="fr_FR"/>
+        </w:rPr>
+      </w:r>
+      <w:r>
+        <w:rPr>
+          <w:lang w:val="fr_FR" w:bidi="fr_FR"/>
+        </w:rPr>
+        <w:t>Ici, Paul utilise le futur pour : (1) donner un ordre ou une instruction. Traduction alternative : « cela doit nous suffire » (2) décrire un résultat. Traduction alternative : « cela nous suffira alors ».</w:t>
+      </w:r>
+    </w:p>
+    <w:p>
+      <w:pPr/>
+      <w:r>
+        <w:rPr>
+          <w:lang w:val="fr_FR" w:bidi="fr_FR"/>
+        </w:rPr>
+      </w:r>
+      <w:r>
+        <w:rPr>
+          <w:lang w:val="fr_FR" w:bidi="fr_FR"/>
+        </w:rPr>
+        <w:t xml:space="preserve">Voir : </w:t>
+      </w:r>
+      <w:r>
+        <w:rPr>
+          <w:lang w:val="fr_FR" w:bidi="fr_FR"/>
+        </w:rPr>
+        <w:t>Affirmations : autres usages</w:t>
+      </w:r>
+      <w:r>
+        <w:rPr>
+          <w:lang w:val="fr_FR" w:bidi="fr_FR"/>
+        </w:rPr>
+      </w:r>
+      <w:r>
+        <w:rPr>
+          <w:lang w:val="fr_FR" w:bidi="fr_FR"/>
+        </w:rPr>
+      </w:r>
+    </w:p>
+    <w:p>
+      <w:pPr/>
+      <w:r>
+        <w:rPr>
+          <w:lang w:val="fr_FR" w:bidi="fr_FR"/>
+        </w:rPr>
+      </w:r>
+    </w:p>
+    <w:p>
+      <w:pPr>
+        <w:pStyle w:val="Heading2"/>
+      </w:pPr>
+      <w:r>
+        <w:rPr>
+          <w:lang w:val="fr_FR" w:bidi="fr_FR"/>
+        </w:rPr>
+        <w:t>1 Timothée 6.8 (#2)</w:t>
+      </w:r>
+      <w:r>
+        <w:rPr>
+          <w:lang w:val="fr_FR" w:bidi="fr_FR"/>
+        </w:rPr>
+      </w:r>
+    </w:p>
+    <w:p>
+      <w:pPr/>
+      <w:r>
+        <w:rPr>
+          <w:lang w:val="fr_FR" w:bidi="fr_FR"/>
+        </w:rPr>
+      </w:r>
+      <w:r>
+        <w:rPr>
+          <w:b/>
+          <w:lang w:val="fr_FR" w:bidi="fr_FR"/>
+        </w:rPr>
+        <w:t>« le vêtement »</w:t>
+      </w:r>
+    </w:p>
+    <w:p>
+      <w:pPr/>
+      <w:r>
+        <w:rPr>
+          <w:lang w:val="fr_FR" w:bidi="fr_FR"/>
+        </w:rPr>
+      </w:r>
+      <w:r>
+        <w:rPr>
+          <w:lang w:val="fr_FR" w:bidi="fr_FR"/>
+        </w:rPr>
+        <w:t xml:space="preserve">Le mot traduit </w:t>
+      </w:r>
+      <w:r>
+        <w:rPr>
+          <w:b/>
+          <w:lang w:val="fr_FR" w:bidi="fr_FR"/>
+        </w:rPr>
+        <w:t xml:space="preserve">vêtement </w:t>
+      </w:r>
+      <w:r>
+        <w:rPr>
+          <w:lang w:val="fr_FR" w:bidi="fr_FR"/>
+        </w:rPr>
+        <w:t>désigne quelque chose qui couvre, comme une « enveloppe », une « couverture » ou même un « abri ». Ce mot désigne par conséquent souvent des vêtements. C'est l'interprétation des versions françaises. Il est également possible que ce mot désigne plus généralement la protection face aux éléments et qu'il inclue donc l'idée d'un abri (comme une maison). Traduction alternative : « des vêtements », « des habits », « de quoi nous couvrir » (Darby), « de quoi nous habiller » (Parole de vie), « l'abri » ou « un endroit où nous abriter ».</w:t>
+      </w:r>
+    </w:p>
+    <w:p>
+      <w:pPr/>
+      <w:r>
+        <w:rPr>
+          <w:lang w:val="fr_FR" w:bidi="fr_FR"/>
+        </w:rPr>
+      </w:r>
+      <w:r>
+        <w:rPr>
+          <w:lang w:val="fr_FR" w:bidi="fr_FR"/>
+        </w:rPr>
+        <w:t xml:space="preserve">Voir : </w:t>
+      </w:r>
+      <w:r>
+        <w:rPr>
+          <w:lang w:val="fr_FR" w:bidi="fr_FR"/>
+        </w:rPr>
+        <w:t>Connaissances présupposées et informations implicites</w:t>
+      </w:r>
+      <w:r>
+        <w:rPr>
+          <w:lang w:val="fr_FR" w:bidi="fr_FR"/>
+        </w:rPr>
+      </w:r>
+      <w:r>
+        <w:rPr>
+          <w:lang w:val="fr_FR" w:bidi="fr_FR"/>
+        </w:rPr>
+      </w:r>
+    </w:p>
+    <w:p>
+      <w:pPr/>
+      <w:r>
+        <w:rPr>
+          <w:lang w:val="fr_FR" w:bidi="fr_FR"/>
+        </w:rPr>
+      </w:r>
+    </w:p>
+    <w:p>
+      <w:pPr>
+        <w:pStyle w:val="Heading2"/>
+      </w:pPr>
+      <w:r>
+        <w:rPr>
+          <w:lang w:val="fr_FR" w:bidi="fr_FR"/>
+        </w:rPr>
+        <w:t>1 Timothée 6.8 (#4)</w:t>
+      </w:r>
+      <w:r>
+        <w:rPr>
+          <w:lang w:val="fr_FR" w:bidi="fr_FR"/>
+        </w:rPr>
+      </w:r>
+    </w:p>
+    <w:p>
+      <w:pPr/>
+      <w:r>
+        <w:rPr>
+          <w:lang w:val="fr_FR" w:bidi="fr_FR"/>
+        </w:rPr>
+      </w:r>
+      <w:r>
+        <w:rPr>
+          <w:b/>
+          <w:lang w:val="fr_FR" w:bidi="fr_FR"/>
+        </w:rPr>
+        <w:t>« cela nous suffira »</w:t>
+      </w:r>
+    </w:p>
+    <w:p>
+      <w:pPr/>
+      <w:r>
+        <w:rPr>
+          <w:lang w:val="fr_FR" w:bidi="fr_FR"/>
+        </w:rPr>
+      </w:r>
+      <w:r>
+        <w:rPr>
+          <w:lang w:val="fr_FR" w:bidi="fr_FR"/>
+        </w:rPr>
+        <w:t>Littéralement en grec : « avec ces choses nous serons satisfaits ».</w:t>
+      </w:r>
+    </w:p>
+    <w:p>
+      <w:pPr/>
+      <w:r>
+        <w:rPr>
+          <w:lang w:val="fr_FR" w:bidi="fr_FR"/>
+        </w:rPr>
+      </w:r>
+      <w:r>
+        <w:rPr>
+          <w:lang w:val="fr_FR" w:bidi="fr_FR"/>
+        </w:rPr>
+        <w:t xml:space="preserve">Dans le texte grec, le verbe traduit « nous suffira » dans la LSG est au passif. Dans certaines langues, ce mot est mieux traduit par une forme passive et dans d'autres par une forme active ou autre. Choisissez la forme la plus naturelle dans votre langue. Si vous devez préciser ce qui fait l'action, vous avez deux choix : (1) </w:t>
+      </w:r>
+      <w:r>
+        <w:rPr>
+          <w:b/>
+          <w:i/>
+          <w:lang w:val="fr_FR" w:bidi="fr_FR"/>
+        </w:rPr>
+        <w:t>la nourriture et le vêtement</w:t>
+      </w:r>
+      <w:r>
+        <w:rPr>
+          <w:b/>
+          <w:lang w:val="fr_FR" w:bidi="fr_FR"/>
+        </w:rPr>
+        <w:t xml:space="preserve"> </w:t>
+      </w:r>
+      <w:r>
+        <w:rPr>
+          <w:lang w:val="fr_FR" w:bidi="fr_FR"/>
+        </w:rPr>
+        <w:t xml:space="preserve">nous satisferont ou (2) </w:t>
+      </w:r>
+      <w:r>
+        <w:rPr>
+          <w:b/>
+          <w:i/>
+          <w:lang w:val="fr_FR" w:bidi="fr_FR"/>
+        </w:rPr>
+        <w:t>nous</w:t>
+      </w:r>
+      <w:r>
+        <w:rPr>
+          <w:lang w:val="fr_FR" w:bidi="fr_FR"/>
+        </w:rPr>
+        <w:t xml:space="preserve"> nous satisferons de la nourriture et du vêtement. Traduction alternative : </w:t>
+      </w:r>
+    </w:p>
+    <w:p>
+      <w:pPr>
+        <w:pStyle w:val="ListNumber"/>
+        <w:numPr>
+          <w:ilvl w:val="0"/>
+          <w:numId w:val="17"/>
+        </w:numPr>
+        <w:spacing w:line="240" w:lineRule="auto"/>
+        <w:ind w:left="720"/>
+      </w:pPr>
+      <w:r>
+        <w:rPr>
+          <w:lang w:val="fr_FR" w:bidi="fr_FR"/>
+        </w:rPr>
+      </w:r>
+      <w:r>
+        <w:rPr>
+          <w:b/>
+          <w:lang w:val="fr_FR" w:bidi="fr_FR"/>
+        </w:rPr>
+        <w:t>La nourriture et le vêtement</w:t>
+      </w:r>
+      <w:r>
+        <w:rPr>
+          <w:lang w:val="fr_FR" w:bidi="fr_FR"/>
+        </w:rPr>
+        <w:t xml:space="preserve"> : « cela nous suffira », « cela nous satisfaira », « ceux-ci nous satisferont », « ces choses nous satisferont », « cela doit nous suffire » (Français courant) ou « que cela nous suffise » (Lausanne).</w:t>
+      </w:r>
+    </w:p>
+    <w:p>
+      <w:pPr>
+        <w:pStyle w:val="ListNumber"/>
+        <w:spacing w:line="240" w:lineRule="auto"/>
+        <w:ind w:left="720"/>
+      </w:pPr>
+      <w:r>
+        <w:rPr>
+          <w:lang w:val="fr_FR" w:bidi="fr_FR"/>
+        </w:rPr>
+      </w:r>
+      <w:r>
+        <w:rPr>
+          <w:b/>
+          <w:lang w:val="fr_FR" w:bidi="fr_FR"/>
+        </w:rPr>
+        <w:t>Nous</w:t>
+      </w:r>
+      <w:r>
+        <w:rPr>
+          <w:lang w:val="fr_FR" w:bidi="fr_FR"/>
+        </w:rPr>
+        <w:t xml:space="preserve"> : « avec ceux-ci, nous trouverons satisfaction », « avec ces choses nous serons satisfaits », « nous nous en contenterons » (Semeur), « nous devons être contents » (Oltramare, Grande Bible de Tours) ou « nous serons satisfaits » (Darby).</w:t>
+      </w:r>
+    </w:p>
+    <w:p>
+      <w:pPr/>
+      <w:r>
+        <w:rPr>
+          <w:lang w:val="fr_FR" w:bidi="fr_FR"/>
+        </w:rPr>
+      </w:r>
+      <w:r>
+        <w:rPr>
+          <w:lang w:val="fr_FR" w:bidi="fr_FR"/>
+        </w:rPr>
+        <w:t xml:space="preserve">Voir : </w:t>
+      </w:r>
+      <w:r>
+        <w:rPr>
+          <w:lang w:val="fr_FR" w:bidi="fr_FR"/>
+        </w:rPr>
+        <w:t>Actif ou passif</w:t>
+      </w:r>
+      <w:r>
+        <w:rPr>
+          <w:lang w:val="fr_FR" w:bidi="fr_FR"/>
+        </w:rPr>
+      </w:r>
+      <w:r>
+        <w:rPr>
+          <w:lang w:val="fr_FR" w:bidi="fr_FR"/>
+        </w:rPr>
+      </w:r>
+    </w:p>
+    <w:p>
+      <w:pPr/>
+      <w:r>
+        <w:rPr>
+          <w:lang w:val="fr_FR" w:bidi="fr_FR"/>
+        </w:rPr>
+      </w:r>
+    </w:p>
+    <w:p>
+      <w:pPr>
+        <w:pStyle w:val="Heading2"/>
+      </w:pPr>
+      <w:r>
+        <w:rPr>
+          <w:lang w:val="fr_FR" w:bidi="fr_FR"/>
+        </w:rPr>
         <w:t>1 Timothée 6.9 (#1)</w:t>
       </w:r>
       <w:r>
@@ -59740,7 +61212,7 @@
         </w:rPr>
         <w:t xml:space="preserve"> introduit ce que certaines personnes désirent, par opposition à celles qui se contentent de ce qu'elles ont (voir </w:t>
       </w:r>
-      <w:hyperlink r:id="rId58">
+      <w:hyperlink r:id="rId59">
         <w:r>
           <w:rPr>
             <w:lang w:val="fr_FR" w:bidi="fr_FR"/>
@@ -60157,7 +61629,7 @@
         </w:rPr>
         <w:t xml:space="preserve">. Si c'est utile dans votre langue, vous pouvez exprimer l'idée sous forme de comparaison ou énoncer clairement le sens. Regardez comment vous avez traduit la même figure de style en </w:t>
       </w:r>
-      <w:hyperlink r:id="rId59">
+      <w:hyperlink r:id="rId60">
         <w:r>
           <w:rPr>
             <w:lang w:val="fr_FR" w:bidi="fr_FR"/>
@@ -62132,90 +63604,74 @@
         <w:rPr>
           <w:lang w:val="fr_FR" w:bidi="fr_FR"/>
         </w:rPr>
-        <w:t>1 Timothée 6.11 (#1)</w:t>
-      </w:r>
-      <w:r>
-        <w:rPr>
-          <w:lang w:val="fr_FR" w:bidi="fr_FR"/>
-        </w:rPr>
-      </w:r>
-    </w:p>
-    <w:p>
-      <w:pPr/>
-      <w:r>
-        <w:rPr>
-          <w:lang w:val="fr_FR" w:bidi="fr_FR"/>
-        </w:rPr>
-      </w:r>
-      <w:r>
-        <w:rPr>
-          <w:b/>
-          <w:lang w:val="fr_FR" w:bidi="fr_FR"/>
-        </w:rPr>
-        <w:t>ἄνθρωπε Θεοῦ</w:t>
-      </w:r>
-    </w:p>
-    <w:p>
-      <w:pPr/>
-      <w:r>
-        <w:rPr>
-          <w:lang w:val="fr_FR" w:bidi="fr_FR"/>
-        </w:rPr>
-      </w:r>
-      <w:r>
-        <w:rPr>
-          <w:b/>
-          <w:lang w:val="fr_FR" w:bidi="fr_FR"/>
-        </w:rPr>
-        <w:t>« homme de Dieu »</w:t>
-      </w:r>
-    </w:p>
-    <w:p>
-      <w:pPr/>
-      <w:r>
-        <w:rPr>
-          <w:lang w:val="fr_FR" w:bidi="fr_FR"/>
-        </w:rPr>
-      </w:r>
-      <w:r>
-        <w:rPr>
-          <w:lang w:val="fr_FR" w:bidi="fr_FR"/>
-        </w:rPr>
-        <w:t xml:space="preserve">Ici, Paul utilise un complément du nom pour décrire un </w:t>
-      </w:r>
-      <w:r>
-        <w:rPr>
-          <w:b/>
-          <w:lang w:val="fr_FR" w:bidi="fr_FR"/>
-        </w:rPr>
-        <w:t>homme</w:t>
-      </w:r>
-      <w:r>
-        <w:rPr>
-          <w:lang w:val="fr_FR" w:bidi="fr_FR"/>
-        </w:rPr>
-        <w:t xml:space="preserve"> qui sert et obéit à </w:t>
-      </w:r>
-      <w:r>
-        <w:rPr>
-          <w:b/>
-          <w:lang w:val="fr_FR" w:bidi="fr_FR"/>
-        </w:rPr>
-        <w:t>Dieu</w:t>
-      </w:r>
-      <w:r>
-        <w:rPr>
-          <w:lang w:val="fr_FR" w:bidi="fr_FR"/>
-        </w:rPr>
-        <w:t>. Si ce n'est pas clair dans votre langue, vous pouvez exprimer l'idée d'une autre manière. Traductions alternatives : « toi qui obéis à Dieu » ou « toi qui adores Dieu ».</w:t>
-      </w:r>
-    </w:p>
-    <w:p>
-      <w:pPr/>
-      <w:r>
-        <w:rPr>
-          <w:lang w:val="fr_FR" w:bidi="fr_FR"/>
-        </w:rPr>
+        <w:t>1 Timothée 6.10 (#5)</w:t>
+      </w:r>
+      <w:r>
+        <w:rPr>
+          <w:lang w:val="fr_FR" w:bidi="fr_FR"/>
+        </w:rPr>
+      </w:r>
+    </w:p>
+    <w:p>
+      <w:pPr/>
+      <w:r>
+        <w:rPr>
+          <w:lang w:val="fr_FR" w:bidi="fr_FR"/>
+        </w:rPr>
+      </w:r>
+      <w:r>
+        <w:rPr>
+          <w:b/>
+          <w:lang w:val="fr_FR" w:bidi="fr_FR"/>
+        </w:rPr>
+        <w:t>« en étant possédés »</w:t>
+      </w:r>
+    </w:p>
+    <w:p>
+      <w:pPr/>
+      <w:r>
+        <w:rPr>
+          <w:lang w:val="fr_FR" w:bidi="fr_FR"/>
+        </w:rPr>
+      </w:r>
+      <w:r>
+        <w:rPr>
+          <w:lang w:val="fr_FR" w:bidi="fr_FR"/>
+        </w:rPr>
+        <w:t xml:space="preserve">Dans le texte grec, le mot traduit « en étant possédés » désigne ceux qui sont possédés par l'amour de l'argent, c'est-à-dire ceux qui s'y abandonnent, s'y livrent ou s'y attachent. Ils aiment tellement l'argent qu'ils se livrent à l'ambition d'en acquérir autant que possible. L'argent devient donc leur obsession, ils désirent ardemment en posséder. Le pronom </w:t>
+      </w:r>
+      <w:r>
+        <w:rPr>
+          <w:b/>
+          <w:lang w:val="fr_FR" w:bidi="fr_FR"/>
+        </w:rPr>
+        <w:t>en</w:t>
+      </w:r>
+      <w:r>
+        <w:rPr>
+          <w:lang w:val="fr_FR" w:bidi="fr_FR"/>
+        </w:rPr>
+        <w:t xml:space="preserve"> dans l'expression ci-dessus fait référence à l'amour de l'argent. Traduction alternative : « possédés de cette passion » (Perret-Gentil et Rilliet), « en ayant fait leur ambition » (voir Darby), « en s'y livrant » (Segong 21).</w:t>
+      </w:r>
+    </w:p>
+    <w:p>
+      <w:pPr/>
+      <w:r>
+        <w:rPr>
+          <w:lang w:val="fr_FR" w:bidi="fr_FR"/>
+        </w:rPr>
+      </w:r>
+      <w:r>
+        <w:rPr>
+          <w:lang w:val="fr_FR" w:bidi="fr_FR"/>
+        </w:rPr>
+        <w:t xml:space="preserve">Voir : </w:t>
+      </w:r>
+      <w:r>
+        <w:rPr>
+          <w:lang w:val="fr_FR" w:bidi="fr_FR"/>
+        </w:rPr>
+        <w:t>Pronoms : quand les utiliser</w:t>
       </w:r>
       <w:r>
         <w:rPr>
@@ -62244,76 +63700,90 @@
         <w:rPr>
           <w:lang w:val="fr_FR" w:bidi="fr_FR"/>
         </w:rPr>
-        <w:t>1 Timothée 6.11 (#2)</w:t>
-      </w:r>
-      <w:r>
-        <w:rPr>
-          <w:lang w:val="fr_FR" w:bidi="fr_FR"/>
-        </w:rPr>
-      </w:r>
-    </w:p>
-    <w:p>
-      <w:pPr/>
-      <w:r>
-        <w:rPr>
-          <w:lang w:val="fr_FR" w:bidi="fr_FR"/>
-        </w:rPr>
-      </w:r>
-      <w:r>
-        <w:rPr>
-          <w:b/>
-          <w:lang w:val="fr_FR" w:bidi="fr_FR"/>
-        </w:rPr>
-        <w:t>ταῦτα φεῦγε</w:t>
-      </w:r>
-    </w:p>
-    <w:p>
-      <w:pPr/>
-      <w:r>
-        <w:rPr>
-          <w:lang w:val="fr_FR" w:bidi="fr_FR"/>
-        </w:rPr>
-      </w:r>
-      <w:r>
-        <w:rPr>
-          <w:b/>
-          <w:lang w:val="fr_FR" w:bidi="fr_FR"/>
-        </w:rPr>
-        <w:t>« Fuis ces choses »</w:t>
-      </w:r>
-    </w:p>
-    <w:p>
-      <w:pPr/>
-      <w:r>
-        <w:rPr>
-          <w:lang w:val="fr_FR" w:bidi="fr_FR"/>
-        </w:rPr>
-      </w:r>
-      <w:r>
-        <w:rPr>
-          <w:lang w:val="fr_FR" w:bidi="fr_FR"/>
-        </w:rPr>
-        <w:t>Paul parle de ces tentations et de ces péchés comme de choses que l'on peut physiquement fuir. Il veut dire que Timothée devrait toujours éviter ces choses. Si c'est utile dans votre langue, vous pouvez utiliser une figure de style similaire ou exprimer le sens plus clairement. Traduction alternative : « assure-toi de ne pas reproduire ces choses ».</w:t>
-      </w:r>
-    </w:p>
-    <w:p>
-      <w:pPr/>
-      <w:r>
-        <w:rPr>
-          <w:lang w:val="fr_FR" w:bidi="fr_FR"/>
-        </w:rPr>
-      </w:r>
-      <w:r>
-        <w:rPr>
-          <w:lang w:val="fr_FR" w:bidi="fr_FR"/>
-        </w:rPr>
-        <w:t xml:space="preserve">Voir : </w:t>
-      </w:r>
-      <w:r>
-        <w:rPr>
-          <w:lang w:val="fr_FR" w:bidi="fr_FR"/>
-        </w:rPr>
-        <w:t>Métaphore</w:t>
+        <w:t>1 Timothée 6.11 (#1)</w:t>
+      </w:r>
+      <w:r>
+        <w:rPr>
+          <w:lang w:val="fr_FR" w:bidi="fr_FR"/>
+        </w:rPr>
+      </w:r>
+    </w:p>
+    <w:p>
+      <w:pPr/>
+      <w:r>
+        <w:rPr>
+          <w:lang w:val="fr_FR" w:bidi="fr_FR"/>
+        </w:rPr>
+      </w:r>
+      <w:r>
+        <w:rPr>
+          <w:b/>
+          <w:lang w:val="fr_FR" w:bidi="fr_FR"/>
+        </w:rPr>
+        <w:t>ἄνθρωπε Θεοῦ</w:t>
+      </w:r>
+    </w:p>
+    <w:p>
+      <w:pPr/>
+      <w:r>
+        <w:rPr>
+          <w:lang w:val="fr_FR" w:bidi="fr_FR"/>
+        </w:rPr>
+      </w:r>
+      <w:r>
+        <w:rPr>
+          <w:b/>
+          <w:lang w:val="fr_FR" w:bidi="fr_FR"/>
+        </w:rPr>
+        <w:t>« homme de Dieu »</w:t>
+      </w:r>
+    </w:p>
+    <w:p>
+      <w:pPr/>
+      <w:r>
+        <w:rPr>
+          <w:lang w:val="fr_FR" w:bidi="fr_FR"/>
+        </w:rPr>
+      </w:r>
+      <w:r>
+        <w:rPr>
+          <w:lang w:val="fr_FR" w:bidi="fr_FR"/>
+        </w:rPr>
+        <w:t xml:space="preserve">Ici, Paul utilise un complément du nom pour décrire un </w:t>
+      </w:r>
+      <w:r>
+        <w:rPr>
+          <w:b/>
+          <w:lang w:val="fr_FR" w:bidi="fr_FR"/>
+        </w:rPr>
+        <w:t>homme</w:t>
+      </w:r>
+      <w:r>
+        <w:rPr>
+          <w:lang w:val="fr_FR" w:bidi="fr_FR"/>
+        </w:rPr>
+        <w:t xml:space="preserve"> qui sert et obéit à </w:t>
+      </w:r>
+      <w:r>
+        <w:rPr>
+          <w:b/>
+          <w:lang w:val="fr_FR" w:bidi="fr_FR"/>
+        </w:rPr>
+        <w:t>Dieu</w:t>
+      </w:r>
+      <w:r>
+        <w:rPr>
+          <w:lang w:val="fr_FR" w:bidi="fr_FR"/>
+        </w:rPr>
+        <w:t>. Si ce n'est pas clair dans votre langue, vous pouvez exprimer l'idée d'une autre manière. Traductions alternatives : « toi qui obéis à Dieu » ou « toi qui adores Dieu ».</w:t>
+      </w:r>
+    </w:p>
+    <w:p>
+      <w:pPr/>
+      <w:r>
+        <w:rPr>
+          <w:lang w:val="fr_FR" w:bidi="fr_FR"/>
+        </w:rPr>
       </w:r>
       <w:r>
         <w:rPr>
@@ -62342,69 +63812,56 @@
         <w:rPr>
           <w:lang w:val="fr_FR" w:bidi="fr_FR"/>
         </w:rPr>
-        <w:t>1 Timothée 6.11 (#3)</w:t>
-      </w:r>
-      <w:r>
-        <w:rPr>
-          <w:lang w:val="fr_FR" w:bidi="fr_FR"/>
-        </w:rPr>
-      </w:r>
-    </w:p>
-    <w:p>
-      <w:pPr/>
-      <w:r>
-        <w:rPr>
-          <w:lang w:val="fr_FR" w:bidi="fr_FR"/>
-        </w:rPr>
-      </w:r>
-      <w:r>
-        <w:rPr>
-          <w:b/>
-          <w:lang w:val="fr_FR" w:bidi="fr_FR"/>
-        </w:rPr>
-        <w:t>ταῦτα</w:t>
-      </w:r>
-    </w:p>
-    <w:p>
-      <w:pPr/>
-      <w:r>
-        <w:rPr>
-          <w:lang w:val="fr_FR" w:bidi="fr_FR"/>
-        </w:rPr>
-      </w:r>
-      <w:r>
-        <w:rPr>
-          <w:b/>
-          <w:lang w:val="fr_FR" w:bidi="fr_FR"/>
-        </w:rPr>
-        <w:t>« ces choses »</w:t>
-      </w:r>
-    </w:p>
-    <w:p>
-      <w:pPr/>
-      <w:r>
-        <w:rPr>
-          <w:lang w:val="fr_FR" w:bidi="fr_FR"/>
-        </w:rPr>
-      </w:r>
-      <w:r>
-        <w:rPr>
-          <w:lang w:val="fr_FR" w:bidi="fr_FR"/>
-        </w:rPr>
-        <w:t xml:space="preserve">Ici, l'expression </w:t>
-      </w:r>
-      <w:r>
-        <w:rPr>
-          <w:b/>
-          <w:lang w:val="fr_FR" w:bidi="fr_FR"/>
-        </w:rPr>
-        <w:t>ces choses</w:t>
-      </w:r>
-      <w:r>
-        <w:rPr>
-          <w:lang w:val="fr_FR" w:bidi="fr_FR"/>
-        </w:rPr>
-        <w:t xml:space="preserve"> fait référence aux comportements et désirs pécheurs dont Paul a parlé. Il pourrait désigner plus spécifiquement tout ce qu'il a écrit dans cette section de la lettre (fausses doctrines, orgueil, disputes et amour de l'argent). D'un autre côté, il pourrait ne renvoyer qu'à ce dont il vient de parler (l'amour de l'argent). Puisque Paul a utilisé une expression générale, si possible, utilisez une expression générale qui peut renvoyer à ces idées. Traduction alternative : « ces mauvaises choses » ou « les choses à propos desquelles j'ai écrit ». </w:t>
+        <w:t>1 Timothée 6.11 (#2)</w:t>
+      </w:r>
+      <w:r>
+        <w:rPr>
+          <w:lang w:val="fr_FR" w:bidi="fr_FR"/>
+        </w:rPr>
+      </w:r>
+    </w:p>
+    <w:p>
+      <w:pPr/>
+      <w:r>
+        <w:rPr>
+          <w:lang w:val="fr_FR" w:bidi="fr_FR"/>
+        </w:rPr>
+      </w:r>
+      <w:r>
+        <w:rPr>
+          <w:b/>
+          <w:lang w:val="fr_FR" w:bidi="fr_FR"/>
+        </w:rPr>
+        <w:t>ταῦτα φεῦγε</w:t>
+      </w:r>
+    </w:p>
+    <w:p>
+      <w:pPr/>
+      <w:r>
+        <w:rPr>
+          <w:lang w:val="fr_FR" w:bidi="fr_FR"/>
+        </w:rPr>
+      </w:r>
+      <w:r>
+        <w:rPr>
+          <w:b/>
+          <w:lang w:val="fr_FR" w:bidi="fr_FR"/>
+        </w:rPr>
+        <w:t>« Fuis ces choses »</w:t>
+      </w:r>
+    </w:p>
+    <w:p>
+      <w:pPr/>
+      <w:r>
+        <w:rPr>
+          <w:lang w:val="fr_FR" w:bidi="fr_FR"/>
+        </w:rPr>
+      </w:r>
+      <w:r>
+        <w:rPr>
+          <w:lang w:val="fr_FR" w:bidi="fr_FR"/>
+        </w:rPr>
+        <w:t>Paul parle de ces tentations et de ces péchés comme de choses que l'on peut physiquement fuir. Il veut dire que Timothée devrait toujours éviter ces choses. Si c'est utile dans votre langue, vous pouvez utiliser une figure de style similaire ou exprimer le sens plus clairement. Traduction alternative : « assure-toi de ne pas reproduire ces choses ».</w:t>
       </w:r>
     </w:p>
     <w:p>
@@ -62424,7 +63881,7 @@
         <w:rPr>
           <w:lang w:val="fr_FR" w:bidi="fr_FR"/>
         </w:rPr>
-        <w:t>Quand laisser implicite une information ?</w:t>
+        <w:t>Métaphore</w:t>
       </w:r>
       <w:r>
         <w:rPr>
@@ -62453,69 +63910,69 @@
         <w:rPr>
           <w:lang w:val="fr_FR" w:bidi="fr_FR"/>
         </w:rPr>
-        <w:t>1 Timothée 6.11 (#4)</w:t>
-      </w:r>
-      <w:r>
-        <w:rPr>
-          <w:lang w:val="fr_FR" w:bidi="fr_FR"/>
-        </w:rPr>
-      </w:r>
-    </w:p>
-    <w:p>
-      <w:pPr/>
-      <w:r>
-        <w:rPr>
-          <w:lang w:val="fr_FR" w:bidi="fr_FR"/>
-        </w:rPr>
-      </w:r>
-      <w:r>
-        <w:rPr>
-          <w:b/>
-          <w:lang w:val="fr_FR" w:bidi="fr_FR"/>
-        </w:rPr>
-        <w:t>δίωκε</w:t>
-      </w:r>
-    </w:p>
-    <w:p>
-      <w:pPr/>
-      <w:r>
-        <w:rPr>
-          <w:lang w:val="fr_FR" w:bidi="fr_FR"/>
-        </w:rPr>
-      </w:r>
-      <w:r>
-        <w:rPr>
-          <w:b/>
-          <w:lang w:val="fr_FR" w:bidi="fr_FR"/>
-        </w:rPr>
-        <w:t>« recherche »</w:t>
-      </w:r>
-    </w:p>
-    <w:p>
-      <w:pPr/>
-      <w:r>
-        <w:rPr>
-          <w:lang w:val="fr_FR" w:bidi="fr_FR"/>
-        </w:rPr>
-      </w:r>
-      <w:r>
-        <w:rPr>
-          <w:lang w:val="fr_FR" w:bidi="fr_FR"/>
-        </w:rPr>
-        <w:t xml:space="preserve">Paul parle de la </w:t>
-      </w:r>
-      <w:r>
-        <w:rPr>
-          <w:b/>
-          <w:lang w:val="fr_FR" w:bidi="fr_FR"/>
-        </w:rPr>
-        <w:t>justice</w:t>
-      </w:r>
-      <w:r>
-        <w:rPr>
-          <w:lang w:val="fr_FR" w:bidi="fr_FR"/>
-        </w:rPr>
-        <w:t xml:space="preserve"> et d'autres bonnes qualités comme de choses que quelqu'un peut rechercher et saisir. Il veut dire que Timothée devrait s'efforcer d'obtenir ces bonnes qualités. Traduction alternative : « cherche à acquérir » </w:t>
+        <w:t>1 Timothée 6.11 (#3)</w:t>
+      </w:r>
+      <w:r>
+        <w:rPr>
+          <w:lang w:val="fr_FR" w:bidi="fr_FR"/>
+        </w:rPr>
+      </w:r>
+    </w:p>
+    <w:p>
+      <w:pPr/>
+      <w:r>
+        <w:rPr>
+          <w:lang w:val="fr_FR" w:bidi="fr_FR"/>
+        </w:rPr>
+      </w:r>
+      <w:r>
+        <w:rPr>
+          <w:b/>
+          <w:lang w:val="fr_FR" w:bidi="fr_FR"/>
+        </w:rPr>
+        <w:t>ταῦτα</w:t>
+      </w:r>
+    </w:p>
+    <w:p>
+      <w:pPr/>
+      <w:r>
+        <w:rPr>
+          <w:lang w:val="fr_FR" w:bidi="fr_FR"/>
+        </w:rPr>
+      </w:r>
+      <w:r>
+        <w:rPr>
+          <w:b/>
+          <w:lang w:val="fr_FR" w:bidi="fr_FR"/>
+        </w:rPr>
+        <w:t>« ces choses »</w:t>
+      </w:r>
+    </w:p>
+    <w:p>
+      <w:pPr/>
+      <w:r>
+        <w:rPr>
+          <w:lang w:val="fr_FR" w:bidi="fr_FR"/>
+        </w:rPr>
+      </w:r>
+      <w:r>
+        <w:rPr>
+          <w:lang w:val="fr_FR" w:bidi="fr_FR"/>
+        </w:rPr>
+        <w:t xml:space="preserve">Ici, l'expression </w:t>
+      </w:r>
+      <w:r>
+        <w:rPr>
+          <w:b/>
+          <w:lang w:val="fr_FR" w:bidi="fr_FR"/>
+        </w:rPr>
+        <w:t>ces choses</w:t>
+      </w:r>
+      <w:r>
+        <w:rPr>
+          <w:lang w:val="fr_FR" w:bidi="fr_FR"/>
+        </w:rPr>
+        <w:t xml:space="preserve"> fait référence aux comportements et désirs pécheurs dont Paul a parlé. Il pourrait désigner plus spécifiquement tout ce qu'il a écrit dans cette section de la lettre (fausses doctrines, orgueil, disputes et amour de l'argent). D'un autre côté, il pourrait ne renvoyer qu'à ce dont il vient de parler (l'amour de l'argent). Puisque Paul a utilisé une expression générale, si possible, utilisez une expression générale qui peut renvoyer à ces idées. Traduction alternative : « ces mauvaises choses » ou « les choses à propos desquelles j'ai écrit ». </w:t>
       </w:r>
     </w:p>
     <w:p>
@@ -62535,7 +63992,7 @@
         <w:rPr>
           <w:lang w:val="fr_FR" w:bidi="fr_FR"/>
         </w:rPr>
-        <w:t>Métaphore</w:t>
+        <w:t>Quand laisser implicite une information ?</w:t>
       </w:r>
       <w:r>
         <w:rPr>
@@ -62564,70 +64021,69 @@
         <w:rPr>
           <w:lang w:val="fr_FR" w:bidi="fr_FR"/>
         </w:rPr>
-        <w:t>1 Timothée 6.11 (#5)</w:t>
-      </w:r>
-      <w:r>
-        <w:rPr>
-          <w:lang w:val="fr_FR" w:bidi="fr_FR"/>
-        </w:rPr>
-      </w:r>
-    </w:p>
-    <w:p>
-      <w:pPr/>
-      <w:r>
-        <w:rPr>
-          <w:lang w:val="fr_FR" w:bidi="fr_FR"/>
-        </w:rPr>
-      </w:r>
-      <w:r>
-        <w:rPr>
-          <w:b/>
-          <w:lang w:val="fr_FR" w:bidi="fr_FR"/>
-        </w:rPr>
-        <w:t>δικαιοσύνην, εὐσέβειαν, πίστιν, ἀγάπην, ὑπομονήν, πραϋπαθίαν</w:t>
-      </w:r>
-    </w:p>
-    <w:p>
-      <w:pPr/>
-      <w:r>
-        <w:rPr>
-          <w:lang w:val="fr_FR" w:bidi="fr_FR"/>
-        </w:rPr>
-      </w:r>
-      <w:r>
-        <w:rPr>
-          <w:b/>
-          <w:lang w:val="fr_FR" w:bidi="fr_FR"/>
-        </w:rPr>
-        <w:t xml:space="preserve">« </w:t>
-      </w:r>
-      <w:r>
-        <w:rPr>
-          <w:b/>
-          <w:lang w:val="fr_FR" w:bidi="fr_FR"/>
-        </w:rPr>
-        <w:t>la justice, la piété, la foi, la charité, la patience, la douceur</w:t>
-      </w:r>
-      <w:r>
-        <w:rPr>
-          <w:b/>
-          <w:lang w:val="fr_FR" w:bidi="fr_FR"/>
-        </w:rPr>
-        <w:t xml:space="preserve"> »</w:t>
-      </w:r>
-    </w:p>
-    <w:p>
-      <w:pPr/>
-      <w:r>
-        <w:rPr>
-          <w:lang w:val="fr_FR" w:bidi="fr_FR"/>
-        </w:rPr>
-      </w:r>
-      <w:r>
-        <w:rPr>
-          <w:lang w:val="fr_FR" w:bidi="fr_FR"/>
-        </w:rPr>
-        <w:t>Si votre langue n'utilise pas de noms abstraits pour certaines des ou toutes les idées de cette liste, vous pouvez les exprimer d'une autre manière. Traduction alternative : « cherche à devenir plus juste, pieux, croyant, aimant, persévérant, doux »</w:t>
+        <w:t>1 Timothée 6.11 (#4)</w:t>
+      </w:r>
+      <w:r>
+        <w:rPr>
+          <w:lang w:val="fr_FR" w:bidi="fr_FR"/>
+        </w:rPr>
+      </w:r>
+    </w:p>
+    <w:p>
+      <w:pPr/>
+      <w:r>
+        <w:rPr>
+          <w:lang w:val="fr_FR" w:bidi="fr_FR"/>
+        </w:rPr>
+      </w:r>
+      <w:r>
+        <w:rPr>
+          <w:b/>
+          <w:lang w:val="fr_FR" w:bidi="fr_FR"/>
+        </w:rPr>
+        <w:t>δίωκε</w:t>
+      </w:r>
+    </w:p>
+    <w:p>
+      <w:pPr/>
+      <w:r>
+        <w:rPr>
+          <w:lang w:val="fr_FR" w:bidi="fr_FR"/>
+        </w:rPr>
+      </w:r>
+      <w:r>
+        <w:rPr>
+          <w:b/>
+          <w:lang w:val="fr_FR" w:bidi="fr_FR"/>
+        </w:rPr>
+        <w:t>« recherche »</w:t>
+      </w:r>
+    </w:p>
+    <w:p>
+      <w:pPr/>
+      <w:r>
+        <w:rPr>
+          <w:lang w:val="fr_FR" w:bidi="fr_FR"/>
+        </w:rPr>
+      </w:r>
+      <w:r>
+        <w:rPr>
+          <w:lang w:val="fr_FR" w:bidi="fr_FR"/>
+        </w:rPr>
+        <w:t xml:space="preserve">Paul parle de la </w:t>
+      </w:r>
+      <w:r>
+        <w:rPr>
+          <w:b/>
+          <w:lang w:val="fr_FR" w:bidi="fr_FR"/>
+        </w:rPr>
+        <w:t>justice</w:t>
+      </w:r>
+      <w:r>
+        <w:rPr>
+          <w:lang w:val="fr_FR" w:bidi="fr_FR"/>
+        </w:rPr>
+        <w:t xml:space="preserve"> et d'autres bonnes qualités comme de choses que quelqu'un peut rechercher et saisir. Il veut dire que Timothée devrait s'efforcer d'obtenir ces bonnes qualités. Traduction alternative : « cherche à acquérir » </w:t>
       </w:r>
     </w:p>
     <w:p>
@@ -62647,7 +64103,7 @@
         <w:rPr>
           <w:lang w:val="fr_FR" w:bidi="fr_FR"/>
         </w:rPr>
-        <w:t>Les noms abstraits</w:t>
+        <w:t>Métaphore</w:t>
       </w:r>
       <w:r>
         <w:rPr>
@@ -62676,56 +64132,70 @@
         <w:rPr>
           <w:lang w:val="fr_FR" w:bidi="fr_FR"/>
         </w:rPr>
-        <w:t>1 Timothée 6.12 (#1)</w:t>
-      </w:r>
-      <w:r>
-        <w:rPr>
-          <w:lang w:val="fr_FR" w:bidi="fr_FR"/>
-        </w:rPr>
-      </w:r>
-    </w:p>
-    <w:p>
-      <w:pPr/>
-      <w:r>
-        <w:rPr>
-          <w:lang w:val="fr_FR" w:bidi="fr_FR"/>
-        </w:rPr>
-      </w:r>
-      <w:r>
-        <w:rPr>
-          <w:b/>
-          <w:lang w:val="fr_FR" w:bidi="fr_FR"/>
-        </w:rPr>
-        <w:t>ἀγωνίζου τὸν καλὸν ἀγῶνα τῆς πίστεως</w:t>
-      </w:r>
-    </w:p>
-    <w:p>
-      <w:pPr/>
-      <w:r>
-        <w:rPr>
-          <w:lang w:val="fr_FR" w:bidi="fr_FR"/>
-        </w:rPr>
-      </w:r>
-      <w:r>
-        <w:rPr>
-          <w:b/>
-          <w:lang w:val="fr_FR" w:bidi="fr_FR"/>
-        </w:rPr>
-        <w:t>« Combats le bon combat de la foi »</w:t>
-      </w:r>
-    </w:p>
-    <w:p>
-      <w:pPr/>
-      <w:r>
-        <w:rPr>
-          <w:lang w:val="fr_FR" w:bidi="fr_FR"/>
-        </w:rPr>
-      </w:r>
-      <w:r>
-        <w:rPr>
-          <w:lang w:val="fr_FR" w:bidi="fr_FR"/>
-        </w:rPr>
-        <w:t>Ici, Paul parle de la manière dont Timothée doit persévérer à croire en Jésus et à lui obéir, comme un guerrier qui se bat de son mieux ou un athlète qui fait tout pour remporter une épreuve. Il veut dire que Timothée rencontrera de l'opposition, de la douleur et des problèmes, mais qu'il doit persister et persévérer dans sa foi et son obéissance à Jésus. Si c'est utile dans votre langue, vous pouvez exprimer l'idée sous forme de comparaison ou en clarifier le sens. Traductions alternatives : « Aie foi comme si tu menais un bon combat » ou « Persévère à croire, peu importe la difficulté ».</w:t>
+        <w:t>1 Timothée 6.11 (#5)</w:t>
+      </w:r>
+      <w:r>
+        <w:rPr>
+          <w:lang w:val="fr_FR" w:bidi="fr_FR"/>
+        </w:rPr>
+      </w:r>
+    </w:p>
+    <w:p>
+      <w:pPr/>
+      <w:r>
+        <w:rPr>
+          <w:lang w:val="fr_FR" w:bidi="fr_FR"/>
+        </w:rPr>
+      </w:r>
+      <w:r>
+        <w:rPr>
+          <w:b/>
+          <w:lang w:val="fr_FR" w:bidi="fr_FR"/>
+        </w:rPr>
+        <w:t>δικαιοσύνην, εὐσέβειαν, πίστιν, ἀγάπην, ὑπομονήν, πραϋπαθίαν</w:t>
+      </w:r>
+    </w:p>
+    <w:p>
+      <w:pPr/>
+      <w:r>
+        <w:rPr>
+          <w:lang w:val="fr_FR" w:bidi="fr_FR"/>
+        </w:rPr>
+      </w:r>
+      <w:r>
+        <w:rPr>
+          <w:b/>
+          <w:lang w:val="fr_FR" w:bidi="fr_FR"/>
+        </w:rPr>
+        <w:t xml:space="preserve">« </w:t>
+      </w:r>
+      <w:r>
+        <w:rPr>
+          <w:b/>
+          <w:lang w:val="fr_FR" w:bidi="fr_FR"/>
+        </w:rPr>
+        <w:t>la justice, la piété, la foi, la charité, la patience, la douceur</w:t>
+      </w:r>
+      <w:r>
+        <w:rPr>
+          <w:b/>
+          <w:lang w:val="fr_FR" w:bidi="fr_FR"/>
+        </w:rPr>
+        <w:t xml:space="preserve"> »</w:t>
+      </w:r>
+    </w:p>
+    <w:p>
+      <w:pPr/>
+      <w:r>
+        <w:rPr>
+          <w:lang w:val="fr_FR" w:bidi="fr_FR"/>
+        </w:rPr>
+      </w:r>
+      <w:r>
+        <w:rPr>
+          <w:lang w:val="fr_FR" w:bidi="fr_FR"/>
+        </w:rPr>
+        <w:t>Si votre langue n'utilise pas de noms abstraits pour certaines des ou toutes les idées de cette liste, vous pouvez les exprimer d'une autre manière. Traduction alternative : « cherche à devenir plus juste, pieux, croyant, aimant, persévérant, doux »</w:t>
       </w:r>
     </w:p>
     <w:p>
@@ -62745,7 +64215,7 @@
         <w:rPr>
           <w:lang w:val="fr_FR" w:bidi="fr_FR"/>
         </w:rPr>
-        <w:t>Métaphore</w:t>
+        <w:t>Les noms abstraits</w:t>
       </w:r>
       <w:r>
         <w:rPr>
@@ -62774,82 +64244,56 @@
         <w:rPr>
           <w:lang w:val="fr_FR" w:bidi="fr_FR"/>
         </w:rPr>
-        <w:t>1 Timothée 6.12 (#2)</w:t>
-      </w:r>
-      <w:r>
-        <w:rPr>
-          <w:lang w:val="fr_FR" w:bidi="fr_FR"/>
-        </w:rPr>
-      </w:r>
-    </w:p>
-    <w:p>
-      <w:pPr/>
-      <w:r>
-        <w:rPr>
-          <w:lang w:val="fr_FR" w:bidi="fr_FR"/>
-        </w:rPr>
-      </w:r>
-      <w:r>
-        <w:rPr>
-          <w:b/>
-          <w:lang w:val="fr_FR" w:bidi="fr_FR"/>
-        </w:rPr>
-        <w:t>τὸν καλὸν ἀγῶνα τῆς πίστεως</w:t>
-      </w:r>
-    </w:p>
-    <w:p>
-      <w:pPr/>
-      <w:r>
-        <w:rPr>
-          <w:lang w:val="fr_FR" w:bidi="fr_FR"/>
-        </w:rPr>
-      </w:r>
-      <w:r>
-        <w:rPr>
-          <w:b/>
-          <w:lang w:val="fr_FR" w:bidi="fr_FR"/>
-        </w:rPr>
-        <w:t>« Le bon combat de la foi »</w:t>
-      </w:r>
-    </w:p>
-    <w:p>
-      <w:pPr/>
-      <w:r>
-        <w:rPr>
-          <w:lang w:val="fr_FR" w:bidi="fr_FR"/>
-        </w:rPr>
-      </w:r>
-      <w:r>
-        <w:rPr>
-          <w:lang w:val="fr_FR" w:bidi="fr_FR"/>
-        </w:rPr>
-        <w:t xml:space="preserve">Ici, l'expression </w:t>
-      </w:r>
-      <w:r>
-        <w:rPr>
-          <w:b/>
-          <w:lang w:val="fr_FR" w:bidi="fr_FR"/>
-        </w:rPr>
-        <w:t>le bon combat</w:t>
-      </w:r>
-      <w:r>
-        <w:rPr>
-          <w:lang w:val="fr_FR" w:bidi="fr_FR"/>
-        </w:rPr>
-        <w:t xml:space="preserve"> pourrait indiquer : (1) que quelqu'un se bat bien. Traduction alternative : « le combat bien mené de la foi » (2) que le </w:t>
-      </w:r>
-      <w:r>
-        <w:rPr>
-          <w:b/>
-          <w:lang w:val="fr_FR" w:bidi="fr_FR"/>
-        </w:rPr>
-        <w:t>combat</w:t>
-      </w:r>
-      <w:r>
-        <w:rPr>
-          <w:lang w:val="fr_FR" w:bidi="fr_FR"/>
-        </w:rPr>
-        <w:t xml:space="preserve"> est juste ou légitime. Traductions alternatives : « le juste combat de la foi » ou « le combat conforme à la foi »</w:t>
+        <w:t>1 Timothée 6.12 (#1)</w:t>
+      </w:r>
+      <w:r>
+        <w:rPr>
+          <w:lang w:val="fr_FR" w:bidi="fr_FR"/>
+        </w:rPr>
+      </w:r>
+    </w:p>
+    <w:p>
+      <w:pPr/>
+      <w:r>
+        <w:rPr>
+          <w:lang w:val="fr_FR" w:bidi="fr_FR"/>
+        </w:rPr>
+      </w:r>
+      <w:r>
+        <w:rPr>
+          <w:b/>
+          <w:lang w:val="fr_FR" w:bidi="fr_FR"/>
+        </w:rPr>
+        <w:t>ἀγωνίζου τὸν καλὸν ἀγῶνα τῆς πίστεως</w:t>
+      </w:r>
+    </w:p>
+    <w:p>
+      <w:pPr/>
+      <w:r>
+        <w:rPr>
+          <w:lang w:val="fr_FR" w:bidi="fr_FR"/>
+        </w:rPr>
+      </w:r>
+      <w:r>
+        <w:rPr>
+          <w:b/>
+          <w:lang w:val="fr_FR" w:bidi="fr_FR"/>
+        </w:rPr>
+        <w:t>« Combats le bon combat de la foi »</w:t>
+      </w:r>
+    </w:p>
+    <w:p>
+      <w:pPr/>
+      <w:r>
+        <w:rPr>
+          <w:lang w:val="fr_FR" w:bidi="fr_FR"/>
+        </w:rPr>
+      </w:r>
+      <w:r>
+        <w:rPr>
+          <w:lang w:val="fr_FR" w:bidi="fr_FR"/>
+        </w:rPr>
+        <w:t>Ici, Paul parle de la manière dont Timothée doit persévérer à croire en Jésus et à lui obéir, comme un guerrier qui se bat de son mieux ou un athlète qui fait tout pour remporter une épreuve. Il veut dire que Timothée rencontrera de l'opposition, de la douleur et des problèmes, mais qu'il doit persister et persévérer dans sa foi et son obéissance à Jésus. Si c'est utile dans votre langue, vous pouvez exprimer l'idée sous forme de comparaison ou en clarifier le sens. Traductions alternatives : « Aie foi comme si tu menais un bon combat » ou « Persévère à croire, peu importe la difficulté ».</w:t>
       </w:r>
     </w:p>
     <w:p>
@@ -62869,7 +64313,7 @@
         <w:rPr>
           <w:lang w:val="fr_FR" w:bidi="fr_FR"/>
         </w:rPr>
-        <w:t>Connaissances présumées et informations sous-entendues</w:t>
+        <w:t>Métaphore</w:t>
       </w:r>
       <w:r>
         <w:rPr>
@@ -62898,7 +64342,7 @@
         <w:rPr>
           <w:lang w:val="fr_FR" w:bidi="fr_FR"/>
         </w:rPr>
-        <w:t>1 Timothée 6.12 (#3)</w:t>
+        <w:t>1 Timothée 6.12 (#2)</w:t>
       </w:r>
       <w:r>
         <w:rPr>
@@ -62947,67 +64391,53 @@
         <w:rPr>
           <w:lang w:val="fr_FR" w:bidi="fr_FR"/>
         </w:rPr>
-        <w:t xml:space="preserve">Ici, Paul utilise un complément du nom pour décrire le </w:t>
-      </w:r>
-      <w:r>
-        <w:rPr>
-          <w:b/>
-          <w:lang w:val="fr_FR" w:bidi="fr_FR"/>
-        </w:rPr>
-        <w:t>bon combat</w:t>
-      </w:r>
-      <w:r>
-        <w:rPr>
-          <w:lang w:val="fr_FR" w:bidi="fr_FR"/>
-        </w:rPr>
-        <w:t xml:space="preserve"> comme : (1) la lutte pour maintenir la </w:t>
-      </w:r>
-      <w:r>
-        <w:rPr>
-          <w:b/>
-          <w:lang w:val="fr_FR" w:bidi="fr_FR"/>
-        </w:rPr>
-        <w:t>foi</w:t>
-      </w:r>
-      <w:r>
-        <w:rPr>
-          <w:lang w:val="fr_FR" w:bidi="fr_FR"/>
-        </w:rPr>
-        <w:t xml:space="preserve">. Traduction alternative : « le bon combat pour persévérer dans la foi » (2) causé par la </w:t>
-      </w:r>
-      <w:r>
-        <w:rPr>
-          <w:b/>
-          <w:lang w:val="fr_FR" w:bidi="fr_FR"/>
-        </w:rPr>
-        <w:t>foi</w:t>
-      </w:r>
-      <w:r>
-        <w:rPr>
-          <w:lang w:val="fr_FR" w:bidi="fr_FR"/>
-        </w:rPr>
-        <w:t xml:space="preserve">. Traduction alternative : « à cause de ta foi » (3) l'effort de défendre de la </w:t>
-      </w:r>
-      <w:r>
-        <w:rPr>
-          <w:b/>
-          <w:lang w:val="fr_FR" w:bidi="fr_FR"/>
-        </w:rPr>
-        <w:t>foi</w:t>
-      </w:r>
-      <w:r>
-        <w:rPr>
-          <w:lang w:val="fr_FR" w:bidi="fr_FR"/>
-        </w:rPr>
-        <w:t>, à comprendre le christianisme et ses enseignements. Traduction alternative : « le bon combat pour la foi »</w:t>
-      </w:r>
-    </w:p>
-    <w:p>
-      <w:pPr/>
-      <w:r>
-        <w:rPr>
-          <w:lang w:val="fr_FR" w:bidi="fr_FR"/>
-        </w:rPr>
+        <w:t xml:space="preserve">Ici, l'expression </w:t>
+      </w:r>
+      <w:r>
+        <w:rPr>
+          <w:b/>
+          <w:lang w:val="fr_FR" w:bidi="fr_FR"/>
+        </w:rPr>
+        <w:t>le bon combat</w:t>
+      </w:r>
+      <w:r>
+        <w:rPr>
+          <w:lang w:val="fr_FR" w:bidi="fr_FR"/>
+        </w:rPr>
+        <w:t xml:space="preserve"> pourrait indiquer : (1) que quelqu'un se bat bien. Traduction alternative : « le combat bien mené de la foi » (2) que le </w:t>
+      </w:r>
+      <w:r>
+        <w:rPr>
+          <w:b/>
+          <w:lang w:val="fr_FR" w:bidi="fr_FR"/>
+        </w:rPr>
+        <w:t>combat</w:t>
+      </w:r>
+      <w:r>
+        <w:rPr>
+          <w:lang w:val="fr_FR" w:bidi="fr_FR"/>
+        </w:rPr>
+        <w:t xml:space="preserve"> est juste ou légitime. Traductions alternatives : « le juste combat de la foi » ou « le combat conforme à la foi »</w:t>
+      </w:r>
+    </w:p>
+    <w:p>
+      <w:pPr/>
+      <w:r>
+        <w:rPr>
+          <w:lang w:val="fr_FR" w:bidi="fr_FR"/>
+        </w:rPr>
+      </w:r>
+      <w:r>
+        <w:rPr>
+          <w:lang w:val="fr_FR" w:bidi="fr_FR"/>
+        </w:rPr>
+        <w:t xml:space="preserve">Voir : </w:t>
+      </w:r>
+      <w:r>
+        <w:rPr>
+          <w:lang w:val="fr_FR" w:bidi="fr_FR"/>
+        </w:rPr>
+        <w:t>Connaissances présumées et informations sous-entendues</w:t>
       </w:r>
       <w:r>
         <w:rPr>
@@ -63036,56 +64466,69 @@
         <w:rPr>
           <w:lang w:val="fr_FR" w:bidi="fr_FR"/>
         </w:rPr>
-        <w:t>1 Timothée 6.12 (#4)</w:t>
-      </w:r>
-      <w:r>
-        <w:rPr>
-          <w:lang w:val="fr_FR" w:bidi="fr_FR"/>
-        </w:rPr>
-      </w:r>
-    </w:p>
-    <w:p>
-      <w:pPr/>
-      <w:r>
-        <w:rPr>
-          <w:lang w:val="fr_FR" w:bidi="fr_FR"/>
-        </w:rPr>
-      </w:r>
-      <w:r>
-        <w:rPr>
-          <w:b/>
-          <w:lang w:val="fr_FR" w:bidi="fr_FR"/>
-        </w:rPr>
-        <w:t>τῆς πίστεως</w:t>
-      </w:r>
-    </w:p>
-    <w:p>
-      <w:pPr/>
-      <w:r>
-        <w:rPr>
-          <w:lang w:val="fr_FR" w:bidi="fr_FR"/>
-        </w:rPr>
-      </w:r>
-      <w:r>
-        <w:rPr>
-          <w:b/>
-          <w:lang w:val="fr_FR" w:bidi="fr_FR"/>
-        </w:rPr>
-        <w:t>« de la foi »</w:t>
-      </w:r>
-    </w:p>
-    <w:p>
-      <w:pPr/>
-      <w:r>
-        <w:rPr>
-          <w:lang w:val="fr_FR" w:bidi="fr_FR"/>
-        </w:rPr>
-      </w:r>
-      <w:r>
-        <w:rPr>
-          <w:lang w:val="fr_FR" w:bidi="fr_FR"/>
-        </w:rPr>
-        <w:t xml:space="preserve">Si votre langue n'utilise pas de nom abstrait pour l'idée de </w:t>
+        <w:t>1 Timothée 6.12 (#3)</w:t>
+      </w:r>
+      <w:r>
+        <w:rPr>
+          <w:lang w:val="fr_FR" w:bidi="fr_FR"/>
+        </w:rPr>
+      </w:r>
+    </w:p>
+    <w:p>
+      <w:pPr/>
+      <w:r>
+        <w:rPr>
+          <w:lang w:val="fr_FR" w:bidi="fr_FR"/>
+        </w:rPr>
+      </w:r>
+      <w:r>
+        <w:rPr>
+          <w:b/>
+          <w:lang w:val="fr_FR" w:bidi="fr_FR"/>
+        </w:rPr>
+        <w:t>τὸν καλὸν ἀγῶνα τῆς πίστεως</w:t>
+      </w:r>
+    </w:p>
+    <w:p>
+      <w:pPr/>
+      <w:r>
+        <w:rPr>
+          <w:lang w:val="fr_FR" w:bidi="fr_FR"/>
+        </w:rPr>
+      </w:r>
+      <w:r>
+        <w:rPr>
+          <w:b/>
+          <w:lang w:val="fr_FR" w:bidi="fr_FR"/>
+        </w:rPr>
+        <w:t>« Le bon combat de la foi »</w:t>
+      </w:r>
+    </w:p>
+    <w:p>
+      <w:pPr/>
+      <w:r>
+        <w:rPr>
+          <w:lang w:val="fr_FR" w:bidi="fr_FR"/>
+        </w:rPr>
+      </w:r>
+      <w:r>
+        <w:rPr>
+          <w:lang w:val="fr_FR" w:bidi="fr_FR"/>
+        </w:rPr>
+        <w:t xml:space="preserve">Ici, Paul utilise un complément du nom pour décrire le </w:t>
+      </w:r>
+      <w:r>
+        <w:rPr>
+          <w:b/>
+          <w:lang w:val="fr_FR" w:bidi="fr_FR"/>
+        </w:rPr>
+        <w:t>bon combat</w:t>
+      </w:r>
+      <w:r>
+        <w:rPr>
+          <w:lang w:val="fr_FR" w:bidi="fr_FR"/>
+        </w:rPr>
+        <w:t xml:space="preserve"> comme : (1) la lutte pour maintenir la </w:t>
       </w:r>
       <w:r>
         <w:rPr>
@@ -63098,27 +64541,41 @@
         <w:rPr>
           <w:lang w:val="fr_FR" w:bidi="fr_FR"/>
         </w:rPr>
-        <w:t>, vous pouvez exprimer cette idée autrement. Assurez-vous que votre traduction correspond à l'option choisie dans la note précédente. Traduction alternative : « de croire en Jésus »</w:t>
-      </w:r>
-    </w:p>
-    <w:p>
-      <w:pPr/>
-      <w:r>
-        <w:rPr>
-          <w:lang w:val="fr_FR" w:bidi="fr_FR"/>
-        </w:rPr>
-      </w:r>
-      <w:r>
-        <w:rPr>
-          <w:lang w:val="fr_FR" w:bidi="fr_FR"/>
-        </w:rPr>
-        <w:t xml:space="preserve">Voir : </w:t>
-      </w:r>
-      <w:r>
-        <w:rPr>
-          <w:lang w:val="fr_FR" w:bidi="fr_FR"/>
-        </w:rPr>
-        <w:t>Les noms abstraits</w:t>
+        <w:t xml:space="preserve">. Traduction alternative : « le bon combat pour persévérer dans la foi » (2) causé par la </w:t>
+      </w:r>
+      <w:r>
+        <w:rPr>
+          <w:b/>
+          <w:lang w:val="fr_FR" w:bidi="fr_FR"/>
+        </w:rPr>
+        <w:t>foi</w:t>
+      </w:r>
+      <w:r>
+        <w:rPr>
+          <w:lang w:val="fr_FR" w:bidi="fr_FR"/>
+        </w:rPr>
+        <w:t xml:space="preserve">. Traduction alternative : « à cause de ta foi » (3) l'effort de défendre de la </w:t>
+      </w:r>
+      <w:r>
+        <w:rPr>
+          <w:b/>
+          <w:lang w:val="fr_FR" w:bidi="fr_FR"/>
+        </w:rPr>
+        <w:t>foi</w:t>
+      </w:r>
+      <w:r>
+        <w:rPr>
+          <w:lang w:val="fr_FR" w:bidi="fr_FR"/>
+        </w:rPr>
+        <w:t>, à comprendre le christianisme et ses enseignements. Traduction alternative : « le bon combat pour la foi »</w:t>
+      </w:r>
+    </w:p>
+    <w:p>
+      <w:pPr/>
+      <w:r>
+        <w:rPr>
+          <w:lang w:val="fr_FR" w:bidi="fr_FR"/>
+        </w:rPr>
       </w:r>
       <w:r>
         <w:rPr>
@@ -63147,69 +64604,69 @@
         <w:rPr>
           <w:lang w:val="fr_FR" w:bidi="fr_FR"/>
         </w:rPr>
-        <w:t>1 Timothée 6.12 (#5)</w:t>
-      </w:r>
-      <w:r>
-        <w:rPr>
-          <w:lang w:val="fr_FR" w:bidi="fr_FR"/>
-        </w:rPr>
-      </w:r>
-    </w:p>
-    <w:p>
-      <w:pPr/>
-      <w:r>
-        <w:rPr>
-          <w:lang w:val="fr_FR" w:bidi="fr_FR"/>
-        </w:rPr>
-      </w:r>
-      <w:r>
-        <w:rPr>
-          <w:b/>
-          <w:lang w:val="fr_FR" w:bidi="fr_FR"/>
-        </w:rPr>
-        <w:t>ἐπιλαβοῦ τῆς αἰωνίου ζωῆς</w:t>
-      </w:r>
-    </w:p>
-    <w:p>
-      <w:pPr/>
-      <w:r>
-        <w:rPr>
-          <w:lang w:val="fr_FR" w:bidi="fr_FR"/>
-        </w:rPr>
-      </w:r>
-      <w:r>
-        <w:rPr>
-          <w:b/>
-          <w:lang w:val="fr_FR" w:bidi="fr_FR"/>
-        </w:rPr>
-        <w:t>« saisis la vie éternelle »</w:t>
-      </w:r>
-    </w:p>
-    <w:p>
-      <w:pPr/>
-      <w:r>
-        <w:rPr>
-          <w:lang w:val="fr_FR" w:bidi="fr_FR"/>
-        </w:rPr>
-      </w:r>
-      <w:r>
-        <w:rPr>
-          <w:lang w:val="fr_FR" w:bidi="fr_FR"/>
-        </w:rPr>
-        <w:t xml:space="preserve">Ici, Paul dit à Timothée de désirer et de se fixer sur la </w:t>
-      </w:r>
-      <w:r>
-        <w:rPr>
-          <w:b/>
-          <w:lang w:val="fr_FR" w:bidi="fr_FR"/>
-        </w:rPr>
-        <w:t>vie éternelle</w:t>
-      </w:r>
-      <w:r>
-        <w:rPr>
-          <w:lang w:val="fr_FR" w:bidi="fr_FR"/>
-        </w:rPr>
-        <w:t xml:space="preserve"> au point de la saisir fermement avec ses mains. Paul continue peut-être la métaphore d'un athlète qui a travaillé dur pour remporter une victoire et tient maintenant le trophée dans ses mains. Si c'est utile dans votre langue, vous pouvez utiliser une figure de style similaire ou formuler la chose de façon explicite. Traduction alternative : « désire ardemment la vie éternelle » ou « fais tout ce qui est nécessaire pour obtenir la vie éternelle »</w:t>
+        <w:t>1 Timothée 6.12 (#4)</w:t>
+      </w:r>
+      <w:r>
+        <w:rPr>
+          <w:lang w:val="fr_FR" w:bidi="fr_FR"/>
+        </w:rPr>
+      </w:r>
+    </w:p>
+    <w:p>
+      <w:pPr/>
+      <w:r>
+        <w:rPr>
+          <w:lang w:val="fr_FR" w:bidi="fr_FR"/>
+        </w:rPr>
+      </w:r>
+      <w:r>
+        <w:rPr>
+          <w:b/>
+          <w:lang w:val="fr_FR" w:bidi="fr_FR"/>
+        </w:rPr>
+        <w:t>τῆς πίστεως</w:t>
+      </w:r>
+    </w:p>
+    <w:p>
+      <w:pPr/>
+      <w:r>
+        <w:rPr>
+          <w:lang w:val="fr_FR" w:bidi="fr_FR"/>
+        </w:rPr>
+      </w:r>
+      <w:r>
+        <w:rPr>
+          <w:b/>
+          <w:lang w:val="fr_FR" w:bidi="fr_FR"/>
+        </w:rPr>
+        <w:t>« de la foi »</w:t>
+      </w:r>
+    </w:p>
+    <w:p>
+      <w:pPr/>
+      <w:r>
+        <w:rPr>
+          <w:lang w:val="fr_FR" w:bidi="fr_FR"/>
+        </w:rPr>
+      </w:r>
+      <w:r>
+        <w:rPr>
+          <w:lang w:val="fr_FR" w:bidi="fr_FR"/>
+        </w:rPr>
+        <w:t xml:space="preserve">Si votre langue n'utilise pas de nom abstrait pour l'idée de </w:t>
+      </w:r>
+      <w:r>
+        <w:rPr>
+          <w:b/>
+          <w:lang w:val="fr_FR" w:bidi="fr_FR"/>
+        </w:rPr>
+        <w:t>foi</w:t>
+      </w:r>
+      <w:r>
+        <w:rPr>
+          <w:lang w:val="fr_FR" w:bidi="fr_FR"/>
+        </w:rPr>
+        <w:t>, vous pouvez exprimer cette idée autrement. Assurez-vous que votre traduction correspond à l'option choisie dans la note précédente. Traduction alternative : « de croire en Jésus »</w:t>
       </w:r>
     </w:p>
     <w:p>
@@ -63229,7 +64686,7 @@
         <w:rPr>
           <w:lang w:val="fr_FR" w:bidi="fr_FR"/>
         </w:rPr>
-        <w:t>Métaphore</w:t>
+        <w:t>Les noms abstraits</w:t>
       </w:r>
       <w:r>
         <w:rPr>
@@ -63258,69 +64715,69 @@
         <w:rPr>
           <w:lang w:val="fr_FR" w:bidi="fr_FR"/>
         </w:rPr>
-        <w:t>1 Timothée 6.12 (#6)</w:t>
-      </w:r>
-      <w:r>
-        <w:rPr>
-          <w:lang w:val="fr_FR" w:bidi="fr_FR"/>
-        </w:rPr>
-      </w:r>
-    </w:p>
-    <w:p>
-      <w:pPr/>
-      <w:r>
-        <w:rPr>
-          <w:lang w:val="fr_FR" w:bidi="fr_FR"/>
-        </w:rPr>
-      </w:r>
-      <w:r>
-        <w:rPr>
-          <w:b/>
-          <w:lang w:val="fr_FR" w:bidi="fr_FR"/>
-        </w:rPr>
-        <w:t>τῆς αἰωνίου ζωῆς</w:t>
-      </w:r>
-    </w:p>
-    <w:p>
-      <w:pPr/>
-      <w:r>
-        <w:rPr>
-          <w:lang w:val="fr_FR" w:bidi="fr_FR"/>
-        </w:rPr>
-      </w:r>
-      <w:r>
-        <w:rPr>
-          <w:b/>
-          <w:lang w:val="fr_FR" w:bidi="fr_FR"/>
-        </w:rPr>
-        <w:t>« vie éternelle »</w:t>
-      </w:r>
-    </w:p>
-    <w:p>
-      <w:pPr/>
-      <w:r>
-        <w:rPr>
-          <w:lang w:val="fr_FR" w:bidi="fr_FR"/>
-        </w:rPr>
-      </w:r>
-      <w:r>
-        <w:rPr>
-          <w:lang w:val="fr_FR" w:bidi="fr_FR"/>
-        </w:rPr>
-        <w:t xml:space="preserve">Si votre langue n'utilise pas de nom abstrait pour l'idée de </w:t>
-      </w:r>
-      <w:r>
-        <w:rPr>
-          <w:b/>
-          <w:lang w:val="fr_FR" w:bidi="fr_FR"/>
-        </w:rPr>
-        <w:t>vie</w:t>
-      </w:r>
-      <w:r>
-        <w:rPr>
-          <w:lang w:val="fr_FR" w:bidi="fr_FR"/>
-        </w:rPr>
-        <w:t>, vous pouvez exprimer cette idée d'une autre manière. Traduction alternative : « être capable de vivre éternellement »</w:t>
+        <w:t>1 Timothée 6.12 (#5)</w:t>
+      </w:r>
+      <w:r>
+        <w:rPr>
+          <w:lang w:val="fr_FR" w:bidi="fr_FR"/>
+        </w:rPr>
+      </w:r>
+    </w:p>
+    <w:p>
+      <w:pPr/>
+      <w:r>
+        <w:rPr>
+          <w:lang w:val="fr_FR" w:bidi="fr_FR"/>
+        </w:rPr>
+      </w:r>
+      <w:r>
+        <w:rPr>
+          <w:b/>
+          <w:lang w:val="fr_FR" w:bidi="fr_FR"/>
+        </w:rPr>
+        <w:t>ἐπιλαβοῦ τῆς αἰωνίου ζωῆς</w:t>
+      </w:r>
+    </w:p>
+    <w:p>
+      <w:pPr/>
+      <w:r>
+        <w:rPr>
+          <w:lang w:val="fr_FR" w:bidi="fr_FR"/>
+        </w:rPr>
+      </w:r>
+      <w:r>
+        <w:rPr>
+          <w:b/>
+          <w:lang w:val="fr_FR" w:bidi="fr_FR"/>
+        </w:rPr>
+        <w:t>« saisis la vie éternelle »</w:t>
+      </w:r>
+    </w:p>
+    <w:p>
+      <w:pPr/>
+      <w:r>
+        <w:rPr>
+          <w:lang w:val="fr_FR" w:bidi="fr_FR"/>
+        </w:rPr>
+      </w:r>
+      <w:r>
+        <w:rPr>
+          <w:lang w:val="fr_FR" w:bidi="fr_FR"/>
+        </w:rPr>
+        <w:t xml:space="preserve">Ici, Paul dit à Timothée de désirer et de se fixer sur la </w:t>
+      </w:r>
+      <w:r>
+        <w:rPr>
+          <w:b/>
+          <w:lang w:val="fr_FR" w:bidi="fr_FR"/>
+        </w:rPr>
+        <w:t>vie éternelle</w:t>
+      </w:r>
+      <w:r>
+        <w:rPr>
+          <w:lang w:val="fr_FR" w:bidi="fr_FR"/>
+        </w:rPr>
+        <w:t xml:space="preserve"> au point de la saisir fermement avec ses mains. Paul continue peut-être la métaphore d'un athlète qui a travaillé dur pour remporter une victoire et tient maintenant le trophée dans ses mains. Si c'est utile dans votre langue, vous pouvez utiliser une figure de style similaire ou formuler la chose de façon explicite. Traduction alternative : « désire ardemment la vie éternelle » ou « fais tout ce qui est nécessaire pour obtenir la vie éternelle »</w:t>
       </w:r>
     </w:p>
     <w:p>
@@ -63340,7 +64797,7 @@
         <w:rPr>
           <w:lang w:val="fr_FR" w:bidi="fr_FR"/>
         </w:rPr>
-        <w:t>Les noms abstraits</w:t>
+        <w:t>Métaphore</w:t>
       </w:r>
       <w:r>
         <w:rPr>
@@ -63369,56 +64826,69 @@
         <w:rPr>
           <w:lang w:val="fr_FR" w:bidi="fr_FR"/>
         </w:rPr>
-        <w:t>1 Timothée 6.12 (#7)</w:t>
-      </w:r>
-      <w:r>
-        <w:rPr>
-          <w:lang w:val="fr_FR" w:bidi="fr_FR"/>
-        </w:rPr>
-      </w:r>
-    </w:p>
-    <w:p>
-      <w:pPr/>
-      <w:r>
-        <w:rPr>
-          <w:lang w:val="fr_FR" w:bidi="fr_FR"/>
-        </w:rPr>
-      </w:r>
-      <w:r>
-        <w:rPr>
-          <w:b/>
-          <w:lang w:val="fr_FR" w:bidi="fr_FR"/>
-        </w:rPr>
-        <w:t>ἐκλήθης</w:t>
-      </w:r>
-    </w:p>
-    <w:p>
-      <w:pPr/>
-      <w:r>
-        <w:rPr>
-          <w:lang w:val="fr_FR" w:bidi="fr_FR"/>
-        </w:rPr>
-      </w:r>
-      <w:r>
-        <w:rPr>
-          <w:b/>
-          <w:lang w:val="fr_FR" w:bidi="fr_FR"/>
-        </w:rPr>
-        <w:t>« tu as été appelé »</w:t>
-      </w:r>
-    </w:p>
-    <w:p>
-      <w:pPr/>
-      <w:r>
-        <w:rPr>
-          <w:lang w:val="fr_FR" w:bidi="fr_FR"/>
-        </w:rPr>
-      </w:r>
-      <w:r>
-        <w:rPr>
-          <w:lang w:val="fr_FR" w:bidi="fr_FR"/>
-        </w:rPr>
-        <w:t>Si votre langue n'utilise pas la voix passive, vous pouvez exprimer l'idée à la voix active ou d'une manière plus naturelle dans votre langue. Si vous devez préciser qui est à l'origine de l'action, il est clair d'après le contexte que c'est Dieu. Traduction alternative : « Dieu t'a appelé »</w:t>
+        <w:t>1 Timothée 6.12 (#6)</w:t>
+      </w:r>
+      <w:r>
+        <w:rPr>
+          <w:lang w:val="fr_FR" w:bidi="fr_FR"/>
+        </w:rPr>
+      </w:r>
+    </w:p>
+    <w:p>
+      <w:pPr/>
+      <w:r>
+        <w:rPr>
+          <w:lang w:val="fr_FR" w:bidi="fr_FR"/>
+        </w:rPr>
+      </w:r>
+      <w:r>
+        <w:rPr>
+          <w:b/>
+          <w:lang w:val="fr_FR" w:bidi="fr_FR"/>
+        </w:rPr>
+        <w:t>τῆς αἰωνίου ζωῆς</w:t>
+      </w:r>
+    </w:p>
+    <w:p>
+      <w:pPr/>
+      <w:r>
+        <w:rPr>
+          <w:lang w:val="fr_FR" w:bidi="fr_FR"/>
+        </w:rPr>
+      </w:r>
+      <w:r>
+        <w:rPr>
+          <w:b/>
+          <w:lang w:val="fr_FR" w:bidi="fr_FR"/>
+        </w:rPr>
+        <w:t>« vie éternelle »</w:t>
+      </w:r>
+    </w:p>
+    <w:p>
+      <w:pPr/>
+      <w:r>
+        <w:rPr>
+          <w:lang w:val="fr_FR" w:bidi="fr_FR"/>
+        </w:rPr>
+      </w:r>
+      <w:r>
+        <w:rPr>
+          <w:lang w:val="fr_FR" w:bidi="fr_FR"/>
+        </w:rPr>
+        <w:t xml:space="preserve">Si votre langue n'utilise pas de nom abstrait pour l'idée de </w:t>
+      </w:r>
+      <w:r>
+        <w:rPr>
+          <w:b/>
+          <w:lang w:val="fr_FR" w:bidi="fr_FR"/>
+        </w:rPr>
+        <w:t>vie</w:t>
+      </w:r>
+      <w:r>
+        <w:rPr>
+          <w:lang w:val="fr_FR" w:bidi="fr_FR"/>
+        </w:rPr>
+        <w:t>, vous pouvez exprimer cette idée d'une autre manière. Traduction alternative : « être capable de vivre éternellement »</w:t>
       </w:r>
     </w:p>
     <w:p>
@@ -63438,7 +64908,7 @@
         <w:rPr>
           <w:lang w:val="fr_FR" w:bidi="fr_FR"/>
         </w:rPr>
-        <w:t>L'actif et le passif</w:t>
+        <w:t>Les noms abstraits</w:t>
       </w:r>
       <w:r>
         <w:rPr>
@@ -63467,69 +64937,56 @@
         <w:rPr>
           <w:lang w:val="fr_FR" w:bidi="fr_FR"/>
         </w:rPr>
-        <w:t>1 Timothée 6.12 (#8)</w:t>
-      </w:r>
-      <w:r>
-        <w:rPr>
-          <w:lang w:val="fr_FR" w:bidi="fr_FR"/>
-        </w:rPr>
-      </w:r>
-    </w:p>
-    <w:p>
-      <w:pPr/>
-      <w:r>
-        <w:rPr>
-          <w:lang w:val="fr_FR" w:bidi="fr_FR"/>
-        </w:rPr>
-      </w:r>
-      <w:r>
-        <w:rPr>
-          <w:b/>
-          <w:lang w:val="fr_FR" w:bidi="fr_FR"/>
-        </w:rPr>
-        <w:t>καὶ ὡμολόγησας</w:t>
-      </w:r>
-    </w:p>
-    <w:p>
-      <w:pPr/>
-      <w:r>
-        <w:rPr>
-          <w:lang w:val="fr_FR" w:bidi="fr_FR"/>
-        </w:rPr>
-      </w:r>
-      <w:r>
-        <w:rPr>
-          <w:b/>
-          <w:lang w:val="fr_FR" w:bidi="fr_FR"/>
-        </w:rPr>
-        <w:t>« et pour laquelle tu as fait une belle confession »</w:t>
-      </w:r>
-    </w:p>
-    <w:p>
-      <w:pPr/>
-      <w:r>
-        <w:rPr>
-          <w:lang w:val="fr_FR" w:bidi="fr_FR"/>
-        </w:rPr>
-      </w:r>
-      <w:r>
-        <w:rPr>
-          <w:lang w:val="fr_FR" w:bidi="fr_FR"/>
-        </w:rPr>
-        <w:t xml:space="preserve">Ici, </w:t>
-      </w:r>
-      <w:r>
-        <w:rPr>
-          <w:b/>
-          <w:lang w:val="fr_FR" w:bidi="fr_FR"/>
-        </w:rPr>
-        <w:t>et</w:t>
-      </w:r>
-      <w:r>
-        <w:rPr>
-          <w:lang w:val="fr_FR" w:bidi="fr_FR"/>
-        </w:rPr>
-        <w:t xml:space="preserve"> pourrait introduire : (1) une seconde chose que Timothée a vécue et qui est liée à la vie éternelle. Traduction alternative : « et aussi pour laquelle tu as fait une belle confession » (2) le moment où Timothée a été appelé à la vie éternelle. Traduction alternative : « quand tu as fait une belle confession »</w:t>
+        <w:t>1 Timothée 6.12 (#7)</w:t>
+      </w:r>
+      <w:r>
+        <w:rPr>
+          <w:lang w:val="fr_FR" w:bidi="fr_FR"/>
+        </w:rPr>
+      </w:r>
+    </w:p>
+    <w:p>
+      <w:pPr/>
+      <w:r>
+        <w:rPr>
+          <w:lang w:val="fr_FR" w:bidi="fr_FR"/>
+        </w:rPr>
+      </w:r>
+      <w:r>
+        <w:rPr>
+          <w:b/>
+          <w:lang w:val="fr_FR" w:bidi="fr_FR"/>
+        </w:rPr>
+        <w:t>ἐκλήθης</w:t>
+      </w:r>
+    </w:p>
+    <w:p>
+      <w:pPr/>
+      <w:r>
+        <w:rPr>
+          <w:lang w:val="fr_FR" w:bidi="fr_FR"/>
+        </w:rPr>
+      </w:r>
+      <w:r>
+        <w:rPr>
+          <w:b/>
+          <w:lang w:val="fr_FR" w:bidi="fr_FR"/>
+        </w:rPr>
+        <w:t>« tu as été appelé »</w:t>
+      </w:r>
+    </w:p>
+    <w:p>
+      <w:pPr/>
+      <w:r>
+        <w:rPr>
+          <w:lang w:val="fr_FR" w:bidi="fr_FR"/>
+        </w:rPr>
+      </w:r>
+      <w:r>
+        <w:rPr>
+          <w:lang w:val="fr_FR" w:bidi="fr_FR"/>
+        </w:rPr>
+        <w:t>Si votre langue n'utilise pas la voix passive, vous pouvez exprimer l'idée à la voix active ou d'une manière plus naturelle dans votre langue. Si vous devez préciser qui est à l'origine de l'action, il est clair d'après le contexte que c'est Dieu. Traduction alternative : « Dieu t'a appelé »</w:t>
       </w:r>
     </w:p>
     <w:p>
@@ -63549,7 +65006,7 @@
         <w:rPr>
           <w:lang w:val="fr_FR" w:bidi="fr_FR"/>
         </w:rPr>
-        <w:t>Connecteur : relier des phrases entre elles</w:t>
+        <w:t>L'actif et le passif</w:t>
       </w:r>
       <w:r>
         <w:rPr>
@@ -63578,82 +65035,69 @@
         <w:rPr>
           <w:lang w:val="fr_FR" w:bidi="fr_FR"/>
         </w:rPr>
-        <w:t>1 Timothée 6.12 (#9)</w:t>
-      </w:r>
-      <w:r>
-        <w:rPr>
-          <w:lang w:val="fr_FR" w:bidi="fr_FR"/>
-        </w:rPr>
-      </w:r>
-    </w:p>
-    <w:p>
-      <w:pPr/>
-      <w:r>
-        <w:rPr>
-          <w:lang w:val="fr_FR" w:bidi="fr_FR"/>
-        </w:rPr>
-      </w:r>
-      <w:r>
-        <w:rPr>
-          <w:b/>
-          <w:lang w:val="fr_FR" w:bidi="fr_FR"/>
-        </w:rPr>
-        <w:t>ὡμολόγησας τὴν καλὴν ὁμολογίαν</w:t>
-      </w:r>
-    </w:p>
-    <w:p>
-      <w:pPr/>
-      <w:r>
-        <w:rPr>
-          <w:lang w:val="fr_FR" w:bidi="fr_FR"/>
-        </w:rPr>
-      </w:r>
-      <w:r>
-        <w:rPr>
-          <w:b/>
-          <w:lang w:val="fr_FR" w:bidi="fr_FR"/>
-        </w:rPr>
-        <w:t>« pour laquelle tu as fait une belle confession »</w:t>
-      </w:r>
-    </w:p>
-    <w:p>
-      <w:pPr/>
-      <w:r>
-        <w:rPr>
-          <w:lang w:val="fr_FR" w:bidi="fr_FR"/>
-        </w:rPr>
-      </w:r>
-      <w:r>
-        <w:rPr>
-          <w:lang w:val="fr_FR" w:bidi="fr_FR"/>
-        </w:rPr>
-        <w:t>Ici, l'expression</w:t>
-      </w:r>
-      <w:r>
-        <w:rPr>
-          <w:b/>
-          <w:lang w:val="fr_FR" w:bidi="fr_FR"/>
-        </w:rPr>
-        <w:t xml:space="preserve"> belle confession</w:t>
-      </w:r>
-      <w:r>
-        <w:rPr>
-          <w:lang w:val="fr_FR" w:bidi="fr_FR"/>
-        </w:rPr>
-        <w:t xml:space="preserve"> fait référence à ce que les chrétiens disaient lorsqu'ils déclaraient publiquement qu'ils étaient chrétiens. Très probablement, ils </w:t>
-      </w:r>
-      <w:r>
-        <w:rPr>
-          <w:b/>
-          <w:lang w:val="fr_FR" w:bidi="fr_FR"/>
-        </w:rPr>
-        <w:t>confessaient</w:t>
-      </w:r>
-      <w:r>
-        <w:rPr>
-          <w:lang w:val="fr_FR" w:bidi="fr_FR"/>
-        </w:rPr>
-        <w:t xml:space="preserve"> qu'ils considéraient Jésus comme Seigneur et qu'ils croyaient en lui. Si c'est utile dans votre langue, vous pouvez rendre cette idée plus explicite. Traduction alternative : « pour laquelle tu as confessé ta foi en Jésus » ou « pour laquelle tu as confessé la belle confession que Jésus est Seigneur ».</w:t>
+        <w:t>1 Timothée 6.12 (#8)</w:t>
+      </w:r>
+      <w:r>
+        <w:rPr>
+          <w:lang w:val="fr_FR" w:bidi="fr_FR"/>
+        </w:rPr>
+      </w:r>
+    </w:p>
+    <w:p>
+      <w:pPr/>
+      <w:r>
+        <w:rPr>
+          <w:lang w:val="fr_FR" w:bidi="fr_FR"/>
+        </w:rPr>
+      </w:r>
+      <w:r>
+        <w:rPr>
+          <w:b/>
+          <w:lang w:val="fr_FR" w:bidi="fr_FR"/>
+        </w:rPr>
+        <w:t>καὶ ὡμολόγησας</w:t>
+      </w:r>
+    </w:p>
+    <w:p>
+      <w:pPr/>
+      <w:r>
+        <w:rPr>
+          <w:lang w:val="fr_FR" w:bidi="fr_FR"/>
+        </w:rPr>
+      </w:r>
+      <w:r>
+        <w:rPr>
+          <w:b/>
+          <w:lang w:val="fr_FR" w:bidi="fr_FR"/>
+        </w:rPr>
+        <w:t>« et pour laquelle tu as fait une belle confession »</w:t>
+      </w:r>
+    </w:p>
+    <w:p>
+      <w:pPr/>
+      <w:r>
+        <w:rPr>
+          <w:lang w:val="fr_FR" w:bidi="fr_FR"/>
+        </w:rPr>
+      </w:r>
+      <w:r>
+        <w:rPr>
+          <w:lang w:val="fr_FR" w:bidi="fr_FR"/>
+        </w:rPr>
+        <w:t xml:space="preserve">Ici, </w:t>
+      </w:r>
+      <w:r>
+        <w:rPr>
+          <w:b/>
+          <w:lang w:val="fr_FR" w:bidi="fr_FR"/>
+        </w:rPr>
+        <w:t>et</w:t>
+      </w:r>
+      <w:r>
+        <w:rPr>
+          <w:lang w:val="fr_FR" w:bidi="fr_FR"/>
+        </w:rPr>
+        <w:t xml:space="preserve"> pourrait introduire : (1) une seconde chose que Timothée a vécue et qui est liée à la vie éternelle. Traduction alternative : « et aussi pour laquelle tu as fait une belle confession » (2) le moment où Timothée a été appelé à la vie éternelle. Traduction alternative : « quand tu as fait une belle confession »</w:t>
       </w:r>
     </w:p>
     <w:p>
@@ -63673,7 +65117,7 @@
         <w:rPr>
           <w:lang w:val="fr_FR" w:bidi="fr_FR"/>
         </w:rPr>
-        <w:t>Connaissances présumées et informations sous-entendues</w:t>
+        <w:t>Connecteur : relier des phrases entre elles</w:t>
       </w:r>
       <w:r>
         <w:rPr>
@@ -63702,69 +65146,82 @@
         <w:rPr>
           <w:lang w:val="fr_FR" w:bidi="fr_FR"/>
         </w:rPr>
-        <w:t>1 Timothée 6.12 (#10)</w:t>
-      </w:r>
-      <w:r>
-        <w:rPr>
-          <w:lang w:val="fr_FR" w:bidi="fr_FR"/>
-        </w:rPr>
-      </w:r>
-    </w:p>
-    <w:p>
-      <w:pPr/>
-      <w:r>
-        <w:rPr>
-          <w:lang w:val="fr_FR" w:bidi="fr_FR"/>
-        </w:rPr>
-      </w:r>
-      <w:r>
-        <w:rPr>
-          <w:b/>
-          <w:lang w:val="fr_FR" w:bidi="fr_FR"/>
-        </w:rPr>
-        <w:t>τὴν καλὴν ὁμολογίαν</w:t>
-      </w:r>
-    </w:p>
-    <w:p>
-      <w:pPr/>
-      <w:r>
-        <w:rPr>
-          <w:lang w:val="fr_FR" w:bidi="fr_FR"/>
-        </w:rPr>
-      </w:r>
-      <w:r>
-        <w:rPr>
-          <w:b/>
-          <w:lang w:val="fr_FR" w:bidi="fr_FR"/>
-        </w:rPr>
-        <w:t>« une belle confession »</w:t>
-      </w:r>
-    </w:p>
-    <w:p>
-      <w:pPr/>
-      <w:r>
-        <w:rPr>
-          <w:lang w:val="fr_FR" w:bidi="fr_FR"/>
-        </w:rPr>
-      </w:r>
-      <w:r>
-        <w:rPr>
-          <w:lang w:val="fr_FR" w:bidi="fr_FR"/>
-        </w:rPr>
-        <w:t xml:space="preserve">Si votre langue n'utilise pas de nom abstrait pour l'idée de </w:t>
-      </w:r>
-      <w:r>
-        <w:rPr>
-          <w:b/>
-          <w:lang w:val="fr_FR" w:bidi="fr_FR"/>
-        </w:rPr>
-        <w:t>confession</w:t>
-      </w:r>
-      <w:r>
-        <w:rPr>
-          <w:lang w:val="fr_FR" w:bidi="fr_FR"/>
-        </w:rPr>
-        <w:t>, vous pouvez exprimer la même idée d'une autre manière. Traduction alternative : « les belles choses que nous croyons » ou « les belles choses que tu as dites »</w:t>
+        <w:t>1 Timothée 6.12 (#9)</w:t>
+      </w:r>
+      <w:r>
+        <w:rPr>
+          <w:lang w:val="fr_FR" w:bidi="fr_FR"/>
+        </w:rPr>
+      </w:r>
+    </w:p>
+    <w:p>
+      <w:pPr/>
+      <w:r>
+        <w:rPr>
+          <w:lang w:val="fr_FR" w:bidi="fr_FR"/>
+        </w:rPr>
+      </w:r>
+      <w:r>
+        <w:rPr>
+          <w:b/>
+          <w:lang w:val="fr_FR" w:bidi="fr_FR"/>
+        </w:rPr>
+        <w:t>ὡμολόγησας τὴν καλὴν ὁμολογίαν</w:t>
+      </w:r>
+    </w:p>
+    <w:p>
+      <w:pPr/>
+      <w:r>
+        <w:rPr>
+          <w:lang w:val="fr_FR" w:bidi="fr_FR"/>
+        </w:rPr>
+      </w:r>
+      <w:r>
+        <w:rPr>
+          <w:b/>
+          <w:lang w:val="fr_FR" w:bidi="fr_FR"/>
+        </w:rPr>
+        <w:t>« pour laquelle tu as fait une belle confession »</w:t>
+      </w:r>
+    </w:p>
+    <w:p>
+      <w:pPr/>
+      <w:r>
+        <w:rPr>
+          <w:lang w:val="fr_FR" w:bidi="fr_FR"/>
+        </w:rPr>
+      </w:r>
+      <w:r>
+        <w:rPr>
+          <w:lang w:val="fr_FR" w:bidi="fr_FR"/>
+        </w:rPr>
+        <w:t>Ici, l'expression</w:t>
+      </w:r>
+      <w:r>
+        <w:rPr>
+          <w:b/>
+          <w:lang w:val="fr_FR" w:bidi="fr_FR"/>
+        </w:rPr>
+        <w:t xml:space="preserve"> belle confession</w:t>
+      </w:r>
+      <w:r>
+        <w:rPr>
+          <w:lang w:val="fr_FR" w:bidi="fr_FR"/>
+        </w:rPr>
+        <w:t xml:space="preserve"> fait référence à ce que les chrétiens disaient lorsqu'ils déclaraient publiquement qu'ils étaient chrétiens. Très probablement, ils </w:t>
+      </w:r>
+      <w:r>
+        <w:rPr>
+          <w:b/>
+          <w:lang w:val="fr_FR" w:bidi="fr_FR"/>
+        </w:rPr>
+        <w:t>confessaient</w:t>
+      </w:r>
+      <w:r>
+        <w:rPr>
+          <w:lang w:val="fr_FR" w:bidi="fr_FR"/>
+        </w:rPr>
+        <w:t xml:space="preserve"> qu'ils considéraient Jésus comme Seigneur et qu'ils croyaient en lui. Si c'est utile dans votre langue, vous pouvez rendre cette idée plus explicite. Traduction alternative : « pour laquelle tu as confessé ta foi en Jésus » ou « pour laquelle tu as confessé la belle confession que Jésus est Seigneur ».</w:t>
       </w:r>
     </w:p>
     <w:p>
@@ -63784,7 +65241,7 @@
         <w:rPr>
           <w:lang w:val="fr_FR" w:bidi="fr_FR"/>
         </w:rPr>
-        <w:t>Les noms abstraits</w:t>
+        <w:t>Connaissances présumées et informations sous-entendues</w:t>
       </w:r>
       <w:r>
         <w:rPr>
@@ -63813,56 +65270,56 @@
         <w:rPr>
           <w:lang w:val="fr_FR" w:bidi="fr_FR"/>
         </w:rPr>
-        <w:t>1 Timothée 6.12 (#11)</w:t>
-      </w:r>
-      <w:r>
-        <w:rPr>
-          <w:lang w:val="fr_FR" w:bidi="fr_FR"/>
-        </w:rPr>
-      </w:r>
-    </w:p>
-    <w:p>
-      <w:pPr/>
-      <w:r>
-        <w:rPr>
-          <w:lang w:val="fr_FR" w:bidi="fr_FR"/>
-        </w:rPr>
-      </w:r>
-      <w:r>
-        <w:rPr>
-          <w:b/>
-          <w:lang w:val="fr_FR" w:bidi="fr_FR"/>
-        </w:rPr>
-        <w:t>ἐνώπιον πολλῶν μαρτύρων</w:t>
-      </w:r>
-    </w:p>
-    <w:p>
-      <w:pPr/>
-      <w:r>
-        <w:rPr>
-          <w:lang w:val="fr_FR" w:bidi="fr_FR"/>
-        </w:rPr>
-      </w:r>
-      <w:r>
-        <w:rPr>
-          <w:b/>
-          <w:lang w:val="fr_FR" w:bidi="fr_FR"/>
-        </w:rPr>
-        <w:t>« en présence d'un grand nombre de témoins »</w:t>
-      </w:r>
-    </w:p>
-    <w:p>
-      <w:pPr/>
-      <w:r>
-        <w:rPr>
-          <w:lang w:val="fr_FR" w:bidi="fr_FR"/>
-        </w:rPr>
-      </w:r>
-      <w:r>
-        <w:rPr>
-          <w:lang w:val="fr_FR" w:bidi="fr_FR"/>
-        </w:rPr>
-        <w:t xml:space="preserve">Ici, Paul sous-entend que la </w:t>
+        <w:t>1 Timothée 6.12 (#10)</w:t>
+      </w:r>
+      <w:r>
+        <w:rPr>
+          <w:lang w:val="fr_FR" w:bidi="fr_FR"/>
+        </w:rPr>
+      </w:r>
+    </w:p>
+    <w:p>
+      <w:pPr/>
+      <w:r>
+        <w:rPr>
+          <w:lang w:val="fr_FR" w:bidi="fr_FR"/>
+        </w:rPr>
+      </w:r>
+      <w:r>
+        <w:rPr>
+          <w:b/>
+          <w:lang w:val="fr_FR" w:bidi="fr_FR"/>
+        </w:rPr>
+        <w:t>τὴν καλὴν ὁμολογίαν</w:t>
+      </w:r>
+    </w:p>
+    <w:p>
+      <w:pPr/>
+      <w:r>
+        <w:rPr>
+          <w:lang w:val="fr_FR" w:bidi="fr_FR"/>
+        </w:rPr>
+      </w:r>
+      <w:r>
+        <w:rPr>
+          <w:b/>
+          <w:lang w:val="fr_FR" w:bidi="fr_FR"/>
+        </w:rPr>
+        <w:t>« une belle confession »</w:t>
+      </w:r>
+    </w:p>
+    <w:p>
+      <w:pPr/>
+      <w:r>
+        <w:rPr>
+          <w:lang w:val="fr_FR" w:bidi="fr_FR"/>
+        </w:rPr>
+      </w:r>
+      <w:r>
+        <w:rPr>
+          <w:lang w:val="fr_FR" w:bidi="fr_FR"/>
+        </w:rPr>
+        <w:t xml:space="preserve">Si votre langue n'utilise pas de nom abstrait pour l'idée de </w:t>
       </w:r>
       <w:r>
         <w:rPr>
@@ -63875,20 +65332,7 @@
         <w:rPr>
           <w:lang w:val="fr_FR" w:bidi="fr_FR"/>
         </w:rPr>
-        <w:t xml:space="preserve"> de foi de Timothée était engageante parce que ces </w:t>
-      </w:r>
-      <w:r>
-        <w:rPr>
-          <w:b/>
-          <w:lang w:val="fr_FR" w:bidi="fr_FR"/>
-        </w:rPr>
-        <w:t>témoins</w:t>
-      </w:r>
-      <w:r>
-        <w:rPr>
-          <w:lang w:val="fr_FR" w:bidi="fr_FR"/>
-        </w:rPr>
-        <w:t xml:space="preserve"> étaient présents et pouvaient en attester. Dans votre traduction, vous pouvez utiliser une expression dans votre langue pour parler d'un engagement officiel et public. Traduction alternative : « pendant que beaucoup regardaient » ou « de façon publique et engageante ».</w:t>
+        <w:t>, vous pouvez exprimer la même idée d'une autre manière. Traduction alternative : « les belles choses que nous croyons » ou « les belles choses que tu as dites »</w:t>
       </w:r>
     </w:p>
     <w:p>
@@ -63908,7 +65352,7 @@
         <w:rPr>
           <w:lang w:val="fr_FR" w:bidi="fr_FR"/>
         </w:rPr>
-        <w:t>Connaissances présumées et informations sous-entendues</w:t>
+        <w:t>Les noms abstraits</w:t>
       </w:r>
       <w:r>
         <w:rPr>
@@ -63937,6 +65381,130 @@
         <w:rPr>
           <w:lang w:val="fr_FR" w:bidi="fr_FR"/>
         </w:rPr>
+        <w:t>1 Timothée 6.12 (#11)</w:t>
+      </w:r>
+      <w:r>
+        <w:rPr>
+          <w:lang w:val="fr_FR" w:bidi="fr_FR"/>
+        </w:rPr>
+      </w:r>
+    </w:p>
+    <w:p>
+      <w:pPr/>
+      <w:r>
+        <w:rPr>
+          <w:lang w:val="fr_FR" w:bidi="fr_FR"/>
+        </w:rPr>
+      </w:r>
+      <w:r>
+        <w:rPr>
+          <w:b/>
+          <w:lang w:val="fr_FR" w:bidi="fr_FR"/>
+        </w:rPr>
+        <w:t>ἐνώπιον πολλῶν μαρτύρων</w:t>
+      </w:r>
+    </w:p>
+    <w:p>
+      <w:pPr/>
+      <w:r>
+        <w:rPr>
+          <w:lang w:val="fr_FR" w:bidi="fr_FR"/>
+        </w:rPr>
+      </w:r>
+      <w:r>
+        <w:rPr>
+          <w:b/>
+          <w:lang w:val="fr_FR" w:bidi="fr_FR"/>
+        </w:rPr>
+        <w:t>« en présence d'un grand nombre de témoins »</w:t>
+      </w:r>
+    </w:p>
+    <w:p>
+      <w:pPr/>
+      <w:r>
+        <w:rPr>
+          <w:lang w:val="fr_FR" w:bidi="fr_FR"/>
+        </w:rPr>
+      </w:r>
+      <w:r>
+        <w:rPr>
+          <w:lang w:val="fr_FR" w:bidi="fr_FR"/>
+        </w:rPr>
+        <w:t xml:space="preserve">Ici, Paul sous-entend que la </w:t>
+      </w:r>
+      <w:r>
+        <w:rPr>
+          <w:b/>
+          <w:lang w:val="fr_FR" w:bidi="fr_FR"/>
+        </w:rPr>
+        <w:t>confession</w:t>
+      </w:r>
+      <w:r>
+        <w:rPr>
+          <w:lang w:val="fr_FR" w:bidi="fr_FR"/>
+        </w:rPr>
+        <w:t xml:space="preserve"> de foi de Timothée était engageante parce que ces </w:t>
+      </w:r>
+      <w:r>
+        <w:rPr>
+          <w:b/>
+          <w:lang w:val="fr_FR" w:bidi="fr_FR"/>
+        </w:rPr>
+        <w:t>témoins</w:t>
+      </w:r>
+      <w:r>
+        <w:rPr>
+          <w:lang w:val="fr_FR" w:bidi="fr_FR"/>
+        </w:rPr>
+        <w:t xml:space="preserve"> étaient présents et pouvaient en attester. Dans votre traduction, vous pouvez utiliser une expression dans votre langue pour parler d'un engagement officiel et public. Traduction alternative : « pendant que beaucoup regardaient » ou « de façon publique et engageante ».</w:t>
+      </w:r>
+    </w:p>
+    <w:p>
+      <w:pPr/>
+      <w:r>
+        <w:rPr>
+          <w:lang w:val="fr_FR" w:bidi="fr_FR"/>
+        </w:rPr>
+      </w:r>
+      <w:r>
+        <w:rPr>
+          <w:lang w:val="fr_FR" w:bidi="fr_FR"/>
+        </w:rPr>
+        <w:t xml:space="preserve">Voir : </w:t>
+      </w:r>
+      <w:r>
+        <w:rPr>
+          <w:lang w:val="fr_FR" w:bidi="fr_FR"/>
+        </w:rPr>
+        <w:t>Connaissances présumées et informations sous-entendues</w:t>
+      </w:r>
+      <w:r>
+        <w:rPr>
+          <w:lang w:val="fr_FR" w:bidi="fr_FR"/>
+        </w:rPr>
+      </w:r>
+      <w:r>
+        <w:rPr>
+          <w:lang w:val="fr_FR" w:bidi="fr_FR"/>
+        </w:rPr>
+      </w:r>
+    </w:p>
+    <w:p>
+      <w:pPr/>
+      <w:r>
+        <w:rPr>
+          <w:lang w:val="fr_FR" w:bidi="fr_FR"/>
+        </w:rPr>
+      </w:r>
+    </w:p>
+    <w:p>
+      <w:pPr>
+        <w:pStyle w:val="Heading2"/>
+      </w:pPr>
+      <w:r>
+        <w:rPr>
+          <w:lang w:val="fr_FR" w:bidi="fr_FR"/>
+        </w:rPr>
         <w:t>1 Timothée 6.13 (#1)</w:t>
       </w:r>
       <w:r>
@@ -64014,7 +65582,7 @@
         </w:rPr>
         <w:t xml:space="preserve"> en lui donnant un ordre. Utilisez une manière plus naturelle dans votre langue pour exprimer un serment. Regardez comment vous avez exprimé le même serment en </w:t>
       </w:r>
-      <w:hyperlink r:id="rId60">
+      <w:hyperlink r:id="rId61">
         <w:r>
           <w:rPr>
             <w:lang w:val="fr_FR" w:bidi="fr_FR"/>
@@ -65318,7 +66886,7 @@
         </w:rPr>
         <w:t xml:space="preserve"> indique que l'apparition de Jésus se produira à un moment précis. Regardez comment vous avez traduit cette expression en </w:t>
       </w:r>
-      <w:hyperlink r:id="rId61">
+      <w:hyperlink r:id="rId62">
         <w:r>
           <w:rPr>
             <w:lang w:val="fr_FR" w:bidi="fr_FR"/>
@@ -65631,69 +67199,54 @@
         <w:rPr>
           <w:lang w:val="fr_FR" w:bidi="fr_FR"/>
         </w:rPr>
-        <w:t>1 Timothée 6.16 (#1)</w:t>
-      </w:r>
-      <w:r>
-        <w:rPr>
-          <w:lang w:val="fr_FR" w:bidi="fr_FR"/>
-        </w:rPr>
-      </w:r>
-    </w:p>
-    <w:p>
-      <w:pPr/>
-      <w:r>
-        <w:rPr>
-          <w:lang w:val="fr_FR" w:bidi="fr_FR"/>
-        </w:rPr>
-      </w:r>
-      <w:r>
-        <w:rPr>
-          <w:b/>
-          <w:lang w:val="fr_FR" w:bidi="fr_FR"/>
-        </w:rPr>
-        <w:t>ὁ μόνος ἔχων ἀθανασίαν</w:t>
-      </w:r>
-    </w:p>
-    <w:p>
-      <w:pPr/>
-      <w:r>
-        <w:rPr>
-          <w:lang w:val="fr_FR" w:bidi="fr_FR"/>
-        </w:rPr>
-      </w:r>
-      <w:r>
-        <w:rPr>
-          <w:b/>
-          <w:lang w:val="fr_FR" w:bidi="fr_FR"/>
-        </w:rPr>
-        <w:t>« qui seul possède l'immortalité »</w:t>
-      </w:r>
-    </w:p>
-    <w:p>
-      <w:pPr/>
-      <w:r>
-        <w:rPr>
-          <w:lang w:val="fr_FR" w:bidi="fr_FR"/>
-        </w:rPr>
-      </w:r>
-      <w:r>
-        <w:rPr>
-          <w:lang w:val="fr_FR" w:bidi="fr_FR"/>
-        </w:rPr>
-        <w:t xml:space="preserve">Ici, Paul veut dire que Dieu est </w:t>
-      </w:r>
-      <w:r>
-        <w:rPr>
-          <w:b/>
-          <w:lang w:val="fr_FR" w:bidi="fr_FR"/>
-        </w:rPr>
-        <w:t>le seul</w:t>
-      </w:r>
-      <w:r>
-        <w:rPr>
-          <w:lang w:val="fr_FR" w:bidi="fr_FR"/>
-        </w:rPr>
-        <w:t xml:space="preserve"> qui ait existé et existera toujours. Il ne mourra jamais et ne cessera jamais d'exister. Les chrétiens croient que ceux qui ont confiance en Jésus vivront éternellement, mais c'est Dieu qui le leur permet. Ainsi, Dieu est le seul à vivre éternellement sans l'aide ou le pouvoir de quelqu'un d'autre. Si c'est utile dans votre langue, vous pouvez formuler la chose de façon plus explicite. Traduction alternative : « le seul qui ait toujours existé » ou « le seul qui soit de lui-même immortel ».</w:t>
+        <w:t>1 Timothée 6.15 (#3)</w:t>
+      </w:r>
+      <w:r>
+        <w:rPr>
+          <w:lang w:val="fr_FR" w:bidi="fr_FR"/>
+        </w:rPr>
+      </w:r>
+    </w:p>
+    <w:p>
+      <w:pPr/>
+      <w:r>
+        <w:rPr>
+          <w:lang w:val="fr_FR" w:bidi="fr_FR"/>
+        </w:rPr>
+      </w:r>
+      <w:r>
+        <w:rPr>
+          <w:b/>
+          <w:lang w:val="fr_FR" w:bidi="fr_FR"/>
+        </w:rPr>
+        <w:t>« le bienheureux »</w:t>
+      </w:r>
+    </w:p>
+    <w:p>
+      <w:pPr/>
+      <w:r>
+        <w:rPr>
+          <w:lang w:val="fr_FR" w:bidi="fr_FR"/>
+        </w:rPr>
+      </w:r>
+      <w:r>
+        <w:rPr>
+          <w:lang w:val="fr_FR" w:bidi="fr_FR"/>
+        </w:rPr>
+        <w:t xml:space="preserve">Dans certaines langues, le mot traduit </w:t>
+      </w:r>
+      <w:r>
+        <w:rPr>
+          <w:b/>
+          <w:lang w:val="fr_FR" w:bidi="fr_FR"/>
+        </w:rPr>
+        <w:t>bienheureux</w:t>
+      </w:r>
+      <w:r>
+        <w:rPr>
+          <w:lang w:val="fr_FR" w:bidi="fr_FR"/>
+        </w:rPr>
+        <w:t xml:space="preserve"> dans la LSG sera mieux traduit par une forme passive et dans d'autres, par une forme active ou autre. Choisissez la forme la plus naturelle dans votre langue. Si vous devez préciser qui fait l'action, il est clair que ce sont les croyants qui bénissent Dieu. Traduction alternative : « le seul Souverain que les croyants bénissent » ou « le seul souverain béni des croyants ».</w:t>
       </w:r>
     </w:p>
     <w:p>
@@ -65713,7 +67266,7 @@
         <w:rPr>
           <w:lang w:val="fr_FR" w:bidi="fr_FR"/>
         </w:rPr>
-        <w:t>Connaissances présumées et informations sous-entendues</w:t>
+        <w:t>Actif ou passif</w:t>
       </w:r>
       <w:r>
         <w:rPr>
@@ -65742,69 +67295,69 @@
         <w:rPr>
           <w:lang w:val="fr_FR" w:bidi="fr_FR"/>
         </w:rPr>
-        <w:t>1 Timothée 6.16 (#2)</w:t>
-      </w:r>
-      <w:r>
-        <w:rPr>
-          <w:lang w:val="fr_FR" w:bidi="fr_FR"/>
-        </w:rPr>
-      </w:r>
-    </w:p>
-    <w:p>
-      <w:pPr/>
-      <w:r>
-        <w:rPr>
-          <w:lang w:val="fr_FR" w:bidi="fr_FR"/>
-        </w:rPr>
-      </w:r>
-      <w:r>
-        <w:rPr>
-          <w:b/>
-          <w:lang w:val="fr_FR" w:bidi="fr_FR"/>
-        </w:rPr>
-        <w:t>ἔχων ἀθανασίαν</w:t>
-      </w:r>
-    </w:p>
-    <w:p>
-      <w:pPr/>
-      <w:r>
-        <w:rPr>
-          <w:lang w:val="fr_FR" w:bidi="fr_FR"/>
-        </w:rPr>
-      </w:r>
-      <w:r>
-        <w:rPr>
-          <w:b/>
-          <w:lang w:val="fr_FR" w:bidi="fr_FR"/>
-        </w:rPr>
-        <w:t>« possède l'immortalité »</w:t>
-      </w:r>
-    </w:p>
-    <w:p>
-      <w:pPr/>
-      <w:r>
-        <w:rPr>
-          <w:lang w:val="fr_FR" w:bidi="fr_FR"/>
-        </w:rPr>
-      </w:r>
-      <w:r>
-        <w:rPr>
-          <w:lang w:val="fr_FR" w:bidi="fr_FR"/>
-        </w:rPr>
-        <w:t>Si votre langue n'utilise pas de nom abstrait pour l'idée d</w:t>
-      </w:r>
-      <w:r>
-        <w:rPr>
-          <w:b/>
-          <w:lang w:val="fr_FR" w:bidi="fr_FR"/>
-        </w:rPr>
-        <w:t>'immortalité</w:t>
-      </w:r>
-      <w:r>
-        <w:rPr>
-          <w:lang w:val="fr_FR" w:bidi="fr_FR"/>
-        </w:rPr>
-        <w:t>, vous pouvez exprimer cette idée d'une autre manière. Traduction alternative : « qui est immortel »</w:t>
+        <w:t>1 Timothée 6.16 (#1)</w:t>
+      </w:r>
+      <w:r>
+        <w:rPr>
+          <w:lang w:val="fr_FR" w:bidi="fr_FR"/>
+        </w:rPr>
+      </w:r>
+    </w:p>
+    <w:p>
+      <w:pPr/>
+      <w:r>
+        <w:rPr>
+          <w:lang w:val="fr_FR" w:bidi="fr_FR"/>
+        </w:rPr>
+      </w:r>
+      <w:r>
+        <w:rPr>
+          <w:b/>
+          <w:lang w:val="fr_FR" w:bidi="fr_FR"/>
+        </w:rPr>
+        <w:t>ὁ μόνος ἔχων ἀθανασίαν</w:t>
+      </w:r>
+    </w:p>
+    <w:p>
+      <w:pPr/>
+      <w:r>
+        <w:rPr>
+          <w:lang w:val="fr_FR" w:bidi="fr_FR"/>
+        </w:rPr>
+      </w:r>
+      <w:r>
+        <w:rPr>
+          <w:b/>
+          <w:lang w:val="fr_FR" w:bidi="fr_FR"/>
+        </w:rPr>
+        <w:t>« qui seul possède l'immortalité »</w:t>
+      </w:r>
+    </w:p>
+    <w:p>
+      <w:pPr/>
+      <w:r>
+        <w:rPr>
+          <w:lang w:val="fr_FR" w:bidi="fr_FR"/>
+        </w:rPr>
+      </w:r>
+      <w:r>
+        <w:rPr>
+          <w:lang w:val="fr_FR" w:bidi="fr_FR"/>
+        </w:rPr>
+        <w:t xml:space="preserve">Ici, Paul veut dire que Dieu est </w:t>
+      </w:r>
+      <w:r>
+        <w:rPr>
+          <w:b/>
+          <w:lang w:val="fr_FR" w:bidi="fr_FR"/>
+        </w:rPr>
+        <w:t>le seul</w:t>
+      </w:r>
+      <w:r>
+        <w:rPr>
+          <w:lang w:val="fr_FR" w:bidi="fr_FR"/>
+        </w:rPr>
+        <w:t xml:space="preserve"> qui ait existé et existera toujours. Il ne mourra jamais et ne cessera jamais d'exister. Les chrétiens croient que ceux qui ont confiance en Jésus vivront éternellement, mais c'est Dieu qui le leur permet. Ainsi, Dieu est le seul à vivre éternellement sans l'aide ou le pouvoir de quelqu'un d'autre. Si c'est utile dans votre langue, vous pouvez formuler la chose de façon plus explicite. Traduction alternative : « le seul qui ait toujours existé » ou « le seul qui soit de lui-même immortel ».</w:t>
       </w:r>
     </w:p>
     <w:p>
@@ -65824,7 +67377,7 @@
         <w:rPr>
           <w:lang w:val="fr_FR" w:bidi="fr_FR"/>
         </w:rPr>
-        <w:t>Les noms abstraits</w:t>
+        <w:t>Connaissances présumées et informations sous-entendues</w:t>
       </w:r>
       <w:r>
         <w:rPr>
@@ -65853,82 +67406,69 @@
         <w:rPr>
           <w:lang w:val="fr_FR" w:bidi="fr_FR"/>
         </w:rPr>
-        <w:t>1 Timothée 6.16 (#3)</w:t>
-      </w:r>
-      <w:r>
-        <w:rPr>
-          <w:lang w:val="fr_FR" w:bidi="fr_FR"/>
-        </w:rPr>
-      </w:r>
-    </w:p>
-    <w:p>
-      <w:pPr/>
-      <w:r>
-        <w:rPr>
-          <w:lang w:val="fr_FR" w:bidi="fr_FR"/>
-        </w:rPr>
-      </w:r>
-      <w:r>
-        <w:rPr>
-          <w:b/>
-          <w:lang w:val="fr_FR" w:bidi="fr_FR"/>
-        </w:rPr>
-        <w:t>φῶς οἰκῶν ἀπρόσιτον</w:t>
-      </w:r>
-    </w:p>
-    <w:p>
-      <w:pPr/>
-      <w:r>
-        <w:rPr>
-          <w:lang w:val="fr_FR" w:bidi="fr_FR"/>
-        </w:rPr>
-      </w:r>
-      <w:r>
-        <w:rPr>
-          <w:b/>
-          <w:lang w:val="fr_FR" w:bidi="fr_FR"/>
-        </w:rPr>
-        <w:t>« qui habite une lumière inaccessible »</w:t>
-      </w:r>
-    </w:p>
-    <w:p>
-      <w:pPr/>
-      <w:r>
-        <w:rPr>
-          <w:lang w:val="fr_FR" w:bidi="fr_FR"/>
-        </w:rPr>
-      </w:r>
-      <w:r>
-        <w:rPr>
-          <w:lang w:val="fr_FR" w:bidi="fr_FR"/>
-        </w:rPr>
-        <w:t xml:space="preserve">Ici, Paul décrit la </w:t>
-      </w:r>
-      <w:r>
-        <w:rPr>
-          <w:b/>
-          <w:lang w:val="fr_FR" w:bidi="fr_FR"/>
-        </w:rPr>
-        <w:t>lumière</w:t>
-      </w:r>
-      <w:r>
-        <w:rPr>
-          <w:lang w:val="fr_FR" w:bidi="fr_FR"/>
-        </w:rPr>
-        <w:t xml:space="preserve"> qui remplit la demeure de Dieu dans le ciel. Personne ne peut s'approcher de cet endroit à cause de l'éclat de cette </w:t>
-      </w:r>
-      <w:r>
-        <w:rPr>
-          <w:b/>
-          <w:lang w:val="fr_FR" w:bidi="fr_FR"/>
-        </w:rPr>
-        <w:t>lumière</w:t>
-      </w:r>
-      <w:r>
-        <w:rPr>
-          <w:lang w:val="fr_FR" w:bidi="fr_FR"/>
-        </w:rPr>
-        <w:t>. Si c'est utile dans votre langue, vous pouvez préciser que Paul fait référence à la demeure de Dieu dans le ciel. Traduction alternative : « qui vit au ciel dans une lumière si éclatante que personne ne peut s'en approcher ».</w:t>
+        <w:t>1 Timothée 6.16 (#2)</w:t>
+      </w:r>
+      <w:r>
+        <w:rPr>
+          <w:lang w:val="fr_FR" w:bidi="fr_FR"/>
+        </w:rPr>
+      </w:r>
+    </w:p>
+    <w:p>
+      <w:pPr/>
+      <w:r>
+        <w:rPr>
+          <w:lang w:val="fr_FR" w:bidi="fr_FR"/>
+        </w:rPr>
+      </w:r>
+      <w:r>
+        <w:rPr>
+          <w:b/>
+          <w:lang w:val="fr_FR" w:bidi="fr_FR"/>
+        </w:rPr>
+        <w:t>ἔχων ἀθανασίαν</w:t>
+      </w:r>
+    </w:p>
+    <w:p>
+      <w:pPr/>
+      <w:r>
+        <w:rPr>
+          <w:lang w:val="fr_FR" w:bidi="fr_FR"/>
+        </w:rPr>
+      </w:r>
+      <w:r>
+        <w:rPr>
+          <w:b/>
+          <w:lang w:val="fr_FR" w:bidi="fr_FR"/>
+        </w:rPr>
+        <w:t>« possède l'immortalité »</w:t>
+      </w:r>
+    </w:p>
+    <w:p>
+      <w:pPr/>
+      <w:r>
+        <w:rPr>
+          <w:lang w:val="fr_FR" w:bidi="fr_FR"/>
+        </w:rPr>
+      </w:r>
+      <w:r>
+        <w:rPr>
+          <w:lang w:val="fr_FR" w:bidi="fr_FR"/>
+        </w:rPr>
+        <w:t>Si votre langue n'utilise pas de nom abstrait pour l'idée d</w:t>
+      </w:r>
+      <w:r>
+        <w:rPr>
+          <w:b/>
+          <w:lang w:val="fr_FR" w:bidi="fr_FR"/>
+        </w:rPr>
+        <w:t>'immortalité</w:t>
+      </w:r>
+      <w:r>
+        <w:rPr>
+          <w:lang w:val="fr_FR" w:bidi="fr_FR"/>
+        </w:rPr>
+        <w:t>, vous pouvez exprimer cette idée d'une autre manière. Traduction alternative : « qui est immortel »</w:t>
       </w:r>
     </w:p>
     <w:p>
@@ -65948,7 +67488,7 @@
         <w:rPr>
           <w:lang w:val="fr_FR" w:bidi="fr_FR"/>
         </w:rPr>
-        <w:t>Connaissances présumées et informations sous-entendues</w:t>
+        <w:t>Les noms abstraits</w:t>
       </w:r>
       <w:r>
         <w:rPr>
@@ -65977,69 +67517,82 @@
         <w:rPr>
           <w:lang w:val="fr_FR" w:bidi="fr_FR"/>
         </w:rPr>
-        <w:t>1 Timothée 6.16 (#4)</w:t>
-      </w:r>
-      <w:r>
-        <w:rPr>
-          <w:lang w:val="fr_FR" w:bidi="fr_FR"/>
-        </w:rPr>
-      </w:r>
-    </w:p>
-    <w:p>
-      <w:pPr/>
-      <w:r>
-        <w:rPr>
-          <w:lang w:val="fr_FR" w:bidi="fr_FR"/>
-        </w:rPr>
-      </w:r>
-      <w:r>
-        <w:rPr>
-          <w:b/>
-          <w:lang w:val="fr_FR" w:bidi="fr_FR"/>
-        </w:rPr>
-        <w:t>οὐδεὶς ἀνθρώπων</w:t>
-      </w:r>
-    </w:p>
-    <w:p>
-      <w:pPr/>
-      <w:r>
-        <w:rPr>
-          <w:lang w:val="fr_FR" w:bidi="fr_FR"/>
-        </w:rPr>
-      </w:r>
-      <w:r>
-        <w:rPr>
-          <w:b/>
-          <w:lang w:val="fr_FR" w:bidi="fr_FR"/>
-        </w:rPr>
-        <w:t>« nul homme »</w:t>
-      </w:r>
-    </w:p>
-    <w:p>
-      <w:pPr/>
-      <w:r>
-        <w:rPr>
-          <w:lang w:val="fr_FR" w:bidi="fr_FR"/>
-        </w:rPr>
-      </w:r>
-      <w:r>
-        <w:rPr>
-          <w:lang w:val="fr_FR" w:bidi="fr_FR"/>
-        </w:rPr>
-        <w:t xml:space="preserve">Bien que le terme </w:t>
-      </w:r>
-      <w:r>
-        <w:rPr>
-          <w:b/>
-          <w:lang w:val="fr_FR" w:bidi="fr_FR"/>
-        </w:rPr>
-        <w:t>hommes</w:t>
-      </w:r>
-      <w:r>
-        <w:rPr>
-          <w:lang w:val="fr_FR" w:bidi="fr_FR"/>
-        </w:rPr>
-        <w:t xml:space="preserve"> soit masculin, Paul utilise ce mot dans un sens générique qui inclut tous les humains, à la fois les hommes et les femmes. Si c'est utile dans votre langue, vous pouvez formuler la chose de façon plus explicite. Traduction alternative : « personne parmi les humains » ou « aucun être humain »</w:t>
+        <w:t>1 Timothée 6.16 (#3)</w:t>
+      </w:r>
+      <w:r>
+        <w:rPr>
+          <w:lang w:val="fr_FR" w:bidi="fr_FR"/>
+        </w:rPr>
+      </w:r>
+    </w:p>
+    <w:p>
+      <w:pPr/>
+      <w:r>
+        <w:rPr>
+          <w:lang w:val="fr_FR" w:bidi="fr_FR"/>
+        </w:rPr>
+      </w:r>
+      <w:r>
+        <w:rPr>
+          <w:b/>
+          <w:lang w:val="fr_FR" w:bidi="fr_FR"/>
+        </w:rPr>
+        <w:t>φῶς οἰκῶν ἀπρόσιτον</w:t>
+      </w:r>
+    </w:p>
+    <w:p>
+      <w:pPr/>
+      <w:r>
+        <w:rPr>
+          <w:lang w:val="fr_FR" w:bidi="fr_FR"/>
+        </w:rPr>
+      </w:r>
+      <w:r>
+        <w:rPr>
+          <w:b/>
+          <w:lang w:val="fr_FR" w:bidi="fr_FR"/>
+        </w:rPr>
+        <w:t>« qui habite une lumière inaccessible »</w:t>
+      </w:r>
+    </w:p>
+    <w:p>
+      <w:pPr/>
+      <w:r>
+        <w:rPr>
+          <w:lang w:val="fr_FR" w:bidi="fr_FR"/>
+        </w:rPr>
+      </w:r>
+      <w:r>
+        <w:rPr>
+          <w:lang w:val="fr_FR" w:bidi="fr_FR"/>
+        </w:rPr>
+        <w:t xml:space="preserve">Ici, Paul décrit la </w:t>
+      </w:r>
+      <w:r>
+        <w:rPr>
+          <w:b/>
+          <w:lang w:val="fr_FR" w:bidi="fr_FR"/>
+        </w:rPr>
+        <w:t>lumière</w:t>
+      </w:r>
+      <w:r>
+        <w:rPr>
+          <w:lang w:val="fr_FR" w:bidi="fr_FR"/>
+        </w:rPr>
+        <w:t xml:space="preserve"> qui remplit la demeure de Dieu dans le ciel. Personne ne peut s'approcher de cet endroit à cause de l'éclat de cette </w:t>
+      </w:r>
+      <w:r>
+        <w:rPr>
+          <w:b/>
+          <w:lang w:val="fr_FR" w:bidi="fr_FR"/>
+        </w:rPr>
+        <w:t>lumière</w:t>
+      </w:r>
+      <w:r>
+        <w:rPr>
+          <w:lang w:val="fr_FR" w:bidi="fr_FR"/>
+        </w:rPr>
+        <w:t>. Si c'est utile dans votre langue, vous pouvez préciser que Paul fait référence à la demeure de Dieu dans le ciel. Traduction alternative : « qui vit au ciel dans une lumière si éclatante que personne ne peut s'en approcher ».</w:t>
       </w:r>
     </w:p>
     <w:p>
@@ -66059,7 +67612,7 @@
         <w:rPr>
           <w:lang w:val="fr_FR" w:bidi="fr_FR"/>
         </w:rPr>
-        <w:t>Quand des mots masculins incluent les femmes</w:t>
+        <w:t>Connaissances présumées et informations sous-entendues</w:t>
       </w:r>
       <w:r>
         <w:rPr>
@@ -66088,82 +67641,69 @@
         <w:rPr>
           <w:lang w:val="fr_FR" w:bidi="fr_FR"/>
         </w:rPr>
-        <w:t>1 Timothée 6.16 (#6)</w:t>
-      </w:r>
-      <w:r>
-        <w:rPr>
-          <w:lang w:val="fr_FR" w:bidi="fr_FR"/>
-        </w:rPr>
-      </w:r>
-    </w:p>
-    <w:p>
-      <w:pPr/>
-      <w:r>
-        <w:rPr>
-          <w:lang w:val="fr_FR" w:bidi="fr_FR"/>
-        </w:rPr>
-      </w:r>
-      <w:r>
-        <w:rPr>
-          <w:b/>
-          <w:lang w:val="fr_FR" w:bidi="fr_FR"/>
-        </w:rPr>
-        <w:t>ἰδεῖν &amp; ᾧ τιμὴ καὶ κράτος αἰώνιον</w:t>
-      </w:r>
-    </w:p>
-    <w:p>
-      <w:pPr/>
-      <w:r>
-        <w:rPr>
-          <w:lang w:val="fr_FR" w:bidi="fr_FR"/>
-        </w:rPr>
-      </w:r>
-      <w:r>
-        <w:rPr>
-          <w:b/>
-          <w:lang w:val="fr_FR" w:bidi="fr_FR"/>
-        </w:rPr>
-        <w:t>« à qui appartiennent l'honneur et la puissance éternelle »</w:t>
-      </w:r>
-    </w:p>
-    <w:p>
-      <w:pPr/>
-      <w:r>
-        <w:rPr>
-          <w:lang w:val="fr_FR" w:bidi="fr_FR"/>
-        </w:rPr>
-      </w:r>
-      <w:r>
-        <w:rPr>
-          <w:lang w:val="fr_FR" w:bidi="fr_FR"/>
-        </w:rPr>
-        <w:t>Si votre langue n'utilise pas de noms abstraits pour les idées d'</w:t>
-      </w:r>
-      <w:r>
-        <w:rPr>
-          <w:b/>
-          <w:lang w:val="fr_FR" w:bidi="fr_FR"/>
-        </w:rPr>
-        <w:t>honneur</w:t>
-      </w:r>
-      <w:r>
-        <w:rPr>
-          <w:lang w:val="fr_FR" w:bidi="fr_FR"/>
-        </w:rPr>
-        <w:t xml:space="preserve"> et de </w:t>
-      </w:r>
-      <w:r>
-        <w:rPr>
-          <w:b/>
-          <w:lang w:val="fr_FR" w:bidi="fr_FR"/>
-        </w:rPr>
-        <w:t>puissance</w:t>
-      </w:r>
-      <w:r>
-        <w:rPr>
-          <w:lang w:val="fr_FR" w:bidi="fr_FR"/>
-        </w:rPr>
-        <w:t>, vous pouvez exprimer ces idées d'une autre manière. Traduction alternative : « ne peut voir. Qu'il soit honoré et toujours puissant »</w:t>
+        <w:t>1 Timothée 6.16 (#4)</w:t>
+      </w:r>
+      <w:r>
+        <w:rPr>
+          <w:lang w:val="fr_FR" w:bidi="fr_FR"/>
+        </w:rPr>
+      </w:r>
+    </w:p>
+    <w:p>
+      <w:pPr/>
+      <w:r>
+        <w:rPr>
+          <w:lang w:val="fr_FR" w:bidi="fr_FR"/>
+        </w:rPr>
+      </w:r>
+      <w:r>
+        <w:rPr>
+          <w:b/>
+          <w:lang w:val="fr_FR" w:bidi="fr_FR"/>
+        </w:rPr>
+        <w:t>οὐδεὶς ἀνθρώπων</w:t>
+      </w:r>
+    </w:p>
+    <w:p>
+      <w:pPr/>
+      <w:r>
+        <w:rPr>
+          <w:lang w:val="fr_FR" w:bidi="fr_FR"/>
+        </w:rPr>
+      </w:r>
+      <w:r>
+        <w:rPr>
+          <w:b/>
+          <w:lang w:val="fr_FR" w:bidi="fr_FR"/>
+        </w:rPr>
+        <w:t>« nul homme »</w:t>
+      </w:r>
+    </w:p>
+    <w:p>
+      <w:pPr/>
+      <w:r>
+        <w:rPr>
+          <w:lang w:val="fr_FR" w:bidi="fr_FR"/>
+        </w:rPr>
+      </w:r>
+      <w:r>
+        <w:rPr>
+          <w:lang w:val="fr_FR" w:bidi="fr_FR"/>
+        </w:rPr>
+        <w:t xml:space="preserve">Bien que le terme </w:t>
+      </w:r>
+      <w:r>
+        <w:rPr>
+          <w:b/>
+          <w:lang w:val="fr_FR" w:bidi="fr_FR"/>
+        </w:rPr>
+        <w:t>hommes</w:t>
+      </w:r>
+      <w:r>
+        <w:rPr>
+          <w:lang w:val="fr_FR" w:bidi="fr_FR"/>
+        </w:rPr>
+        <w:t xml:space="preserve"> soit masculin, Paul utilise ce mot dans un sens générique qui inclut tous les humains, à la fois les hommes et les femmes. Si c'est utile dans votre langue, vous pouvez formuler la chose de façon plus explicite. Traduction alternative : « personne parmi les humains » ou « aucun être humain »</w:t>
       </w:r>
     </w:p>
     <w:p>
@@ -66183,7 +67723,7 @@
         <w:rPr>
           <w:lang w:val="fr_FR" w:bidi="fr_FR"/>
         </w:rPr>
-        <w:t>Les noms abstraits</w:t>
+        <w:t>Quand des mots masculins incluent les femmes</w:t>
       </w:r>
       <w:r>
         <w:rPr>
@@ -66212,69 +67752,82 @@
         <w:rPr>
           <w:lang w:val="fr_FR" w:bidi="fr_FR"/>
         </w:rPr>
-        <w:t>1 Timothée 6.17 (#1)</w:t>
-      </w:r>
-      <w:r>
-        <w:rPr>
-          <w:lang w:val="fr_FR" w:bidi="fr_FR"/>
-        </w:rPr>
-      </w:r>
-    </w:p>
-    <w:p>
-      <w:pPr/>
-      <w:r>
-        <w:rPr>
-          <w:lang w:val="fr_FR" w:bidi="fr_FR"/>
-        </w:rPr>
-      </w:r>
-      <w:r>
-        <w:rPr>
-          <w:b/>
-          <w:lang w:val="fr_FR" w:bidi="fr_FR"/>
-        </w:rPr>
-        <w:t>τοῖς πλουσίοις</w:t>
-      </w:r>
-    </w:p>
-    <w:p>
-      <w:pPr/>
-      <w:r>
-        <w:rPr>
-          <w:lang w:val="fr_FR" w:bidi="fr_FR"/>
-        </w:rPr>
-      </w:r>
-      <w:r>
-        <w:rPr>
-          <w:b/>
-          <w:lang w:val="fr_FR" w:bidi="fr_FR"/>
-        </w:rPr>
-        <w:t>« aux riches »</w:t>
-      </w:r>
-    </w:p>
-    <w:p>
-      <w:pPr/>
-      <w:r>
-        <w:rPr>
-          <w:lang w:val="fr_FR" w:bidi="fr_FR"/>
-        </w:rPr>
-      </w:r>
-      <w:r>
-        <w:rPr>
-          <w:lang w:val="fr_FR" w:bidi="fr_FR"/>
-        </w:rPr>
-        <w:t xml:space="preserve">Paul utilise l'adjectif </w:t>
-      </w:r>
-      <w:r>
-        <w:rPr>
-          <w:b/>
-          <w:lang w:val="fr_FR" w:bidi="fr_FR"/>
-        </w:rPr>
-        <w:t>riches</w:t>
-      </w:r>
-      <w:r>
-        <w:rPr>
-          <w:lang w:val="fr_FR" w:bidi="fr_FR"/>
-        </w:rPr>
-        <w:t xml:space="preserve"> comme un nom pour désigner les personnes riches. Votre langue utilise peut-être les adjectifs de la même façon. Sinon, vous pouvez traduire ce mot par une expression équivalente. Traduction alternative : « personnes qui sont riches »</w:t>
+        <w:t>1 Timothée 6.16 (#6)</w:t>
+      </w:r>
+      <w:r>
+        <w:rPr>
+          <w:lang w:val="fr_FR" w:bidi="fr_FR"/>
+        </w:rPr>
+      </w:r>
+    </w:p>
+    <w:p>
+      <w:pPr/>
+      <w:r>
+        <w:rPr>
+          <w:lang w:val="fr_FR" w:bidi="fr_FR"/>
+        </w:rPr>
+      </w:r>
+      <w:r>
+        <w:rPr>
+          <w:b/>
+          <w:lang w:val="fr_FR" w:bidi="fr_FR"/>
+        </w:rPr>
+        <w:t>ἰδεῖν &amp; ᾧ τιμὴ καὶ κράτος αἰώνιον</w:t>
+      </w:r>
+    </w:p>
+    <w:p>
+      <w:pPr/>
+      <w:r>
+        <w:rPr>
+          <w:lang w:val="fr_FR" w:bidi="fr_FR"/>
+        </w:rPr>
+      </w:r>
+      <w:r>
+        <w:rPr>
+          <w:b/>
+          <w:lang w:val="fr_FR" w:bidi="fr_FR"/>
+        </w:rPr>
+        <w:t>« à qui appartiennent l'honneur et la puissance éternelle »</w:t>
+      </w:r>
+    </w:p>
+    <w:p>
+      <w:pPr/>
+      <w:r>
+        <w:rPr>
+          <w:lang w:val="fr_FR" w:bidi="fr_FR"/>
+        </w:rPr>
+      </w:r>
+      <w:r>
+        <w:rPr>
+          <w:lang w:val="fr_FR" w:bidi="fr_FR"/>
+        </w:rPr>
+        <w:t>Si votre langue n'utilise pas de noms abstraits pour les idées d'</w:t>
+      </w:r>
+      <w:r>
+        <w:rPr>
+          <w:b/>
+          <w:lang w:val="fr_FR" w:bidi="fr_FR"/>
+        </w:rPr>
+        <w:t>honneur</w:t>
+      </w:r>
+      <w:r>
+        <w:rPr>
+          <w:lang w:val="fr_FR" w:bidi="fr_FR"/>
+        </w:rPr>
+        <w:t xml:space="preserve"> et de </w:t>
+      </w:r>
+      <w:r>
+        <w:rPr>
+          <w:b/>
+          <w:lang w:val="fr_FR" w:bidi="fr_FR"/>
+        </w:rPr>
+        <w:t>puissance</w:t>
+      </w:r>
+      <w:r>
+        <w:rPr>
+          <w:lang w:val="fr_FR" w:bidi="fr_FR"/>
+        </w:rPr>
+        <w:t>, vous pouvez exprimer ces idées d'une autre manière. Traduction alternative : « ne peut voir. Qu'il soit honoré et toujours puissant »</w:t>
       </w:r>
     </w:p>
     <w:p>
@@ -66294,7 +67847,7 @@
         <w:rPr>
           <w:lang w:val="fr_FR" w:bidi="fr_FR"/>
         </w:rPr>
-        <w:t>Adjectif substantivé</w:t>
+        <w:t>Les noms abstraits</w:t>
       </w:r>
       <w:r>
         <w:rPr>
@@ -66323,69 +67876,114 @@
         <w:rPr>
           <w:lang w:val="fr_FR" w:bidi="fr_FR"/>
         </w:rPr>
-        <w:t>1 Timothée 6.17 (#2)</w:t>
-      </w:r>
-      <w:r>
-        <w:rPr>
-          <w:lang w:val="fr_FR" w:bidi="fr_FR"/>
-        </w:rPr>
-      </w:r>
-    </w:p>
-    <w:p>
-      <w:pPr/>
-      <w:r>
-        <w:rPr>
-          <w:lang w:val="fr_FR" w:bidi="fr_FR"/>
-        </w:rPr>
-      </w:r>
-      <w:r>
-        <w:rPr>
-          <w:b/>
-          <w:lang w:val="fr_FR" w:bidi="fr_FR"/>
-        </w:rPr>
-        <w:t>ἐν τῷ νῦν αἰῶνι</w:t>
-      </w:r>
-    </w:p>
-    <w:p>
-      <w:pPr/>
-      <w:r>
-        <w:rPr>
-          <w:lang w:val="fr_FR" w:bidi="fr_FR"/>
-        </w:rPr>
-      </w:r>
-      <w:r>
-        <w:rPr>
-          <w:b/>
-          <w:lang w:val="fr_FR" w:bidi="fr_FR"/>
-        </w:rPr>
-        <w:t>« du présent siècle »</w:t>
-      </w:r>
-    </w:p>
-    <w:p>
-      <w:pPr/>
-      <w:r>
-        <w:rPr>
-          <w:lang w:val="fr_FR" w:bidi="fr_FR"/>
-        </w:rPr>
-      </w:r>
-      <w:r>
-        <w:rPr>
-          <w:lang w:val="fr_FR" w:bidi="fr_FR"/>
-        </w:rPr>
-        <w:t xml:space="preserve">Ici, l'expression </w:t>
-      </w:r>
-      <w:r>
-        <w:rPr>
-          <w:b/>
-          <w:lang w:val="fr_FR" w:bidi="fr_FR"/>
-        </w:rPr>
-        <w:t xml:space="preserve">du présent siècle </w:t>
-      </w:r>
-      <w:r>
-        <w:rPr>
-          <w:lang w:val="fr_FR" w:bidi="fr_FR"/>
-        </w:rPr>
-        <w:t>renvoie à l'époque de Paul et de Timothée, c'est-à-dire avant que Jésus ne revienne et que Dieu transforme tout. Si c'est utile dans votre langue, vous pouvez utiliser une expression similaire ou formuler la chose de façon plus explicite. Traduction alternative : « de la période actuelle » ou « de ce temps avant le retour de Jésus ».</w:t>
+        <w:t>1 Timothée 6.16 (#5)</w:t>
+      </w:r>
+      <w:r>
+        <w:rPr>
+          <w:lang w:val="fr_FR" w:bidi="fr_FR"/>
+        </w:rPr>
+      </w:r>
+    </w:p>
+    <w:p>
+      <w:pPr/>
+      <w:r>
+        <w:rPr>
+          <w:lang w:val="fr_FR" w:bidi="fr_FR"/>
+        </w:rPr>
+      </w:r>
+      <w:r>
+        <w:rPr>
+          <w:b/>
+          <w:lang w:val="fr_FR" w:bidi="fr_FR"/>
+        </w:rPr>
+        <w:t>« l'honneur et la puissance éternelle »</w:t>
+      </w:r>
+    </w:p>
+    <w:p>
+      <w:pPr/>
+      <w:r>
+        <w:rPr>
+          <w:lang w:val="fr_FR" w:bidi="fr_FR"/>
+        </w:rPr>
+      </w:r>
+      <w:r>
+        <w:rPr>
+          <w:lang w:val="fr_FR" w:bidi="fr_FR"/>
+        </w:rPr>
+        <w:t xml:space="preserve">Ici, le mot traduit </w:t>
+      </w:r>
+      <w:r>
+        <w:rPr>
+          <w:b/>
+          <w:lang w:val="fr_FR" w:bidi="fr_FR"/>
+        </w:rPr>
+        <w:t>éternelle</w:t>
+      </w:r>
+      <w:r>
+        <w:rPr>
+          <w:lang w:val="fr_FR" w:bidi="fr_FR"/>
+        </w:rPr>
+        <w:t xml:space="preserve"> pourrait qualifier : </w:t>
+      </w:r>
+    </w:p>
+    <w:p>
+      <w:pPr>
+        <w:pStyle w:val="ListNumber"/>
+        <w:numPr>
+          <w:ilvl w:val="0"/>
+          <w:numId w:val="18"/>
+        </w:numPr>
+        <w:spacing w:line="240" w:lineRule="auto"/>
+        <w:ind w:left="720"/>
+      </w:pPr>
+      <w:r>
+        <w:rPr>
+          <w:lang w:val="fr_FR" w:bidi="fr_FR"/>
+        </w:rPr>
+      </w:r>
+      <w:r>
+        <w:rPr>
+          <w:b/>
+          <w:lang w:val="fr_FR" w:bidi="fr_FR"/>
+        </w:rPr>
+        <w:t>la puissance</w:t>
+      </w:r>
+      <w:r>
+        <w:rPr>
+          <w:lang w:val="fr_FR" w:bidi="fr_FR"/>
+        </w:rPr>
+        <w:t>. Cela correspond à la traduction de la LSG et de la plupart des versions françaises.</w:t>
+      </w:r>
+    </w:p>
+    <w:p>
+      <w:pPr>
+        <w:pStyle w:val="ListNumber"/>
+        <w:spacing w:line="240" w:lineRule="auto"/>
+        <w:ind w:left="720"/>
+      </w:pPr>
+      <w:r>
+        <w:rPr>
+          <w:lang w:val="fr_FR" w:bidi="fr_FR"/>
+        </w:rPr>
+      </w:r>
+      <w:r>
+        <w:rPr>
+          <w:lang w:val="fr_FR" w:bidi="fr_FR"/>
+        </w:rPr>
+        <w:t xml:space="preserve"> à la fois </w:t>
+      </w:r>
+      <w:r>
+        <w:rPr>
+          <w:b/>
+          <w:lang w:val="fr_FR" w:bidi="fr_FR"/>
+        </w:rPr>
+        <w:t>l'honneur et la puissance</w:t>
+      </w:r>
+      <w:r>
+        <w:rPr>
+          <w:lang w:val="fr_FR" w:bidi="fr_FR"/>
+        </w:rPr>
+        <w:t xml:space="preserve"> de Dieu. Traduction alternative : « l'honneur et la puissance dans l'éternité », « l'honneur et la puissance pour toujours » (Parole de vie), « l'honneur et la puissance pour l'éternité » ou « l'honneur et la puissance à jamais ».</w:t>
       </w:r>
     </w:p>
     <w:p>
@@ -66405,7 +68003,7 @@
         <w:rPr>
           <w:lang w:val="fr_FR" w:bidi="fr_FR"/>
         </w:rPr>
-        <w:t>Idiome</w:t>
+        <w:t>Connaissances présupposées et informations implicites</w:t>
       </w:r>
       <w:r>
         <w:rPr>
@@ -66434,69 +68032,69 @@
         <w:rPr>
           <w:lang w:val="fr_FR" w:bidi="fr_FR"/>
         </w:rPr>
-        <w:t>1 Timothée 6.17 (#6)</w:t>
-      </w:r>
-      <w:r>
-        <w:rPr>
-          <w:lang w:val="fr_FR" w:bidi="fr_FR"/>
-        </w:rPr>
-      </w:r>
-    </w:p>
-    <w:p>
-      <w:pPr/>
-      <w:r>
-        <w:rPr>
-          <w:lang w:val="fr_FR" w:bidi="fr_FR"/>
-        </w:rPr>
-      </w:r>
-      <w:r>
-        <w:rPr>
-          <w:b/>
-          <w:lang w:val="fr_FR" w:bidi="fr_FR"/>
-        </w:rPr>
-        <w:t>Θεῷ</w:t>
-      </w:r>
-    </w:p>
-    <w:p>
-      <w:pPr/>
-      <w:r>
-        <w:rPr>
-          <w:lang w:val="fr_FR" w:bidi="fr_FR"/>
-        </w:rPr>
-      </w:r>
-      <w:r>
-        <w:rPr>
-          <w:b/>
-          <w:lang w:val="fr_FR" w:bidi="fr_FR"/>
-        </w:rPr>
-        <w:t>« Dieu »</w:t>
-      </w:r>
-    </w:p>
-    <w:p>
-      <w:pPr/>
-      <w:r>
-        <w:rPr>
-          <w:lang w:val="fr_FR" w:bidi="fr_FR"/>
-        </w:rPr>
-      </w:r>
-      <w:r>
-        <w:rPr>
-          <w:lang w:val="fr_FR" w:bidi="fr_FR"/>
-        </w:rPr>
-        <w:t xml:space="preserve">De nombreux manuscrits anciens mentionnent </w:t>
-      </w:r>
-      <w:r>
-        <w:rPr>
-          <w:b/>
-          <w:lang w:val="fr_FR" w:bidi="fr_FR"/>
-        </w:rPr>
-        <w:t>Dieu</w:t>
-      </w:r>
-      <w:r>
-        <w:rPr>
-          <w:lang w:val="fr_FR" w:bidi="fr_FR"/>
-        </w:rPr>
-        <w:t>. D'autres manuscrits anciens mentionnent « le Dieu vivant ». Si une traduction de la Bible existe dans votre région, vous pouvez choisir d'utiliser la version qu'elle adopte. Si une traduction de la Bible n'existe pas dans votre région, vous pouvez opter pour cette version.</w:t>
+        <w:t>1 Timothée 6.17 (#1)</w:t>
+      </w:r>
+      <w:r>
+        <w:rPr>
+          <w:lang w:val="fr_FR" w:bidi="fr_FR"/>
+        </w:rPr>
+      </w:r>
+    </w:p>
+    <w:p>
+      <w:pPr/>
+      <w:r>
+        <w:rPr>
+          <w:lang w:val="fr_FR" w:bidi="fr_FR"/>
+        </w:rPr>
+      </w:r>
+      <w:r>
+        <w:rPr>
+          <w:b/>
+          <w:lang w:val="fr_FR" w:bidi="fr_FR"/>
+        </w:rPr>
+        <w:t>τοῖς πλουσίοις</w:t>
+      </w:r>
+    </w:p>
+    <w:p>
+      <w:pPr/>
+      <w:r>
+        <w:rPr>
+          <w:lang w:val="fr_FR" w:bidi="fr_FR"/>
+        </w:rPr>
+      </w:r>
+      <w:r>
+        <w:rPr>
+          <w:b/>
+          <w:lang w:val="fr_FR" w:bidi="fr_FR"/>
+        </w:rPr>
+        <w:t>« aux riches »</w:t>
+      </w:r>
+    </w:p>
+    <w:p>
+      <w:pPr/>
+      <w:r>
+        <w:rPr>
+          <w:lang w:val="fr_FR" w:bidi="fr_FR"/>
+        </w:rPr>
+      </w:r>
+      <w:r>
+        <w:rPr>
+          <w:lang w:val="fr_FR" w:bidi="fr_FR"/>
+        </w:rPr>
+        <w:t xml:space="preserve">Paul utilise l'adjectif </w:t>
+      </w:r>
+      <w:r>
+        <w:rPr>
+          <w:b/>
+          <w:lang w:val="fr_FR" w:bidi="fr_FR"/>
+        </w:rPr>
+        <w:t>riches</w:t>
+      </w:r>
+      <w:r>
+        <w:rPr>
+          <w:lang w:val="fr_FR" w:bidi="fr_FR"/>
+        </w:rPr>
+        <w:t xml:space="preserve"> comme un nom pour désigner les personnes riches. Votre langue utilise peut-être les adjectifs de la même façon. Sinon, vous pouvez traduire ce mot par une expression équivalente. Traduction alternative : « personnes qui sont riches »</w:t>
       </w:r>
     </w:p>
     <w:p>
@@ -66516,7 +68114,7 @@
         <w:rPr>
           <w:lang w:val="fr_FR" w:bidi="fr_FR"/>
         </w:rPr>
-        <w:t>Variantes textuelles</w:t>
+        <w:t>Adjectif substantivé</w:t>
       </w:r>
       <w:r>
         <w:rPr>
@@ -66545,69 +68143,69 @@
         <w:rPr>
           <w:lang w:val="fr_FR" w:bidi="fr_FR"/>
         </w:rPr>
-        <w:t>1 Timothée 6.17 (#7)</w:t>
-      </w:r>
-      <w:r>
-        <w:rPr>
-          <w:lang w:val="fr_FR" w:bidi="fr_FR"/>
-        </w:rPr>
-      </w:r>
-    </w:p>
-    <w:p>
-      <w:pPr/>
-      <w:r>
-        <w:rPr>
-          <w:lang w:val="fr_FR" w:bidi="fr_FR"/>
-        </w:rPr>
-      </w:r>
-      <w:r>
-        <w:rPr>
-          <w:b/>
-          <w:lang w:val="fr_FR" w:bidi="fr_FR"/>
-        </w:rPr>
-        <w:t>πάντα</w:t>
-      </w:r>
-    </w:p>
-    <w:p>
-      <w:pPr/>
-      <w:r>
-        <w:rPr>
-          <w:lang w:val="fr_FR" w:bidi="fr_FR"/>
-        </w:rPr>
-      </w:r>
-      <w:r>
-        <w:rPr>
-          <w:b/>
-          <w:lang w:val="fr_FR" w:bidi="fr_FR"/>
-        </w:rPr>
-        <w:t>« toutes choses »</w:t>
-      </w:r>
-    </w:p>
-    <w:p>
-      <w:pPr/>
-      <w:r>
-        <w:rPr>
-          <w:lang w:val="fr_FR" w:bidi="fr_FR"/>
-        </w:rPr>
-      </w:r>
-      <w:r>
-        <w:rPr>
-          <w:lang w:val="fr_FR" w:bidi="fr_FR"/>
-        </w:rPr>
-        <w:t xml:space="preserve">Paul utilise </w:t>
-      </w:r>
-      <w:r>
-        <w:rPr>
-          <w:b/>
-          <w:lang w:val="fr_FR" w:bidi="fr_FR"/>
-        </w:rPr>
-        <w:t>toutes</w:t>
-      </w:r>
-      <w:r>
-        <w:rPr>
-          <w:lang w:val="fr_FR" w:bidi="fr_FR"/>
-        </w:rPr>
-        <w:t xml:space="preserve"> ici comme une exagération pour accentuer. Si c'est utile dans votre langue, vous pouvez utiliser une autre manière d'exprimer l'insistance. Traduction alternative : « de très nombreuses choses »</w:t>
+        <w:t>1 Timothée 6.17 (#2)</w:t>
+      </w:r>
+      <w:r>
+        <w:rPr>
+          <w:lang w:val="fr_FR" w:bidi="fr_FR"/>
+        </w:rPr>
+      </w:r>
+    </w:p>
+    <w:p>
+      <w:pPr/>
+      <w:r>
+        <w:rPr>
+          <w:lang w:val="fr_FR" w:bidi="fr_FR"/>
+        </w:rPr>
+      </w:r>
+      <w:r>
+        <w:rPr>
+          <w:b/>
+          <w:lang w:val="fr_FR" w:bidi="fr_FR"/>
+        </w:rPr>
+        <w:t>ἐν τῷ νῦν αἰῶνι</w:t>
+      </w:r>
+    </w:p>
+    <w:p>
+      <w:pPr/>
+      <w:r>
+        <w:rPr>
+          <w:lang w:val="fr_FR" w:bidi="fr_FR"/>
+        </w:rPr>
+      </w:r>
+      <w:r>
+        <w:rPr>
+          <w:b/>
+          <w:lang w:val="fr_FR" w:bidi="fr_FR"/>
+        </w:rPr>
+        <w:t>« du présent siècle »</w:t>
+      </w:r>
+    </w:p>
+    <w:p>
+      <w:pPr/>
+      <w:r>
+        <w:rPr>
+          <w:lang w:val="fr_FR" w:bidi="fr_FR"/>
+        </w:rPr>
+      </w:r>
+      <w:r>
+        <w:rPr>
+          <w:lang w:val="fr_FR" w:bidi="fr_FR"/>
+        </w:rPr>
+        <w:t xml:space="preserve">Ici, l'expression </w:t>
+      </w:r>
+      <w:r>
+        <w:rPr>
+          <w:b/>
+          <w:lang w:val="fr_FR" w:bidi="fr_FR"/>
+        </w:rPr>
+        <w:t xml:space="preserve">du présent siècle </w:t>
+      </w:r>
+      <w:r>
+        <w:rPr>
+          <w:lang w:val="fr_FR" w:bidi="fr_FR"/>
+        </w:rPr>
+        <w:t>renvoie à l'époque de Paul et de Timothée, c'est-à-dire avant que Jésus ne revienne et que Dieu transforme tout. Si c'est utile dans votre langue, vous pouvez utiliser une expression similaire ou formuler la chose de façon plus explicite. Traduction alternative : « de la période actuelle » ou « de ce temps avant le retour de Jésus ».</w:t>
       </w:r>
     </w:p>
     <w:p>
@@ -66627,7 +68225,7 @@
         <w:rPr>
           <w:lang w:val="fr_FR" w:bidi="fr_FR"/>
         </w:rPr>
-        <w:t>Hyperbole</w:t>
+        <w:t>Idiome</w:t>
       </w:r>
       <w:r>
         <w:rPr>
@@ -66656,82 +68254,69 @@
         <w:rPr>
           <w:lang w:val="fr_FR" w:bidi="fr_FR"/>
         </w:rPr>
-        <w:t>1 Timothée 6.18 (#1)</w:t>
-      </w:r>
-      <w:r>
-        <w:rPr>
-          <w:lang w:val="fr_FR" w:bidi="fr_FR"/>
-        </w:rPr>
-      </w:r>
-    </w:p>
-    <w:p>
-      <w:pPr/>
-      <w:r>
-        <w:rPr>
-          <w:lang w:val="fr_FR" w:bidi="fr_FR"/>
-        </w:rPr>
-      </w:r>
-      <w:r>
-        <w:rPr>
-          <w:b/>
-          <w:lang w:val="fr_FR" w:bidi="fr_FR"/>
-        </w:rPr>
-        <w:t>ἀγαθοεργεῖν, πλουτεῖν ἐν ἔργοις καλοῖς</w:t>
-      </w:r>
-    </w:p>
-    <w:p>
-      <w:pPr/>
-      <w:r>
-        <w:rPr>
-          <w:lang w:val="fr_FR" w:bidi="fr_FR"/>
-        </w:rPr>
-      </w:r>
-      <w:r>
-        <w:rPr>
-          <w:b/>
-          <w:lang w:val="fr_FR" w:bidi="fr_FR"/>
-        </w:rPr>
-        <w:t>« de faire le bien, d'être riche en bonnes œuvres »</w:t>
-      </w:r>
-    </w:p>
-    <w:p>
-      <w:pPr/>
-      <w:r>
-        <w:rPr>
-          <w:lang w:val="fr_FR" w:bidi="fr_FR"/>
-        </w:rPr>
-      </w:r>
-      <w:r>
-        <w:rPr>
-          <w:lang w:val="fr_FR" w:bidi="fr_FR"/>
-        </w:rPr>
-        <w:t xml:space="preserve">Les expressions </w:t>
-      </w:r>
-      <w:r>
-        <w:rPr>
-          <w:b/>
-          <w:lang w:val="fr_FR" w:bidi="fr_FR"/>
-        </w:rPr>
-        <w:t>faire le bien</w:t>
-      </w:r>
-      <w:r>
-        <w:rPr>
-          <w:lang w:val="fr_FR" w:bidi="fr_FR"/>
-        </w:rPr>
-        <w:t xml:space="preserve"> et </w:t>
-      </w:r>
-      <w:r>
-        <w:rPr>
-          <w:b/>
-          <w:lang w:val="fr_FR" w:bidi="fr_FR"/>
-        </w:rPr>
-        <w:t>être riche en bonnes œuvres</w:t>
-      </w:r>
-      <w:r>
-        <w:rPr>
-          <w:lang w:val="fr_FR" w:bidi="fr_FR"/>
-        </w:rPr>
-        <w:t xml:space="preserve"> sont synonymes. Paul utilise les deux expressions ensemble pour accentuer. Si c'est plus clair pour vos lecteurs, vous pouvez exprimer l'insistance en une seule phrase. Traduction alternative : « être riche en faisant ce qui est bien » ou « faire le bien en tout temps ».</w:t>
+        <w:t>1 Timothée 6.17 (#6)</w:t>
+      </w:r>
+      <w:r>
+        <w:rPr>
+          <w:lang w:val="fr_FR" w:bidi="fr_FR"/>
+        </w:rPr>
+      </w:r>
+    </w:p>
+    <w:p>
+      <w:pPr/>
+      <w:r>
+        <w:rPr>
+          <w:lang w:val="fr_FR" w:bidi="fr_FR"/>
+        </w:rPr>
+      </w:r>
+      <w:r>
+        <w:rPr>
+          <w:b/>
+          <w:lang w:val="fr_FR" w:bidi="fr_FR"/>
+        </w:rPr>
+        <w:t>Θεῷ</w:t>
+      </w:r>
+    </w:p>
+    <w:p>
+      <w:pPr/>
+      <w:r>
+        <w:rPr>
+          <w:lang w:val="fr_FR" w:bidi="fr_FR"/>
+        </w:rPr>
+      </w:r>
+      <w:r>
+        <w:rPr>
+          <w:b/>
+          <w:lang w:val="fr_FR" w:bidi="fr_FR"/>
+        </w:rPr>
+        <w:t>« Dieu »</w:t>
+      </w:r>
+    </w:p>
+    <w:p>
+      <w:pPr/>
+      <w:r>
+        <w:rPr>
+          <w:lang w:val="fr_FR" w:bidi="fr_FR"/>
+        </w:rPr>
+      </w:r>
+      <w:r>
+        <w:rPr>
+          <w:lang w:val="fr_FR" w:bidi="fr_FR"/>
+        </w:rPr>
+        <w:t xml:space="preserve">De nombreux manuscrits anciens mentionnent </w:t>
+      </w:r>
+      <w:r>
+        <w:rPr>
+          <w:b/>
+          <w:lang w:val="fr_FR" w:bidi="fr_FR"/>
+        </w:rPr>
+        <w:t>Dieu</w:t>
+      </w:r>
+      <w:r>
+        <w:rPr>
+          <w:lang w:val="fr_FR" w:bidi="fr_FR"/>
+        </w:rPr>
+        <w:t>. D'autres manuscrits anciens mentionnent « le Dieu vivant ». Si une traduction de la Bible existe dans votre région, vous pouvez choisir d'utiliser la version qu'elle adopte. Si une traduction de la Bible n'existe pas dans votre région, vous pouvez opter pour cette version.</w:t>
       </w:r>
     </w:p>
     <w:p>
@@ -66751,7 +68336,7 @@
         <w:rPr>
           <w:lang w:val="fr_FR" w:bidi="fr_FR"/>
         </w:rPr>
-        <w:t>Doublet</w:t>
+        <w:t>Variantes textuelles</w:t>
       </w:r>
       <w:r>
         <w:rPr>
@@ -66780,95 +68365,69 @@
         <w:rPr>
           <w:lang w:val="fr_FR" w:bidi="fr_FR"/>
         </w:rPr>
-        <w:t>1 Timothée 6.18 (#2)</w:t>
-      </w:r>
-      <w:r>
-        <w:rPr>
-          <w:lang w:val="fr_FR" w:bidi="fr_FR"/>
-        </w:rPr>
-      </w:r>
-    </w:p>
-    <w:p>
-      <w:pPr/>
-      <w:r>
-        <w:rPr>
-          <w:lang w:val="fr_FR" w:bidi="fr_FR"/>
-        </w:rPr>
-      </w:r>
-      <w:r>
-        <w:rPr>
-          <w:b/>
-          <w:lang w:val="fr_FR" w:bidi="fr_FR"/>
-        </w:rPr>
-        <w:t>πλουτεῖν ἐν ἔργοις καλοῖς</w:t>
-      </w:r>
-    </w:p>
-    <w:p>
-      <w:pPr/>
-      <w:r>
-        <w:rPr>
-          <w:lang w:val="fr_FR" w:bidi="fr_FR"/>
-        </w:rPr>
-      </w:r>
-      <w:r>
-        <w:rPr>
-          <w:b/>
-          <w:lang w:val="fr_FR" w:bidi="fr_FR"/>
-        </w:rPr>
-        <w:t>« Être riche en bonnes œuvres »</w:t>
-      </w:r>
-    </w:p>
-    <w:p>
-      <w:pPr/>
-      <w:r>
-        <w:rPr>
-          <w:lang w:val="fr_FR" w:bidi="fr_FR"/>
-        </w:rPr>
-      </w:r>
-      <w:r>
-        <w:rPr>
-          <w:lang w:val="fr_FR" w:bidi="fr_FR"/>
-        </w:rPr>
-        <w:t xml:space="preserve">Ici, Paul parle de </w:t>
-      </w:r>
-      <w:r>
-        <w:rPr>
-          <w:b/>
-          <w:lang w:val="fr_FR" w:bidi="fr_FR"/>
-        </w:rPr>
-        <w:t>bonnes œuvres</w:t>
-      </w:r>
-      <w:r>
-        <w:rPr>
-          <w:lang w:val="fr_FR" w:bidi="fr_FR"/>
-        </w:rPr>
-        <w:t xml:space="preserve"> comme s'il s'agissait d'argent qui pourrait rendre les gens </w:t>
-      </w:r>
-      <w:r>
-        <w:rPr>
-          <w:b/>
-          <w:lang w:val="fr_FR" w:bidi="fr_FR"/>
-        </w:rPr>
-        <w:t>riches</w:t>
-      </w:r>
-      <w:r>
-        <w:rPr>
-          <w:lang w:val="fr_FR" w:bidi="fr_FR"/>
-        </w:rPr>
-        <w:t xml:space="preserve"> s'ils en faisaient beaucoup. Il veut dire que ces croyants devraient accomplir un très grand nombre de </w:t>
-      </w:r>
-      <w:r>
-        <w:rPr>
-          <w:b/>
-          <w:lang w:val="fr_FR" w:bidi="fr_FR"/>
-        </w:rPr>
-        <w:t>bonnes œuvres</w:t>
-      </w:r>
-      <w:r>
-        <w:rPr>
-          <w:lang w:val="fr_FR" w:bidi="fr_FR"/>
-        </w:rPr>
-        <w:t>. Si cela peut être utile dans votre langue, vous pouvez expliquer la figure de style ou exprimer le sens clairement. Traduction alternative : « être riche en bonnes œuvres plutôt qu'en argent » ou « accomplir un grand nombre de bonnes œuvres »</w:t>
+        <w:t>1 Timothée 6.17 (#7)</w:t>
+      </w:r>
+      <w:r>
+        <w:rPr>
+          <w:lang w:val="fr_FR" w:bidi="fr_FR"/>
+        </w:rPr>
+      </w:r>
+    </w:p>
+    <w:p>
+      <w:pPr/>
+      <w:r>
+        <w:rPr>
+          <w:lang w:val="fr_FR" w:bidi="fr_FR"/>
+        </w:rPr>
+      </w:r>
+      <w:r>
+        <w:rPr>
+          <w:b/>
+          <w:lang w:val="fr_FR" w:bidi="fr_FR"/>
+        </w:rPr>
+        <w:t>πάντα</w:t>
+      </w:r>
+    </w:p>
+    <w:p>
+      <w:pPr/>
+      <w:r>
+        <w:rPr>
+          <w:lang w:val="fr_FR" w:bidi="fr_FR"/>
+        </w:rPr>
+      </w:r>
+      <w:r>
+        <w:rPr>
+          <w:b/>
+          <w:lang w:val="fr_FR" w:bidi="fr_FR"/>
+        </w:rPr>
+        <w:t>« toutes choses »</w:t>
+      </w:r>
+    </w:p>
+    <w:p>
+      <w:pPr/>
+      <w:r>
+        <w:rPr>
+          <w:lang w:val="fr_FR" w:bidi="fr_FR"/>
+        </w:rPr>
+      </w:r>
+      <w:r>
+        <w:rPr>
+          <w:lang w:val="fr_FR" w:bidi="fr_FR"/>
+        </w:rPr>
+        <w:t xml:space="preserve">Paul utilise </w:t>
+      </w:r>
+      <w:r>
+        <w:rPr>
+          <w:b/>
+          <w:lang w:val="fr_FR" w:bidi="fr_FR"/>
+        </w:rPr>
+        <w:t>toutes</w:t>
+      </w:r>
+      <w:r>
+        <w:rPr>
+          <w:lang w:val="fr_FR" w:bidi="fr_FR"/>
+        </w:rPr>
+        <w:t xml:space="preserve"> ici comme une exagération pour accentuer. Si c'est utile dans votre langue, vous pouvez utiliser une autre manière d'exprimer l'insistance. Traduction alternative : « de très nombreuses choses »</w:t>
       </w:r>
     </w:p>
     <w:p>
@@ -66888,7 +68447,7 @@
         <w:rPr>
           <w:lang w:val="fr_FR" w:bidi="fr_FR"/>
         </w:rPr>
-        <w:t>Métaphore</w:t>
+        <w:t>Hyperbole</w:t>
       </w:r>
       <w:r>
         <w:rPr>
@@ -66917,82 +68476,41 @@
         <w:rPr>
           <w:lang w:val="fr_FR" w:bidi="fr_FR"/>
         </w:rPr>
-        <w:t>1 Timothée 6.18 (#3)</w:t>
-      </w:r>
-      <w:r>
-        <w:rPr>
-          <w:lang w:val="fr_FR" w:bidi="fr_FR"/>
-        </w:rPr>
-      </w:r>
-    </w:p>
-    <w:p>
-      <w:pPr/>
-      <w:r>
-        <w:rPr>
-          <w:lang w:val="fr_FR" w:bidi="fr_FR"/>
-        </w:rPr>
-      </w:r>
-      <w:r>
-        <w:rPr>
-          <w:b/>
-          <w:lang w:val="fr_FR" w:bidi="fr_FR"/>
-        </w:rPr>
-        <w:t>εὐμεταδότους εἶναι, κοινωνικούς</w:t>
-      </w:r>
-    </w:p>
-    <w:p>
-      <w:pPr/>
-      <w:r>
-        <w:rPr>
-          <w:lang w:val="fr_FR" w:bidi="fr_FR"/>
-        </w:rPr>
-      </w:r>
-      <w:r>
-        <w:rPr>
-          <w:b/>
-          <w:lang w:val="fr_FR" w:bidi="fr_FR"/>
-        </w:rPr>
-        <w:t>« d'avoir de la libéralité, de la générosité »</w:t>
-      </w:r>
-    </w:p>
-    <w:p>
-      <w:pPr/>
-      <w:r>
-        <w:rPr>
-          <w:lang w:val="fr_FR" w:bidi="fr_FR"/>
-        </w:rPr>
-      </w:r>
-      <w:r>
-        <w:rPr>
-          <w:lang w:val="fr_FR" w:bidi="fr_FR"/>
-        </w:rPr>
-        <w:t xml:space="preserve">Les termes de </w:t>
-      </w:r>
-      <w:r>
-        <w:rPr>
-          <w:b/>
-          <w:lang w:val="fr_FR" w:bidi="fr_FR"/>
-        </w:rPr>
-        <w:t xml:space="preserve">libéralité </w:t>
-      </w:r>
-      <w:r>
-        <w:rPr>
-          <w:lang w:val="fr_FR" w:bidi="fr_FR"/>
-        </w:rPr>
-        <w:t xml:space="preserve">et de </w:t>
-      </w:r>
-      <w:r>
-        <w:rPr>
-          <w:b/>
-          <w:lang w:val="fr_FR" w:bidi="fr_FR"/>
-        </w:rPr>
-        <w:t>générosité</w:t>
-      </w:r>
-      <w:r>
-        <w:rPr>
-          <w:lang w:val="fr_FR" w:bidi="fr_FR"/>
-        </w:rPr>
-        <w:t xml:space="preserve"> ont une signification proche. Paul utilise les deux termes ensemble pour accentuer. Si c'est plus clair pour vos lecteurs, vous pouvez exprimer l'insistance avec un seul nom. Traduction alternative : « être extrêmement généreux » ou « partager tout en tout temps ».</w:t>
+        <w:t>1 Timothée 6.17 (#8)</w:t>
+      </w:r>
+      <w:r>
+        <w:rPr>
+          <w:lang w:val="fr_FR" w:bidi="fr_FR"/>
+        </w:rPr>
+      </w:r>
+    </w:p>
+    <w:p>
+      <w:pPr/>
+      <w:r>
+        <w:rPr>
+          <w:lang w:val="fr_FR" w:bidi="fr_FR"/>
+        </w:rPr>
+      </w:r>
+      <w:r>
+        <w:rPr>
+          <w:b/>
+          <w:lang w:val="fr_FR" w:bidi="fr_FR"/>
+        </w:rPr>
+        <w:t>« pour que nous en jouissions »</w:t>
+      </w:r>
+    </w:p>
+    <w:p>
+      <w:pPr/>
+      <w:r>
+        <w:rPr>
+          <w:lang w:val="fr_FR" w:bidi="fr_FR"/>
+        </w:rPr>
+      </w:r>
+      <w:r>
+        <w:rPr>
+          <w:lang w:val="fr_FR" w:bidi="fr_FR"/>
+        </w:rPr>
+        <w:t>Dans le texte grec, le mot traduit « que nous en jouissions » est un nom abstrait. Selon ce qui est le plus naturel dans votre langue, choisissez un mot, une expression ou une formulation qui exprime le sens. L'idée est celle de plaisir ou de satisfaction. Traduction alternative : « pour en jouir » ou « pour en profiter ».</w:t>
       </w:r>
     </w:p>
     <w:p>
@@ -67012,7 +68530,7 @@
         <w:rPr>
           <w:lang w:val="fr_FR" w:bidi="fr_FR"/>
         </w:rPr>
-        <w:t>Doublet</w:t>
+        <w:t>Noms abstraits</w:t>
       </w:r>
       <w:r>
         <w:rPr>
@@ -67041,82 +68559,41 @@
         <w:rPr>
           <w:lang w:val="fr_FR" w:bidi="fr_FR"/>
         </w:rPr>
-        <w:t>1 Timothée 6.19 (#1)</w:t>
-      </w:r>
-      <w:r>
-        <w:rPr>
-          <w:lang w:val="fr_FR" w:bidi="fr_FR"/>
-        </w:rPr>
-      </w:r>
-    </w:p>
-    <w:p>
-      <w:pPr/>
-      <w:r>
-        <w:rPr>
-          <w:lang w:val="fr_FR" w:bidi="fr_FR"/>
-        </w:rPr>
-      </w:r>
-      <w:r>
-        <w:rPr>
-          <w:b/>
-          <w:lang w:val="fr_FR" w:bidi="fr_FR"/>
-        </w:rPr>
-        <w:t>ἀποθησαυρίζοντας ἑαυτοῖς θεμέλιον καλὸν εἰς τὸ μέλλον</w:t>
-      </w:r>
-    </w:p>
-    <w:p>
-      <w:pPr/>
-      <w:r>
-        <w:rPr>
-          <w:lang w:val="fr_FR" w:bidi="fr_FR"/>
-        </w:rPr>
-      </w:r>
-      <w:r>
-        <w:rPr>
-          <w:b/>
-          <w:lang w:val="fr_FR" w:bidi="fr_FR"/>
-        </w:rPr>
-        <w:t>« s'amasser ainsi pour l'avenir un trésor placé sur un fondement solide »</w:t>
-      </w:r>
-    </w:p>
-    <w:p>
-      <w:pPr/>
-      <w:r>
-        <w:rPr>
-          <w:lang w:val="fr_FR" w:bidi="fr_FR"/>
-        </w:rPr>
-      </w:r>
-      <w:r>
-        <w:rPr>
-          <w:lang w:val="fr_FR" w:bidi="fr_FR"/>
-        </w:rPr>
-        <w:t xml:space="preserve">Ici, Paul parle de faire les bonnes œuvres qu'il vient de mentionner comme si cela revenait à </w:t>
-      </w:r>
-      <w:r>
-        <w:rPr>
-          <w:b/>
-          <w:lang w:val="fr_FR" w:bidi="fr_FR"/>
-        </w:rPr>
-        <w:t>amasser</w:t>
-      </w:r>
-      <w:r>
-        <w:rPr>
-          <w:lang w:val="fr_FR" w:bidi="fr_FR"/>
-        </w:rPr>
-        <w:t xml:space="preserve"> un trésor. Il veut dire que les bonnes actions faites dans cette vie garantiront de bonnes choses après le retour de Jésus. Paul dit aussi qu'accomplir ces bonnes œuvres revient à se construire </w:t>
-      </w:r>
-      <w:r>
-        <w:rPr>
-          <w:b/>
-          <w:lang w:val="fr_FR" w:bidi="fr_FR"/>
-        </w:rPr>
-        <w:t>un fondement solide</w:t>
-      </w:r>
-      <w:r>
-        <w:rPr>
-          <w:lang w:val="fr_FR" w:bidi="fr_FR"/>
-        </w:rPr>
-        <w:t>. Il veut dire que les personnes qui accomplissent ces bonnes œuvres seront certaines de vivre de bonnes choses dès le moment où Jésus reviendra. Si possible, préservez ces deux métaphores. Sinon, vous pouvez : (1) n'utiliser que la métaphore du trésor. Traduction alternative : « amassant pour eux-mêmes un bon trésor pour les temps à venir » ou « s'assurant qu'ils auront de bonnes choses dans les temps à venir comme s'ils amassaient un trésor pour eux-mêmes » (2) n'utiliser que la métaphore du fondement solide. Traduction alternative : « construisant pour eux-mêmes sur un bon fondement pour les temps à venir » ou « s'assurant qu'ils auront de bonnes choses dans les temps à venir comme s'ils construisaient sur un fondement solide » (3) formuler la chose de façon plus explicite. Traduction alternative : « s'assurant qu'ils auront de bonnes choses dans les temps à venir ».</w:t>
+        <w:t>1 Timothée 6.17 (#5)</w:t>
+      </w:r>
+      <w:r>
+        <w:rPr>
+          <w:lang w:val="fr_FR" w:bidi="fr_FR"/>
+        </w:rPr>
+      </w:r>
+    </w:p>
+    <w:p>
+      <w:pPr/>
+      <w:r>
+        <w:rPr>
+          <w:lang w:val="fr_FR" w:bidi="fr_FR"/>
+        </w:rPr>
+      </w:r>
+      <w:r>
+        <w:rPr>
+          <w:b/>
+          <w:lang w:val="fr_FR" w:bidi="fr_FR"/>
+        </w:rPr>
+        <w:t>« mais de la mettre en Dieu »</w:t>
+      </w:r>
+    </w:p>
+    <w:p>
+      <w:pPr/>
+      <w:r>
+        <w:rPr>
+          <w:lang w:val="fr_FR" w:bidi="fr_FR"/>
+        </w:rPr>
+      </w:r>
+      <w:r>
+        <w:rPr>
+          <w:lang w:val="fr_FR" w:bidi="fr_FR"/>
+        </w:rPr>
+        <w:t>Dans le texte grec, les mots « de la mettre » n'apparaissent pas. Le verbe « espérer » ou « mettre son espérance » est déjà présent plus tôt dans la phrase et il est omis ici. Dans certaines langues, il est nécessaire ou préférable de l'inclure. Selon ce qui est le plus naturel dans votre langue, vous pouvez l'omettre comme dans le grec ou l'inclure comme dans la LSG. Traduction alternative : « mais espérer en Dieu » ou « mais dans le Dieu » (Darby, Bible Annotée).</w:t>
       </w:r>
     </w:p>
     <w:p>
@@ -67136,7 +68613,7 @@
         <w:rPr>
           <w:lang w:val="fr_FR" w:bidi="fr_FR"/>
         </w:rPr>
-        <w:t>Métaphore</w:t>
+        <w:t>Ellipse</w:t>
       </w:r>
       <w:r>
         <w:rPr>
@@ -67165,6 +68642,714 @@
         <w:rPr>
           <w:lang w:val="fr_FR" w:bidi="fr_FR"/>
         </w:rPr>
+        <w:t>1 Timothée 6.17 (#4)</w:t>
+      </w:r>
+      <w:r>
+        <w:rPr>
+          <w:lang w:val="fr_FR" w:bidi="fr_FR"/>
+        </w:rPr>
+      </w:r>
+    </w:p>
+    <w:p>
+      <w:pPr/>
+      <w:r>
+        <w:rPr>
+          <w:lang w:val="fr_FR" w:bidi="fr_FR"/>
+        </w:rPr>
+      </w:r>
+      <w:r>
+        <w:rPr>
+          <w:b/>
+          <w:lang w:val="fr_FR" w:bidi="fr_FR"/>
+        </w:rPr>
+        <w:t>« richesses incertaines »</w:t>
+      </w:r>
+    </w:p>
+    <w:p>
+      <w:pPr/>
+      <w:r>
+        <w:rPr>
+          <w:lang w:val="fr_FR" w:bidi="fr_FR"/>
+        </w:rPr>
+      </w:r>
+      <w:r>
+        <w:rPr>
+          <w:lang w:val="fr_FR" w:bidi="fr_FR"/>
+        </w:rPr>
+        <w:t>Si votre langue n'utilise pas de nom abstrait pour exprimer l'idée d'</w:t>
+      </w:r>
+      <w:r>
+        <w:rPr>
+          <w:b/>
+          <w:lang w:val="fr_FR" w:bidi="fr_FR"/>
+        </w:rPr>
+        <w:t>incertitude</w:t>
+      </w:r>
+      <w:r>
+        <w:rPr>
+          <w:lang w:val="fr_FR" w:bidi="fr_FR"/>
+        </w:rPr>
+        <w:t>, vous pouvez exprimer la même idée d'une autre manière. Traduction alternative : « richesses, qui sont si incertaines », « richesses instables » (voir Bible Annotée).</w:t>
+      </w:r>
+    </w:p>
+    <w:p>
+      <w:pPr/>
+      <w:r>
+        <w:rPr>
+          <w:lang w:val="fr_FR" w:bidi="fr_FR"/>
+        </w:rPr>
+      </w:r>
+      <w:r>
+        <w:rPr>
+          <w:lang w:val="fr_FR" w:bidi="fr_FR"/>
+        </w:rPr>
+        <w:t xml:space="preserve">Voir : </w:t>
+      </w:r>
+      <w:r>
+        <w:rPr>
+          <w:lang w:val="fr_FR" w:bidi="fr_FR"/>
+        </w:rPr>
+        <w:t>Noms abstraits</w:t>
+      </w:r>
+      <w:r>
+        <w:rPr>
+          <w:lang w:val="fr_FR" w:bidi="fr_FR"/>
+        </w:rPr>
+      </w:r>
+      <w:r>
+        <w:rPr>
+          <w:lang w:val="fr_FR" w:bidi="fr_FR"/>
+        </w:rPr>
+      </w:r>
+    </w:p>
+    <w:p>
+      <w:pPr/>
+      <w:r>
+        <w:rPr>
+          <w:lang w:val="fr_FR" w:bidi="fr_FR"/>
+        </w:rPr>
+      </w:r>
+    </w:p>
+    <w:p>
+      <w:pPr>
+        <w:pStyle w:val="Heading2"/>
+      </w:pPr>
+      <w:r>
+        <w:rPr>
+          <w:lang w:val="fr_FR" w:bidi="fr_FR"/>
+        </w:rPr>
+        <w:t>1 Timothée 6.17 (#3)</w:t>
+      </w:r>
+      <w:r>
+        <w:rPr>
+          <w:lang w:val="fr_FR" w:bidi="fr_FR"/>
+        </w:rPr>
+      </w:r>
+    </w:p>
+    <w:p>
+      <w:pPr/>
+      <w:r>
+        <w:rPr>
+          <w:lang w:val="fr_FR" w:bidi="fr_FR"/>
+        </w:rPr>
+      </w:r>
+      <w:r>
+        <w:rPr>
+          <w:b/>
+          <w:lang w:val="fr_FR" w:bidi="fr_FR"/>
+        </w:rPr>
+        <w:t>« des richesses incertaines »</w:t>
+      </w:r>
+    </w:p>
+    <w:p>
+      <w:pPr/>
+      <w:r>
+        <w:rPr>
+          <w:lang w:val="fr_FR" w:bidi="fr_FR"/>
+        </w:rPr>
+      </w:r>
+      <w:r>
+        <w:rPr>
+          <w:lang w:val="fr_FR" w:bidi="fr_FR"/>
+        </w:rPr>
+        <w:t>Littéralement en grec : « l'incertitude des richesses ».</w:t>
+      </w:r>
+    </w:p>
+    <w:p>
+      <w:pPr/>
+      <w:r>
+        <w:rPr>
+          <w:lang w:val="fr_FR" w:bidi="fr_FR"/>
+        </w:rPr>
+      </w:r>
+      <w:r>
+        <w:rPr>
+          <w:lang w:val="fr_FR" w:bidi="fr_FR"/>
+        </w:rPr>
+        <w:t xml:space="preserve">La formulation de Paul décrit les </w:t>
+      </w:r>
+      <w:r>
+        <w:rPr>
+          <w:b/>
+          <w:lang w:val="fr_FR" w:bidi="fr_FR"/>
+        </w:rPr>
+        <w:t>richesses</w:t>
+      </w:r>
+      <w:r>
+        <w:rPr>
+          <w:lang w:val="fr_FR" w:bidi="fr_FR"/>
+        </w:rPr>
+        <w:t xml:space="preserve"> comme étant caractérisées par </w:t>
+      </w:r>
+      <w:r>
+        <w:rPr>
+          <w:b/>
+          <w:lang w:val="fr_FR" w:bidi="fr_FR"/>
+        </w:rPr>
+        <w:t>l'incertitude</w:t>
+      </w:r>
+      <w:r>
+        <w:rPr>
+          <w:lang w:val="fr_FR" w:bidi="fr_FR"/>
+        </w:rPr>
+        <w:t>. Choisissez la façon la plus naturelle de formuler ce sens dans votre langue. Traduction alternative : « des richesses instables » (voir Bible Annotée), « l'incertitude des richesses » (Darby, Lausanne, Ostervald) ou « des richesses, qui sont caractérisées par l'incertitude ».</w:t>
+      </w:r>
+      <w:r>
+        <w:rPr>
+          <w:lang w:val="fr_FR" w:bidi="fr_FR"/>
+        </w:rPr>
+      </w:r>
+      <w:r>
+        <w:rPr>
+          <w:lang w:val="fr_FR" w:bidi="fr_FR"/>
+        </w:rPr>
+      </w:r>
+    </w:p>
+    <w:p>
+      <w:pPr/>
+      <w:r>
+        <w:rPr>
+          <w:lang w:val="fr_FR" w:bidi="fr_FR"/>
+        </w:rPr>
+      </w:r>
+    </w:p>
+    <w:p>
+      <w:pPr>
+        <w:pStyle w:val="Heading2"/>
+      </w:pPr>
+      <w:r>
+        <w:rPr>
+          <w:lang w:val="fr_FR" w:bidi="fr_FR"/>
+        </w:rPr>
+        <w:t>1 Timothée 6.18 (#1)</w:t>
+      </w:r>
+      <w:r>
+        <w:rPr>
+          <w:lang w:val="fr_FR" w:bidi="fr_FR"/>
+        </w:rPr>
+      </w:r>
+    </w:p>
+    <w:p>
+      <w:pPr/>
+      <w:r>
+        <w:rPr>
+          <w:lang w:val="fr_FR" w:bidi="fr_FR"/>
+        </w:rPr>
+      </w:r>
+      <w:r>
+        <w:rPr>
+          <w:b/>
+          <w:lang w:val="fr_FR" w:bidi="fr_FR"/>
+        </w:rPr>
+        <w:t>ἀγαθοεργεῖν, πλουτεῖν ἐν ἔργοις καλοῖς</w:t>
+      </w:r>
+    </w:p>
+    <w:p>
+      <w:pPr/>
+      <w:r>
+        <w:rPr>
+          <w:lang w:val="fr_FR" w:bidi="fr_FR"/>
+        </w:rPr>
+      </w:r>
+      <w:r>
+        <w:rPr>
+          <w:b/>
+          <w:lang w:val="fr_FR" w:bidi="fr_FR"/>
+        </w:rPr>
+        <w:t>« de faire le bien, d'être riche en bonnes œuvres »</w:t>
+      </w:r>
+    </w:p>
+    <w:p>
+      <w:pPr/>
+      <w:r>
+        <w:rPr>
+          <w:lang w:val="fr_FR" w:bidi="fr_FR"/>
+        </w:rPr>
+      </w:r>
+      <w:r>
+        <w:rPr>
+          <w:lang w:val="fr_FR" w:bidi="fr_FR"/>
+        </w:rPr>
+        <w:t xml:space="preserve">Les expressions </w:t>
+      </w:r>
+      <w:r>
+        <w:rPr>
+          <w:b/>
+          <w:lang w:val="fr_FR" w:bidi="fr_FR"/>
+        </w:rPr>
+        <w:t>faire le bien</w:t>
+      </w:r>
+      <w:r>
+        <w:rPr>
+          <w:lang w:val="fr_FR" w:bidi="fr_FR"/>
+        </w:rPr>
+        <w:t xml:space="preserve"> et </w:t>
+      </w:r>
+      <w:r>
+        <w:rPr>
+          <w:b/>
+          <w:lang w:val="fr_FR" w:bidi="fr_FR"/>
+        </w:rPr>
+        <w:t>être riche en bonnes œuvres</w:t>
+      </w:r>
+      <w:r>
+        <w:rPr>
+          <w:lang w:val="fr_FR" w:bidi="fr_FR"/>
+        </w:rPr>
+        <w:t xml:space="preserve"> sont synonymes. Paul utilise les deux expressions ensemble pour accentuer. Si c'est plus clair pour vos lecteurs, vous pouvez exprimer l'insistance en une seule phrase. Traduction alternative : « être riche en faisant ce qui est bien » ou « faire le bien en tout temps ».</w:t>
+      </w:r>
+    </w:p>
+    <w:p>
+      <w:pPr/>
+      <w:r>
+        <w:rPr>
+          <w:lang w:val="fr_FR" w:bidi="fr_FR"/>
+        </w:rPr>
+      </w:r>
+      <w:r>
+        <w:rPr>
+          <w:lang w:val="fr_FR" w:bidi="fr_FR"/>
+        </w:rPr>
+        <w:t xml:space="preserve">Voir : </w:t>
+      </w:r>
+      <w:r>
+        <w:rPr>
+          <w:lang w:val="fr_FR" w:bidi="fr_FR"/>
+        </w:rPr>
+        <w:t>Doublet</w:t>
+      </w:r>
+      <w:r>
+        <w:rPr>
+          <w:lang w:val="fr_FR" w:bidi="fr_FR"/>
+        </w:rPr>
+      </w:r>
+      <w:r>
+        <w:rPr>
+          <w:lang w:val="fr_FR" w:bidi="fr_FR"/>
+        </w:rPr>
+      </w:r>
+    </w:p>
+    <w:p>
+      <w:pPr/>
+      <w:r>
+        <w:rPr>
+          <w:lang w:val="fr_FR" w:bidi="fr_FR"/>
+        </w:rPr>
+      </w:r>
+    </w:p>
+    <w:p>
+      <w:pPr>
+        <w:pStyle w:val="Heading2"/>
+      </w:pPr>
+      <w:r>
+        <w:rPr>
+          <w:lang w:val="fr_FR" w:bidi="fr_FR"/>
+        </w:rPr>
+        <w:t>1 Timothée 6.18 (#2)</w:t>
+      </w:r>
+      <w:r>
+        <w:rPr>
+          <w:lang w:val="fr_FR" w:bidi="fr_FR"/>
+        </w:rPr>
+      </w:r>
+    </w:p>
+    <w:p>
+      <w:pPr/>
+      <w:r>
+        <w:rPr>
+          <w:lang w:val="fr_FR" w:bidi="fr_FR"/>
+        </w:rPr>
+      </w:r>
+      <w:r>
+        <w:rPr>
+          <w:b/>
+          <w:lang w:val="fr_FR" w:bidi="fr_FR"/>
+        </w:rPr>
+        <w:t>πλουτεῖν ἐν ἔργοις καλοῖς</w:t>
+      </w:r>
+    </w:p>
+    <w:p>
+      <w:pPr/>
+      <w:r>
+        <w:rPr>
+          <w:lang w:val="fr_FR" w:bidi="fr_FR"/>
+        </w:rPr>
+      </w:r>
+      <w:r>
+        <w:rPr>
+          <w:b/>
+          <w:lang w:val="fr_FR" w:bidi="fr_FR"/>
+        </w:rPr>
+        <w:t>« Être riche en bonnes œuvres »</w:t>
+      </w:r>
+    </w:p>
+    <w:p>
+      <w:pPr/>
+      <w:r>
+        <w:rPr>
+          <w:lang w:val="fr_FR" w:bidi="fr_FR"/>
+        </w:rPr>
+      </w:r>
+      <w:r>
+        <w:rPr>
+          <w:lang w:val="fr_FR" w:bidi="fr_FR"/>
+        </w:rPr>
+        <w:t xml:space="preserve">Ici, Paul parle de </w:t>
+      </w:r>
+      <w:r>
+        <w:rPr>
+          <w:b/>
+          <w:lang w:val="fr_FR" w:bidi="fr_FR"/>
+        </w:rPr>
+        <w:t>bonnes œuvres</w:t>
+      </w:r>
+      <w:r>
+        <w:rPr>
+          <w:lang w:val="fr_FR" w:bidi="fr_FR"/>
+        </w:rPr>
+        <w:t xml:space="preserve"> comme s'il s'agissait d'argent qui pourrait rendre les gens </w:t>
+      </w:r>
+      <w:r>
+        <w:rPr>
+          <w:b/>
+          <w:lang w:val="fr_FR" w:bidi="fr_FR"/>
+        </w:rPr>
+        <w:t>riches</w:t>
+      </w:r>
+      <w:r>
+        <w:rPr>
+          <w:lang w:val="fr_FR" w:bidi="fr_FR"/>
+        </w:rPr>
+        <w:t xml:space="preserve"> s'ils en faisaient beaucoup. Il veut dire que ces croyants devraient accomplir un très grand nombre de </w:t>
+      </w:r>
+      <w:r>
+        <w:rPr>
+          <w:b/>
+          <w:lang w:val="fr_FR" w:bidi="fr_FR"/>
+        </w:rPr>
+        <w:t>bonnes œuvres</w:t>
+      </w:r>
+      <w:r>
+        <w:rPr>
+          <w:lang w:val="fr_FR" w:bidi="fr_FR"/>
+        </w:rPr>
+        <w:t>. Si cela peut être utile dans votre langue, vous pouvez expliquer la figure de style ou exprimer le sens clairement. Traduction alternative : « être riche en bonnes œuvres plutôt qu'en argent » ou « accomplir un grand nombre de bonnes œuvres »</w:t>
+      </w:r>
+    </w:p>
+    <w:p>
+      <w:pPr/>
+      <w:r>
+        <w:rPr>
+          <w:lang w:val="fr_FR" w:bidi="fr_FR"/>
+        </w:rPr>
+      </w:r>
+      <w:r>
+        <w:rPr>
+          <w:lang w:val="fr_FR" w:bidi="fr_FR"/>
+        </w:rPr>
+        <w:t xml:space="preserve">Voir : </w:t>
+      </w:r>
+      <w:r>
+        <w:rPr>
+          <w:lang w:val="fr_FR" w:bidi="fr_FR"/>
+        </w:rPr>
+        <w:t>Métaphore</w:t>
+      </w:r>
+      <w:r>
+        <w:rPr>
+          <w:lang w:val="fr_FR" w:bidi="fr_FR"/>
+        </w:rPr>
+      </w:r>
+      <w:r>
+        <w:rPr>
+          <w:lang w:val="fr_FR" w:bidi="fr_FR"/>
+        </w:rPr>
+      </w:r>
+    </w:p>
+    <w:p>
+      <w:pPr/>
+      <w:r>
+        <w:rPr>
+          <w:lang w:val="fr_FR" w:bidi="fr_FR"/>
+        </w:rPr>
+      </w:r>
+    </w:p>
+    <w:p>
+      <w:pPr>
+        <w:pStyle w:val="Heading2"/>
+      </w:pPr>
+      <w:r>
+        <w:rPr>
+          <w:lang w:val="fr_FR" w:bidi="fr_FR"/>
+        </w:rPr>
+        <w:t>1 Timothée 6.18 (#3)</w:t>
+      </w:r>
+      <w:r>
+        <w:rPr>
+          <w:lang w:val="fr_FR" w:bidi="fr_FR"/>
+        </w:rPr>
+      </w:r>
+    </w:p>
+    <w:p>
+      <w:pPr/>
+      <w:r>
+        <w:rPr>
+          <w:lang w:val="fr_FR" w:bidi="fr_FR"/>
+        </w:rPr>
+      </w:r>
+      <w:r>
+        <w:rPr>
+          <w:b/>
+          <w:lang w:val="fr_FR" w:bidi="fr_FR"/>
+        </w:rPr>
+        <w:t>εὐμεταδότους εἶναι, κοινωνικούς</w:t>
+      </w:r>
+    </w:p>
+    <w:p>
+      <w:pPr/>
+      <w:r>
+        <w:rPr>
+          <w:lang w:val="fr_FR" w:bidi="fr_FR"/>
+        </w:rPr>
+      </w:r>
+      <w:r>
+        <w:rPr>
+          <w:b/>
+          <w:lang w:val="fr_FR" w:bidi="fr_FR"/>
+        </w:rPr>
+        <w:t>« d'avoir de la libéralité, de la générosité »</w:t>
+      </w:r>
+    </w:p>
+    <w:p>
+      <w:pPr/>
+      <w:r>
+        <w:rPr>
+          <w:lang w:val="fr_FR" w:bidi="fr_FR"/>
+        </w:rPr>
+      </w:r>
+      <w:r>
+        <w:rPr>
+          <w:lang w:val="fr_FR" w:bidi="fr_FR"/>
+        </w:rPr>
+        <w:t xml:space="preserve">Les termes de </w:t>
+      </w:r>
+      <w:r>
+        <w:rPr>
+          <w:b/>
+          <w:lang w:val="fr_FR" w:bidi="fr_FR"/>
+        </w:rPr>
+        <w:t xml:space="preserve">libéralité </w:t>
+      </w:r>
+      <w:r>
+        <w:rPr>
+          <w:lang w:val="fr_FR" w:bidi="fr_FR"/>
+        </w:rPr>
+        <w:t xml:space="preserve">et de </w:t>
+      </w:r>
+      <w:r>
+        <w:rPr>
+          <w:b/>
+          <w:lang w:val="fr_FR" w:bidi="fr_FR"/>
+        </w:rPr>
+        <w:t>générosité</w:t>
+      </w:r>
+      <w:r>
+        <w:rPr>
+          <w:lang w:val="fr_FR" w:bidi="fr_FR"/>
+        </w:rPr>
+        <w:t xml:space="preserve"> ont une signification proche. Paul utilise les deux termes ensemble pour accentuer. Si c'est plus clair pour vos lecteurs, vous pouvez exprimer l'insistance avec un seul nom. Traduction alternative : « être extrêmement généreux » ou « partager tout en tout temps ».</w:t>
+      </w:r>
+    </w:p>
+    <w:p>
+      <w:pPr/>
+      <w:r>
+        <w:rPr>
+          <w:lang w:val="fr_FR" w:bidi="fr_FR"/>
+        </w:rPr>
+      </w:r>
+      <w:r>
+        <w:rPr>
+          <w:lang w:val="fr_FR" w:bidi="fr_FR"/>
+        </w:rPr>
+        <w:t xml:space="preserve">Voir : </w:t>
+      </w:r>
+      <w:r>
+        <w:rPr>
+          <w:lang w:val="fr_FR" w:bidi="fr_FR"/>
+        </w:rPr>
+        <w:t>Doublet</w:t>
+      </w:r>
+      <w:r>
+        <w:rPr>
+          <w:lang w:val="fr_FR" w:bidi="fr_FR"/>
+        </w:rPr>
+      </w:r>
+      <w:r>
+        <w:rPr>
+          <w:lang w:val="fr_FR" w:bidi="fr_FR"/>
+        </w:rPr>
+      </w:r>
+    </w:p>
+    <w:p>
+      <w:pPr/>
+      <w:r>
+        <w:rPr>
+          <w:lang w:val="fr_FR" w:bidi="fr_FR"/>
+        </w:rPr>
+      </w:r>
+    </w:p>
+    <w:p>
+      <w:pPr>
+        <w:pStyle w:val="Heading2"/>
+      </w:pPr>
+      <w:r>
+        <w:rPr>
+          <w:lang w:val="fr_FR" w:bidi="fr_FR"/>
+        </w:rPr>
+        <w:t>1 Timothée 6.19 (#1)</w:t>
+      </w:r>
+      <w:r>
+        <w:rPr>
+          <w:lang w:val="fr_FR" w:bidi="fr_FR"/>
+        </w:rPr>
+      </w:r>
+    </w:p>
+    <w:p>
+      <w:pPr/>
+      <w:r>
+        <w:rPr>
+          <w:lang w:val="fr_FR" w:bidi="fr_FR"/>
+        </w:rPr>
+      </w:r>
+      <w:r>
+        <w:rPr>
+          <w:b/>
+          <w:lang w:val="fr_FR" w:bidi="fr_FR"/>
+        </w:rPr>
+        <w:t>ἀποθησαυρίζοντας ἑαυτοῖς θεμέλιον καλὸν εἰς τὸ μέλλον</w:t>
+      </w:r>
+    </w:p>
+    <w:p>
+      <w:pPr/>
+      <w:r>
+        <w:rPr>
+          <w:lang w:val="fr_FR" w:bidi="fr_FR"/>
+        </w:rPr>
+      </w:r>
+      <w:r>
+        <w:rPr>
+          <w:b/>
+          <w:lang w:val="fr_FR" w:bidi="fr_FR"/>
+        </w:rPr>
+        <w:t>« s'amasser ainsi pour l'avenir un trésor placé sur un fondement solide »</w:t>
+      </w:r>
+    </w:p>
+    <w:p>
+      <w:pPr/>
+      <w:r>
+        <w:rPr>
+          <w:lang w:val="fr_FR" w:bidi="fr_FR"/>
+        </w:rPr>
+      </w:r>
+      <w:r>
+        <w:rPr>
+          <w:lang w:val="fr_FR" w:bidi="fr_FR"/>
+        </w:rPr>
+        <w:t xml:space="preserve">Ici, Paul parle de faire les bonnes œuvres qu'il vient de mentionner comme si cela revenait à </w:t>
+      </w:r>
+      <w:r>
+        <w:rPr>
+          <w:b/>
+          <w:lang w:val="fr_FR" w:bidi="fr_FR"/>
+        </w:rPr>
+        <w:t>amasser</w:t>
+      </w:r>
+      <w:r>
+        <w:rPr>
+          <w:lang w:val="fr_FR" w:bidi="fr_FR"/>
+        </w:rPr>
+        <w:t xml:space="preserve"> un trésor. Il veut dire que les bonnes actions faites dans cette vie garantiront de bonnes choses après le retour de Jésus. Paul dit aussi qu'accomplir ces bonnes œuvres revient à se construire </w:t>
+      </w:r>
+      <w:r>
+        <w:rPr>
+          <w:b/>
+          <w:lang w:val="fr_FR" w:bidi="fr_FR"/>
+        </w:rPr>
+        <w:t>un fondement solide</w:t>
+      </w:r>
+      <w:r>
+        <w:rPr>
+          <w:lang w:val="fr_FR" w:bidi="fr_FR"/>
+        </w:rPr>
+        <w:t>. Il veut dire que les personnes qui accomplissent ces bonnes œuvres seront certaines de vivre de bonnes choses dès le moment où Jésus reviendra. Si possible, préservez ces deux métaphores. Sinon, vous pouvez : (1) n'utiliser que la métaphore du trésor. Traduction alternative : « amassant pour eux-mêmes un bon trésor pour les temps à venir » ou « s'assurant qu'ils auront de bonnes choses dans les temps à venir comme s'ils amassaient un trésor pour eux-mêmes » (2) n'utiliser que la métaphore du fondement solide. Traduction alternative : « construisant pour eux-mêmes sur un bon fondement pour les temps à venir » ou « s'assurant qu'ils auront de bonnes choses dans les temps à venir comme s'ils construisaient sur un fondement solide » (3) formuler la chose de façon plus explicite. Traduction alternative : « s'assurant qu'ils auront de bonnes choses dans les temps à venir ».</w:t>
+      </w:r>
+    </w:p>
+    <w:p>
+      <w:pPr/>
+      <w:r>
+        <w:rPr>
+          <w:lang w:val="fr_FR" w:bidi="fr_FR"/>
+        </w:rPr>
+      </w:r>
+      <w:r>
+        <w:rPr>
+          <w:lang w:val="fr_FR" w:bidi="fr_FR"/>
+        </w:rPr>
+        <w:t xml:space="preserve">Voir : </w:t>
+      </w:r>
+      <w:r>
+        <w:rPr>
+          <w:lang w:val="fr_FR" w:bidi="fr_FR"/>
+        </w:rPr>
+        <w:t>Métaphore</w:t>
+      </w:r>
+      <w:r>
+        <w:rPr>
+          <w:lang w:val="fr_FR" w:bidi="fr_FR"/>
+        </w:rPr>
+      </w:r>
+      <w:r>
+        <w:rPr>
+          <w:lang w:val="fr_FR" w:bidi="fr_FR"/>
+        </w:rPr>
+      </w:r>
+    </w:p>
+    <w:p>
+      <w:pPr/>
+      <w:r>
+        <w:rPr>
+          <w:lang w:val="fr_FR" w:bidi="fr_FR"/>
+        </w:rPr>
+      </w:r>
+    </w:p>
+    <w:p>
+      <w:pPr>
+        <w:pStyle w:val="Heading2"/>
+      </w:pPr>
+      <w:r>
+        <w:rPr>
+          <w:lang w:val="fr_FR" w:bidi="fr_FR"/>
+        </w:rPr>
         <w:t>1 Timothée 6.19 (#2)</w:t>
       </w:r>
       <w:r>
@@ -67229,7 +69414,7 @@
         </w:rPr>
         <w:t xml:space="preserve">, qui s'oppose au « présent siècle » auquel il fait référence dans </w:t>
       </w:r>
-      <w:hyperlink r:id="rId62">
+      <w:hyperlink r:id="rId63">
         <w:r>
           <w:rPr>
             <w:lang w:val="fr_FR" w:bidi="fr_FR"/>
@@ -67482,7 +69667,7 @@
         </w:rPr>
         <w:t xml:space="preserve">comme s'ils la tenaient fermement dans leurs mains. Si c'est utile dans votre langue, vous pouvez utiliser une figure de style similaire ou formuler la chose de façon plus explicite. Regardez comment vous avez exprimé la même figure de style en </w:t>
       </w:r>
-      <w:hyperlink r:id="rId63">
+      <w:hyperlink r:id="rId64">
         <w:r>
           <w:rPr>
             <w:lang w:val="fr_FR" w:bidi="fr_FR"/>
@@ -68368,7 +70553,7 @@
         </w:rPr>
         <w:t xml:space="preserve">. Si c'est utile dans votre langue, vous pouvez utiliser une figure de style similaire ou formuler la chose de façon plus explicite. Regardez comment vous avez traduit la même phrase en </w:t>
       </w:r>
-      <w:hyperlink r:id="rId64">
+      <w:hyperlink r:id="rId65">
         <w:r>
           <w:rPr>
             <w:lang w:val="fr_FR" w:bidi="fr_FR"/>
@@ -71018,6 +73203,36 @@
   </w:num>
   <w:num w:numId="13" w16cid:durableId="592781308">
     <w:abstractNumId w:val="11"/>
+  </w:num>
+  <w:num w:numId="14">
+    <w:abstractNumId w:val="3"/>
+    <w:lvlOverride w:ilvl="0">
+      <w:startOverride w:val="1"/>
+    </w:lvlOverride>
+  </w:num>
+  <w:num w:numId="15">
+    <w:abstractNumId w:val="3"/>
+    <w:lvlOverride w:ilvl="0">
+      <w:startOverride w:val="1"/>
+    </w:lvlOverride>
+  </w:num>
+  <w:num w:numId="16">
+    <w:abstractNumId w:val="3"/>
+    <w:lvlOverride w:ilvl="0">
+      <w:startOverride w:val="1"/>
+    </w:lvlOverride>
+  </w:num>
+  <w:num w:numId="17">
+    <w:abstractNumId w:val="3"/>
+    <w:lvlOverride w:ilvl="0">
+      <w:startOverride w:val="1"/>
+    </w:lvlOverride>
+  </w:num>
+  <w:num w:numId="18">
+    <w:abstractNumId w:val="3"/>
+    <w:lvlOverride w:ilvl="0">
+      <w:startOverride w:val="1"/>
+    </w:lvlOverride>
   </w:num>
   <w:numIdMacAtCleanup w:val="10"/>
 </w:numbering>

--- a/fra/docx/54.content.docx
+++ b/fra/docx/54.content.docx
@@ -19,7 +19,7 @@
         <w:rPr>
           <w:lang w:val="fr_FR" w:bidi="fr_FR"/>
         </w:rPr>
-        <w:t>Resource: Notes de traduction (unfoldingWord)</w:t>
+        <w:t>Resource: unfoldingWord® Translation Notes</w:t>
       </w:r>
       <w:r>
         <w:rPr>
@@ -90,7 +90,7 @@
         <w:rPr>
           <w:lang w:val="fr_FR" w:bidi="fr_FR"/>
         </w:rPr>
-        <w:t>Notes de traduction (unfoldingWord)</w:t>
+        <w:t>unfoldingWord® Translation Notes</w:t>
       </w:r>
     </w:p>
     <w:p>

--- a/fra/docx/54.content.docx
+++ b/fra/docx/54.content.docx
@@ -70422,6 +70422,89 @@
           <w:lang w:val="fr_FR" w:bidi="fr_FR"/>
         </w:rPr>
         <w:t>Les noms abstraits</w:t>
+      </w:r>
+      <w:r>
+        <w:rPr>
+          <w:lang w:val="fr_FR" w:bidi="fr_FR"/>
+        </w:rPr>
+      </w:r>
+      <w:r>
+        <w:rPr>
+          <w:lang w:val="fr_FR" w:bidi="fr_FR"/>
+        </w:rPr>
+      </w:r>
+    </w:p>
+    <w:p>
+      <w:pPr/>
+      <w:r>
+        <w:rPr>
+          <w:lang w:val="fr_FR" w:bidi="fr_FR"/>
+        </w:rPr>
+      </w:r>
+    </w:p>
+    <w:p>
+      <w:pPr>
+        <w:pStyle w:val="Heading2"/>
+      </w:pPr>
+      <w:r>
+        <w:rPr>
+          <w:lang w:val="fr_FR" w:bidi="fr_FR"/>
+        </w:rPr>
+        <w:t>1 Timothée 6.20–21 (#5)</w:t>
+      </w:r>
+      <w:r>
+        <w:rPr>
+          <w:lang w:val="fr_FR" w:bidi="fr_FR"/>
+        </w:rPr>
+      </w:r>
+    </w:p>
+    <w:p>
+      <w:pPr/>
+      <w:r>
+        <w:rPr>
+          <w:lang w:val="fr_FR" w:bidi="fr_FR"/>
+        </w:rPr>
+      </w:r>
+      <w:r>
+        <w:rPr>
+          <w:b/>
+          <w:lang w:val="fr_FR" w:bidi="fr_FR"/>
+        </w:rPr>
+        <w:t>« de la fausse science »</w:t>
+      </w:r>
+    </w:p>
+    <w:p>
+      <w:pPr/>
+      <w:r>
+        <w:rPr>
+          <w:lang w:val="fr_FR" w:bidi="fr_FR"/>
+        </w:rPr>
+      </w:r>
+      <w:r>
+        <w:rPr>
+          <w:lang w:val="fr_FR" w:bidi="fr_FR"/>
+        </w:rPr>
+        <w:t>Le mot grec traduit « fausse » qualifie ce qui est appelé de la connaissance mais qui ne l'est pas. Dans certaines langues, une forme passive sera préférable pour traduire ce terme, tandis que dans d'autres, une forme active ou autre sera préférable. Choisissez la formulation la plus naturelle dans votre langue. Si vous devez indiquer qui a fait l'action, vous pouvez utiliser un sujet impersonnel. Traduction alternative : « de ce que les gens appellent à tort connaissance », « de ce qui est appelé à tort connaissance », « de la pseudo-connaissance » (Segond 21), « de ce qu'on appelle à tort la connaissance », « connaissance faussement ainsi nommée » (Darby, voir aussi Bible Annotée, Lausanne, Ostervald), « de la prétendue connaissance », « qui porte faussement le nom de science » (Grande Bible de Tours).</w:t>
+      </w:r>
+    </w:p>
+    <w:p>
+      <w:pPr/>
+      <w:r>
+        <w:rPr>
+          <w:lang w:val="fr_FR" w:bidi="fr_FR"/>
+        </w:rPr>
+      </w:r>
+      <w:r>
+        <w:rPr>
+          <w:lang w:val="fr_FR" w:bidi="fr_FR"/>
+        </w:rPr>
+        <w:t xml:space="preserve">Voir : </w:t>
+      </w:r>
+      <w:r>
+        <w:rPr>
+          <w:lang w:val="fr_FR" w:bidi="fr_FR"/>
+        </w:rPr>
+        <w:t>Actif ou passif</w:t>
       </w:r>
       <w:r>
         <w:rPr>
